--- a/Rapports_mensuels/Mois2026_02/ipc_note_08_ar_2026_02.docx
+++ b/Rapports_mensuels/Mois2026_02/ipc_note_08_ar_2026_02.docx
@@ -37,7 +37,7 @@
         <w:pStyle w:val="ipccorps"/>
       </w:pPr>
       <w:r>
-        <w:t xml:space="preserve">على المستوى الشهري ارتفع الرقم الاستدلالي للمواد ىالغذائية ب 2.3% في شهر فبراير 2026 مقارنة بشهر يناير .2026 ويعزى ذلك الى زيادة أثمان</w:t>
+        <w:t xml:space="preserve">على المستوى الشهري ارتفع الرقم الاستدلالي للمواد الغذائية ب 2.3% في شهر فبراير 2026 مقارنة بشهر يناير .2026 ويعزى ذلك الى زيادة أثمان</w:t>
       </w:r>
       <w:r>
         <w:t xml:space="preserve"> </w:t>

--- a/Rapports_mensuels/Mois2026_02/ipc_note_08_ar_2026_02.docx
+++ b/Rapports_mensuels/Mois2026_02/ipc_note_08_ar_2026_02.docx
@@ -37,7 +37,19 @@
         <w:pStyle w:val="ipccorps"/>
       </w:pPr>
       <w:r>
-        <w:t xml:space="preserve">على المستوى الشهري ارتفع الرقم الاستدلالي للمواد الغذائية ب 2.3% في شهر فبراير 2026 مقارنة بشهر يناير .2026 ويعزى ذلك الى زيادة أثمان</w:t>
+        <w:t xml:space="preserve">على المستوى الشهري ارتفع الرقم الاستدلالي للمواد الغذائية ب</w:t>
+      </w:r>
+      <w:r>
+        <w:t xml:space="preserve"> </w:t>
+      </w:r>
+      <w:r>
+        <w:t xml:space="preserve">2.3%</w:t>
+      </w:r>
+      <w:r>
+        <w:t xml:space="preserve"> </w:t>
+      </w:r>
+      <w:r>
+        <w:t xml:space="preserve">في شهر فبراير 2026 مقارنة بشهر يناير .2026 ويعزى ذلك الى زيادة أثمان</w:t>
       </w:r>
       <w:r>
         <w:t xml:space="preserve"> </w:t>
@@ -50,10 +62,7 @@
         <w:t xml:space="preserve">الأسماك والمأكولات البحرية</w:t>
       </w:r>
       <w:r>
-        <w:t xml:space="preserve"> </w:t>
-      </w:r>
-      <w:r>
-        <w:t xml:space="preserve">ب 6.9 % ‏،</w:t>
+        <w:t xml:space="preserve">ب6.9% ‏،</w:t>
       </w:r>
       <w:r>
         <w:t xml:space="preserve"> </w:t>
@@ -66,10 +75,7 @@
         <w:t xml:space="preserve">الخضراوات</w:t>
       </w:r>
       <w:r>
-        <w:t xml:space="preserve"> </w:t>
-      </w:r>
-      <w:r>
-        <w:t xml:space="preserve">ب 5.9 % ‏،</w:t>
+        <w:t xml:space="preserve">ب5.9% ‏،</w:t>
       </w:r>
       <w:r>
         <w:t xml:space="preserve"> </w:t>
@@ -82,10 +88,7 @@
         <w:t xml:space="preserve">الفواكه</w:t>
       </w:r>
       <w:r>
-        <w:t xml:space="preserve"> </w:t>
-      </w:r>
-      <w:r>
-        <w:t xml:space="preserve">ب 5.5 % ‏،</w:t>
+        <w:t xml:space="preserve">ب5.5% ‏،</w:t>
       </w:r>
       <w:r>
         <w:t xml:space="preserve"> </w:t>
@@ -98,10 +101,7 @@
         <w:t xml:space="preserve">مقهى، شاي وكاكاو</w:t>
       </w:r>
       <w:r>
-        <w:t xml:space="preserve"> </w:t>
-      </w:r>
-      <w:r>
-        <w:t xml:space="preserve">ب 2.3 % ‏،</w:t>
+        <w:t xml:space="preserve">ب2.3% ‏،</w:t>
       </w:r>
       <w:r>
         <w:t xml:space="preserve"> </w:t>
@@ -114,10 +114,7 @@
         <w:t xml:space="preserve">اللحم</w:t>
       </w:r>
       <w:r>
-        <w:t xml:space="preserve"> </w:t>
-      </w:r>
-      <w:r>
-        <w:t xml:space="preserve">ب 2 % ‏،</w:t>
+        <w:t xml:space="preserve">ب2% ‏،</w:t>
       </w:r>
       <w:r>
         <w:t xml:space="preserve"> </w:t>
@@ -133,7 +130,20 @@
         <w:t xml:space="preserve"> </w:t>
       </w:r>
       <w:r>
-        <w:t xml:space="preserve">ب 0.7 % ‏،</w:t>
+        <w:t xml:space="preserve">و</w:t>
+      </w:r>
+      <w:r>
+        <w:t xml:space="preserve"> </w:t>
+      </w:r>
+      <w:r>
+        <w:rPr>
+          <w:b/>
+          <w:bCs/>
+        </w:rPr>
+        <w:t xml:space="preserve">خدمات تقديم الطعام</w:t>
+      </w:r>
+      <w:r>
+        <w:t xml:space="preserve">ب0.7% ‏،</w:t>
       </w:r>
       <w:r>
         <w:t xml:space="preserve"> </w:t>
@@ -146,10 +156,7 @@
         <w:t xml:space="preserve">مواد غذائية غير مصنفة في مكان آخر</w:t>
       </w:r>
       <w:r>
-        <w:t xml:space="preserve"> </w:t>
-      </w:r>
-      <w:r>
-        <w:t xml:space="preserve">ب 0.4 % ‏،</w:t>
+        <w:t xml:space="preserve">ب0.4% ‏ و</w:t>
       </w:r>
       <w:r>
         <w:t xml:space="preserve"> </w:t>
@@ -162,10 +169,7 @@
         <w:t xml:space="preserve">الحليب والجبن والبيض</w:t>
       </w:r>
       <w:r>
-        <w:t xml:space="preserve"> </w:t>
-      </w:r>
-      <w:r>
-        <w:t xml:space="preserve">ب 0.3 % ‏</w:t>
+        <w:t xml:space="preserve">ب0.3% ‏</w:t>
       </w:r>
     </w:p>
     <w:p>
@@ -173,7 +177,7 @@
         <w:pStyle w:val="ipccorps"/>
       </w:pPr>
       <w:r>
-        <w:t xml:space="preserve">كما ارتفع التغير الشهري للرقم الاستدلالي للمواد غير الغذائية ب (0.2% ) جراء زيادة أثمان الأقسام التالية:</w:t>
+        <w:t xml:space="preserve">كما، ارتفع التغير الشهري للرقم الاستدلالي للمواد غير الغذائية ب (0.2% ) جراء زيادة أثمان الأقسام التالية:</w:t>
       </w:r>
       <w:r>
         <w:t xml:space="preserve"> </w:t>
@@ -186,10 +190,7 @@
         <w:t xml:space="preserve">مواصلات</w:t>
       </w:r>
       <w:r>
-        <w:t xml:space="preserve"> </w:t>
-      </w:r>
-      <w:r>
-        <w:t xml:space="preserve">ب 1.2 % ‏،</w:t>
+        <w:t xml:space="preserve">ب1.2% ‏ و</w:t>
       </w:r>
       <w:r>
         <w:t xml:space="preserve"> </w:t>
@@ -202,10 +203,7 @@
         <w:t xml:space="preserve">سلع وخدمات متنوعة</w:t>
       </w:r>
       <w:r>
-        <w:t xml:space="preserve"> </w:t>
-      </w:r>
-      <w:r>
-        <w:t xml:space="preserve">ب 0.7 % ‏ .</w:t>
+        <w:t xml:space="preserve">ب0.7% ‏ .</w:t>
       </w:r>
     </w:p>
     <w:p>
@@ -239,10 +237,7 @@
         <w:t xml:space="preserve">الأسماك والمأكولات البحرية</w:t>
       </w:r>
       <w:r>
-        <w:t xml:space="preserve"> </w:t>
-      </w:r>
-      <w:r>
-        <w:t xml:space="preserve">ب 15.4 % ‏،</w:t>
+        <w:t xml:space="preserve">ب15.4% ‏،</w:t>
       </w:r>
       <w:r>
         <w:t xml:space="preserve"> </w:t>
@@ -255,10 +250,7 @@
         <w:t xml:space="preserve">الخضراوات</w:t>
       </w:r>
       <w:r>
-        <w:t xml:space="preserve"> </w:t>
-      </w:r>
-      <w:r>
-        <w:t xml:space="preserve">ب 14.4 % ‏،</w:t>
+        <w:t xml:space="preserve">ب14.4% ‏،</w:t>
       </w:r>
       <w:r>
         <w:t xml:space="preserve"> </w:t>
@@ -271,10 +263,7 @@
         <w:t xml:space="preserve">مقهى، شاي وكاكاو</w:t>
       </w:r>
       <w:r>
-        <w:t xml:space="preserve"> </w:t>
-      </w:r>
-      <w:r>
-        <w:t xml:space="preserve">ب 6.2 % ‏،</w:t>
+        <w:t xml:space="preserve">ب6.2% ‏،</w:t>
       </w:r>
       <w:r>
         <w:t xml:space="preserve"> </w:t>
@@ -287,10 +276,7 @@
         <w:t xml:space="preserve">الفواكه</w:t>
       </w:r>
       <w:r>
-        <w:t xml:space="preserve"> </w:t>
-      </w:r>
-      <w:r>
-        <w:t xml:space="preserve">ب 4.5 % ‏،</w:t>
+        <w:t xml:space="preserve">ب4.5% ‏،</w:t>
       </w:r>
       <w:r>
         <w:t xml:space="preserve"> </w:t>
@@ -303,10 +289,7 @@
         <w:t xml:space="preserve">التبغ</w:t>
       </w:r>
       <w:r>
-        <w:t xml:space="preserve"> </w:t>
-      </w:r>
-      <w:r>
-        <w:t xml:space="preserve">ب 3.7 % ‏،</w:t>
+        <w:t xml:space="preserve">ب3.7% ‏،</w:t>
       </w:r>
       <w:r>
         <w:t xml:space="preserve"> </w:t>
@@ -319,10 +302,7 @@
         <w:t xml:space="preserve">مواد غذائية غير مصنفة في مكان آخر</w:t>
       </w:r>
       <w:r>
-        <w:t xml:space="preserve"> </w:t>
-      </w:r>
-      <w:r>
-        <w:t xml:space="preserve">ب 1 % ‏،</w:t>
+        <w:t xml:space="preserve">ب1% ‏ و</w:t>
       </w:r>
       <w:r>
         <w:t xml:space="preserve"> </w:t>
@@ -335,10 +315,7 @@
         <w:t xml:space="preserve">السكر، والمربى، والعسل، والشوكولاتة، والحلويات</w:t>
       </w:r>
       <w:r>
-        <w:t xml:space="preserve"> </w:t>
-      </w:r>
-      <w:r>
-        <w:t xml:space="preserve">ب 0.8 % ‏. وعلى الرغم من الانخفاضات المسجلة في أثمان المواد</w:t>
+        <w:t xml:space="preserve">ب0.8% ‏. وعلى الرغم من الانخفاضات المسجلة في أثمان المواد</w:t>
       </w:r>
       <w:r>
         <w:t xml:space="preserve"> </w:t>
@@ -357,10 +334,7 @@
         <w:t xml:space="preserve">الزيوت والدهون</w:t>
       </w:r>
       <w:r>
-        <w:t xml:space="preserve"> </w:t>
-      </w:r>
-      <w:r>
-        <w:t xml:space="preserve">ب -14.3 % ‏،</w:t>
+        <w:t xml:space="preserve">ب14.3% ‏،</w:t>
       </w:r>
       <w:r>
         <w:t xml:space="preserve"> </w:t>
@@ -373,10 +347,7 @@
         <w:t xml:space="preserve">اللحم</w:t>
       </w:r>
       <w:r>
-        <w:t xml:space="preserve"> </w:t>
-      </w:r>
-      <w:r>
-        <w:t xml:space="preserve">ب -7.4 % ‏،</w:t>
+        <w:t xml:space="preserve">ب7.4% ‏،</w:t>
       </w:r>
       <w:r>
         <w:t xml:space="preserve"> </w:t>
@@ -389,10 +360,7 @@
         <w:t xml:space="preserve">الحليب والجبن والبيض</w:t>
       </w:r>
       <w:r>
-        <w:t xml:space="preserve"> </w:t>
-      </w:r>
-      <w:r>
-        <w:t xml:space="preserve">ب -0.8 % ‏،</w:t>
+        <w:t xml:space="preserve">ب0.8% ‏ و</w:t>
       </w:r>
       <w:r>
         <w:t xml:space="preserve"> </w:t>
@@ -408,7 +376,20 @@
         <w:t xml:space="preserve"> </w:t>
       </w:r>
       <w:r>
-        <w:t xml:space="preserve">ب -0.6 % ‏ و كذا</w:t>
+        <w:t xml:space="preserve">و</w:t>
+      </w:r>
+      <w:r>
+        <w:t xml:space="preserve"> </w:t>
+      </w:r>
+      <w:r>
+        <w:rPr>
+          <w:b/>
+          <w:bCs/>
+        </w:rPr>
+        <w:t xml:space="preserve">خدمات تقديم الطعام</w:t>
+      </w:r>
+      <w:r>
+        <w:t xml:space="preserve">ب0.6% ‏ و كذا</w:t>
       </w:r>
       <w:r>
         <w:t xml:space="preserve"> </w:t>
@@ -427,10 +408,7 @@
         <w:t xml:space="preserve">المياه المعدنية، والمشروبات الغازية، وعصائر الفاكهة والخضراوات (بدون تاريخ)</w:t>
       </w:r>
       <w:r>
-        <w:t xml:space="preserve"> </w:t>
-      </w:r>
-      <w:r>
-        <w:t xml:space="preserve">فإن ذلك لم يؤثر على التطور</w:t>
+        <w:t xml:space="preserve">ب0% ‏ فإن ذلك لم يؤثر على التطور</w:t>
       </w:r>
       <w:r>
         <w:t xml:space="preserve"> </w:t>
@@ -457,10 +435,7 @@
         <w:t xml:space="preserve">مواصلات</w:t>
       </w:r>
       <w:r>
-        <w:t xml:space="preserve"> </w:t>
-      </w:r>
-      <w:r>
-        <w:t xml:space="preserve">ب -4.5 % ‏ بينما ارتفع</w:t>
+        <w:t xml:space="preserve">ب4.5% ‏ بينما ارتفع</w:t>
       </w:r>
       <w:r>
         <w:t xml:space="preserve"> </w:t>
@@ -473,10 +448,7 @@
         <w:t xml:space="preserve">تعليم</w:t>
       </w:r>
       <w:r>
-        <w:t xml:space="preserve"> </w:t>
-      </w:r>
-      <w:r>
-        <w:t xml:space="preserve">ب 10.9 % ‏</w:t>
+        <w:t xml:space="preserve">ب10.9% ‏</w:t>
       </w:r>
     </w:p>
     <w:p>

--- a/Rapports_mensuels/Mois2026_02/ipc_note_08_ar_2026_02.docx
+++ b/Rapports_mensuels/Mois2026_02/ipc_note_08_ar_2026_02.docx
@@ -511,7 +511,7 @@
         <w:pStyle w:val="ipccorps"/>
       </w:pPr>
       <w:r>
-        <w:t xml:space="preserve">قراءة: في فبراير 2026 ارتفع الرقم الاستدلالي للأثمان عند الاستهلاك</w:t>
+        <w:t xml:space="preserve">في فبراير 2026 ارتفع الرقم الاستدلالي للأثمان عند الاستهلاك</w:t>
       </w:r>
       <w:r>
         <w:t xml:space="preserve"> </w:t>
@@ -580,7 +580,7 @@
         <w:pStyle w:val="ipccorps"/>
       </w:pPr>
       <w:r>
-        <w:t xml:space="preserve">قراءة: في فبراير 2026 ارتفع الرقم الاستدلالي للأثمان عند الاستهلاك</w:t>
+        <w:t xml:space="preserve">في فبراير 2026 ارتفع الرقم الاستدلالي للأثمان عند الاستهلاك</w:t>
       </w:r>
       <w:r>
         <w:t xml:space="preserve"> </w:t>
@@ -648,28 +648,28 @@
                 <w:left w:val="none" w:sz="0" w:space="0" w:color="000000"/>
                 <w:right w:val="none" w:sz="0" w:space="0" w:color="000000"/>
               </w:pBdr>
-              <w:spacing w:after="36" w:before="36" w:line="432"/>
-              <w:ind w:left="100" w:right="100" w:firstLine="0" w:firstLineChars="0"/>
-              <w:rPr>
-                <w:rFonts w:ascii="Times New Roman" w:hAnsi="Times New Roman" w:eastAsia="Times New Roman" w:cs="Times New Roman"/>
-                <w:i w:val="false"/>
-                <w:b w:val="true"/>
-                <w:u w:val="none"/>
-                <w:strike w:val="false"/>
-                <w:sz w:val="16"/>
-                <w:szCs w:val="16"/>
-                <w:color w:val="000000"/>
-              </w:rPr>
-            </w:pPr>
-            <w:r xmlns:w="http://schemas.openxmlformats.org/wordprocessingml/2006/main" xmlns:wp="http://schemas.openxmlformats.org/drawingml/2006/wordprocessingDrawing" xmlns:r="http://schemas.openxmlformats.org/officeDocument/2006/relationships" xmlns:w14="http://schemas.microsoft.com/office/word/2010/wordml">
-              <w:rPr>
-                <w:rFonts w:ascii="Times New Roman" w:hAnsi="Times New Roman" w:eastAsia="Times New Roman" w:cs="Times New Roman"/>
-                <w:i w:val="false"/>
-                <w:b w:val="true"/>
-                <w:u w:val="none"/>
-                <w:strike w:val="false"/>
-                <w:sz w:val="16"/>
-                <w:szCs w:val="16"/>
+              <w:spacing w:after="0" w:before="0" w:line="432"/>
+              <w:ind w:left="100" w:right="100" w:firstLine="0" w:firstLineChars="0"/>
+              <w:rPr>
+                <w:rFonts w:ascii="Times New Roman" w:hAnsi="Times New Roman" w:eastAsia="Times New Roman" w:cs="Times New Roman"/>
+                <w:i w:val="false"/>
+                <w:b w:val="true"/>
+                <w:u w:val="none"/>
+                <w:strike w:val="false"/>
+                <w:sz w:val="14"/>
+                <w:szCs w:val="14"/>
+                <w:color w:val="000000"/>
+              </w:rPr>
+            </w:pPr>
+            <w:r xmlns:w="http://schemas.openxmlformats.org/wordprocessingml/2006/main" xmlns:wp="http://schemas.openxmlformats.org/drawingml/2006/wordprocessingDrawing" xmlns:r="http://schemas.openxmlformats.org/officeDocument/2006/relationships" xmlns:w14="http://schemas.microsoft.com/office/word/2010/wordml">
+              <w:rPr>
+                <w:rFonts w:ascii="Times New Roman" w:hAnsi="Times New Roman" w:eastAsia="Times New Roman" w:cs="Times New Roman"/>
+                <w:i w:val="false"/>
+                <w:b w:val="true"/>
+                <w:u w:val="none"/>
+                <w:strike w:val="false"/>
+                <w:sz w:val="14"/>
+                <w:szCs w:val="14"/>
                 <w:color w:val="000000"/>
               </w:rPr>
               <w:t xml:space="preserve">التغير (%) منذ</w:t>
@@ -703,28 +703,28 @@
                 <w:left w:val="none" w:sz="0" w:space="0" w:color="000000"/>
                 <w:right w:val="none" w:sz="0" w:space="0" w:color="000000"/>
               </w:pBdr>
-              <w:spacing w:after="36" w:before="36" w:line="432"/>
-              <w:ind w:left="100" w:right="100" w:firstLine="0" w:firstLineChars="0"/>
-              <w:rPr>
-                <w:rFonts w:ascii="Times New Roman" w:hAnsi="Times New Roman" w:eastAsia="Times New Roman" w:cs="Times New Roman"/>
-                <w:i w:val="false"/>
-                <w:b w:val="true"/>
-                <w:u w:val="none"/>
-                <w:strike w:val="false"/>
-                <w:sz w:val="16"/>
-                <w:szCs w:val="16"/>
-                <w:color w:val="000000"/>
-              </w:rPr>
-            </w:pPr>
-            <w:r xmlns:w="http://schemas.openxmlformats.org/wordprocessingml/2006/main" xmlns:wp="http://schemas.openxmlformats.org/drawingml/2006/wordprocessingDrawing" xmlns:r="http://schemas.openxmlformats.org/officeDocument/2006/relationships" xmlns:w14="http://schemas.microsoft.com/office/word/2010/wordml">
-              <w:rPr>
-                <w:rFonts w:ascii="Times New Roman" w:hAnsi="Times New Roman" w:eastAsia="Times New Roman" w:cs="Times New Roman"/>
-                <w:i w:val="false"/>
-                <w:b w:val="true"/>
-                <w:u w:val="none"/>
-                <w:strike w:val="false"/>
-                <w:sz w:val="16"/>
-                <w:szCs w:val="16"/>
+              <w:spacing w:after="0" w:before="0" w:line="432"/>
+              <w:ind w:left="100" w:right="100" w:firstLine="0" w:firstLineChars="0"/>
+              <w:rPr>
+                <w:rFonts w:ascii="Times New Roman" w:hAnsi="Times New Roman" w:eastAsia="Times New Roman" w:cs="Times New Roman"/>
+                <w:i w:val="false"/>
+                <w:b w:val="true"/>
+                <w:u w:val="none"/>
+                <w:strike w:val="false"/>
+                <w:sz w:val="14"/>
+                <w:szCs w:val="14"/>
+                <w:color w:val="000000"/>
+              </w:rPr>
+            </w:pPr>
+            <w:r xmlns:w="http://schemas.openxmlformats.org/wordprocessingml/2006/main" xmlns:wp="http://schemas.openxmlformats.org/drawingml/2006/wordprocessingDrawing" xmlns:r="http://schemas.openxmlformats.org/officeDocument/2006/relationships" xmlns:w14="http://schemas.microsoft.com/office/word/2010/wordml">
+              <w:rPr>
+                <w:rFonts w:ascii="Times New Roman" w:hAnsi="Times New Roman" w:eastAsia="Times New Roman" w:cs="Times New Roman"/>
+                <w:i w:val="false"/>
+                <w:b w:val="true"/>
+                <w:u w:val="none"/>
+                <w:strike w:val="false"/>
+                <w:sz w:val="14"/>
+                <w:szCs w:val="14"/>
                 <w:color w:val="000000"/>
               </w:rPr>
               <w:t xml:space="preserve">الرقم الاستدلالي لشهر</w:t>
@@ -758,28 +758,28 @@
                 <w:left w:val="none" w:sz="0" w:space="0" w:color="000000"/>
                 <w:right w:val="none" w:sz="0" w:space="0" w:color="000000"/>
               </w:pBdr>
-              <w:spacing w:after="36" w:before="36" w:line="432"/>
-              <w:ind w:left="100" w:right="100" w:firstLine="0" w:firstLineChars="0"/>
-              <w:rPr>
-                <w:rFonts w:ascii="Times New Roman" w:hAnsi="Times New Roman" w:eastAsia="Times New Roman" w:cs="Times New Roman"/>
-                <w:i w:val="false"/>
-                <w:b w:val="true"/>
-                <w:u w:val="none"/>
-                <w:strike w:val="false"/>
-                <w:sz w:val="16"/>
-                <w:szCs w:val="16"/>
-                <w:color w:val="000000"/>
-              </w:rPr>
-            </w:pPr>
-            <w:r xmlns:w="http://schemas.openxmlformats.org/wordprocessingml/2006/main" xmlns:wp="http://schemas.openxmlformats.org/drawingml/2006/wordprocessingDrawing" xmlns:r="http://schemas.openxmlformats.org/officeDocument/2006/relationships" xmlns:w14="http://schemas.microsoft.com/office/word/2010/wordml">
-              <w:rPr>
-                <w:rFonts w:ascii="Times New Roman" w:hAnsi="Times New Roman" w:eastAsia="Times New Roman" w:cs="Times New Roman"/>
-                <w:i w:val="false"/>
-                <w:b w:val="true"/>
-                <w:u w:val="none"/>
-                <w:strike w:val="false"/>
-                <w:sz w:val="16"/>
-                <w:szCs w:val="16"/>
+              <w:spacing w:after="0" w:before="0" w:line="432"/>
+              <w:ind w:left="100" w:right="100" w:firstLine="0" w:firstLineChars="0"/>
+              <w:rPr>
+                <w:rFonts w:ascii="Times New Roman" w:hAnsi="Times New Roman" w:eastAsia="Times New Roman" w:cs="Times New Roman"/>
+                <w:i w:val="false"/>
+                <w:b w:val="true"/>
+                <w:u w:val="none"/>
+                <w:strike w:val="false"/>
+                <w:sz w:val="14"/>
+                <w:szCs w:val="14"/>
+                <w:color w:val="000000"/>
+              </w:rPr>
+            </w:pPr>
+            <w:r xmlns:w="http://schemas.openxmlformats.org/wordprocessingml/2006/main" xmlns:wp="http://schemas.openxmlformats.org/drawingml/2006/wordprocessingDrawing" xmlns:r="http://schemas.openxmlformats.org/officeDocument/2006/relationships" xmlns:w14="http://schemas.microsoft.com/office/word/2010/wordml">
+              <w:rPr>
+                <w:rFonts w:ascii="Times New Roman" w:hAnsi="Times New Roman" w:eastAsia="Times New Roman" w:cs="Times New Roman"/>
+                <w:i w:val="false"/>
+                <w:b w:val="true"/>
+                <w:u w:val="none"/>
+                <w:strike w:val="false"/>
+                <w:sz w:val="14"/>
+                <w:szCs w:val="14"/>
                 <w:color w:val="000000"/>
               </w:rPr>
               <w:t xml:space="preserve">الترجيحات</w:t>
@@ -813,28 +813,28 @@
                 <w:left w:val="none" w:sz="0" w:space="0" w:color="000000"/>
                 <w:right w:val="none" w:sz="0" w:space="0" w:color="000000"/>
               </w:pBdr>
-              <w:spacing w:after="36" w:before="36" w:line="432"/>
-              <w:ind w:left="100" w:right="100" w:firstLine="0" w:firstLineChars="0"/>
-              <w:rPr>
-                <w:rFonts w:ascii="Times New Roman" w:hAnsi="Times New Roman" w:eastAsia="Times New Roman" w:cs="Times New Roman"/>
-                <w:i w:val="false"/>
-                <w:b w:val="true"/>
-                <w:u w:val="none"/>
-                <w:strike w:val="false"/>
-                <w:sz w:val="16"/>
-                <w:szCs w:val="16"/>
-                <w:color w:val="000000"/>
-              </w:rPr>
-            </w:pPr>
-            <w:r xmlns:w="http://schemas.openxmlformats.org/wordprocessingml/2006/main" xmlns:wp="http://schemas.openxmlformats.org/drawingml/2006/wordprocessingDrawing" xmlns:r="http://schemas.openxmlformats.org/officeDocument/2006/relationships" xmlns:w14="http://schemas.microsoft.com/office/word/2010/wordml">
-              <w:rPr>
-                <w:rFonts w:ascii="Times New Roman" w:hAnsi="Times New Roman" w:eastAsia="Times New Roman" w:cs="Times New Roman"/>
-                <w:i w:val="false"/>
-                <w:b w:val="true"/>
-                <w:u w:val="none"/>
-                <w:strike w:val="false"/>
-                <w:sz w:val="16"/>
-                <w:szCs w:val="16"/>
+              <w:spacing w:after="0" w:before="0" w:line="432"/>
+              <w:ind w:left="100" w:right="100" w:firstLine="0" w:firstLineChars="0"/>
+              <w:rPr>
+                <w:rFonts w:ascii="Times New Roman" w:hAnsi="Times New Roman" w:eastAsia="Times New Roman" w:cs="Times New Roman"/>
+                <w:i w:val="false"/>
+                <w:b w:val="true"/>
+                <w:u w:val="none"/>
+                <w:strike w:val="false"/>
+                <w:sz w:val="14"/>
+                <w:szCs w:val="14"/>
+                <w:color w:val="000000"/>
+              </w:rPr>
+            </w:pPr>
+            <w:r xmlns:w="http://schemas.openxmlformats.org/wordprocessingml/2006/main" xmlns:wp="http://schemas.openxmlformats.org/drawingml/2006/wordprocessingDrawing" xmlns:r="http://schemas.openxmlformats.org/officeDocument/2006/relationships" xmlns:w14="http://schemas.microsoft.com/office/word/2010/wordml">
+              <w:rPr>
+                <w:rFonts w:ascii="Times New Roman" w:hAnsi="Times New Roman" w:eastAsia="Times New Roman" w:cs="Times New Roman"/>
+                <w:i w:val="false"/>
+                <w:b w:val="true"/>
+                <w:u w:val="none"/>
+                <w:strike w:val="false"/>
+                <w:sz w:val="14"/>
+                <w:szCs w:val="14"/>
                 <w:color w:val="000000"/>
               </w:rPr>
               <w:t xml:space="preserve">أقسام المواد</w:t>
@@ -874,28 +874,28 @@
                 <w:left w:val="none" w:sz="0" w:space="0" w:color="000000"/>
                 <w:right w:val="none" w:sz="0" w:space="0" w:color="000000"/>
               </w:pBdr>
-              <w:spacing w:after="36" w:before="36" w:line="432"/>
-              <w:ind w:left="100" w:right="100" w:firstLine="0" w:firstLineChars="0"/>
-              <w:rPr>
-                <w:rFonts w:ascii="Times New Roman" w:hAnsi="Times New Roman" w:eastAsia="Times New Roman" w:cs="Times New Roman"/>
-                <w:i w:val="false"/>
-                <w:b w:val="true"/>
-                <w:u w:val="none"/>
-                <w:strike w:val="false"/>
-                <w:sz w:val="16"/>
-                <w:szCs w:val="16"/>
-                <w:color w:val="000000"/>
-              </w:rPr>
-            </w:pPr>
-            <w:r xmlns:w="http://schemas.openxmlformats.org/wordprocessingml/2006/main" xmlns:wp="http://schemas.openxmlformats.org/drawingml/2006/wordprocessingDrawing" xmlns:r="http://schemas.openxmlformats.org/officeDocument/2006/relationships" xmlns:w14="http://schemas.microsoft.com/office/word/2010/wordml">
-              <w:rPr>
-                <w:rFonts w:ascii="Times New Roman" w:hAnsi="Times New Roman" w:eastAsia="Times New Roman" w:cs="Times New Roman"/>
-                <w:i w:val="false"/>
-                <w:b w:val="true"/>
-                <w:u w:val="none"/>
-                <w:strike w:val="false"/>
-                <w:sz w:val="16"/>
-                <w:szCs w:val="16"/>
+              <w:spacing w:after="0" w:before="0" w:line="432"/>
+              <w:ind w:left="100" w:right="100" w:firstLine="0" w:firstLineChars="0"/>
+              <w:rPr>
+                <w:rFonts w:ascii="Times New Roman" w:hAnsi="Times New Roman" w:eastAsia="Times New Roman" w:cs="Times New Roman"/>
+                <w:i w:val="false"/>
+                <w:b w:val="true"/>
+                <w:u w:val="none"/>
+                <w:strike w:val="false"/>
+                <w:sz w:val="14"/>
+                <w:szCs w:val="14"/>
+                <w:color w:val="000000"/>
+              </w:rPr>
+            </w:pPr>
+            <w:r xmlns:w="http://schemas.openxmlformats.org/wordprocessingml/2006/main" xmlns:wp="http://schemas.openxmlformats.org/drawingml/2006/wordprocessingDrawing" xmlns:r="http://schemas.openxmlformats.org/officeDocument/2006/relationships" xmlns:w14="http://schemas.microsoft.com/office/word/2010/wordml">
+              <w:rPr>
+                <w:rFonts w:ascii="Times New Roman" w:hAnsi="Times New Roman" w:eastAsia="Times New Roman" w:cs="Times New Roman"/>
+                <w:i w:val="false"/>
+                <w:b w:val="true"/>
+                <w:u w:val="none"/>
+                <w:strike w:val="false"/>
+                <w:sz w:val="14"/>
+                <w:szCs w:val="14"/>
                 <w:color w:val="000000"/>
               </w:rPr>
               <w:t xml:space="preserve">12 شهرا</w:t>
@@ -928,28 +928,28 @@
                 <w:left w:val="none" w:sz="0" w:space="0" w:color="000000"/>
                 <w:right w:val="none" w:sz="0" w:space="0" w:color="000000"/>
               </w:pBdr>
-              <w:spacing w:after="36" w:before="36" w:line="432"/>
-              <w:ind w:left="100" w:right="100" w:firstLine="0" w:firstLineChars="0"/>
-              <w:rPr>
-                <w:rFonts w:ascii="Times New Roman" w:hAnsi="Times New Roman" w:eastAsia="Times New Roman" w:cs="Times New Roman"/>
-                <w:i w:val="false"/>
-                <w:b w:val="true"/>
-                <w:u w:val="none"/>
-                <w:strike w:val="false"/>
-                <w:sz w:val="16"/>
-                <w:szCs w:val="16"/>
-                <w:color w:val="000000"/>
-              </w:rPr>
-            </w:pPr>
-            <w:r xmlns:w="http://schemas.openxmlformats.org/wordprocessingml/2006/main" xmlns:wp="http://schemas.openxmlformats.org/drawingml/2006/wordprocessingDrawing" xmlns:r="http://schemas.openxmlformats.org/officeDocument/2006/relationships" xmlns:w14="http://schemas.microsoft.com/office/word/2010/wordml">
-              <w:rPr>
-                <w:rFonts w:ascii="Times New Roman" w:hAnsi="Times New Roman" w:eastAsia="Times New Roman" w:cs="Times New Roman"/>
-                <w:i w:val="false"/>
-                <w:b w:val="true"/>
-                <w:u w:val="none"/>
-                <w:strike w:val="false"/>
-                <w:sz w:val="16"/>
-                <w:szCs w:val="16"/>
+              <w:spacing w:after="0" w:before="0" w:line="432"/>
+              <w:ind w:left="100" w:right="100" w:firstLine="0" w:firstLineChars="0"/>
+              <w:rPr>
+                <w:rFonts w:ascii="Times New Roman" w:hAnsi="Times New Roman" w:eastAsia="Times New Roman" w:cs="Times New Roman"/>
+                <w:i w:val="false"/>
+                <w:b w:val="true"/>
+                <w:u w:val="none"/>
+                <w:strike w:val="false"/>
+                <w:sz w:val="14"/>
+                <w:szCs w:val="14"/>
+                <w:color w:val="000000"/>
+              </w:rPr>
+            </w:pPr>
+            <w:r xmlns:w="http://schemas.openxmlformats.org/wordprocessingml/2006/main" xmlns:wp="http://schemas.openxmlformats.org/drawingml/2006/wordprocessingDrawing" xmlns:r="http://schemas.openxmlformats.org/officeDocument/2006/relationships" xmlns:w14="http://schemas.microsoft.com/office/word/2010/wordml">
+              <w:rPr>
+                <w:rFonts w:ascii="Times New Roman" w:hAnsi="Times New Roman" w:eastAsia="Times New Roman" w:cs="Times New Roman"/>
+                <w:i w:val="false"/>
+                <w:b w:val="true"/>
+                <w:u w:val="none"/>
+                <w:strike w:val="false"/>
+                <w:sz w:val="14"/>
+                <w:szCs w:val="14"/>
                 <w:color w:val="000000"/>
               </w:rPr>
               <w:t xml:space="preserve">3أشهر</w:t>
@@ -982,28 +982,28 @@
                 <w:left w:val="none" w:sz="0" w:space="0" w:color="000000"/>
                 <w:right w:val="none" w:sz="0" w:space="0" w:color="000000"/>
               </w:pBdr>
-              <w:spacing w:after="36" w:before="36" w:line="432"/>
-              <w:ind w:left="100" w:right="100" w:firstLine="0" w:firstLineChars="0"/>
-              <w:rPr>
-                <w:rFonts w:ascii="Times New Roman" w:hAnsi="Times New Roman" w:eastAsia="Times New Roman" w:cs="Times New Roman"/>
-                <w:i w:val="false"/>
-                <w:b w:val="true"/>
-                <w:u w:val="none"/>
-                <w:strike w:val="false"/>
-                <w:sz w:val="16"/>
-                <w:szCs w:val="16"/>
-                <w:color w:val="000000"/>
-              </w:rPr>
-            </w:pPr>
-            <w:r xmlns:w="http://schemas.openxmlformats.org/wordprocessingml/2006/main" xmlns:wp="http://schemas.openxmlformats.org/drawingml/2006/wordprocessingDrawing" xmlns:r="http://schemas.openxmlformats.org/officeDocument/2006/relationships" xmlns:w14="http://schemas.microsoft.com/office/word/2010/wordml">
-              <w:rPr>
-                <w:rFonts w:ascii="Times New Roman" w:hAnsi="Times New Roman" w:eastAsia="Times New Roman" w:cs="Times New Roman"/>
-                <w:i w:val="false"/>
-                <w:b w:val="true"/>
-                <w:u w:val="none"/>
-                <w:strike w:val="false"/>
-                <w:sz w:val="16"/>
-                <w:szCs w:val="16"/>
+              <w:spacing w:after="0" w:before="0" w:line="432"/>
+              <w:ind w:left="100" w:right="100" w:firstLine="0" w:firstLineChars="0"/>
+              <w:rPr>
+                <w:rFonts w:ascii="Times New Roman" w:hAnsi="Times New Roman" w:eastAsia="Times New Roman" w:cs="Times New Roman"/>
+                <w:i w:val="false"/>
+                <w:b w:val="true"/>
+                <w:u w:val="none"/>
+                <w:strike w:val="false"/>
+                <w:sz w:val="14"/>
+                <w:szCs w:val="14"/>
+                <w:color w:val="000000"/>
+              </w:rPr>
+            </w:pPr>
+            <w:r xmlns:w="http://schemas.openxmlformats.org/wordprocessingml/2006/main" xmlns:wp="http://schemas.openxmlformats.org/drawingml/2006/wordprocessingDrawing" xmlns:r="http://schemas.openxmlformats.org/officeDocument/2006/relationships" xmlns:w14="http://schemas.microsoft.com/office/word/2010/wordml">
+              <w:rPr>
+                <w:rFonts w:ascii="Times New Roman" w:hAnsi="Times New Roman" w:eastAsia="Times New Roman" w:cs="Times New Roman"/>
+                <w:i w:val="false"/>
+                <w:b w:val="true"/>
+                <w:u w:val="none"/>
+                <w:strike w:val="false"/>
+                <w:sz w:val="14"/>
+                <w:szCs w:val="14"/>
                 <w:color w:val="000000"/>
               </w:rPr>
               <w:t xml:space="preserve">شهر واحد</w:t>
@@ -1036,28 +1036,28 @@
                 <w:left w:val="none" w:sz="0" w:space="0" w:color="000000"/>
                 <w:right w:val="none" w:sz="0" w:space="0" w:color="000000"/>
               </w:pBdr>
-              <w:spacing w:after="36" w:before="36" w:line="432"/>
-              <w:ind w:left="100" w:right="100" w:firstLine="0" w:firstLineChars="0"/>
-              <w:rPr>
-                <w:rFonts w:ascii="Times New Roman" w:hAnsi="Times New Roman" w:eastAsia="Times New Roman" w:cs="Times New Roman"/>
-                <w:i w:val="false"/>
-                <w:b w:val="true"/>
-                <w:u w:val="none"/>
-                <w:strike w:val="false"/>
-                <w:sz w:val="16"/>
-                <w:szCs w:val="16"/>
-                <w:color w:val="000000"/>
-              </w:rPr>
-            </w:pPr>
-            <w:r xmlns:w="http://schemas.openxmlformats.org/wordprocessingml/2006/main" xmlns:wp="http://schemas.openxmlformats.org/drawingml/2006/wordprocessingDrawing" xmlns:r="http://schemas.openxmlformats.org/officeDocument/2006/relationships" xmlns:w14="http://schemas.microsoft.com/office/word/2010/wordml">
-              <w:rPr>
-                <w:rFonts w:ascii="Times New Roman" w:hAnsi="Times New Roman" w:eastAsia="Times New Roman" w:cs="Times New Roman"/>
-                <w:i w:val="false"/>
-                <w:b w:val="true"/>
-                <w:u w:val="none"/>
-                <w:strike w:val="false"/>
-                <w:sz w:val="16"/>
-                <w:szCs w:val="16"/>
+              <w:spacing w:after="0" w:before="0" w:line="432"/>
+              <w:ind w:left="100" w:right="100" w:firstLine="0" w:firstLineChars="0"/>
+              <w:rPr>
+                <w:rFonts w:ascii="Times New Roman" w:hAnsi="Times New Roman" w:eastAsia="Times New Roman" w:cs="Times New Roman"/>
+                <w:i w:val="false"/>
+                <w:b w:val="true"/>
+                <w:u w:val="none"/>
+                <w:strike w:val="false"/>
+                <w:sz w:val="14"/>
+                <w:szCs w:val="14"/>
+                <w:color w:val="000000"/>
+              </w:rPr>
+            </w:pPr>
+            <w:r xmlns:w="http://schemas.openxmlformats.org/wordprocessingml/2006/main" xmlns:wp="http://schemas.openxmlformats.org/drawingml/2006/wordprocessingDrawing" xmlns:r="http://schemas.openxmlformats.org/officeDocument/2006/relationships" xmlns:w14="http://schemas.microsoft.com/office/word/2010/wordml">
+              <w:rPr>
+                <w:rFonts w:ascii="Times New Roman" w:hAnsi="Times New Roman" w:eastAsia="Times New Roman" w:cs="Times New Roman"/>
+                <w:i w:val="false"/>
+                <w:b w:val="true"/>
+                <w:u w:val="none"/>
+                <w:strike w:val="false"/>
+                <w:sz w:val="14"/>
+                <w:szCs w:val="14"/>
                 <w:color w:val="000000"/>
               </w:rPr>
               <w:t xml:space="preserve">فبراير 2026</w:t>
@@ -1090,28 +1090,28 @@
                 <w:left w:val="none" w:sz="0" w:space="0" w:color="000000"/>
                 <w:right w:val="none" w:sz="0" w:space="0" w:color="000000"/>
               </w:pBdr>
-              <w:spacing w:after="36" w:before="36" w:line="432"/>
-              <w:ind w:left="100" w:right="100" w:firstLine="0" w:firstLineChars="0"/>
-              <w:rPr>
-                <w:rFonts w:ascii="Times New Roman" w:hAnsi="Times New Roman" w:eastAsia="Times New Roman" w:cs="Times New Roman"/>
-                <w:i w:val="false"/>
-                <w:b w:val="true"/>
-                <w:u w:val="none"/>
-                <w:strike w:val="false"/>
-                <w:sz w:val="16"/>
-                <w:szCs w:val="16"/>
-                <w:color w:val="000000"/>
-              </w:rPr>
-            </w:pPr>
-            <w:r xmlns:w="http://schemas.openxmlformats.org/wordprocessingml/2006/main" xmlns:wp="http://schemas.openxmlformats.org/drawingml/2006/wordprocessingDrawing" xmlns:r="http://schemas.openxmlformats.org/officeDocument/2006/relationships" xmlns:w14="http://schemas.microsoft.com/office/word/2010/wordml">
-              <w:rPr>
-                <w:rFonts w:ascii="Times New Roman" w:hAnsi="Times New Roman" w:eastAsia="Times New Roman" w:cs="Times New Roman"/>
-                <w:i w:val="false"/>
-                <w:b w:val="true"/>
-                <w:u w:val="none"/>
-                <w:strike w:val="false"/>
-                <w:sz w:val="16"/>
-                <w:szCs w:val="16"/>
+              <w:spacing w:after="0" w:before="0" w:line="432"/>
+              <w:ind w:left="100" w:right="100" w:firstLine="0" w:firstLineChars="0"/>
+              <w:rPr>
+                <w:rFonts w:ascii="Times New Roman" w:hAnsi="Times New Roman" w:eastAsia="Times New Roman" w:cs="Times New Roman"/>
+                <w:i w:val="false"/>
+                <w:b w:val="true"/>
+                <w:u w:val="none"/>
+                <w:strike w:val="false"/>
+                <w:sz w:val="14"/>
+                <w:szCs w:val="14"/>
+                <w:color w:val="000000"/>
+              </w:rPr>
+            </w:pPr>
+            <w:r xmlns:w="http://schemas.openxmlformats.org/wordprocessingml/2006/main" xmlns:wp="http://schemas.openxmlformats.org/drawingml/2006/wordprocessingDrawing" xmlns:r="http://schemas.openxmlformats.org/officeDocument/2006/relationships" xmlns:w14="http://schemas.microsoft.com/office/word/2010/wordml">
+              <w:rPr>
+                <w:rFonts w:ascii="Times New Roman" w:hAnsi="Times New Roman" w:eastAsia="Times New Roman" w:cs="Times New Roman"/>
+                <w:i w:val="false"/>
+                <w:b w:val="true"/>
+                <w:u w:val="none"/>
+                <w:strike w:val="false"/>
+                <w:sz w:val="14"/>
+                <w:szCs w:val="14"/>
                 <w:color w:val="000000"/>
               </w:rPr>
               <w:t xml:space="preserve">يناير 2026</w:t>
@@ -1144,28 +1144,28 @@
                 <w:left w:val="none" w:sz="0" w:space="0" w:color="000000"/>
                 <w:right w:val="none" w:sz="0" w:space="0" w:color="000000"/>
               </w:pBdr>
-              <w:spacing w:after="36" w:before="36" w:line="432"/>
-              <w:ind w:left="100" w:right="100" w:firstLine="0" w:firstLineChars="0"/>
-              <w:rPr>
-                <w:rFonts w:ascii="Times New Roman" w:hAnsi="Times New Roman" w:eastAsia="Times New Roman" w:cs="Times New Roman"/>
-                <w:i w:val="false"/>
-                <w:b w:val="true"/>
-                <w:u w:val="none"/>
-                <w:strike w:val="false"/>
-                <w:sz w:val="16"/>
-                <w:szCs w:val="16"/>
-                <w:color w:val="000000"/>
-              </w:rPr>
-            </w:pPr>
-            <w:r xmlns:w="http://schemas.openxmlformats.org/wordprocessingml/2006/main" xmlns:wp="http://schemas.openxmlformats.org/drawingml/2006/wordprocessingDrawing" xmlns:r="http://schemas.openxmlformats.org/officeDocument/2006/relationships" xmlns:w14="http://schemas.microsoft.com/office/word/2010/wordml">
-              <w:rPr>
-                <w:rFonts w:ascii="Times New Roman" w:hAnsi="Times New Roman" w:eastAsia="Times New Roman" w:cs="Times New Roman"/>
-                <w:i w:val="false"/>
-                <w:b w:val="true"/>
-                <w:u w:val="none"/>
-                <w:strike w:val="false"/>
-                <w:sz w:val="16"/>
-                <w:szCs w:val="16"/>
+              <w:spacing w:after="0" w:before="0" w:line="432"/>
+              <w:ind w:left="100" w:right="100" w:firstLine="0" w:firstLineChars="0"/>
+              <w:rPr>
+                <w:rFonts w:ascii="Times New Roman" w:hAnsi="Times New Roman" w:eastAsia="Times New Roman" w:cs="Times New Roman"/>
+                <w:i w:val="false"/>
+                <w:b w:val="true"/>
+                <w:u w:val="none"/>
+                <w:strike w:val="false"/>
+                <w:sz w:val="14"/>
+                <w:szCs w:val="14"/>
+                <w:color w:val="000000"/>
+              </w:rPr>
+            </w:pPr>
+            <w:r xmlns:w="http://schemas.openxmlformats.org/wordprocessingml/2006/main" xmlns:wp="http://schemas.openxmlformats.org/drawingml/2006/wordprocessingDrawing" xmlns:r="http://schemas.openxmlformats.org/officeDocument/2006/relationships" xmlns:w14="http://schemas.microsoft.com/office/word/2010/wordml">
+              <w:rPr>
+                <w:rFonts w:ascii="Times New Roman" w:hAnsi="Times New Roman" w:eastAsia="Times New Roman" w:cs="Times New Roman"/>
+                <w:i w:val="false"/>
+                <w:b w:val="true"/>
+                <w:u w:val="none"/>
+                <w:strike w:val="false"/>
+                <w:sz w:val="14"/>
+                <w:szCs w:val="14"/>
                 <w:color w:val="000000"/>
               </w:rPr>
               <w:t xml:space="preserve">دجنبر 2025</w:t>
@@ -1198,28 +1198,28 @@
                 <w:left w:val="none" w:sz="0" w:space="0" w:color="000000"/>
                 <w:right w:val="none" w:sz="0" w:space="0" w:color="000000"/>
               </w:pBdr>
-              <w:spacing w:after="36" w:before="36" w:line="432"/>
-              <w:ind w:left="100" w:right="100" w:firstLine="0" w:firstLineChars="0"/>
-              <w:rPr>
-                <w:rFonts w:ascii="Times New Roman" w:hAnsi="Times New Roman" w:eastAsia="Times New Roman" w:cs="Times New Roman"/>
-                <w:i w:val="false"/>
-                <w:b w:val="true"/>
-                <w:u w:val="none"/>
-                <w:strike w:val="false"/>
-                <w:sz w:val="16"/>
-                <w:szCs w:val="16"/>
-                <w:color w:val="000000"/>
-              </w:rPr>
-            </w:pPr>
-            <w:r xmlns:w="http://schemas.openxmlformats.org/wordprocessingml/2006/main" xmlns:wp="http://schemas.openxmlformats.org/drawingml/2006/wordprocessingDrawing" xmlns:r="http://schemas.openxmlformats.org/officeDocument/2006/relationships" xmlns:w14="http://schemas.microsoft.com/office/word/2010/wordml">
-              <w:rPr>
-                <w:rFonts w:ascii="Times New Roman" w:hAnsi="Times New Roman" w:eastAsia="Times New Roman" w:cs="Times New Roman"/>
-                <w:i w:val="false"/>
-                <w:b w:val="true"/>
-                <w:u w:val="none"/>
-                <w:strike w:val="false"/>
-                <w:sz w:val="16"/>
-                <w:szCs w:val="16"/>
+              <w:spacing w:after="0" w:before="0" w:line="432"/>
+              <w:ind w:left="100" w:right="100" w:firstLine="0" w:firstLineChars="0"/>
+              <w:rPr>
+                <w:rFonts w:ascii="Times New Roman" w:hAnsi="Times New Roman" w:eastAsia="Times New Roman" w:cs="Times New Roman"/>
+                <w:i w:val="false"/>
+                <w:b w:val="true"/>
+                <w:u w:val="none"/>
+                <w:strike w:val="false"/>
+                <w:sz w:val="14"/>
+                <w:szCs w:val="14"/>
+                <w:color w:val="000000"/>
+              </w:rPr>
+            </w:pPr>
+            <w:r xmlns:w="http://schemas.openxmlformats.org/wordprocessingml/2006/main" xmlns:wp="http://schemas.openxmlformats.org/drawingml/2006/wordprocessingDrawing" xmlns:r="http://schemas.openxmlformats.org/officeDocument/2006/relationships" xmlns:w14="http://schemas.microsoft.com/office/word/2010/wordml">
+              <w:rPr>
+                <w:rFonts w:ascii="Times New Roman" w:hAnsi="Times New Roman" w:eastAsia="Times New Roman" w:cs="Times New Roman"/>
+                <w:i w:val="false"/>
+                <w:b w:val="true"/>
+                <w:u w:val="none"/>
+                <w:strike w:val="false"/>
+                <w:sz w:val="14"/>
+                <w:szCs w:val="14"/>
                 <w:color w:val="000000"/>
               </w:rPr>
               <w:t xml:space="preserve">نونبر 2025</w:t>
@@ -1252,28 +1252,28 @@
                 <w:left w:val="none" w:sz="0" w:space="0" w:color="000000"/>
                 <w:right w:val="none" w:sz="0" w:space="0" w:color="000000"/>
               </w:pBdr>
-              <w:spacing w:after="36" w:before="36" w:line="432"/>
-              <w:ind w:left="100" w:right="100" w:firstLine="0" w:firstLineChars="0"/>
-              <w:rPr>
-                <w:rFonts w:ascii="Times New Roman" w:hAnsi="Times New Roman" w:eastAsia="Times New Roman" w:cs="Times New Roman"/>
-                <w:i w:val="false"/>
-                <w:b w:val="true"/>
-                <w:u w:val="none"/>
-                <w:strike w:val="false"/>
-                <w:sz w:val="16"/>
-                <w:szCs w:val="16"/>
-                <w:color w:val="000000"/>
-              </w:rPr>
-            </w:pPr>
-            <w:r xmlns:w="http://schemas.openxmlformats.org/wordprocessingml/2006/main" xmlns:wp="http://schemas.openxmlformats.org/drawingml/2006/wordprocessingDrawing" xmlns:r="http://schemas.openxmlformats.org/officeDocument/2006/relationships" xmlns:w14="http://schemas.microsoft.com/office/word/2010/wordml">
-              <w:rPr>
-                <w:rFonts w:ascii="Times New Roman" w:hAnsi="Times New Roman" w:eastAsia="Times New Roman" w:cs="Times New Roman"/>
-                <w:i w:val="false"/>
-                <w:b w:val="true"/>
-                <w:u w:val="none"/>
-                <w:strike w:val="false"/>
-                <w:sz w:val="16"/>
-                <w:szCs w:val="16"/>
+              <w:spacing w:after="0" w:before="0" w:line="432"/>
+              <w:ind w:left="100" w:right="100" w:firstLine="0" w:firstLineChars="0"/>
+              <w:rPr>
+                <w:rFonts w:ascii="Times New Roman" w:hAnsi="Times New Roman" w:eastAsia="Times New Roman" w:cs="Times New Roman"/>
+                <w:i w:val="false"/>
+                <w:b w:val="true"/>
+                <w:u w:val="none"/>
+                <w:strike w:val="false"/>
+                <w:sz w:val="14"/>
+                <w:szCs w:val="14"/>
+                <w:color w:val="000000"/>
+              </w:rPr>
+            </w:pPr>
+            <w:r xmlns:w="http://schemas.openxmlformats.org/wordprocessingml/2006/main" xmlns:wp="http://schemas.openxmlformats.org/drawingml/2006/wordprocessingDrawing" xmlns:r="http://schemas.openxmlformats.org/officeDocument/2006/relationships" xmlns:w14="http://schemas.microsoft.com/office/word/2010/wordml">
+              <w:rPr>
+                <w:rFonts w:ascii="Times New Roman" w:hAnsi="Times New Roman" w:eastAsia="Times New Roman" w:cs="Times New Roman"/>
+                <w:i w:val="false"/>
+                <w:b w:val="true"/>
+                <w:u w:val="none"/>
+                <w:strike w:val="false"/>
+                <w:sz w:val="14"/>
+                <w:szCs w:val="14"/>
                 <w:color w:val="000000"/>
               </w:rPr>
               <w:t xml:space="preserve">فبراير 2025</w:t>
@@ -1307,16 +1307,16 @@
                 <w:left w:val="none" w:sz="0" w:space="0" w:color="000000"/>
                 <w:right w:val="none" w:sz="0" w:space="0" w:color="000000"/>
               </w:pBdr>
-              <w:spacing w:after="36" w:before="36" w:line="432"/>
-              <w:ind w:left="100" w:right="100" w:firstLine="0" w:firstLineChars="0"/>
-              <w:rPr>
-                <w:rFonts w:ascii="Times New Roman" w:hAnsi="Times New Roman" w:eastAsia="Times New Roman" w:cs="Times New Roman"/>
-                <w:i w:val="false"/>
-                <w:b w:val="true"/>
-                <w:u w:val="none"/>
-                <w:strike w:val="false"/>
-                <w:sz w:val="16"/>
-                <w:szCs w:val="16"/>
+              <w:spacing w:after="0" w:before="0" w:line="432"/>
+              <w:ind w:left="100" w:right="100" w:firstLine="0" w:firstLineChars="0"/>
+              <w:rPr>
+                <w:rFonts w:ascii="Times New Roman" w:hAnsi="Times New Roman" w:eastAsia="Times New Roman" w:cs="Times New Roman"/>
+                <w:i w:val="false"/>
+                <w:b w:val="true"/>
+                <w:u w:val="none"/>
+                <w:strike w:val="false"/>
+                <w:sz w:val="14"/>
+                <w:szCs w:val="14"/>
                 <w:color w:val="000000"/>
               </w:rPr>
             </w:pPr>
@@ -1349,16 +1349,16 @@
                 <w:left w:val="none" w:sz="0" w:space="0" w:color="000000"/>
                 <w:right w:val="none" w:sz="0" w:space="0" w:color="000000"/>
               </w:pBdr>
-              <w:spacing w:after="36" w:before="36" w:line="432"/>
-              <w:ind w:left="100" w:right="100" w:firstLine="0" w:firstLineChars="0"/>
-              <w:rPr>
-                <w:rFonts w:ascii="Times New Roman" w:hAnsi="Times New Roman" w:eastAsia="Times New Roman" w:cs="Times New Roman"/>
-                <w:i w:val="false"/>
-                <w:b w:val="true"/>
-                <w:u w:val="none"/>
-                <w:strike w:val="false"/>
-                <w:sz w:val="16"/>
-                <w:szCs w:val="16"/>
+              <w:spacing w:after="0" w:before="0" w:line="432"/>
+              <w:ind w:left="100" w:right="100" w:firstLine="0" w:firstLineChars="0"/>
+              <w:rPr>
+                <w:rFonts w:ascii="Times New Roman" w:hAnsi="Times New Roman" w:eastAsia="Times New Roman" w:cs="Times New Roman"/>
+                <w:i w:val="false"/>
+                <w:b w:val="true"/>
+                <w:u w:val="none"/>
+                <w:strike w:val="false"/>
+                <w:sz w:val="14"/>
+                <w:szCs w:val="14"/>
                 <w:color w:val="000000"/>
               </w:rPr>
             </w:pPr>
@@ -1396,28 +1396,28 @@
                 <w:left w:val="none" w:sz="0" w:space="0" w:color="000000"/>
                 <w:right w:val="none" w:sz="0" w:space="0" w:color="000000"/>
               </w:pBdr>
-              <w:spacing w:after="36" w:before="36" w:line="240"/>
-              <w:ind w:left="100" w:right="100" w:firstLine="0" w:firstLineChars="0"/>
-              <w:rPr>
-                <w:rFonts w:ascii="Times New Roman" w:hAnsi="Times New Roman" w:eastAsia="Times New Roman" w:cs="Times New Roman"/>
-                <w:i w:val="false"/>
-                <w:b w:val="true"/>
-                <w:u w:val="none"/>
-                <w:strike w:val="false"/>
-                <w:sz w:val="16"/>
-                <w:szCs w:val="16"/>
-                <w:color w:val="000000"/>
-              </w:rPr>
-            </w:pPr>
-            <w:r xmlns:w="http://schemas.openxmlformats.org/wordprocessingml/2006/main" xmlns:wp="http://schemas.openxmlformats.org/drawingml/2006/wordprocessingDrawing" xmlns:r="http://schemas.openxmlformats.org/officeDocument/2006/relationships" xmlns:w14="http://schemas.microsoft.com/office/word/2010/wordml">
-              <w:rPr>
-                <w:rFonts w:ascii="Times New Roman" w:hAnsi="Times New Roman" w:eastAsia="Times New Roman" w:cs="Times New Roman"/>
-                <w:i w:val="false"/>
-                <w:b w:val="true"/>
-                <w:u w:val="none"/>
-                <w:strike w:val="false"/>
-                <w:sz w:val="16"/>
-                <w:szCs w:val="16"/>
+              <w:spacing w:after="0" w:before="0" w:line="240"/>
+              <w:ind w:left="100" w:right="100" w:firstLine="0" w:firstLineChars="0"/>
+              <w:rPr>
+                <w:rFonts w:ascii="Times New Roman" w:hAnsi="Times New Roman" w:eastAsia="Times New Roman" w:cs="Times New Roman"/>
+                <w:i w:val="false"/>
+                <w:b w:val="true"/>
+                <w:u w:val="none"/>
+                <w:strike w:val="false"/>
+                <w:sz w:val="14"/>
+                <w:szCs w:val="14"/>
+                <w:color w:val="000000"/>
+              </w:rPr>
+            </w:pPr>
+            <w:r xmlns:w="http://schemas.openxmlformats.org/wordprocessingml/2006/main" xmlns:wp="http://schemas.openxmlformats.org/drawingml/2006/wordprocessingDrawing" xmlns:r="http://schemas.openxmlformats.org/officeDocument/2006/relationships" xmlns:w14="http://schemas.microsoft.com/office/word/2010/wordml">
+              <w:rPr>
+                <w:rFonts w:ascii="Times New Roman" w:hAnsi="Times New Roman" w:eastAsia="Times New Roman" w:cs="Times New Roman"/>
+                <w:i w:val="false"/>
+                <w:b w:val="true"/>
+                <w:u w:val="none"/>
+                <w:strike w:val="false"/>
+                <w:sz w:val="14"/>
+                <w:szCs w:val="14"/>
                 <w:color w:val="000000"/>
               </w:rPr>
               <w:t xml:space="preserve">0,1</w:t>
@@ -1450,28 +1450,28 @@
                 <w:left w:val="none" w:sz="0" w:space="0" w:color="000000"/>
                 <w:right w:val="none" w:sz="0" w:space="0" w:color="000000"/>
               </w:pBdr>
-              <w:spacing w:after="36" w:before="36" w:line="240"/>
-              <w:ind w:left="100" w:right="100" w:firstLine="0" w:firstLineChars="0"/>
-              <w:rPr>
-                <w:rFonts w:ascii="Times New Roman" w:hAnsi="Times New Roman" w:eastAsia="Times New Roman" w:cs="Times New Roman"/>
-                <w:i w:val="false"/>
-                <w:b w:val="true"/>
-                <w:u w:val="none"/>
-                <w:strike w:val="false"/>
-                <w:sz w:val="16"/>
-                <w:szCs w:val="16"/>
-                <w:color w:val="000000"/>
-              </w:rPr>
-            </w:pPr>
-            <w:r xmlns:w="http://schemas.openxmlformats.org/wordprocessingml/2006/main" xmlns:wp="http://schemas.openxmlformats.org/drawingml/2006/wordprocessingDrawing" xmlns:r="http://schemas.openxmlformats.org/officeDocument/2006/relationships" xmlns:w14="http://schemas.microsoft.com/office/word/2010/wordml">
-              <w:rPr>
-                <w:rFonts w:ascii="Times New Roman" w:hAnsi="Times New Roman" w:eastAsia="Times New Roman" w:cs="Times New Roman"/>
-                <w:i w:val="false"/>
-                <w:b w:val="true"/>
-                <w:u w:val="none"/>
-                <w:strike w:val="false"/>
-                <w:sz w:val="16"/>
-                <w:szCs w:val="16"/>
+              <w:spacing w:after="0" w:before="0" w:line="240"/>
+              <w:ind w:left="100" w:right="100" w:firstLine="0" w:firstLineChars="0"/>
+              <w:rPr>
+                <w:rFonts w:ascii="Times New Roman" w:hAnsi="Times New Roman" w:eastAsia="Times New Roman" w:cs="Times New Roman"/>
+                <w:i w:val="false"/>
+                <w:b w:val="true"/>
+                <w:u w:val="none"/>
+                <w:strike w:val="false"/>
+                <w:sz w:val="14"/>
+                <w:szCs w:val="14"/>
+                <w:color w:val="000000"/>
+              </w:rPr>
+            </w:pPr>
+            <w:r xmlns:w="http://schemas.openxmlformats.org/wordprocessingml/2006/main" xmlns:wp="http://schemas.openxmlformats.org/drawingml/2006/wordprocessingDrawing" xmlns:r="http://schemas.openxmlformats.org/officeDocument/2006/relationships" xmlns:w14="http://schemas.microsoft.com/office/word/2010/wordml">
+              <w:rPr>
+                <w:rFonts w:ascii="Times New Roman" w:hAnsi="Times New Roman" w:eastAsia="Times New Roman" w:cs="Times New Roman"/>
+                <w:i w:val="false"/>
+                <w:b w:val="true"/>
+                <w:u w:val="none"/>
+                <w:strike w:val="false"/>
+                <w:sz w:val="14"/>
+                <w:szCs w:val="14"/>
                 <w:color w:val="000000"/>
               </w:rPr>
               <w:t xml:space="preserve">3,0</w:t>
@@ -1504,28 +1504,28 @@
                 <w:left w:val="none" w:sz="0" w:space="0" w:color="000000"/>
                 <w:right w:val="none" w:sz="0" w:space="0" w:color="000000"/>
               </w:pBdr>
-              <w:spacing w:after="36" w:before="36" w:line="240"/>
-              <w:ind w:left="100" w:right="100" w:firstLine="0" w:firstLineChars="0"/>
-              <w:rPr>
-                <w:rFonts w:ascii="Times New Roman" w:hAnsi="Times New Roman" w:eastAsia="Times New Roman" w:cs="Times New Roman"/>
-                <w:i w:val="false"/>
-                <w:b w:val="true"/>
-                <w:u w:val="none"/>
-                <w:strike w:val="false"/>
-                <w:sz w:val="16"/>
-                <w:szCs w:val="16"/>
-                <w:color w:val="000000"/>
-              </w:rPr>
-            </w:pPr>
-            <w:r xmlns:w="http://schemas.openxmlformats.org/wordprocessingml/2006/main" xmlns:wp="http://schemas.openxmlformats.org/drawingml/2006/wordprocessingDrawing" xmlns:r="http://schemas.openxmlformats.org/officeDocument/2006/relationships" xmlns:w14="http://schemas.microsoft.com/office/word/2010/wordml">
-              <w:rPr>
-                <w:rFonts w:ascii="Times New Roman" w:hAnsi="Times New Roman" w:eastAsia="Times New Roman" w:cs="Times New Roman"/>
-                <w:i w:val="false"/>
-                <w:b w:val="true"/>
-                <w:u w:val="none"/>
-                <w:strike w:val="false"/>
-                <w:sz w:val="16"/>
-                <w:szCs w:val="16"/>
+              <w:spacing w:after="0" w:before="0" w:line="240"/>
+              <w:ind w:left="100" w:right="100" w:firstLine="0" w:firstLineChars="0"/>
+              <w:rPr>
+                <w:rFonts w:ascii="Times New Roman" w:hAnsi="Times New Roman" w:eastAsia="Times New Roman" w:cs="Times New Roman"/>
+                <w:i w:val="false"/>
+                <w:b w:val="true"/>
+                <w:u w:val="none"/>
+                <w:strike w:val="false"/>
+                <w:sz w:val="14"/>
+                <w:szCs w:val="14"/>
+                <w:color w:val="000000"/>
+              </w:rPr>
+            </w:pPr>
+            <w:r xmlns:w="http://schemas.openxmlformats.org/wordprocessingml/2006/main" xmlns:wp="http://schemas.openxmlformats.org/drawingml/2006/wordprocessingDrawing" xmlns:r="http://schemas.openxmlformats.org/officeDocument/2006/relationships" xmlns:w14="http://schemas.microsoft.com/office/word/2010/wordml">
+              <w:rPr>
+                <w:rFonts w:ascii="Times New Roman" w:hAnsi="Times New Roman" w:eastAsia="Times New Roman" w:cs="Times New Roman"/>
+                <w:i w:val="false"/>
+                <w:b w:val="true"/>
+                <w:u w:val="none"/>
+                <w:strike w:val="false"/>
+                <w:sz w:val="14"/>
+                <w:szCs w:val="14"/>
                 <w:color w:val="000000"/>
               </w:rPr>
               <w:t xml:space="preserve">2,3</w:t>
@@ -1558,28 +1558,28 @@
                 <w:left w:val="none" w:sz="0" w:space="0" w:color="000000"/>
                 <w:right w:val="none" w:sz="0" w:space="0" w:color="000000"/>
               </w:pBdr>
-              <w:spacing w:after="36" w:before="36" w:line="240"/>
-              <w:ind w:left="100" w:right="100" w:firstLine="0" w:firstLineChars="0"/>
-              <w:rPr>
-                <w:rFonts w:ascii="Times New Roman" w:hAnsi="Times New Roman" w:eastAsia="Times New Roman" w:cs="Times New Roman"/>
-                <w:i w:val="false"/>
-                <w:b w:val="true"/>
-                <w:u w:val="none"/>
-                <w:strike w:val="false"/>
-                <w:sz w:val="16"/>
-                <w:szCs w:val="16"/>
-                <w:color w:val="000000"/>
-              </w:rPr>
-            </w:pPr>
-            <w:r xmlns:w="http://schemas.openxmlformats.org/wordprocessingml/2006/main" xmlns:wp="http://schemas.openxmlformats.org/drawingml/2006/wordprocessingDrawing" xmlns:r="http://schemas.openxmlformats.org/officeDocument/2006/relationships" xmlns:w14="http://schemas.microsoft.com/office/word/2010/wordml">
-              <w:rPr>
-                <w:rFonts w:ascii="Times New Roman" w:hAnsi="Times New Roman" w:eastAsia="Times New Roman" w:cs="Times New Roman"/>
-                <w:i w:val="false"/>
-                <w:b w:val="true"/>
-                <w:u w:val="none"/>
-                <w:strike w:val="false"/>
-                <w:sz w:val="16"/>
-                <w:szCs w:val="16"/>
+              <w:spacing w:after="0" w:before="0" w:line="240"/>
+              <w:ind w:left="100" w:right="100" w:firstLine="0" w:firstLineChars="0"/>
+              <w:rPr>
+                <w:rFonts w:ascii="Times New Roman" w:hAnsi="Times New Roman" w:eastAsia="Times New Roman" w:cs="Times New Roman"/>
+                <w:i w:val="false"/>
+                <w:b w:val="true"/>
+                <w:u w:val="none"/>
+                <w:strike w:val="false"/>
+                <w:sz w:val="14"/>
+                <w:szCs w:val="14"/>
+                <w:color w:val="000000"/>
+              </w:rPr>
+            </w:pPr>
+            <w:r xmlns:w="http://schemas.openxmlformats.org/wordprocessingml/2006/main" xmlns:wp="http://schemas.openxmlformats.org/drawingml/2006/wordprocessingDrawing" xmlns:r="http://schemas.openxmlformats.org/officeDocument/2006/relationships" xmlns:w14="http://schemas.microsoft.com/office/word/2010/wordml">
+              <w:rPr>
+                <w:rFonts w:ascii="Times New Roman" w:hAnsi="Times New Roman" w:eastAsia="Times New Roman" w:cs="Times New Roman"/>
+                <w:i w:val="false"/>
+                <w:b w:val="true"/>
+                <w:u w:val="none"/>
+                <w:strike w:val="false"/>
+                <w:sz w:val="14"/>
+                <w:szCs w:val="14"/>
                 <w:color w:val="000000"/>
               </w:rPr>
               <w:t xml:space="preserve">134,4</w:t>
@@ -1612,28 +1612,28 @@
                 <w:left w:val="none" w:sz="0" w:space="0" w:color="000000"/>
                 <w:right w:val="none" w:sz="0" w:space="0" w:color="000000"/>
               </w:pBdr>
-              <w:spacing w:after="36" w:before="36" w:line="240"/>
-              <w:ind w:left="100" w:right="100" w:firstLine="0" w:firstLineChars="0"/>
-              <w:rPr>
-                <w:rFonts w:ascii="Times New Roman" w:hAnsi="Times New Roman" w:eastAsia="Times New Roman" w:cs="Times New Roman"/>
-                <w:i w:val="false"/>
-                <w:b w:val="true"/>
-                <w:u w:val="none"/>
-                <w:strike w:val="false"/>
-                <w:sz w:val="16"/>
-                <w:szCs w:val="16"/>
-                <w:color w:val="000000"/>
-              </w:rPr>
-            </w:pPr>
-            <w:r xmlns:w="http://schemas.openxmlformats.org/wordprocessingml/2006/main" xmlns:wp="http://schemas.openxmlformats.org/drawingml/2006/wordprocessingDrawing" xmlns:r="http://schemas.openxmlformats.org/officeDocument/2006/relationships" xmlns:w14="http://schemas.microsoft.com/office/word/2010/wordml">
-              <w:rPr>
-                <w:rFonts w:ascii="Times New Roman" w:hAnsi="Times New Roman" w:eastAsia="Times New Roman" w:cs="Times New Roman"/>
-                <w:i w:val="false"/>
-                <w:b w:val="true"/>
-                <w:u w:val="none"/>
-                <w:strike w:val="false"/>
-                <w:sz w:val="16"/>
-                <w:szCs w:val="16"/>
+              <w:spacing w:after="0" w:before="0" w:line="240"/>
+              <w:ind w:left="100" w:right="100" w:firstLine="0" w:firstLineChars="0"/>
+              <w:rPr>
+                <w:rFonts w:ascii="Times New Roman" w:hAnsi="Times New Roman" w:eastAsia="Times New Roman" w:cs="Times New Roman"/>
+                <w:i w:val="false"/>
+                <w:b w:val="true"/>
+                <w:u w:val="none"/>
+                <w:strike w:val="false"/>
+                <w:sz w:val="14"/>
+                <w:szCs w:val="14"/>
+                <w:color w:val="000000"/>
+              </w:rPr>
+            </w:pPr>
+            <w:r xmlns:w="http://schemas.openxmlformats.org/wordprocessingml/2006/main" xmlns:wp="http://schemas.openxmlformats.org/drawingml/2006/wordprocessingDrawing" xmlns:r="http://schemas.openxmlformats.org/officeDocument/2006/relationships" xmlns:w14="http://schemas.microsoft.com/office/word/2010/wordml">
+              <w:rPr>
+                <w:rFonts w:ascii="Times New Roman" w:hAnsi="Times New Roman" w:eastAsia="Times New Roman" w:cs="Times New Roman"/>
+                <w:i w:val="false"/>
+                <w:b w:val="true"/>
+                <w:u w:val="none"/>
+                <w:strike w:val="false"/>
+                <w:sz w:val="14"/>
+                <w:szCs w:val="14"/>
                 <w:color w:val="000000"/>
               </w:rPr>
               <w:t xml:space="preserve">131,4</w:t>
@@ -1666,28 +1666,28 @@
                 <w:left w:val="none" w:sz="0" w:space="0" w:color="000000"/>
                 <w:right w:val="none" w:sz="0" w:space="0" w:color="000000"/>
               </w:pBdr>
-              <w:spacing w:after="36" w:before="36" w:line="240"/>
-              <w:ind w:left="100" w:right="100" w:firstLine="0" w:firstLineChars="0"/>
-              <w:rPr>
-                <w:rFonts w:ascii="Times New Roman" w:hAnsi="Times New Roman" w:eastAsia="Times New Roman" w:cs="Times New Roman"/>
-                <w:i w:val="false"/>
-                <w:b w:val="true"/>
-                <w:u w:val="none"/>
-                <w:strike w:val="false"/>
-                <w:sz w:val="16"/>
-                <w:szCs w:val="16"/>
-                <w:color w:val="000000"/>
-              </w:rPr>
-            </w:pPr>
-            <w:r xmlns:w="http://schemas.openxmlformats.org/wordprocessingml/2006/main" xmlns:wp="http://schemas.openxmlformats.org/drawingml/2006/wordprocessingDrawing" xmlns:r="http://schemas.openxmlformats.org/officeDocument/2006/relationships" xmlns:w14="http://schemas.microsoft.com/office/word/2010/wordml">
-              <w:rPr>
-                <w:rFonts w:ascii="Times New Roman" w:hAnsi="Times New Roman" w:eastAsia="Times New Roman" w:cs="Times New Roman"/>
-                <w:i w:val="false"/>
-                <w:b w:val="true"/>
-                <w:u w:val="none"/>
-                <w:strike w:val="false"/>
-                <w:sz w:val="16"/>
-                <w:szCs w:val="16"/>
+              <w:spacing w:after="0" w:before="0" w:line="240"/>
+              <w:ind w:left="100" w:right="100" w:firstLine="0" w:firstLineChars="0"/>
+              <w:rPr>
+                <w:rFonts w:ascii="Times New Roman" w:hAnsi="Times New Roman" w:eastAsia="Times New Roman" w:cs="Times New Roman"/>
+                <w:i w:val="false"/>
+                <w:b w:val="true"/>
+                <w:u w:val="none"/>
+                <w:strike w:val="false"/>
+                <w:sz w:val="14"/>
+                <w:szCs w:val="14"/>
+                <w:color w:val="000000"/>
+              </w:rPr>
+            </w:pPr>
+            <w:r xmlns:w="http://schemas.openxmlformats.org/wordprocessingml/2006/main" xmlns:wp="http://schemas.openxmlformats.org/drawingml/2006/wordprocessingDrawing" xmlns:r="http://schemas.openxmlformats.org/officeDocument/2006/relationships" xmlns:w14="http://schemas.microsoft.com/office/word/2010/wordml">
+              <w:rPr>
+                <w:rFonts w:ascii="Times New Roman" w:hAnsi="Times New Roman" w:eastAsia="Times New Roman" w:cs="Times New Roman"/>
+                <w:i w:val="false"/>
+                <w:b w:val="true"/>
+                <w:u w:val="none"/>
+                <w:strike w:val="false"/>
+                <w:sz w:val="14"/>
+                <w:szCs w:val="14"/>
                 <w:color w:val="000000"/>
               </w:rPr>
               <w:t xml:space="preserve">130,1</w:t>
@@ -1720,28 +1720,28 @@
                 <w:left w:val="none" w:sz="0" w:space="0" w:color="000000"/>
                 <w:right w:val="none" w:sz="0" w:space="0" w:color="000000"/>
               </w:pBdr>
-              <w:spacing w:after="36" w:before="36" w:line="240"/>
-              <w:ind w:left="100" w:right="100" w:firstLine="0" w:firstLineChars="0"/>
-              <w:rPr>
-                <w:rFonts w:ascii="Times New Roman" w:hAnsi="Times New Roman" w:eastAsia="Times New Roman" w:cs="Times New Roman"/>
-                <w:i w:val="false"/>
-                <w:b w:val="true"/>
-                <w:u w:val="none"/>
-                <w:strike w:val="false"/>
-                <w:sz w:val="16"/>
-                <w:szCs w:val="16"/>
-                <w:color w:val="000000"/>
-              </w:rPr>
-            </w:pPr>
-            <w:r xmlns:w="http://schemas.openxmlformats.org/wordprocessingml/2006/main" xmlns:wp="http://schemas.openxmlformats.org/drawingml/2006/wordprocessingDrawing" xmlns:r="http://schemas.openxmlformats.org/officeDocument/2006/relationships" xmlns:w14="http://schemas.microsoft.com/office/word/2010/wordml">
-              <w:rPr>
-                <w:rFonts w:ascii="Times New Roman" w:hAnsi="Times New Roman" w:eastAsia="Times New Roman" w:cs="Times New Roman"/>
-                <w:i w:val="false"/>
-                <w:b w:val="true"/>
-                <w:u w:val="none"/>
-                <w:strike w:val="false"/>
-                <w:sz w:val="16"/>
-                <w:szCs w:val="16"/>
+              <w:spacing w:after="0" w:before="0" w:line="240"/>
+              <w:ind w:left="100" w:right="100" w:firstLine="0" w:firstLineChars="0"/>
+              <w:rPr>
+                <w:rFonts w:ascii="Times New Roman" w:hAnsi="Times New Roman" w:eastAsia="Times New Roman" w:cs="Times New Roman"/>
+                <w:i w:val="false"/>
+                <w:b w:val="true"/>
+                <w:u w:val="none"/>
+                <w:strike w:val="false"/>
+                <w:sz w:val="14"/>
+                <w:szCs w:val="14"/>
+                <w:color w:val="000000"/>
+              </w:rPr>
+            </w:pPr>
+            <w:r xmlns:w="http://schemas.openxmlformats.org/wordprocessingml/2006/main" xmlns:wp="http://schemas.openxmlformats.org/drawingml/2006/wordprocessingDrawing" xmlns:r="http://schemas.openxmlformats.org/officeDocument/2006/relationships" xmlns:w14="http://schemas.microsoft.com/office/word/2010/wordml">
+              <w:rPr>
+                <w:rFonts w:ascii="Times New Roman" w:hAnsi="Times New Roman" w:eastAsia="Times New Roman" w:cs="Times New Roman"/>
+                <w:i w:val="false"/>
+                <w:b w:val="true"/>
+                <w:u w:val="none"/>
+                <w:strike w:val="false"/>
+                <w:sz w:val="14"/>
+                <w:szCs w:val="14"/>
                 <w:color w:val="000000"/>
               </w:rPr>
               <w:t xml:space="preserve">130,5</w:t>
@@ -1774,28 +1774,28 @@
                 <w:left w:val="none" w:sz="0" w:space="0" w:color="000000"/>
                 <w:right w:val="none" w:sz="0" w:space="0" w:color="000000"/>
               </w:pBdr>
-              <w:spacing w:after="36" w:before="36" w:line="240"/>
-              <w:ind w:left="100" w:right="100" w:firstLine="0" w:firstLineChars="0"/>
-              <w:rPr>
-                <w:rFonts w:ascii="Times New Roman" w:hAnsi="Times New Roman" w:eastAsia="Times New Roman" w:cs="Times New Roman"/>
-                <w:i w:val="false"/>
-                <w:b w:val="true"/>
-                <w:u w:val="none"/>
-                <w:strike w:val="false"/>
-                <w:sz w:val="16"/>
-                <w:szCs w:val="16"/>
-                <w:color w:val="000000"/>
-              </w:rPr>
-            </w:pPr>
-            <w:r xmlns:w="http://schemas.openxmlformats.org/wordprocessingml/2006/main" xmlns:wp="http://schemas.openxmlformats.org/drawingml/2006/wordprocessingDrawing" xmlns:r="http://schemas.openxmlformats.org/officeDocument/2006/relationships" xmlns:w14="http://schemas.microsoft.com/office/word/2010/wordml">
-              <w:rPr>
-                <w:rFonts w:ascii="Times New Roman" w:hAnsi="Times New Roman" w:eastAsia="Times New Roman" w:cs="Times New Roman"/>
-                <w:i w:val="false"/>
-                <w:b w:val="true"/>
-                <w:u w:val="none"/>
-                <w:strike w:val="false"/>
-                <w:sz w:val="16"/>
-                <w:szCs w:val="16"/>
+              <w:spacing w:after="0" w:before="0" w:line="240"/>
+              <w:ind w:left="100" w:right="100" w:firstLine="0" w:firstLineChars="0"/>
+              <w:rPr>
+                <w:rFonts w:ascii="Times New Roman" w:hAnsi="Times New Roman" w:eastAsia="Times New Roman" w:cs="Times New Roman"/>
+                <w:i w:val="false"/>
+                <w:b w:val="true"/>
+                <w:u w:val="none"/>
+                <w:strike w:val="false"/>
+                <w:sz w:val="14"/>
+                <w:szCs w:val="14"/>
+                <w:color w:val="000000"/>
+              </w:rPr>
+            </w:pPr>
+            <w:r xmlns:w="http://schemas.openxmlformats.org/wordprocessingml/2006/main" xmlns:wp="http://schemas.openxmlformats.org/drawingml/2006/wordprocessingDrawing" xmlns:r="http://schemas.openxmlformats.org/officeDocument/2006/relationships" xmlns:w14="http://schemas.microsoft.com/office/word/2010/wordml">
+              <w:rPr>
+                <w:rFonts w:ascii="Times New Roman" w:hAnsi="Times New Roman" w:eastAsia="Times New Roman" w:cs="Times New Roman"/>
+                <w:i w:val="false"/>
+                <w:b w:val="true"/>
+                <w:u w:val="none"/>
+                <w:strike w:val="false"/>
+                <w:sz w:val="14"/>
+                <w:szCs w:val="14"/>
                 <w:color w:val="000000"/>
               </w:rPr>
               <w:t xml:space="preserve">134,2</w:t>
@@ -1828,28 +1828,28 @@
                 <w:left w:val="none" w:sz="0" w:space="0" w:color="000000"/>
                 <w:right w:val="none" w:sz="0" w:space="0" w:color="000000"/>
               </w:pBdr>
-              <w:spacing w:after="36" w:before="36" w:line="240"/>
-              <w:ind w:left="100" w:right="100" w:firstLine="0" w:firstLineChars="0"/>
-              <w:rPr>
-                <w:rFonts w:ascii="Times New Roman" w:hAnsi="Times New Roman" w:eastAsia="Times New Roman" w:cs="Times New Roman"/>
-                <w:i w:val="false"/>
-                <w:b w:val="true"/>
-                <w:u w:val="none"/>
-                <w:strike w:val="false"/>
-                <w:sz w:val="16"/>
-                <w:szCs w:val="16"/>
-                <w:color w:val="000000"/>
-              </w:rPr>
-            </w:pPr>
-            <w:r xmlns:w="http://schemas.openxmlformats.org/wordprocessingml/2006/main" xmlns:wp="http://schemas.openxmlformats.org/drawingml/2006/wordprocessingDrawing" xmlns:r="http://schemas.openxmlformats.org/officeDocument/2006/relationships" xmlns:w14="http://schemas.microsoft.com/office/word/2010/wordml">
-              <w:rPr>
-                <w:rFonts w:ascii="Times New Roman" w:hAnsi="Times New Roman" w:eastAsia="Times New Roman" w:cs="Times New Roman"/>
-                <w:i w:val="false"/>
-                <w:b w:val="true"/>
-                <w:u w:val="none"/>
-                <w:strike w:val="false"/>
-                <w:sz w:val="16"/>
-                <w:szCs w:val="16"/>
+              <w:spacing w:after="0" w:before="0" w:line="240"/>
+              <w:ind w:left="100" w:right="100" w:firstLine="0" w:firstLineChars="0"/>
+              <w:rPr>
+                <w:rFonts w:ascii="Times New Roman" w:hAnsi="Times New Roman" w:eastAsia="Times New Roman" w:cs="Times New Roman"/>
+                <w:i w:val="false"/>
+                <w:b w:val="true"/>
+                <w:u w:val="none"/>
+                <w:strike w:val="false"/>
+                <w:sz w:val="14"/>
+                <w:szCs w:val="14"/>
+                <w:color w:val="000000"/>
+              </w:rPr>
+            </w:pPr>
+            <w:r xmlns:w="http://schemas.openxmlformats.org/wordprocessingml/2006/main" xmlns:wp="http://schemas.openxmlformats.org/drawingml/2006/wordprocessingDrawing" xmlns:r="http://schemas.openxmlformats.org/officeDocument/2006/relationships" xmlns:w14="http://schemas.microsoft.com/office/word/2010/wordml">
+              <w:rPr>
+                <w:rFonts w:ascii="Times New Roman" w:hAnsi="Times New Roman" w:eastAsia="Times New Roman" w:cs="Times New Roman"/>
+                <w:i w:val="false"/>
+                <w:b w:val="true"/>
+                <w:u w:val="none"/>
+                <w:strike w:val="false"/>
+                <w:sz w:val="14"/>
+                <w:szCs w:val="14"/>
                 <w:color w:val="000000"/>
               </w:rPr>
               <w:t xml:space="preserve">40,725</w:t>
@@ -1882,28 +1882,28 @@
                 <w:left w:val="none" w:sz="0" w:space="0" w:color="000000"/>
                 <w:right w:val="none" w:sz="0" w:space="0" w:color="000000"/>
               </w:pBdr>
-              <w:spacing w:after="36" w:before="36" w:line="240"/>
-              <w:ind w:left="100" w:right="100" w:firstLine="0" w:firstLineChars="0"/>
-              <w:rPr>
-                <w:rFonts w:ascii="Times New Roman" w:hAnsi="Times New Roman" w:eastAsia="Times New Roman" w:cs="Times New Roman"/>
-                <w:i w:val="false"/>
-                <w:b w:val="true"/>
-                <w:u w:val="none"/>
-                <w:strike w:val="false"/>
-                <w:sz w:val="16"/>
-                <w:szCs w:val="16"/>
-                <w:color w:val="000000"/>
-              </w:rPr>
-            </w:pPr>
-            <w:r xmlns:w="http://schemas.openxmlformats.org/wordprocessingml/2006/main" xmlns:wp="http://schemas.openxmlformats.org/drawingml/2006/wordprocessingDrawing" xmlns:r="http://schemas.openxmlformats.org/officeDocument/2006/relationships" xmlns:w14="http://schemas.microsoft.com/office/word/2010/wordml">
-              <w:rPr>
-                <w:rFonts w:ascii="Times New Roman" w:hAnsi="Times New Roman" w:eastAsia="Times New Roman" w:cs="Times New Roman"/>
-                <w:i w:val="false"/>
-                <w:b w:val="true"/>
-                <w:u w:val="none"/>
-                <w:strike w:val="false"/>
-                <w:sz w:val="16"/>
-                <w:szCs w:val="16"/>
+              <w:spacing w:after="0" w:before="0" w:line="240"/>
+              <w:ind w:left="100" w:right="100" w:firstLine="0" w:firstLineChars="0"/>
+              <w:rPr>
+                <w:rFonts w:ascii="Times New Roman" w:hAnsi="Times New Roman" w:eastAsia="Times New Roman" w:cs="Times New Roman"/>
+                <w:i w:val="false"/>
+                <w:b w:val="true"/>
+                <w:u w:val="none"/>
+                <w:strike w:val="false"/>
+                <w:sz w:val="14"/>
+                <w:szCs w:val="14"/>
+                <w:color w:val="000000"/>
+              </w:rPr>
+            </w:pPr>
+            <w:r xmlns:w="http://schemas.openxmlformats.org/wordprocessingml/2006/main" xmlns:wp="http://schemas.openxmlformats.org/drawingml/2006/wordprocessingDrawing" xmlns:r="http://schemas.openxmlformats.org/officeDocument/2006/relationships" xmlns:w14="http://schemas.microsoft.com/office/word/2010/wordml">
+              <w:rPr>
+                <w:rFonts w:ascii="Times New Roman" w:hAnsi="Times New Roman" w:eastAsia="Times New Roman" w:cs="Times New Roman"/>
+                <w:i w:val="false"/>
+                <w:b w:val="true"/>
+                <w:u w:val="none"/>
+                <w:strike w:val="false"/>
+                <w:sz w:val="14"/>
+                <w:szCs w:val="14"/>
                 <w:color w:val="000000"/>
               </w:rPr>
               <w:t xml:space="preserve">المواد الغذائية</w:t>
@@ -1942,28 +1942,28 @@
                 <w:left w:val="none" w:sz="0" w:space="0" w:color="000000"/>
                 <w:right w:val="none" w:sz="0" w:space="0" w:color="000000"/>
               </w:pBdr>
-              <w:spacing w:after="36" w:before="36" w:line="240"/>
-              <w:ind w:left="100" w:right="100" w:firstLine="0" w:firstLineChars="0"/>
-              <w:rPr>
-                <w:rFonts w:ascii="Times New Roman" w:hAnsi="Times New Roman" w:eastAsia="Times New Roman" w:cs="Times New Roman"/>
-                <w:i w:val="false"/>
-                <w:b w:val="true"/>
-                <w:u w:val="none"/>
-                <w:strike w:val="false"/>
-                <w:sz w:val="16"/>
-                <w:szCs w:val="16"/>
-                <w:color w:val="000000"/>
-              </w:rPr>
-            </w:pPr>
-            <w:r xmlns:w="http://schemas.openxmlformats.org/wordprocessingml/2006/main" xmlns:wp="http://schemas.openxmlformats.org/drawingml/2006/wordprocessingDrawing" xmlns:r="http://schemas.openxmlformats.org/officeDocument/2006/relationships" xmlns:w14="http://schemas.microsoft.com/office/word/2010/wordml">
-              <w:rPr>
-                <w:rFonts w:ascii="Times New Roman" w:hAnsi="Times New Roman" w:eastAsia="Times New Roman" w:cs="Times New Roman"/>
-                <w:i w:val="false"/>
-                <w:b w:val="true"/>
-                <w:u w:val="none"/>
-                <w:strike w:val="false"/>
-                <w:sz w:val="16"/>
-                <w:szCs w:val="16"/>
+              <w:spacing w:after="0" w:before="0" w:line="240"/>
+              <w:ind w:left="100" w:right="100" w:firstLine="0" w:firstLineChars="0"/>
+              <w:rPr>
+                <w:rFonts w:ascii="Times New Roman" w:hAnsi="Times New Roman" w:eastAsia="Times New Roman" w:cs="Times New Roman"/>
+                <w:i w:val="false"/>
+                <w:b w:val="true"/>
+                <w:u w:val="none"/>
+                <w:strike w:val="false"/>
+                <w:sz w:val="14"/>
+                <w:szCs w:val="14"/>
+                <w:color w:val="000000"/>
+              </w:rPr>
+            </w:pPr>
+            <w:r xmlns:w="http://schemas.openxmlformats.org/wordprocessingml/2006/main" xmlns:wp="http://schemas.openxmlformats.org/drawingml/2006/wordprocessingDrawing" xmlns:r="http://schemas.openxmlformats.org/officeDocument/2006/relationships" xmlns:w14="http://schemas.microsoft.com/office/word/2010/wordml">
+              <w:rPr>
+                <w:rFonts w:ascii="Times New Roman" w:hAnsi="Times New Roman" w:eastAsia="Times New Roman" w:cs="Times New Roman"/>
+                <w:i w:val="false"/>
+                <w:b w:val="true"/>
+                <w:u w:val="none"/>
+                <w:strike w:val="false"/>
+                <w:sz w:val="14"/>
+                <w:szCs w:val="14"/>
                 <w:color w:val="000000"/>
               </w:rPr>
               <w:t xml:space="preserve">0,0</w:t>
@@ -1996,28 +1996,28 @@
                 <w:left w:val="none" w:sz="0" w:space="0" w:color="000000"/>
                 <w:right w:val="none" w:sz="0" w:space="0" w:color="000000"/>
               </w:pBdr>
-              <w:spacing w:after="36" w:before="36" w:line="240"/>
-              <w:ind w:left="100" w:right="100" w:firstLine="0" w:firstLineChars="0"/>
-              <w:rPr>
-                <w:rFonts w:ascii="Times New Roman" w:hAnsi="Times New Roman" w:eastAsia="Times New Roman" w:cs="Times New Roman"/>
-                <w:i w:val="false"/>
-                <w:b w:val="true"/>
-                <w:u w:val="none"/>
-                <w:strike w:val="false"/>
-                <w:sz w:val="16"/>
-                <w:szCs w:val="16"/>
-                <w:color w:val="000000"/>
-              </w:rPr>
-            </w:pPr>
-            <w:r xmlns:w="http://schemas.openxmlformats.org/wordprocessingml/2006/main" xmlns:wp="http://schemas.openxmlformats.org/drawingml/2006/wordprocessingDrawing" xmlns:r="http://schemas.openxmlformats.org/officeDocument/2006/relationships" xmlns:w14="http://schemas.microsoft.com/office/word/2010/wordml">
-              <w:rPr>
-                <w:rFonts w:ascii="Times New Roman" w:hAnsi="Times New Roman" w:eastAsia="Times New Roman" w:cs="Times New Roman"/>
-                <w:i w:val="false"/>
-                <w:b w:val="true"/>
-                <w:u w:val="none"/>
-                <w:strike w:val="false"/>
-                <w:sz w:val="16"/>
-                <w:szCs w:val="16"/>
+              <w:spacing w:after="0" w:before="0" w:line="240"/>
+              <w:ind w:left="100" w:right="100" w:firstLine="0" w:firstLineChars="0"/>
+              <w:rPr>
+                <w:rFonts w:ascii="Times New Roman" w:hAnsi="Times New Roman" w:eastAsia="Times New Roman" w:cs="Times New Roman"/>
+                <w:i w:val="false"/>
+                <w:b w:val="true"/>
+                <w:u w:val="none"/>
+                <w:strike w:val="false"/>
+                <w:sz w:val="14"/>
+                <w:szCs w:val="14"/>
+                <w:color w:val="000000"/>
+              </w:rPr>
+            </w:pPr>
+            <w:r xmlns:w="http://schemas.openxmlformats.org/wordprocessingml/2006/main" xmlns:wp="http://schemas.openxmlformats.org/drawingml/2006/wordprocessingDrawing" xmlns:r="http://schemas.openxmlformats.org/officeDocument/2006/relationships" xmlns:w14="http://schemas.microsoft.com/office/word/2010/wordml">
+              <w:rPr>
+                <w:rFonts w:ascii="Times New Roman" w:hAnsi="Times New Roman" w:eastAsia="Times New Roman" w:cs="Times New Roman"/>
+                <w:i w:val="false"/>
+                <w:b w:val="true"/>
+                <w:u w:val="none"/>
+                <w:strike w:val="false"/>
+                <w:sz w:val="14"/>
+                <w:szCs w:val="14"/>
                 <w:color w:val="000000"/>
               </w:rPr>
               <w:t xml:space="preserve">3,0</w:t>
@@ -2050,28 +2050,28 @@
                 <w:left w:val="none" w:sz="0" w:space="0" w:color="000000"/>
                 <w:right w:val="none" w:sz="0" w:space="0" w:color="000000"/>
               </w:pBdr>
-              <w:spacing w:after="36" w:before="36" w:line="240"/>
-              <w:ind w:left="100" w:right="100" w:firstLine="0" w:firstLineChars="0"/>
-              <w:rPr>
-                <w:rFonts w:ascii="Times New Roman" w:hAnsi="Times New Roman" w:eastAsia="Times New Roman" w:cs="Times New Roman"/>
-                <w:i w:val="false"/>
-                <w:b w:val="true"/>
-                <w:u w:val="none"/>
-                <w:strike w:val="false"/>
-                <w:sz w:val="16"/>
-                <w:szCs w:val="16"/>
-                <w:color w:val="000000"/>
-              </w:rPr>
-            </w:pPr>
-            <w:r xmlns:w="http://schemas.openxmlformats.org/wordprocessingml/2006/main" xmlns:wp="http://schemas.openxmlformats.org/drawingml/2006/wordprocessingDrawing" xmlns:r="http://schemas.openxmlformats.org/officeDocument/2006/relationships" xmlns:w14="http://schemas.microsoft.com/office/word/2010/wordml">
-              <w:rPr>
-                <w:rFonts w:ascii="Times New Roman" w:hAnsi="Times New Roman" w:eastAsia="Times New Roman" w:cs="Times New Roman"/>
-                <w:i w:val="false"/>
-                <w:b w:val="true"/>
-                <w:u w:val="none"/>
-                <w:strike w:val="false"/>
-                <w:sz w:val="16"/>
-                <w:szCs w:val="16"/>
+              <w:spacing w:after="0" w:before="0" w:line="240"/>
+              <w:ind w:left="100" w:right="100" w:firstLine="0" w:firstLineChars="0"/>
+              <w:rPr>
+                <w:rFonts w:ascii="Times New Roman" w:hAnsi="Times New Roman" w:eastAsia="Times New Roman" w:cs="Times New Roman"/>
+                <w:i w:val="false"/>
+                <w:b w:val="true"/>
+                <w:u w:val="none"/>
+                <w:strike w:val="false"/>
+                <w:sz w:val="14"/>
+                <w:szCs w:val="14"/>
+                <w:color w:val="000000"/>
+              </w:rPr>
+            </w:pPr>
+            <w:r xmlns:w="http://schemas.openxmlformats.org/wordprocessingml/2006/main" xmlns:wp="http://schemas.openxmlformats.org/drawingml/2006/wordprocessingDrawing" xmlns:r="http://schemas.openxmlformats.org/officeDocument/2006/relationships" xmlns:w14="http://schemas.microsoft.com/office/word/2010/wordml">
+              <w:rPr>
+                <w:rFonts w:ascii="Times New Roman" w:hAnsi="Times New Roman" w:eastAsia="Times New Roman" w:cs="Times New Roman"/>
+                <w:i w:val="false"/>
+                <w:b w:val="true"/>
+                <w:u w:val="none"/>
+                <w:strike w:val="false"/>
+                <w:sz w:val="14"/>
+                <w:szCs w:val="14"/>
                 <w:color w:val="000000"/>
               </w:rPr>
               <w:t xml:space="preserve">2,5</w:t>
@@ -2104,28 +2104,28 @@
                 <w:left w:val="none" w:sz="0" w:space="0" w:color="000000"/>
                 <w:right w:val="none" w:sz="0" w:space="0" w:color="000000"/>
               </w:pBdr>
-              <w:spacing w:after="36" w:before="36" w:line="240"/>
-              <w:ind w:left="100" w:right="100" w:firstLine="0" w:firstLineChars="0"/>
-              <w:rPr>
-                <w:rFonts w:ascii="Times New Roman" w:hAnsi="Times New Roman" w:eastAsia="Times New Roman" w:cs="Times New Roman"/>
-                <w:i w:val="false"/>
-                <w:b w:val="true"/>
-                <w:u w:val="none"/>
-                <w:strike w:val="false"/>
-                <w:sz w:val="16"/>
-                <w:szCs w:val="16"/>
-                <w:color w:val="000000"/>
-              </w:rPr>
-            </w:pPr>
-            <w:r xmlns:w="http://schemas.openxmlformats.org/wordprocessingml/2006/main" xmlns:wp="http://schemas.openxmlformats.org/drawingml/2006/wordprocessingDrawing" xmlns:r="http://schemas.openxmlformats.org/officeDocument/2006/relationships" xmlns:w14="http://schemas.microsoft.com/office/word/2010/wordml">
-              <w:rPr>
-                <w:rFonts w:ascii="Times New Roman" w:hAnsi="Times New Roman" w:eastAsia="Times New Roman" w:cs="Times New Roman"/>
-                <w:i w:val="false"/>
-                <w:b w:val="true"/>
-                <w:u w:val="none"/>
-                <w:strike w:val="false"/>
-                <w:sz w:val="16"/>
-                <w:szCs w:val="16"/>
+              <w:spacing w:after="0" w:before="0" w:line="240"/>
+              <w:ind w:left="100" w:right="100" w:firstLine="0" w:firstLineChars="0"/>
+              <w:rPr>
+                <w:rFonts w:ascii="Times New Roman" w:hAnsi="Times New Roman" w:eastAsia="Times New Roman" w:cs="Times New Roman"/>
+                <w:i w:val="false"/>
+                <w:b w:val="true"/>
+                <w:u w:val="none"/>
+                <w:strike w:val="false"/>
+                <w:sz w:val="14"/>
+                <w:szCs w:val="14"/>
+                <w:color w:val="000000"/>
+              </w:rPr>
+            </w:pPr>
+            <w:r xmlns:w="http://schemas.openxmlformats.org/wordprocessingml/2006/main" xmlns:wp="http://schemas.openxmlformats.org/drawingml/2006/wordprocessingDrawing" xmlns:r="http://schemas.openxmlformats.org/officeDocument/2006/relationships" xmlns:w14="http://schemas.microsoft.com/office/word/2010/wordml">
+              <w:rPr>
+                <w:rFonts w:ascii="Times New Roman" w:hAnsi="Times New Roman" w:eastAsia="Times New Roman" w:cs="Times New Roman"/>
+                <w:i w:val="false"/>
+                <w:b w:val="true"/>
+                <w:u w:val="none"/>
+                <w:strike w:val="false"/>
+                <w:sz w:val="14"/>
+                <w:szCs w:val="14"/>
                 <w:color w:val="000000"/>
               </w:rPr>
               <w:t xml:space="preserve">133,7</w:t>
@@ -2158,28 +2158,28 @@
                 <w:left w:val="none" w:sz="0" w:space="0" w:color="000000"/>
                 <w:right w:val="none" w:sz="0" w:space="0" w:color="000000"/>
               </w:pBdr>
-              <w:spacing w:after="36" w:before="36" w:line="240"/>
-              <w:ind w:left="100" w:right="100" w:firstLine="0" w:firstLineChars="0"/>
-              <w:rPr>
-                <w:rFonts w:ascii="Times New Roman" w:hAnsi="Times New Roman" w:eastAsia="Times New Roman" w:cs="Times New Roman"/>
-                <w:i w:val="false"/>
-                <w:b w:val="true"/>
-                <w:u w:val="none"/>
-                <w:strike w:val="false"/>
-                <w:sz w:val="16"/>
-                <w:szCs w:val="16"/>
-                <w:color w:val="000000"/>
-              </w:rPr>
-            </w:pPr>
-            <w:r xmlns:w="http://schemas.openxmlformats.org/wordprocessingml/2006/main" xmlns:wp="http://schemas.openxmlformats.org/drawingml/2006/wordprocessingDrawing" xmlns:r="http://schemas.openxmlformats.org/officeDocument/2006/relationships" xmlns:w14="http://schemas.microsoft.com/office/word/2010/wordml">
-              <w:rPr>
-                <w:rFonts w:ascii="Times New Roman" w:hAnsi="Times New Roman" w:eastAsia="Times New Roman" w:cs="Times New Roman"/>
-                <w:i w:val="false"/>
-                <w:b w:val="true"/>
-                <w:u w:val="none"/>
-                <w:strike w:val="false"/>
-                <w:sz w:val="16"/>
-                <w:szCs w:val="16"/>
+              <w:spacing w:after="0" w:before="0" w:line="240"/>
+              <w:ind w:left="100" w:right="100" w:firstLine="0" w:firstLineChars="0"/>
+              <w:rPr>
+                <w:rFonts w:ascii="Times New Roman" w:hAnsi="Times New Roman" w:eastAsia="Times New Roman" w:cs="Times New Roman"/>
+                <w:i w:val="false"/>
+                <w:b w:val="true"/>
+                <w:u w:val="none"/>
+                <w:strike w:val="false"/>
+                <w:sz w:val="14"/>
+                <w:szCs w:val="14"/>
+                <w:color w:val="000000"/>
+              </w:rPr>
+            </w:pPr>
+            <w:r xmlns:w="http://schemas.openxmlformats.org/wordprocessingml/2006/main" xmlns:wp="http://schemas.openxmlformats.org/drawingml/2006/wordprocessingDrawing" xmlns:r="http://schemas.openxmlformats.org/officeDocument/2006/relationships" xmlns:w14="http://schemas.microsoft.com/office/word/2010/wordml">
+              <w:rPr>
+                <w:rFonts w:ascii="Times New Roman" w:hAnsi="Times New Roman" w:eastAsia="Times New Roman" w:cs="Times New Roman"/>
+                <w:i w:val="false"/>
+                <w:b w:val="true"/>
+                <w:u w:val="none"/>
+                <w:strike w:val="false"/>
+                <w:sz w:val="14"/>
+                <w:szCs w:val="14"/>
                 <w:color w:val="000000"/>
               </w:rPr>
               <w:t xml:space="preserve">130,5</w:t>
@@ -2212,28 +2212,28 @@
                 <w:left w:val="none" w:sz="0" w:space="0" w:color="000000"/>
                 <w:right w:val="none" w:sz="0" w:space="0" w:color="000000"/>
               </w:pBdr>
-              <w:spacing w:after="36" w:before="36" w:line="240"/>
-              <w:ind w:left="100" w:right="100" w:firstLine="0" w:firstLineChars="0"/>
-              <w:rPr>
-                <w:rFonts w:ascii="Times New Roman" w:hAnsi="Times New Roman" w:eastAsia="Times New Roman" w:cs="Times New Roman"/>
-                <w:i w:val="false"/>
-                <w:b w:val="true"/>
-                <w:u w:val="none"/>
-                <w:strike w:val="false"/>
-                <w:sz w:val="16"/>
-                <w:szCs w:val="16"/>
-                <w:color w:val="000000"/>
-              </w:rPr>
-            </w:pPr>
-            <w:r xmlns:w="http://schemas.openxmlformats.org/wordprocessingml/2006/main" xmlns:wp="http://schemas.openxmlformats.org/drawingml/2006/wordprocessingDrawing" xmlns:r="http://schemas.openxmlformats.org/officeDocument/2006/relationships" xmlns:w14="http://schemas.microsoft.com/office/word/2010/wordml">
-              <w:rPr>
-                <w:rFonts w:ascii="Times New Roman" w:hAnsi="Times New Roman" w:eastAsia="Times New Roman" w:cs="Times New Roman"/>
-                <w:i w:val="false"/>
-                <w:b w:val="true"/>
-                <w:u w:val="none"/>
-                <w:strike w:val="false"/>
-                <w:sz w:val="16"/>
-                <w:szCs w:val="16"/>
+              <w:spacing w:after="0" w:before="0" w:line="240"/>
+              <w:ind w:left="100" w:right="100" w:firstLine="0" w:firstLineChars="0"/>
+              <w:rPr>
+                <w:rFonts w:ascii="Times New Roman" w:hAnsi="Times New Roman" w:eastAsia="Times New Roman" w:cs="Times New Roman"/>
+                <w:i w:val="false"/>
+                <w:b w:val="true"/>
+                <w:u w:val="none"/>
+                <w:strike w:val="false"/>
+                <w:sz w:val="14"/>
+                <w:szCs w:val="14"/>
+                <w:color w:val="000000"/>
+              </w:rPr>
+            </w:pPr>
+            <w:r xmlns:w="http://schemas.openxmlformats.org/wordprocessingml/2006/main" xmlns:wp="http://schemas.openxmlformats.org/drawingml/2006/wordprocessingDrawing" xmlns:r="http://schemas.openxmlformats.org/officeDocument/2006/relationships" xmlns:w14="http://schemas.microsoft.com/office/word/2010/wordml">
+              <w:rPr>
+                <w:rFonts w:ascii="Times New Roman" w:hAnsi="Times New Roman" w:eastAsia="Times New Roman" w:cs="Times New Roman"/>
+                <w:i w:val="false"/>
+                <w:b w:val="true"/>
+                <w:u w:val="none"/>
+                <w:strike w:val="false"/>
+                <w:sz w:val="14"/>
+                <w:szCs w:val="14"/>
                 <w:color w:val="000000"/>
               </w:rPr>
               <w:t xml:space="preserve">129,4</w:t>
@@ -2266,28 +2266,28 @@
                 <w:left w:val="none" w:sz="0" w:space="0" w:color="000000"/>
                 <w:right w:val="none" w:sz="0" w:space="0" w:color="000000"/>
               </w:pBdr>
-              <w:spacing w:after="36" w:before="36" w:line="240"/>
-              <w:ind w:left="100" w:right="100" w:firstLine="0" w:firstLineChars="0"/>
-              <w:rPr>
-                <w:rFonts w:ascii="Times New Roman" w:hAnsi="Times New Roman" w:eastAsia="Times New Roman" w:cs="Times New Roman"/>
-                <w:i w:val="false"/>
-                <w:b w:val="true"/>
-                <w:u w:val="none"/>
-                <w:strike w:val="false"/>
-                <w:sz w:val="16"/>
-                <w:szCs w:val="16"/>
-                <w:color w:val="000000"/>
-              </w:rPr>
-            </w:pPr>
-            <w:r xmlns:w="http://schemas.openxmlformats.org/wordprocessingml/2006/main" xmlns:wp="http://schemas.openxmlformats.org/drawingml/2006/wordprocessingDrawing" xmlns:r="http://schemas.openxmlformats.org/officeDocument/2006/relationships" xmlns:w14="http://schemas.microsoft.com/office/word/2010/wordml">
-              <w:rPr>
-                <w:rFonts w:ascii="Times New Roman" w:hAnsi="Times New Roman" w:eastAsia="Times New Roman" w:cs="Times New Roman"/>
-                <w:i w:val="false"/>
-                <w:b w:val="true"/>
-                <w:u w:val="none"/>
-                <w:strike w:val="false"/>
-                <w:sz w:val="16"/>
-                <w:szCs w:val="16"/>
+              <w:spacing w:after="0" w:before="0" w:line="240"/>
+              <w:ind w:left="100" w:right="100" w:firstLine="0" w:firstLineChars="0"/>
+              <w:rPr>
+                <w:rFonts w:ascii="Times New Roman" w:hAnsi="Times New Roman" w:eastAsia="Times New Roman" w:cs="Times New Roman"/>
+                <w:i w:val="false"/>
+                <w:b w:val="true"/>
+                <w:u w:val="none"/>
+                <w:strike w:val="false"/>
+                <w:sz w:val="14"/>
+                <w:szCs w:val="14"/>
+                <w:color w:val="000000"/>
+              </w:rPr>
+            </w:pPr>
+            <w:r xmlns:w="http://schemas.openxmlformats.org/wordprocessingml/2006/main" xmlns:wp="http://schemas.openxmlformats.org/drawingml/2006/wordprocessingDrawing" xmlns:r="http://schemas.openxmlformats.org/officeDocument/2006/relationships" xmlns:w14="http://schemas.microsoft.com/office/word/2010/wordml">
+              <w:rPr>
+                <w:rFonts w:ascii="Times New Roman" w:hAnsi="Times New Roman" w:eastAsia="Times New Roman" w:cs="Times New Roman"/>
+                <w:i w:val="false"/>
+                <w:b w:val="true"/>
+                <w:u w:val="none"/>
+                <w:strike w:val="false"/>
+                <w:sz w:val="14"/>
+                <w:szCs w:val="14"/>
                 <w:color w:val="000000"/>
               </w:rPr>
               <w:t xml:space="preserve">129,8</w:t>
@@ -2320,28 +2320,28 @@
                 <w:left w:val="none" w:sz="0" w:space="0" w:color="000000"/>
                 <w:right w:val="none" w:sz="0" w:space="0" w:color="000000"/>
               </w:pBdr>
-              <w:spacing w:after="36" w:before="36" w:line="240"/>
-              <w:ind w:left="100" w:right="100" w:firstLine="0" w:firstLineChars="0"/>
-              <w:rPr>
-                <w:rFonts w:ascii="Times New Roman" w:hAnsi="Times New Roman" w:eastAsia="Times New Roman" w:cs="Times New Roman"/>
-                <w:i w:val="false"/>
-                <w:b w:val="true"/>
-                <w:u w:val="none"/>
-                <w:strike w:val="false"/>
-                <w:sz w:val="16"/>
-                <w:szCs w:val="16"/>
-                <w:color w:val="000000"/>
-              </w:rPr>
-            </w:pPr>
-            <w:r xmlns:w="http://schemas.openxmlformats.org/wordprocessingml/2006/main" xmlns:wp="http://schemas.openxmlformats.org/drawingml/2006/wordprocessingDrawing" xmlns:r="http://schemas.openxmlformats.org/officeDocument/2006/relationships" xmlns:w14="http://schemas.microsoft.com/office/word/2010/wordml">
-              <w:rPr>
-                <w:rFonts w:ascii="Times New Roman" w:hAnsi="Times New Roman" w:eastAsia="Times New Roman" w:cs="Times New Roman"/>
-                <w:i w:val="false"/>
-                <w:b w:val="true"/>
-                <w:u w:val="none"/>
-                <w:strike w:val="false"/>
-                <w:sz w:val="16"/>
-                <w:szCs w:val="16"/>
+              <w:spacing w:after="0" w:before="0" w:line="240"/>
+              <w:ind w:left="100" w:right="100" w:firstLine="0" w:firstLineChars="0"/>
+              <w:rPr>
+                <w:rFonts w:ascii="Times New Roman" w:hAnsi="Times New Roman" w:eastAsia="Times New Roman" w:cs="Times New Roman"/>
+                <w:i w:val="false"/>
+                <w:b w:val="true"/>
+                <w:u w:val="none"/>
+                <w:strike w:val="false"/>
+                <w:sz w:val="14"/>
+                <w:szCs w:val="14"/>
+                <w:color w:val="000000"/>
+              </w:rPr>
+            </w:pPr>
+            <w:r xmlns:w="http://schemas.openxmlformats.org/wordprocessingml/2006/main" xmlns:wp="http://schemas.openxmlformats.org/drawingml/2006/wordprocessingDrawing" xmlns:r="http://schemas.openxmlformats.org/officeDocument/2006/relationships" xmlns:w14="http://schemas.microsoft.com/office/word/2010/wordml">
+              <w:rPr>
+                <w:rFonts w:ascii="Times New Roman" w:hAnsi="Times New Roman" w:eastAsia="Times New Roman" w:cs="Times New Roman"/>
+                <w:i w:val="false"/>
+                <w:b w:val="true"/>
+                <w:u w:val="none"/>
+                <w:strike w:val="false"/>
+                <w:sz w:val="14"/>
+                <w:szCs w:val="14"/>
                 <w:color w:val="000000"/>
               </w:rPr>
               <w:t xml:space="preserve">133,7</w:t>
@@ -2374,28 +2374,28 @@
                 <w:left w:val="none" w:sz="0" w:space="0" w:color="000000"/>
                 <w:right w:val="none" w:sz="0" w:space="0" w:color="000000"/>
               </w:pBdr>
-              <w:spacing w:after="36" w:before="36" w:line="240"/>
-              <w:ind w:left="100" w:right="100" w:firstLine="0" w:firstLineChars="0"/>
-              <w:rPr>
-                <w:rFonts w:ascii="Times New Roman" w:hAnsi="Times New Roman" w:eastAsia="Times New Roman" w:cs="Times New Roman"/>
-                <w:i w:val="false"/>
-                <w:b w:val="true"/>
-                <w:u w:val="none"/>
-                <w:strike w:val="false"/>
-                <w:sz w:val="16"/>
-                <w:szCs w:val="16"/>
-                <w:color w:val="000000"/>
-              </w:rPr>
-            </w:pPr>
-            <w:r xmlns:w="http://schemas.openxmlformats.org/wordprocessingml/2006/main" xmlns:wp="http://schemas.openxmlformats.org/drawingml/2006/wordprocessingDrawing" xmlns:r="http://schemas.openxmlformats.org/officeDocument/2006/relationships" xmlns:w14="http://schemas.microsoft.com/office/word/2010/wordml">
-              <w:rPr>
-                <w:rFonts w:ascii="Times New Roman" w:hAnsi="Times New Roman" w:eastAsia="Times New Roman" w:cs="Times New Roman"/>
-                <w:i w:val="false"/>
-                <w:b w:val="true"/>
-                <w:u w:val="none"/>
-                <w:strike w:val="false"/>
-                <w:sz w:val="16"/>
-                <w:szCs w:val="16"/>
+              <w:spacing w:after="0" w:before="0" w:line="240"/>
+              <w:ind w:left="100" w:right="100" w:firstLine="0" w:firstLineChars="0"/>
+              <w:rPr>
+                <w:rFonts w:ascii="Times New Roman" w:hAnsi="Times New Roman" w:eastAsia="Times New Roman" w:cs="Times New Roman"/>
+                <w:i w:val="false"/>
+                <w:b w:val="true"/>
+                <w:u w:val="none"/>
+                <w:strike w:val="false"/>
+                <w:sz w:val="14"/>
+                <w:szCs w:val="14"/>
+                <w:color w:val="000000"/>
+              </w:rPr>
+            </w:pPr>
+            <w:r xmlns:w="http://schemas.openxmlformats.org/wordprocessingml/2006/main" xmlns:wp="http://schemas.openxmlformats.org/drawingml/2006/wordprocessingDrawing" xmlns:r="http://schemas.openxmlformats.org/officeDocument/2006/relationships" xmlns:w14="http://schemas.microsoft.com/office/word/2010/wordml">
+              <w:rPr>
+                <w:rFonts w:ascii="Times New Roman" w:hAnsi="Times New Roman" w:eastAsia="Times New Roman" w:cs="Times New Roman"/>
+                <w:i w:val="false"/>
+                <w:b w:val="true"/>
+                <w:u w:val="none"/>
+                <w:strike w:val="false"/>
+                <w:sz w:val="14"/>
+                <w:szCs w:val="14"/>
                 <w:color w:val="000000"/>
               </w:rPr>
               <w:t xml:space="preserve">38,964</w:t>
@@ -2428,28 +2428,28 @@
                 <w:left w:val="none" w:sz="0" w:space="0" w:color="000000"/>
                 <w:right w:val="none" w:sz="0" w:space="0" w:color="000000"/>
               </w:pBdr>
-              <w:spacing w:after="36" w:before="36" w:line="240"/>
-              <w:ind w:left="100" w:right="100" w:firstLine="0" w:firstLineChars="0"/>
-              <w:rPr>
-                <w:rFonts w:ascii="Times New Roman" w:hAnsi="Times New Roman" w:eastAsia="Times New Roman" w:cs="Times New Roman"/>
-                <w:i w:val="false"/>
-                <w:b w:val="true"/>
-                <w:u w:val="none"/>
-                <w:strike w:val="false"/>
-                <w:sz w:val="16"/>
-                <w:szCs w:val="16"/>
-                <w:color w:val="000000"/>
-              </w:rPr>
-            </w:pPr>
-            <w:r xmlns:w="http://schemas.openxmlformats.org/wordprocessingml/2006/main" xmlns:wp="http://schemas.openxmlformats.org/drawingml/2006/wordprocessingDrawing" xmlns:r="http://schemas.openxmlformats.org/officeDocument/2006/relationships" xmlns:w14="http://schemas.microsoft.com/office/word/2010/wordml">
-              <w:rPr>
-                <w:rFonts w:ascii="Times New Roman" w:hAnsi="Times New Roman" w:eastAsia="Times New Roman" w:cs="Times New Roman"/>
-                <w:i w:val="false"/>
-                <w:b w:val="true"/>
-                <w:u w:val="none"/>
-                <w:strike w:val="false"/>
-                <w:sz w:val="16"/>
-                <w:szCs w:val="16"/>
+              <w:spacing w:after="0" w:before="0" w:line="240"/>
+              <w:ind w:left="100" w:right="100" w:firstLine="0" w:firstLineChars="0"/>
+              <w:rPr>
+                <w:rFonts w:ascii="Times New Roman" w:hAnsi="Times New Roman" w:eastAsia="Times New Roman" w:cs="Times New Roman"/>
+                <w:i w:val="false"/>
+                <w:b w:val="true"/>
+                <w:u w:val="none"/>
+                <w:strike w:val="false"/>
+                <w:sz w:val="14"/>
+                <w:szCs w:val="14"/>
+                <w:color w:val="000000"/>
+              </w:rPr>
+            </w:pPr>
+            <w:r xmlns:w="http://schemas.openxmlformats.org/wordprocessingml/2006/main" xmlns:wp="http://schemas.openxmlformats.org/drawingml/2006/wordprocessingDrawing" xmlns:r="http://schemas.openxmlformats.org/officeDocument/2006/relationships" xmlns:w14="http://schemas.microsoft.com/office/word/2010/wordml">
+              <w:rPr>
+                <w:rFonts w:ascii="Times New Roman" w:hAnsi="Times New Roman" w:eastAsia="Times New Roman" w:cs="Times New Roman"/>
+                <w:i w:val="false"/>
+                <w:b w:val="true"/>
+                <w:u w:val="none"/>
+                <w:strike w:val="false"/>
+                <w:sz w:val="14"/>
+                <w:szCs w:val="14"/>
                 <w:color w:val="000000"/>
               </w:rPr>
               <w:t xml:space="preserve">01- المواد الغذائية والمشروبات غير الكحولية</w:t>
@@ -2488,28 +2488,28 @@
                 <w:left w:val="none" w:sz="0" w:space="0" w:color="000000"/>
                 <w:right w:val="none" w:sz="0" w:space="0" w:color="000000"/>
               </w:pBdr>
-              <w:spacing w:after="36" w:before="36" w:line="240"/>
-              <w:ind w:left="100" w:right="100" w:firstLine="0" w:firstLineChars="0"/>
-              <w:rPr>
-                <w:rFonts w:ascii="Times New Roman" w:hAnsi="Times New Roman" w:eastAsia="Times New Roman" w:cs="Times New Roman"/>
-                <w:i w:val="false"/>
-                <w:b w:val="true"/>
-                <w:u w:val="none"/>
-                <w:strike w:val="false"/>
-                <w:sz w:val="16"/>
-                <w:szCs w:val="16"/>
-                <w:color w:val="000000"/>
-              </w:rPr>
-            </w:pPr>
-            <w:r xmlns:w="http://schemas.openxmlformats.org/wordprocessingml/2006/main" xmlns:wp="http://schemas.openxmlformats.org/drawingml/2006/wordprocessingDrawing" xmlns:r="http://schemas.openxmlformats.org/officeDocument/2006/relationships" xmlns:w14="http://schemas.microsoft.com/office/word/2010/wordml">
-              <w:rPr>
-                <w:rFonts w:ascii="Times New Roman" w:hAnsi="Times New Roman" w:eastAsia="Times New Roman" w:cs="Times New Roman"/>
-                <w:i w:val="false"/>
-                <w:b w:val="true"/>
-                <w:u w:val="none"/>
-                <w:strike w:val="false"/>
-                <w:sz w:val="16"/>
-                <w:szCs w:val="16"/>
+              <w:spacing w:after="0" w:before="0" w:line="240"/>
+              <w:ind w:left="100" w:right="100" w:firstLine="0" w:firstLineChars="0"/>
+              <w:rPr>
+                <w:rFonts w:ascii="Times New Roman" w:hAnsi="Times New Roman" w:eastAsia="Times New Roman" w:cs="Times New Roman"/>
+                <w:i w:val="false"/>
+                <w:b w:val="true"/>
+                <w:u w:val="none"/>
+                <w:strike w:val="false"/>
+                <w:sz w:val="14"/>
+                <w:szCs w:val="14"/>
+                <w:color w:val="000000"/>
+              </w:rPr>
+            </w:pPr>
+            <w:r xmlns:w="http://schemas.openxmlformats.org/wordprocessingml/2006/main" xmlns:wp="http://schemas.openxmlformats.org/drawingml/2006/wordprocessingDrawing" xmlns:r="http://schemas.openxmlformats.org/officeDocument/2006/relationships" xmlns:w14="http://schemas.microsoft.com/office/word/2010/wordml">
+              <w:rPr>
+                <w:rFonts w:ascii="Times New Roman" w:hAnsi="Times New Roman" w:eastAsia="Times New Roman" w:cs="Times New Roman"/>
+                <w:i w:val="false"/>
+                <w:b w:val="true"/>
+                <w:u w:val="none"/>
+                <w:strike w:val="false"/>
+                <w:sz w:val="14"/>
+                <w:szCs w:val="14"/>
                 <w:color w:val="000000"/>
               </w:rPr>
               <w:t xml:space="preserve">3,7</w:t>
@@ -2542,28 +2542,28 @@
                 <w:left w:val="none" w:sz="0" w:space="0" w:color="000000"/>
                 <w:right w:val="none" w:sz="0" w:space="0" w:color="000000"/>
               </w:pBdr>
-              <w:spacing w:after="36" w:before="36" w:line="240"/>
-              <w:ind w:left="100" w:right="100" w:firstLine="0" w:firstLineChars="0"/>
-              <w:rPr>
-                <w:rFonts w:ascii="Times New Roman" w:hAnsi="Times New Roman" w:eastAsia="Times New Roman" w:cs="Times New Roman"/>
-                <w:i w:val="false"/>
-                <w:b w:val="true"/>
-                <w:u w:val="none"/>
-                <w:strike w:val="false"/>
-                <w:sz w:val="16"/>
-                <w:szCs w:val="16"/>
-                <w:color w:val="000000"/>
-              </w:rPr>
-            </w:pPr>
-            <w:r xmlns:w="http://schemas.openxmlformats.org/wordprocessingml/2006/main" xmlns:wp="http://schemas.openxmlformats.org/drawingml/2006/wordprocessingDrawing" xmlns:r="http://schemas.openxmlformats.org/officeDocument/2006/relationships" xmlns:w14="http://schemas.microsoft.com/office/word/2010/wordml">
-              <w:rPr>
-                <w:rFonts w:ascii="Times New Roman" w:hAnsi="Times New Roman" w:eastAsia="Times New Roman" w:cs="Times New Roman"/>
-                <w:i w:val="false"/>
-                <w:b w:val="true"/>
-                <w:u w:val="none"/>
-                <w:strike w:val="false"/>
-                <w:sz w:val="16"/>
-                <w:szCs w:val="16"/>
+              <w:spacing w:after="0" w:before="0" w:line="240"/>
+              <w:ind w:left="100" w:right="100" w:firstLine="0" w:firstLineChars="0"/>
+              <w:rPr>
+                <w:rFonts w:ascii="Times New Roman" w:hAnsi="Times New Roman" w:eastAsia="Times New Roman" w:cs="Times New Roman"/>
+                <w:i w:val="false"/>
+                <w:b w:val="true"/>
+                <w:u w:val="none"/>
+                <w:strike w:val="false"/>
+                <w:sz w:val="14"/>
+                <w:szCs w:val="14"/>
+                <w:color w:val="000000"/>
+              </w:rPr>
+            </w:pPr>
+            <w:r xmlns:w="http://schemas.openxmlformats.org/wordprocessingml/2006/main" xmlns:wp="http://schemas.openxmlformats.org/drawingml/2006/wordprocessingDrawing" xmlns:r="http://schemas.openxmlformats.org/officeDocument/2006/relationships" xmlns:w14="http://schemas.microsoft.com/office/word/2010/wordml">
+              <w:rPr>
+                <w:rFonts w:ascii="Times New Roman" w:hAnsi="Times New Roman" w:eastAsia="Times New Roman" w:cs="Times New Roman"/>
+                <w:i w:val="false"/>
+                <w:b w:val="true"/>
+                <w:u w:val="none"/>
+                <w:strike w:val="false"/>
+                <w:sz w:val="14"/>
+                <w:szCs w:val="14"/>
                 <w:color w:val="000000"/>
               </w:rPr>
               <w:t xml:space="preserve">3,0</w:t>
@@ -2596,28 +2596,28 @@
                 <w:left w:val="none" w:sz="0" w:space="0" w:color="000000"/>
                 <w:right w:val="none" w:sz="0" w:space="0" w:color="000000"/>
               </w:pBdr>
-              <w:spacing w:after="36" w:before="36" w:line="240"/>
-              <w:ind w:left="100" w:right="100" w:firstLine="0" w:firstLineChars="0"/>
-              <w:rPr>
-                <w:rFonts w:ascii="Times New Roman" w:hAnsi="Times New Roman" w:eastAsia="Times New Roman" w:cs="Times New Roman"/>
-                <w:i w:val="false"/>
-                <w:b w:val="true"/>
-                <w:u w:val="none"/>
-                <w:strike w:val="false"/>
-                <w:sz w:val="16"/>
-                <w:szCs w:val="16"/>
-                <w:color w:val="000000"/>
-              </w:rPr>
-            </w:pPr>
-            <w:r xmlns:w="http://schemas.openxmlformats.org/wordprocessingml/2006/main" xmlns:wp="http://schemas.openxmlformats.org/drawingml/2006/wordprocessingDrawing" xmlns:r="http://schemas.openxmlformats.org/officeDocument/2006/relationships" xmlns:w14="http://schemas.microsoft.com/office/word/2010/wordml">
-              <w:rPr>
-                <w:rFonts w:ascii="Times New Roman" w:hAnsi="Times New Roman" w:eastAsia="Times New Roman" w:cs="Times New Roman"/>
-                <w:i w:val="false"/>
-                <w:b w:val="true"/>
-                <w:u w:val="none"/>
-                <w:strike w:val="false"/>
-                <w:sz w:val="16"/>
-                <w:szCs w:val="16"/>
+              <w:spacing w:after="0" w:before="0" w:line="240"/>
+              <w:ind w:left="100" w:right="100" w:firstLine="0" w:firstLineChars="0"/>
+              <w:rPr>
+                <w:rFonts w:ascii="Times New Roman" w:hAnsi="Times New Roman" w:eastAsia="Times New Roman" w:cs="Times New Roman"/>
+                <w:i w:val="false"/>
+                <w:b w:val="true"/>
+                <w:u w:val="none"/>
+                <w:strike w:val="false"/>
+                <w:sz w:val="14"/>
+                <w:szCs w:val="14"/>
+                <w:color w:val="000000"/>
+              </w:rPr>
+            </w:pPr>
+            <w:r xmlns:w="http://schemas.openxmlformats.org/wordprocessingml/2006/main" xmlns:wp="http://schemas.openxmlformats.org/drawingml/2006/wordprocessingDrawing" xmlns:r="http://schemas.openxmlformats.org/officeDocument/2006/relationships" xmlns:w14="http://schemas.microsoft.com/office/word/2010/wordml">
+              <w:rPr>
+                <w:rFonts w:ascii="Times New Roman" w:hAnsi="Times New Roman" w:eastAsia="Times New Roman" w:cs="Times New Roman"/>
+                <w:i w:val="false"/>
+                <w:b w:val="true"/>
+                <w:u w:val="none"/>
+                <w:strike w:val="false"/>
+                <w:sz w:val="14"/>
+                <w:szCs w:val="14"/>
                 <w:color w:val="000000"/>
               </w:rPr>
               <w:t xml:space="preserve">0,0</w:t>
@@ -2650,28 +2650,28 @@
                 <w:left w:val="none" w:sz="0" w:space="0" w:color="000000"/>
                 <w:right w:val="none" w:sz="0" w:space="0" w:color="000000"/>
               </w:pBdr>
-              <w:spacing w:after="36" w:before="36" w:line="240"/>
-              <w:ind w:left="100" w:right="100" w:firstLine="0" w:firstLineChars="0"/>
-              <w:rPr>
-                <w:rFonts w:ascii="Times New Roman" w:hAnsi="Times New Roman" w:eastAsia="Times New Roman" w:cs="Times New Roman"/>
-                <w:i w:val="false"/>
-                <w:b w:val="true"/>
-                <w:u w:val="none"/>
-                <w:strike w:val="false"/>
-                <w:sz w:val="16"/>
-                <w:szCs w:val="16"/>
-                <w:color w:val="000000"/>
-              </w:rPr>
-            </w:pPr>
-            <w:r xmlns:w="http://schemas.openxmlformats.org/wordprocessingml/2006/main" xmlns:wp="http://schemas.openxmlformats.org/drawingml/2006/wordprocessingDrawing" xmlns:r="http://schemas.openxmlformats.org/officeDocument/2006/relationships" xmlns:w14="http://schemas.microsoft.com/office/word/2010/wordml">
-              <w:rPr>
-                <w:rFonts w:ascii="Times New Roman" w:hAnsi="Times New Roman" w:eastAsia="Times New Roman" w:cs="Times New Roman"/>
-                <w:i w:val="false"/>
-                <w:b w:val="true"/>
-                <w:u w:val="none"/>
-                <w:strike w:val="false"/>
-                <w:sz w:val="16"/>
-                <w:szCs w:val="16"/>
+              <w:spacing w:after="0" w:before="0" w:line="240"/>
+              <w:ind w:left="100" w:right="100" w:firstLine="0" w:firstLineChars="0"/>
+              <w:rPr>
+                <w:rFonts w:ascii="Times New Roman" w:hAnsi="Times New Roman" w:eastAsia="Times New Roman" w:cs="Times New Roman"/>
+                <w:i w:val="false"/>
+                <w:b w:val="true"/>
+                <w:u w:val="none"/>
+                <w:strike w:val="false"/>
+                <w:sz w:val="14"/>
+                <w:szCs w:val="14"/>
+                <w:color w:val="000000"/>
+              </w:rPr>
+            </w:pPr>
+            <w:r xmlns:w="http://schemas.openxmlformats.org/wordprocessingml/2006/main" xmlns:wp="http://schemas.openxmlformats.org/drawingml/2006/wordprocessingDrawing" xmlns:r="http://schemas.openxmlformats.org/officeDocument/2006/relationships" xmlns:w14="http://schemas.microsoft.com/office/word/2010/wordml">
+              <w:rPr>
+                <w:rFonts w:ascii="Times New Roman" w:hAnsi="Times New Roman" w:eastAsia="Times New Roman" w:cs="Times New Roman"/>
+                <w:i w:val="false"/>
+                <w:b w:val="true"/>
+                <w:u w:val="none"/>
+                <w:strike w:val="false"/>
+                <w:sz w:val="14"/>
+                <w:szCs w:val="14"/>
                 <w:color w:val="000000"/>
               </w:rPr>
               <w:t xml:space="preserve">150,5</w:t>
@@ -2704,28 +2704,28 @@
                 <w:left w:val="none" w:sz="0" w:space="0" w:color="000000"/>
                 <w:right w:val="none" w:sz="0" w:space="0" w:color="000000"/>
               </w:pBdr>
-              <w:spacing w:after="36" w:before="36" w:line="240"/>
-              <w:ind w:left="100" w:right="100" w:firstLine="0" w:firstLineChars="0"/>
-              <w:rPr>
-                <w:rFonts w:ascii="Times New Roman" w:hAnsi="Times New Roman" w:eastAsia="Times New Roman" w:cs="Times New Roman"/>
-                <w:i w:val="false"/>
-                <w:b w:val="true"/>
-                <w:u w:val="none"/>
-                <w:strike w:val="false"/>
-                <w:sz w:val="16"/>
-                <w:szCs w:val="16"/>
-                <w:color w:val="000000"/>
-              </w:rPr>
-            </w:pPr>
-            <w:r xmlns:w="http://schemas.openxmlformats.org/wordprocessingml/2006/main" xmlns:wp="http://schemas.openxmlformats.org/drawingml/2006/wordprocessingDrawing" xmlns:r="http://schemas.openxmlformats.org/officeDocument/2006/relationships" xmlns:w14="http://schemas.microsoft.com/office/word/2010/wordml">
-              <w:rPr>
-                <w:rFonts w:ascii="Times New Roman" w:hAnsi="Times New Roman" w:eastAsia="Times New Roman" w:cs="Times New Roman"/>
-                <w:i w:val="false"/>
-                <w:b w:val="true"/>
-                <w:u w:val="none"/>
-                <w:strike w:val="false"/>
-                <w:sz w:val="16"/>
-                <w:szCs w:val="16"/>
+              <w:spacing w:after="0" w:before="0" w:line="240"/>
+              <w:ind w:left="100" w:right="100" w:firstLine="0" w:firstLineChars="0"/>
+              <w:rPr>
+                <w:rFonts w:ascii="Times New Roman" w:hAnsi="Times New Roman" w:eastAsia="Times New Roman" w:cs="Times New Roman"/>
+                <w:i w:val="false"/>
+                <w:b w:val="true"/>
+                <w:u w:val="none"/>
+                <w:strike w:val="false"/>
+                <w:sz w:val="14"/>
+                <w:szCs w:val="14"/>
+                <w:color w:val="000000"/>
+              </w:rPr>
+            </w:pPr>
+            <w:r xmlns:w="http://schemas.openxmlformats.org/wordprocessingml/2006/main" xmlns:wp="http://schemas.openxmlformats.org/drawingml/2006/wordprocessingDrawing" xmlns:r="http://schemas.openxmlformats.org/officeDocument/2006/relationships" xmlns:w14="http://schemas.microsoft.com/office/word/2010/wordml">
+              <w:rPr>
+                <w:rFonts w:ascii="Times New Roman" w:hAnsi="Times New Roman" w:eastAsia="Times New Roman" w:cs="Times New Roman"/>
+                <w:i w:val="false"/>
+                <w:b w:val="true"/>
+                <w:u w:val="none"/>
+                <w:strike w:val="false"/>
+                <w:sz w:val="14"/>
+                <w:szCs w:val="14"/>
                 <w:color w:val="000000"/>
               </w:rPr>
               <w:t xml:space="preserve">150,5</w:t>
@@ -2758,28 +2758,28 @@
                 <w:left w:val="none" w:sz="0" w:space="0" w:color="000000"/>
                 <w:right w:val="none" w:sz="0" w:space="0" w:color="000000"/>
               </w:pBdr>
-              <w:spacing w:after="36" w:before="36" w:line="240"/>
-              <w:ind w:left="100" w:right="100" w:firstLine="0" w:firstLineChars="0"/>
-              <w:rPr>
-                <w:rFonts w:ascii="Times New Roman" w:hAnsi="Times New Roman" w:eastAsia="Times New Roman" w:cs="Times New Roman"/>
-                <w:i w:val="false"/>
-                <w:b w:val="true"/>
-                <w:u w:val="none"/>
-                <w:strike w:val="false"/>
-                <w:sz w:val="16"/>
-                <w:szCs w:val="16"/>
-                <w:color w:val="000000"/>
-              </w:rPr>
-            </w:pPr>
-            <w:r xmlns:w="http://schemas.openxmlformats.org/wordprocessingml/2006/main" xmlns:wp="http://schemas.openxmlformats.org/drawingml/2006/wordprocessingDrawing" xmlns:r="http://schemas.openxmlformats.org/officeDocument/2006/relationships" xmlns:w14="http://schemas.microsoft.com/office/word/2010/wordml">
-              <w:rPr>
-                <w:rFonts w:ascii="Times New Roman" w:hAnsi="Times New Roman" w:eastAsia="Times New Roman" w:cs="Times New Roman"/>
-                <w:i w:val="false"/>
-                <w:b w:val="true"/>
-                <w:u w:val="none"/>
-                <w:strike w:val="false"/>
-                <w:sz w:val="16"/>
-                <w:szCs w:val="16"/>
+              <w:spacing w:after="0" w:before="0" w:line="240"/>
+              <w:ind w:left="100" w:right="100" w:firstLine="0" w:firstLineChars="0"/>
+              <w:rPr>
+                <w:rFonts w:ascii="Times New Roman" w:hAnsi="Times New Roman" w:eastAsia="Times New Roman" w:cs="Times New Roman"/>
+                <w:i w:val="false"/>
+                <w:b w:val="true"/>
+                <w:u w:val="none"/>
+                <w:strike w:val="false"/>
+                <w:sz w:val="14"/>
+                <w:szCs w:val="14"/>
+                <w:color w:val="000000"/>
+              </w:rPr>
+            </w:pPr>
+            <w:r xmlns:w="http://schemas.openxmlformats.org/wordprocessingml/2006/main" xmlns:wp="http://schemas.openxmlformats.org/drawingml/2006/wordprocessingDrawing" xmlns:r="http://schemas.openxmlformats.org/officeDocument/2006/relationships" xmlns:w14="http://schemas.microsoft.com/office/word/2010/wordml">
+              <w:rPr>
+                <w:rFonts w:ascii="Times New Roman" w:hAnsi="Times New Roman" w:eastAsia="Times New Roman" w:cs="Times New Roman"/>
+                <w:i w:val="false"/>
+                <w:b w:val="true"/>
+                <w:u w:val="none"/>
+                <w:strike w:val="false"/>
+                <w:sz w:val="14"/>
+                <w:szCs w:val="14"/>
                 <w:color w:val="000000"/>
               </w:rPr>
               <w:t xml:space="preserve">146,1</w:t>
@@ -2812,28 +2812,28 @@
                 <w:left w:val="none" w:sz="0" w:space="0" w:color="000000"/>
                 <w:right w:val="none" w:sz="0" w:space="0" w:color="000000"/>
               </w:pBdr>
-              <w:spacing w:after="36" w:before="36" w:line="240"/>
-              <w:ind w:left="100" w:right="100" w:firstLine="0" w:firstLineChars="0"/>
-              <w:rPr>
-                <w:rFonts w:ascii="Times New Roman" w:hAnsi="Times New Roman" w:eastAsia="Times New Roman" w:cs="Times New Roman"/>
-                <w:i w:val="false"/>
-                <w:b w:val="true"/>
-                <w:u w:val="none"/>
-                <w:strike w:val="false"/>
-                <w:sz w:val="16"/>
-                <w:szCs w:val="16"/>
-                <w:color w:val="000000"/>
-              </w:rPr>
-            </w:pPr>
-            <w:r xmlns:w="http://schemas.openxmlformats.org/wordprocessingml/2006/main" xmlns:wp="http://schemas.openxmlformats.org/drawingml/2006/wordprocessingDrawing" xmlns:r="http://schemas.openxmlformats.org/officeDocument/2006/relationships" xmlns:w14="http://schemas.microsoft.com/office/word/2010/wordml">
-              <w:rPr>
-                <w:rFonts w:ascii="Times New Roman" w:hAnsi="Times New Roman" w:eastAsia="Times New Roman" w:cs="Times New Roman"/>
-                <w:i w:val="false"/>
-                <w:b w:val="true"/>
-                <w:u w:val="none"/>
-                <w:strike w:val="false"/>
-                <w:sz w:val="16"/>
-                <w:szCs w:val="16"/>
+              <w:spacing w:after="0" w:before="0" w:line="240"/>
+              <w:ind w:left="100" w:right="100" w:firstLine="0" w:firstLineChars="0"/>
+              <w:rPr>
+                <w:rFonts w:ascii="Times New Roman" w:hAnsi="Times New Roman" w:eastAsia="Times New Roman" w:cs="Times New Roman"/>
+                <w:i w:val="false"/>
+                <w:b w:val="true"/>
+                <w:u w:val="none"/>
+                <w:strike w:val="false"/>
+                <w:sz w:val="14"/>
+                <w:szCs w:val="14"/>
+                <w:color w:val="000000"/>
+              </w:rPr>
+            </w:pPr>
+            <w:r xmlns:w="http://schemas.openxmlformats.org/wordprocessingml/2006/main" xmlns:wp="http://schemas.openxmlformats.org/drawingml/2006/wordprocessingDrawing" xmlns:r="http://schemas.openxmlformats.org/officeDocument/2006/relationships" xmlns:w14="http://schemas.microsoft.com/office/word/2010/wordml">
+              <w:rPr>
+                <w:rFonts w:ascii="Times New Roman" w:hAnsi="Times New Roman" w:eastAsia="Times New Roman" w:cs="Times New Roman"/>
+                <w:i w:val="false"/>
+                <w:b w:val="true"/>
+                <w:u w:val="none"/>
+                <w:strike w:val="false"/>
+                <w:sz w:val="14"/>
+                <w:szCs w:val="14"/>
                 <w:color w:val="000000"/>
               </w:rPr>
               <w:t xml:space="preserve">146,1</w:t>
@@ -2866,28 +2866,28 @@
                 <w:left w:val="none" w:sz="0" w:space="0" w:color="000000"/>
                 <w:right w:val="none" w:sz="0" w:space="0" w:color="000000"/>
               </w:pBdr>
-              <w:spacing w:after="36" w:before="36" w:line="240"/>
-              <w:ind w:left="100" w:right="100" w:firstLine="0" w:firstLineChars="0"/>
-              <w:rPr>
-                <w:rFonts w:ascii="Times New Roman" w:hAnsi="Times New Roman" w:eastAsia="Times New Roman" w:cs="Times New Roman"/>
-                <w:i w:val="false"/>
-                <w:b w:val="true"/>
-                <w:u w:val="none"/>
-                <w:strike w:val="false"/>
-                <w:sz w:val="16"/>
-                <w:szCs w:val="16"/>
-                <w:color w:val="000000"/>
-              </w:rPr>
-            </w:pPr>
-            <w:r xmlns:w="http://schemas.openxmlformats.org/wordprocessingml/2006/main" xmlns:wp="http://schemas.openxmlformats.org/drawingml/2006/wordprocessingDrawing" xmlns:r="http://schemas.openxmlformats.org/officeDocument/2006/relationships" xmlns:w14="http://schemas.microsoft.com/office/word/2010/wordml">
-              <w:rPr>
-                <w:rFonts w:ascii="Times New Roman" w:hAnsi="Times New Roman" w:eastAsia="Times New Roman" w:cs="Times New Roman"/>
-                <w:i w:val="false"/>
-                <w:b w:val="true"/>
-                <w:u w:val="none"/>
-                <w:strike w:val="false"/>
-                <w:sz w:val="16"/>
-                <w:szCs w:val="16"/>
+              <w:spacing w:after="0" w:before="0" w:line="240"/>
+              <w:ind w:left="100" w:right="100" w:firstLine="0" w:firstLineChars="0"/>
+              <w:rPr>
+                <w:rFonts w:ascii="Times New Roman" w:hAnsi="Times New Roman" w:eastAsia="Times New Roman" w:cs="Times New Roman"/>
+                <w:i w:val="false"/>
+                <w:b w:val="true"/>
+                <w:u w:val="none"/>
+                <w:strike w:val="false"/>
+                <w:sz w:val="14"/>
+                <w:szCs w:val="14"/>
+                <w:color w:val="000000"/>
+              </w:rPr>
+            </w:pPr>
+            <w:r xmlns:w="http://schemas.openxmlformats.org/wordprocessingml/2006/main" xmlns:wp="http://schemas.openxmlformats.org/drawingml/2006/wordprocessingDrawing" xmlns:r="http://schemas.openxmlformats.org/officeDocument/2006/relationships" xmlns:w14="http://schemas.microsoft.com/office/word/2010/wordml">
+              <w:rPr>
+                <w:rFonts w:ascii="Times New Roman" w:hAnsi="Times New Roman" w:eastAsia="Times New Roman" w:cs="Times New Roman"/>
+                <w:i w:val="false"/>
+                <w:b w:val="true"/>
+                <w:u w:val="none"/>
+                <w:strike w:val="false"/>
+                <w:sz w:val="14"/>
+                <w:szCs w:val="14"/>
                 <w:color w:val="000000"/>
               </w:rPr>
               <w:t xml:space="preserve">145,1</w:t>
@@ -2920,28 +2920,28 @@
                 <w:left w:val="none" w:sz="0" w:space="0" w:color="000000"/>
                 <w:right w:val="none" w:sz="0" w:space="0" w:color="000000"/>
               </w:pBdr>
-              <w:spacing w:after="36" w:before="36" w:line="240"/>
-              <w:ind w:left="100" w:right="100" w:firstLine="0" w:firstLineChars="0"/>
-              <w:rPr>
-                <w:rFonts w:ascii="Times New Roman" w:hAnsi="Times New Roman" w:eastAsia="Times New Roman" w:cs="Times New Roman"/>
-                <w:i w:val="false"/>
-                <w:b w:val="true"/>
-                <w:u w:val="none"/>
-                <w:strike w:val="false"/>
-                <w:sz w:val="16"/>
-                <w:szCs w:val="16"/>
-                <w:color w:val="000000"/>
-              </w:rPr>
-            </w:pPr>
-            <w:r xmlns:w="http://schemas.openxmlformats.org/wordprocessingml/2006/main" xmlns:wp="http://schemas.openxmlformats.org/drawingml/2006/wordprocessingDrawing" xmlns:r="http://schemas.openxmlformats.org/officeDocument/2006/relationships" xmlns:w14="http://schemas.microsoft.com/office/word/2010/wordml">
-              <w:rPr>
-                <w:rFonts w:ascii="Times New Roman" w:hAnsi="Times New Roman" w:eastAsia="Times New Roman" w:cs="Times New Roman"/>
-                <w:i w:val="false"/>
-                <w:b w:val="true"/>
-                <w:u w:val="none"/>
-                <w:strike w:val="false"/>
-                <w:sz w:val="16"/>
-                <w:szCs w:val="16"/>
+              <w:spacing w:after="0" w:before="0" w:line="240"/>
+              <w:ind w:left="100" w:right="100" w:firstLine="0" w:firstLineChars="0"/>
+              <w:rPr>
+                <w:rFonts w:ascii="Times New Roman" w:hAnsi="Times New Roman" w:eastAsia="Times New Roman" w:cs="Times New Roman"/>
+                <w:i w:val="false"/>
+                <w:b w:val="true"/>
+                <w:u w:val="none"/>
+                <w:strike w:val="false"/>
+                <w:sz w:val="14"/>
+                <w:szCs w:val="14"/>
+                <w:color w:val="000000"/>
+              </w:rPr>
+            </w:pPr>
+            <w:r xmlns:w="http://schemas.openxmlformats.org/wordprocessingml/2006/main" xmlns:wp="http://schemas.openxmlformats.org/drawingml/2006/wordprocessingDrawing" xmlns:r="http://schemas.openxmlformats.org/officeDocument/2006/relationships" xmlns:w14="http://schemas.microsoft.com/office/word/2010/wordml">
+              <w:rPr>
+                <w:rFonts w:ascii="Times New Roman" w:hAnsi="Times New Roman" w:eastAsia="Times New Roman" w:cs="Times New Roman"/>
+                <w:i w:val="false"/>
+                <w:b w:val="true"/>
+                <w:u w:val="none"/>
+                <w:strike w:val="false"/>
+                <w:sz w:val="14"/>
+                <w:szCs w:val="14"/>
                 <w:color w:val="000000"/>
               </w:rPr>
               <w:t xml:space="preserve">1,761</w:t>
@@ -2974,28 +2974,28 @@
                 <w:left w:val="none" w:sz="0" w:space="0" w:color="000000"/>
                 <w:right w:val="none" w:sz="0" w:space="0" w:color="000000"/>
               </w:pBdr>
-              <w:spacing w:after="36" w:before="36" w:line="240"/>
-              <w:ind w:left="100" w:right="100" w:firstLine="0" w:firstLineChars="0"/>
-              <w:rPr>
-                <w:rFonts w:ascii="Times New Roman" w:hAnsi="Times New Roman" w:eastAsia="Times New Roman" w:cs="Times New Roman"/>
-                <w:i w:val="false"/>
-                <w:b w:val="true"/>
-                <w:u w:val="none"/>
-                <w:strike w:val="false"/>
-                <w:sz w:val="16"/>
-                <w:szCs w:val="16"/>
-                <w:color w:val="000000"/>
-              </w:rPr>
-            </w:pPr>
-            <w:r xmlns:w="http://schemas.openxmlformats.org/wordprocessingml/2006/main" xmlns:wp="http://schemas.openxmlformats.org/drawingml/2006/wordprocessingDrawing" xmlns:r="http://schemas.openxmlformats.org/officeDocument/2006/relationships" xmlns:w14="http://schemas.microsoft.com/office/word/2010/wordml">
-              <w:rPr>
-                <w:rFonts w:ascii="Times New Roman" w:hAnsi="Times New Roman" w:eastAsia="Times New Roman" w:cs="Times New Roman"/>
-                <w:i w:val="false"/>
-                <w:b w:val="true"/>
-                <w:u w:val="none"/>
-                <w:strike w:val="false"/>
-                <w:sz w:val="16"/>
-                <w:szCs w:val="16"/>
+              <w:spacing w:after="0" w:before="0" w:line="240"/>
+              <w:ind w:left="100" w:right="100" w:firstLine="0" w:firstLineChars="0"/>
+              <w:rPr>
+                <w:rFonts w:ascii="Times New Roman" w:hAnsi="Times New Roman" w:eastAsia="Times New Roman" w:cs="Times New Roman"/>
+                <w:i w:val="false"/>
+                <w:b w:val="true"/>
+                <w:u w:val="none"/>
+                <w:strike w:val="false"/>
+                <w:sz w:val="14"/>
+                <w:szCs w:val="14"/>
+                <w:color w:val="000000"/>
+              </w:rPr>
+            </w:pPr>
+            <w:r xmlns:w="http://schemas.openxmlformats.org/wordprocessingml/2006/main" xmlns:wp="http://schemas.openxmlformats.org/drawingml/2006/wordprocessingDrawing" xmlns:r="http://schemas.openxmlformats.org/officeDocument/2006/relationships" xmlns:w14="http://schemas.microsoft.com/office/word/2010/wordml">
+              <w:rPr>
+                <w:rFonts w:ascii="Times New Roman" w:hAnsi="Times New Roman" w:eastAsia="Times New Roman" w:cs="Times New Roman"/>
+                <w:i w:val="false"/>
+                <w:b w:val="true"/>
+                <w:u w:val="none"/>
+                <w:strike w:val="false"/>
+                <w:sz w:val="14"/>
+                <w:szCs w:val="14"/>
                 <w:color w:val="000000"/>
               </w:rPr>
               <w:t xml:space="preserve">02- المشروبات الكحولية والتبغ</w:t>
@@ -3034,28 +3034,28 @@
                 <w:left w:val="none" w:sz="0" w:space="0" w:color="000000"/>
                 <w:right w:val="none" w:sz="0" w:space="0" w:color="000000"/>
               </w:pBdr>
-              <w:spacing w:after="36" w:before="36" w:line="240"/>
-              <w:ind w:left="100" w:right="100" w:firstLine="0" w:firstLineChars="0"/>
-              <w:rPr>
-                <w:rFonts w:ascii="Times New Roman" w:hAnsi="Times New Roman" w:eastAsia="Times New Roman" w:cs="Times New Roman"/>
-                <w:i w:val="false"/>
-                <w:b w:val="true"/>
-                <w:u w:val="none"/>
-                <w:strike w:val="false"/>
-                <w:sz w:val="16"/>
-                <w:szCs w:val="16"/>
-                <w:color w:val="000000"/>
-              </w:rPr>
-            </w:pPr>
-            <w:r xmlns:w="http://schemas.openxmlformats.org/wordprocessingml/2006/main" xmlns:wp="http://schemas.openxmlformats.org/drawingml/2006/wordprocessingDrawing" xmlns:r="http://schemas.openxmlformats.org/officeDocument/2006/relationships" xmlns:w14="http://schemas.microsoft.com/office/word/2010/wordml">
-              <w:rPr>
-                <w:rFonts w:ascii="Times New Roman" w:hAnsi="Times New Roman" w:eastAsia="Times New Roman" w:cs="Times New Roman"/>
-                <w:i w:val="false"/>
-                <w:b w:val="true"/>
-                <w:u w:val="none"/>
-                <w:strike w:val="false"/>
-                <w:sz w:val="16"/>
-                <w:szCs w:val="16"/>
+              <w:spacing w:after="0" w:before="0" w:line="240"/>
+              <w:ind w:left="100" w:right="100" w:firstLine="0" w:firstLineChars="0"/>
+              <w:rPr>
+                <w:rFonts w:ascii="Times New Roman" w:hAnsi="Times New Roman" w:eastAsia="Times New Roman" w:cs="Times New Roman"/>
+                <w:i w:val="false"/>
+                <w:b w:val="true"/>
+                <w:u w:val="none"/>
+                <w:strike w:val="false"/>
+                <w:sz w:val="14"/>
+                <w:szCs w:val="14"/>
+                <w:color w:val="000000"/>
+              </w:rPr>
+            </w:pPr>
+            <w:r xmlns:w="http://schemas.openxmlformats.org/wordprocessingml/2006/main" xmlns:wp="http://schemas.openxmlformats.org/drawingml/2006/wordprocessingDrawing" xmlns:r="http://schemas.openxmlformats.org/officeDocument/2006/relationships" xmlns:w14="http://schemas.microsoft.com/office/word/2010/wordml">
+              <w:rPr>
+                <w:rFonts w:ascii="Times New Roman" w:hAnsi="Times New Roman" w:eastAsia="Times New Roman" w:cs="Times New Roman"/>
+                <w:i w:val="false"/>
+                <w:b w:val="true"/>
+                <w:u w:val="none"/>
+                <w:strike w:val="false"/>
+                <w:sz w:val="14"/>
+                <w:szCs w:val="14"/>
                 <w:color w:val="000000"/>
               </w:rPr>
               <w:t xml:space="preserve">1,2</w:t>
@@ -3088,28 +3088,28 @@
                 <w:left w:val="none" w:sz="0" w:space="0" w:color="000000"/>
                 <w:right w:val="none" w:sz="0" w:space="0" w:color="000000"/>
               </w:pBdr>
-              <w:spacing w:after="36" w:before="36" w:line="240"/>
-              <w:ind w:left="100" w:right="100" w:firstLine="0" w:firstLineChars="0"/>
-              <w:rPr>
-                <w:rFonts w:ascii="Times New Roman" w:hAnsi="Times New Roman" w:eastAsia="Times New Roman" w:cs="Times New Roman"/>
-                <w:i w:val="false"/>
-                <w:b w:val="true"/>
-                <w:u w:val="none"/>
-                <w:strike w:val="false"/>
-                <w:sz w:val="16"/>
-                <w:szCs w:val="16"/>
-                <w:color w:val="000000"/>
-              </w:rPr>
-            </w:pPr>
-            <w:r xmlns:w="http://schemas.openxmlformats.org/wordprocessingml/2006/main" xmlns:wp="http://schemas.openxmlformats.org/drawingml/2006/wordprocessingDrawing" xmlns:r="http://schemas.openxmlformats.org/officeDocument/2006/relationships" xmlns:w14="http://schemas.microsoft.com/office/word/2010/wordml">
-              <w:rPr>
-                <w:rFonts w:ascii="Times New Roman" w:hAnsi="Times New Roman" w:eastAsia="Times New Roman" w:cs="Times New Roman"/>
-                <w:i w:val="false"/>
-                <w:b w:val="true"/>
-                <w:u w:val="none"/>
-                <w:strike w:val="false"/>
-                <w:sz w:val="16"/>
-                <w:szCs w:val="16"/>
+              <w:spacing w:after="0" w:before="0" w:line="240"/>
+              <w:ind w:left="100" w:right="100" w:firstLine="0" w:firstLineChars="0"/>
+              <w:rPr>
+                <w:rFonts w:ascii="Times New Roman" w:hAnsi="Times New Roman" w:eastAsia="Times New Roman" w:cs="Times New Roman"/>
+                <w:i w:val="false"/>
+                <w:b w:val="true"/>
+                <w:u w:val="none"/>
+                <w:strike w:val="false"/>
+                <w:sz w:val="14"/>
+                <w:szCs w:val="14"/>
+                <w:color w:val="000000"/>
+              </w:rPr>
+            </w:pPr>
+            <w:r xmlns:w="http://schemas.openxmlformats.org/wordprocessingml/2006/main" xmlns:wp="http://schemas.openxmlformats.org/drawingml/2006/wordprocessingDrawing" xmlns:r="http://schemas.openxmlformats.org/officeDocument/2006/relationships" xmlns:w14="http://schemas.microsoft.com/office/word/2010/wordml">
+              <w:rPr>
+                <w:rFonts w:ascii="Times New Roman" w:hAnsi="Times New Roman" w:eastAsia="Times New Roman" w:cs="Times New Roman"/>
+                <w:i w:val="false"/>
+                <w:b w:val="true"/>
+                <w:u w:val="none"/>
+                <w:strike w:val="false"/>
+                <w:sz w:val="14"/>
+                <w:szCs w:val="14"/>
                 <w:color w:val="000000"/>
               </w:rPr>
               <w:t xml:space="preserve">0,1</w:t>
@@ -3142,28 +3142,28 @@
                 <w:left w:val="none" w:sz="0" w:space="0" w:color="000000"/>
                 <w:right w:val="none" w:sz="0" w:space="0" w:color="000000"/>
               </w:pBdr>
-              <w:spacing w:after="36" w:before="36" w:line="240"/>
-              <w:ind w:left="100" w:right="100" w:firstLine="0" w:firstLineChars="0"/>
-              <w:rPr>
-                <w:rFonts w:ascii="Times New Roman" w:hAnsi="Times New Roman" w:eastAsia="Times New Roman" w:cs="Times New Roman"/>
-                <w:i w:val="false"/>
-                <w:b w:val="true"/>
-                <w:u w:val="none"/>
-                <w:strike w:val="false"/>
-                <w:sz w:val="16"/>
-                <w:szCs w:val="16"/>
-                <w:color w:val="000000"/>
-              </w:rPr>
-            </w:pPr>
-            <w:r xmlns:w="http://schemas.openxmlformats.org/wordprocessingml/2006/main" xmlns:wp="http://schemas.openxmlformats.org/drawingml/2006/wordprocessingDrawing" xmlns:r="http://schemas.openxmlformats.org/officeDocument/2006/relationships" xmlns:w14="http://schemas.microsoft.com/office/word/2010/wordml">
-              <w:rPr>
-                <w:rFonts w:ascii="Times New Roman" w:hAnsi="Times New Roman" w:eastAsia="Times New Roman" w:cs="Times New Roman"/>
-                <w:i w:val="false"/>
-                <w:b w:val="true"/>
-                <w:u w:val="none"/>
-                <w:strike w:val="false"/>
-                <w:sz w:val="16"/>
-                <w:szCs w:val="16"/>
+              <w:spacing w:after="0" w:before="0" w:line="240"/>
+              <w:ind w:left="100" w:right="100" w:firstLine="0" w:firstLineChars="0"/>
+              <w:rPr>
+                <w:rFonts w:ascii="Times New Roman" w:hAnsi="Times New Roman" w:eastAsia="Times New Roman" w:cs="Times New Roman"/>
+                <w:i w:val="false"/>
+                <w:b w:val="true"/>
+                <w:u w:val="none"/>
+                <w:strike w:val="false"/>
+                <w:sz w:val="14"/>
+                <w:szCs w:val="14"/>
+                <w:color w:val="000000"/>
+              </w:rPr>
+            </w:pPr>
+            <w:r xmlns:w="http://schemas.openxmlformats.org/wordprocessingml/2006/main" xmlns:wp="http://schemas.openxmlformats.org/drawingml/2006/wordprocessingDrawing" xmlns:r="http://schemas.openxmlformats.org/officeDocument/2006/relationships" xmlns:w14="http://schemas.microsoft.com/office/word/2010/wordml">
+              <w:rPr>
+                <w:rFonts w:ascii="Times New Roman" w:hAnsi="Times New Roman" w:eastAsia="Times New Roman" w:cs="Times New Roman"/>
+                <w:i w:val="false"/>
+                <w:b w:val="true"/>
+                <w:u w:val="none"/>
+                <w:strike w:val="false"/>
+                <w:sz w:val="14"/>
+                <w:szCs w:val="14"/>
                 <w:color w:val="000000"/>
               </w:rPr>
               <w:t xml:space="preserve">0,2</w:t>
@@ -3196,28 +3196,28 @@
                 <w:left w:val="none" w:sz="0" w:space="0" w:color="000000"/>
                 <w:right w:val="none" w:sz="0" w:space="0" w:color="000000"/>
               </w:pBdr>
-              <w:spacing w:after="36" w:before="36" w:line="240"/>
-              <w:ind w:left="100" w:right="100" w:firstLine="0" w:firstLineChars="0"/>
-              <w:rPr>
-                <w:rFonts w:ascii="Times New Roman" w:hAnsi="Times New Roman" w:eastAsia="Times New Roman" w:cs="Times New Roman"/>
-                <w:i w:val="false"/>
-                <w:b w:val="true"/>
-                <w:u w:val="none"/>
-                <w:strike w:val="false"/>
-                <w:sz w:val="16"/>
-                <w:szCs w:val="16"/>
-                <w:color w:val="000000"/>
-              </w:rPr>
-            </w:pPr>
-            <w:r xmlns:w="http://schemas.openxmlformats.org/wordprocessingml/2006/main" xmlns:wp="http://schemas.openxmlformats.org/drawingml/2006/wordprocessingDrawing" xmlns:r="http://schemas.openxmlformats.org/officeDocument/2006/relationships" xmlns:w14="http://schemas.microsoft.com/office/word/2010/wordml">
-              <w:rPr>
-                <w:rFonts w:ascii="Times New Roman" w:hAnsi="Times New Roman" w:eastAsia="Times New Roman" w:cs="Times New Roman"/>
-                <w:i w:val="false"/>
-                <w:b w:val="true"/>
-                <w:u w:val="none"/>
-                <w:strike w:val="false"/>
-                <w:sz w:val="16"/>
-                <w:szCs w:val="16"/>
+              <w:spacing w:after="0" w:before="0" w:line="240"/>
+              <w:ind w:left="100" w:right="100" w:firstLine="0" w:firstLineChars="0"/>
+              <w:rPr>
+                <w:rFonts w:ascii="Times New Roman" w:hAnsi="Times New Roman" w:eastAsia="Times New Roman" w:cs="Times New Roman"/>
+                <w:i w:val="false"/>
+                <w:b w:val="true"/>
+                <w:u w:val="none"/>
+                <w:strike w:val="false"/>
+                <w:sz w:val="14"/>
+                <w:szCs w:val="14"/>
+                <w:color w:val="000000"/>
+              </w:rPr>
+            </w:pPr>
+            <w:r xmlns:w="http://schemas.openxmlformats.org/wordprocessingml/2006/main" xmlns:wp="http://schemas.openxmlformats.org/drawingml/2006/wordprocessingDrawing" xmlns:r="http://schemas.openxmlformats.org/officeDocument/2006/relationships" xmlns:w14="http://schemas.microsoft.com/office/word/2010/wordml">
+              <w:rPr>
+                <w:rFonts w:ascii="Times New Roman" w:hAnsi="Times New Roman" w:eastAsia="Times New Roman" w:cs="Times New Roman"/>
+                <w:i w:val="false"/>
+                <w:b w:val="true"/>
+                <w:u w:val="none"/>
+                <w:strike w:val="false"/>
+                <w:sz w:val="14"/>
+                <w:szCs w:val="14"/>
                 <w:color w:val="000000"/>
               </w:rPr>
               <w:t xml:space="preserve">112,3</w:t>
@@ -3250,28 +3250,28 @@
                 <w:left w:val="none" w:sz="0" w:space="0" w:color="000000"/>
                 <w:right w:val="none" w:sz="0" w:space="0" w:color="000000"/>
               </w:pBdr>
-              <w:spacing w:after="36" w:before="36" w:line="240"/>
-              <w:ind w:left="100" w:right="100" w:firstLine="0" w:firstLineChars="0"/>
-              <w:rPr>
-                <w:rFonts w:ascii="Times New Roman" w:hAnsi="Times New Roman" w:eastAsia="Times New Roman" w:cs="Times New Roman"/>
-                <w:i w:val="false"/>
-                <w:b w:val="true"/>
-                <w:u w:val="none"/>
-                <w:strike w:val="false"/>
-                <w:sz w:val="16"/>
-                <w:szCs w:val="16"/>
-                <w:color w:val="000000"/>
-              </w:rPr>
-            </w:pPr>
-            <w:r xmlns:w="http://schemas.openxmlformats.org/wordprocessingml/2006/main" xmlns:wp="http://schemas.openxmlformats.org/drawingml/2006/wordprocessingDrawing" xmlns:r="http://schemas.openxmlformats.org/officeDocument/2006/relationships" xmlns:w14="http://schemas.microsoft.com/office/word/2010/wordml">
-              <w:rPr>
-                <w:rFonts w:ascii="Times New Roman" w:hAnsi="Times New Roman" w:eastAsia="Times New Roman" w:cs="Times New Roman"/>
-                <w:i w:val="false"/>
-                <w:b w:val="true"/>
-                <w:u w:val="none"/>
-                <w:strike w:val="false"/>
-                <w:sz w:val="16"/>
-                <w:szCs w:val="16"/>
+              <w:spacing w:after="0" w:before="0" w:line="240"/>
+              <w:ind w:left="100" w:right="100" w:firstLine="0" w:firstLineChars="0"/>
+              <w:rPr>
+                <w:rFonts w:ascii="Times New Roman" w:hAnsi="Times New Roman" w:eastAsia="Times New Roman" w:cs="Times New Roman"/>
+                <w:i w:val="false"/>
+                <w:b w:val="true"/>
+                <w:u w:val="none"/>
+                <w:strike w:val="false"/>
+                <w:sz w:val="14"/>
+                <w:szCs w:val="14"/>
+                <w:color w:val="000000"/>
+              </w:rPr>
+            </w:pPr>
+            <w:r xmlns:w="http://schemas.openxmlformats.org/wordprocessingml/2006/main" xmlns:wp="http://schemas.openxmlformats.org/drawingml/2006/wordprocessingDrawing" xmlns:r="http://schemas.openxmlformats.org/officeDocument/2006/relationships" xmlns:w14="http://schemas.microsoft.com/office/word/2010/wordml">
+              <w:rPr>
+                <w:rFonts w:ascii="Times New Roman" w:hAnsi="Times New Roman" w:eastAsia="Times New Roman" w:cs="Times New Roman"/>
+                <w:i w:val="false"/>
+                <w:b w:val="true"/>
+                <w:u w:val="none"/>
+                <w:strike w:val="false"/>
+                <w:sz w:val="14"/>
+                <w:szCs w:val="14"/>
                 <w:color w:val="000000"/>
               </w:rPr>
               <w:t xml:space="preserve">112,1</w:t>
@@ -3304,28 +3304,28 @@
                 <w:left w:val="none" w:sz="0" w:space="0" w:color="000000"/>
                 <w:right w:val="none" w:sz="0" w:space="0" w:color="000000"/>
               </w:pBdr>
-              <w:spacing w:after="36" w:before="36" w:line="240"/>
-              <w:ind w:left="100" w:right="100" w:firstLine="0" w:firstLineChars="0"/>
-              <w:rPr>
-                <w:rFonts w:ascii="Times New Roman" w:hAnsi="Times New Roman" w:eastAsia="Times New Roman" w:cs="Times New Roman"/>
-                <w:i w:val="false"/>
-                <w:b w:val="true"/>
-                <w:u w:val="none"/>
-                <w:strike w:val="false"/>
-                <w:sz w:val="16"/>
-                <w:szCs w:val="16"/>
-                <w:color w:val="000000"/>
-              </w:rPr>
-            </w:pPr>
-            <w:r xmlns:w="http://schemas.openxmlformats.org/wordprocessingml/2006/main" xmlns:wp="http://schemas.openxmlformats.org/drawingml/2006/wordprocessingDrawing" xmlns:r="http://schemas.openxmlformats.org/officeDocument/2006/relationships" xmlns:w14="http://schemas.microsoft.com/office/word/2010/wordml">
-              <w:rPr>
-                <w:rFonts w:ascii="Times New Roman" w:hAnsi="Times New Roman" w:eastAsia="Times New Roman" w:cs="Times New Roman"/>
-                <w:i w:val="false"/>
-                <w:b w:val="true"/>
-                <w:u w:val="none"/>
-                <w:strike w:val="false"/>
-                <w:sz w:val="16"/>
-                <w:szCs w:val="16"/>
+              <w:spacing w:after="0" w:before="0" w:line="240"/>
+              <w:ind w:left="100" w:right="100" w:firstLine="0" w:firstLineChars="0"/>
+              <w:rPr>
+                <w:rFonts w:ascii="Times New Roman" w:hAnsi="Times New Roman" w:eastAsia="Times New Roman" w:cs="Times New Roman"/>
+                <w:i w:val="false"/>
+                <w:b w:val="true"/>
+                <w:u w:val="none"/>
+                <w:strike w:val="false"/>
+                <w:sz w:val="14"/>
+                <w:szCs w:val="14"/>
+                <w:color w:val="000000"/>
+              </w:rPr>
+            </w:pPr>
+            <w:r xmlns:w="http://schemas.openxmlformats.org/wordprocessingml/2006/main" xmlns:wp="http://schemas.openxmlformats.org/drawingml/2006/wordprocessingDrawing" xmlns:r="http://schemas.openxmlformats.org/officeDocument/2006/relationships" xmlns:w14="http://schemas.microsoft.com/office/word/2010/wordml">
+              <w:rPr>
+                <w:rFonts w:ascii="Times New Roman" w:hAnsi="Times New Roman" w:eastAsia="Times New Roman" w:cs="Times New Roman"/>
+                <w:i w:val="false"/>
+                <w:b w:val="true"/>
+                <w:u w:val="none"/>
+                <w:strike w:val="false"/>
+                <w:sz w:val="14"/>
+                <w:szCs w:val="14"/>
                 <w:color w:val="000000"/>
               </w:rPr>
               <w:t xml:space="preserve">112,3</w:t>
@@ -3358,28 +3358,28 @@
                 <w:left w:val="none" w:sz="0" w:space="0" w:color="000000"/>
                 <w:right w:val="none" w:sz="0" w:space="0" w:color="000000"/>
               </w:pBdr>
-              <w:spacing w:after="36" w:before="36" w:line="240"/>
-              <w:ind w:left="100" w:right="100" w:firstLine="0" w:firstLineChars="0"/>
-              <w:rPr>
-                <w:rFonts w:ascii="Times New Roman" w:hAnsi="Times New Roman" w:eastAsia="Times New Roman" w:cs="Times New Roman"/>
-                <w:i w:val="false"/>
-                <w:b w:val="true"/>
-                <w:u w:val="none"/>
-                <w:strike w:val="false"/>
-                <w:sz w:val="16"/>
-                <w:szCs w:val="16"/>
-                <w:color w:val="000000"/>
-              </w:rPr>
-            </w:pPr>
-            <w:r xmlns:w="http://schemas.openxmlformats.org/wordprocessingml/2006/main" xmlns:wp="http://schemas.openxmlformats.org/drawingml/2006/wordprocessingDrawing" xmlns:r="http://schemas.openxmlformats.org/officeDocument/2006/relationships" xmlns:w14="http://schemas.microsoft.com/office/word/2010/wordml">
-              <w:rPr>
-                <w:rFonts w:ascii="Times New Roman" w:hAnsi="Times New Roman" w:eastAsia="Times New Roman" w:cs="Times New Roman"/>
-                <w:i w:val="false"/>
-                <w:b w:val="true"/>
-                <w:u w:val="none"/>
-                <w:strike w:val="false"/>
-                <w:sz w:val="16"/>
-                <w:szCs w:val="16"/>
+              <w:spacing w:after="0" w:before="0" w:line="240"/>
+              <w:ind w:left="100" w:right="100" w:firstLine="0" w:firstLineChars="0"/>
+              <w:rPr>
+                <w:rFonts w:ascii="Times New Roman" w:hAnsi="Times New Roman" w:eastAsia="Times New Roman" w:cs="Times New Roman"/>
+                <w:i w:val="false"/>
+                <w:b w:val="true"/>
+                <w:u w:val="none"/>
+                <w:strike w:val="false"/>
+                <w:sz w:val="14"/>
+                <w:szCs w:val="14"/>
+                <w:color w:val="000000"/>
+              </w:rPr>
+            </w:pPr>
+            <w:r xmlns:w="http://schemas.openxmlformats.org/wordprocessingml/2006/main" xmlns:wp="http://schemas.openxmlformats.org/drawingml/2006/wordprocessingDrawing" xmlns:r="http://schemas.openxmlformats.org/officeDocument/2006/relationships" xmlns:w14="http://schemas.microsoft.com/office/word/2010/wordml">
+              <w:rPr>
+                <w:rFonts w:ascii="Times New Roman" w:hAnsi="Times New Roman" w:eastAsia="Times New Roman" w:cs="Times New Roman"/>
+                <w:i w:val="false"/>
+                <w:b w:val="true"/>
+                <w:u w:val="none"/>
+                <w:strike w:val="false"/>
+                <w:sz w:val="14"/>
+                <w:szCs w:val="14"/>
                 <w:color w:val="000000"/>
               </w:rPr>
               <w:t xml:space="preserve">112,2</w:t>
@@ -3412,28 +3412,28 @@
                 <w:left w:val="none" w:sz="0" w:space="0" w:color="000000"/>
                 <w:right w:val="none" w:sz="0" w:space="0" w:color="000000"/>
               </w:pBdr>
-              <w:spacing w:after="36" w:before="36" w:line="240"/>
-              <w:ind w:left="100" w:right="100" w:firstLine="0" w:firstLineChars="0"/>
-              <w:rPr>
-                <w:rFonts w:ascii="Times New Roman" w:hAnsi="Times New Roman" w:eastAsia="Times New Roman" w:cs="Times New Roman"/>
-                <w:i w:val="false"/>
-                <w:b w:val="true"/>
-                <w:u w:val="none"/>
-                <w:strike w:val="false"/>
-                <w:sz w:val="16"/>
-                <w:szCs w:val="16"/>
-                <w:color w:val="000000"/>
-              </w:rPr>
-            </w:pPr>
-            <w:r xmlns:w="http://schemas.openxmlformats.org/wordprocessingml/2006/main" xmlns:wp="http://schemas.openxmlformats.org/drawingml/2006/wordprocessingDrawing" xmlns:r="http://schemas.openxmlformats.org/officeDocument/2006/relationships" xmlns:w14="http://schemas.microsoft.com/office/word/2010/wordml">
-              <w:rPr>
-                <w:rFonts w:ascii="Times New Roman" w:hAnsi="Times New Roman" w:eastAsia="Times New Roman" w:cs="Times New Roman"/>
-                <w:i w:val="false"/>
-                <w:b w:val="true"/>
-                <w:u w:val="none"/>
-                <w:strike w:val="false"/>
-                <w:sz w:val="16"/>
-                <w:szCs w:val="16"/>
+              <w:spacing w:after="0" w:before="0" w:line="240"/>
+              <w:ind w:left="100" w:right="100" w:firstLine="0" w:firstLineChars="0"/>
+              <w:rPr>
+                <w:rFonts w:ascii="Times New Roman" w:hAnsi="Times New Roman" w:eastAsia="Times New Roman" w:cs="Times New Roman"/>
+                <w:i w:val="false"/>
+                <w:b w:val="true"/>
+                <w:u w:val="none"/>
+                <w:strike w:val="false"/>
+                <w:sz w:val="14"/>
+                <w:szCs w:val="14"/>
+                <w:color w:val="000000"/>
+              </w:rPr>
+            </w:pPr>
+            <w:r xmlns:w="http://schemas.openxmlformats.org/wordprocessingml/2006/main" xmlns:wp="http://schemas.openxmlformats.org/drawingml/2006/wordprocessingDrawing" xmlns:r="http://schemas.openxmlformats.org/officeDocument/2006/relationships" xmlns:w14="http://schemas.microsoft.com/office/word/2010/wordml">
+              <w:rPr>
+                <w:rFonts w:ascii="Times New Roman" w:hAnsi="Times New Roman" w:eastAsia="Times New Roman" w:cs="Times New Roman"/>
+                <w:i w:val="false"/>
+                <w:b w:val="true"/>
+                <w:u w:val="none"/>
+                <w:strike w:val="false"/>
+                <w:sz w:val="14"/>
+                <w:szCs w:val="14"/>
                 <w:color w:val="000000"/>
               </w:rPr>
               <w:t xml:space="preserve">111,0</w:t>
@@ -3466,28 +3466,28 @@
                 <w:left w:val="none" w:sz="0" w:space="0" w:color="000000"/>
                 <w:right w:val="none" w:sz="0" w:space="0" w:color="000000"/>
               </w:pBdr>
-              <w:spacing w:after="36" w:before="36" w:line="240"/>
-              <w:ind w:left="100" w:right="100" w:firstLine="0" w:firstLineChars="0"/>
-              <w:rPr>
-                <w:rFonts w:ascii="Times New Roman" w:hAnsi="Times New Roman" w:eastAsia="Times New Roman" w:cs="Times New Roman"/>
-                <w:i w:val="false"/>
-                <w:b w:val="true"/>
-                <w:u w:val="none"/>
-                <w:strike w:val="false"/>
-                <w:sz w:val="16"/>
-                <w:szCs w:val="16"/>
-                <w:color w:val="000000"/>
-              </w:rPr>
-            </w:pPr>
-            <w:r xmlns:w="http://schemas.openxmlformats.org/wordprocessingml/2006/main" xmlns:wp="http://schemas.openxmlformats.org/drawingml/2006/wordprocessingDrawing" xmlns:r="http://schemas.openxmlformats.org/officeDocument/2006/relationships" xmlns:w14="http://schemas.microsoft.com/office/word/2010/wordml">
-              <w:rPr>
-                <w:rFonts w:ascii="Times New Roman" w:hAnsi="Times New Roman" w:eastAsia="Times New Roman" w:cs="Times New Roman"/>
-                <w:i w:val="false"/>
-                <w:b w:val="true"/>
-                <w:u w:val="none"/>
-                <w:strike w:val="false"/>
-                <w:sz w:val="16"/>
-                <w:szCs w:val="16"/>
+              <w:spacing w:after="0" w:before="0" w:line="240"/>
+              <w:ind w:left="100" w:right="100" w:firstLine="0" w:firstLineChars="0"/>
+              <w:rPr>
+                <w:rFonts w:ascii="Times New Roman" w:hAnsi="Times New Roman" w:eastAsia="Times New Roman" w:cs="Times New Roman"/>
+                <w:i w:val="false"/>
+                <w:b w:val="true"/>
+                <w:u w:val="none"/>
+                <w:strike w:val="false"/>
+                <w:sz w:val="14"/>
+                <w:szCs w:val="14"/>
+                <w:color w:val="000000"/>
+              </w:rPr>
+            </w:pPr>
+            <w:r xmlns:w="http://schemas.openxmlformats.org/wordprocessingml/2006/main" xmlns:wp="http://schemas.openxmlformats.org/drawingml/2006/wordprocessingDrawing" xmlns:r="http://schemas.openxmlformats.org/officeDocument/2006/relationships" xmlns:w14="http://schemas.microsoft.com/office/word/2010/wordml">
+              <w:rPr>
+                <w:rFonts w:ascii="Times New Roman" w:hAnsi="Times New Roman" w:eastAsia="Times New Roman" w:cs="Times New Roman"/>
+                <w:i w:val="false"/>
+                <w:b w:val="true"/>
+                <w:u w:val="none"/>
+                <w:strike w:val="false"/>
+                <w:sz w:val="14"/>
+                <w:szCs w:val="14"/>
                 <w:color w:val="000000"/>
               </w:rPr>
               <w:t xml:space="preserve">59,275</w:t>
@@ -3520,28 +3520,28 @@
                 <w:left w:val="none" w:sz="0" w:space="0" w:color="000000"/>
                 <w:right w:val="none" w:sz="0" w:space="0" w:color="000000"/>
               </w:pBdr>
-              <w:spacing w:after="36" w:before="36" w:line="240"/>
-              <w:ind w:left="100" w:right="100" w:firstLine="0" w:firstLineChars="0"/>
-              <w:rPr>
-                <w:rFonts w:ascii="Times New Roman" w:hAnsi="Times New Roman" w:eastAsia="Times New Roman" w:cs="Times New Roman"/>
-                <w:i w:val="false"/>
-                <w:b w:val="true"/>
-                <w:u w:val="none"/>
-                <w:strike w:val="false"/>
-                <w:sz w:val="16"/>
-                <w:szCs w:val="16"/>
-                <w:color w:val="000000"/>
-              </w:rPr>
-            </w:pPr>
-            <w:r xmlns:w="http://schemas.openxmlformats.org/wordprocessingml/2006/main" xmlns:wp="http://schemas.openxmlformats.org/drawingml/2006/wordprocessingDrawing" xmlns:r="http://schemas.openxmlformats.org/officeDocument/2006/relationships" xmlns:w14="http://schemas.microsoft.com/office/word/2010/wordml">
-              <w:rPr>
-                <w:rFonts w:ascii="Times New Roman" w:hAnsi="Times New Roman" w:eastAsia="Times New Roman" w:cs="Times New Roman"/>
-                <w:i w:val="false"/>
-                <w:b w:val="true"/>
-                <w:u w:val="none"/>
-                <w:strike w:val="false"/>
-                <w:sz w:val="16"/>
-                <w:szCs w:val="16"/>
+              <w:spacing w:after="0" w:before="0" w:line="240"/>
+              <w:ind w:left="100" w:right="100" w:firstLine="0" w:firstLineChars="0"/>
+              <w:rPr>
+                <w:rFonts w:ascii="Times New Roman" w:hAnsi="Times New Roman" w:eastAsia="Times New Roman" w:cs="Times New Roman"/>
+                <w:i w:val="false"/>
+                <w:b w:val="true"/>
+                <w:u w:val="none"/>
+                <w:strike w:val="false"/>
+                <w:sz w:val="14"/>
+                <w:szCs w:val="14"/>
+                <w:color w:val="000000"/>
+              </w:rPr>
+            </w:pPr>
+            <w:r xmlns:w="http://schemas.openxmlformats.org/wordprocessingml/2006/main" xmlns:wp="http://schemas.openxmlformats.org/drawingml/2006/wordprocessingDrawing" xmlns:r="http://schemas.openxmlformats.org/officeDocument/2006/relationships" xmlns:w14="http://schemas.microsoft.com/office/word/2010/wordml">
+              <w:rPr>
+                <w:rFonts w:ascii="Times New Roman" w:hAnsi="Times New Roman" w:eastAsia="Times New Roman" w:cs="Times New Roman"/>
+                <w:i w:val="false"/>
+                <w:b w:val="true"/>
+                <w:u w:val="none"/>
+                <w:strike w:val="false"/>
+                <w:sz w:val="14"/>
+                <w:szCs w:val="14"/>
                 <w:color w:val="000000"/>
               </w:rPr>
               <w:t xml:space="preserve">المواد غير الغذائية</w:t>
@@ -3580,28 +3580,28 @@
                 <w:left w:val="none" w:sz="0" w:space="0" w:color="000000"/>
                 <w:right w:val="none" w:sz="0" w:space="0" w:color="000000"/>
               </w:pBdr>
-              <w:spacing w:after="36" w:before="36" w:line="240"/>
-              <w:ind w:left="100" w:right="100" w:firstLine="0" w:firstLineChars="0"/>
-              <w:rPr>
-                <w:rFonts w:ascii="Times New Roman" w:hAnsi="Times New Roman" w:eastAsia="Times New Roman" w:cs="Times New Roman"/>
-                <w:i w:val="false"/>
-                <w:b w:val="true"/>
-                <w:u w:val="none"/>
-                <w:strike w:val="false"/>
-                <w:sz w:val="16"/>
-                <w:szCs w:val="16"/>
-                <w:color w:val="000000"/>
-              </w:rPr>
-            </w:pPr>
-            <w:r xmlns:w="http://schemas.openxmlformats.org/wordprocessingml/2006/main" xmlns:wp="http://schemas.openxmlformats.org/drawingml/2006/wordprocessingDrawing" xmlns:r="http://schemas.openxmlformats.org/officeDocument/2006/relationships" xmlns:w14="http://schemas.microsoft.com/office/word/2010/wordml">
-              <w:rPr>
-                <w:rFonts w:ascii="Times New Roman" w:hAnsi="Times New Roman" w:eastAsia="Times New Roman" w:cs="Times New Roman"/>
-                <w:i w:val="false"/>
-                <w:b w:val="true"/>
-                <w:u w:val="none"/>
-                <w:strike w:val="false"/>
-                <w:sz w:val="16"/>
-                <w:szCs w:val="16"/>
+              <w:spacing w:after="0" w:before="0" w:line="240"/>
+              <w:ind w:left="100" w:right="100" w:firstLine="0" w:firstLineChars="0"/>
+              <w:rPr>
+                <w:rFonts w:ascii="Times New Roman" w:hAnsi="Times New Roman" w:eastAsia="Times New Roman" w:cs="Times New Roman"/>
+                <w:i w:val="false"/>
+                <w:b w:val="true"/>
+                <w:u w:val="none"/>
+                <w:strike w:val="false"/>
+                <w:sz w:val="14"/>
+                <w:szCs w:val="14"/>
+                <w:color w:val="000000"/>
+              </w:rPr>
+            </w:pPr>
+            <w:r xmlns:w="http://schemas.openxmlformats.org/wordprocessingml/2006/main" xmlns:wp="http://schemas.openxmlformats.org/drawingml/2006/wordprocessingDrawing" xmlns:r="http://schemas.openxmlformats.org/officeDocument/2006/relationships" xmlns:w14="http://schemas.microsoft.com/office/word/2010/wordml">
+              <w:rPr>
+                <w:rFonts w:ascii="Times New Roman" w:hAnsi="Times New Roman" w:eastAsia="Times New Roman" w:cs="Times New Roman"/>
+                <w:i w:val="false"/>
+                <w:b w:val="true"/>
+                <w:u w:val="none"/>
+                <w:strike w:val="false"/>
+                <w:sz w:val="14"/>
+                <w:szCs w:val="14"/>
                 <w:color w:val="000000"/>
               </w:rPr>
               <w:t xml:space="preserve">1,6</w:t>
@@ -3634,28 +3634,28 @@
                 <w:left w:val="none" w:sz="0" w:space="0" w:color="000000"/>
                 <w:right w:val="none" w:sz="0" w:space="0" w:color="000000"/>
               </w:pBdr>
-              <w:spacing w:after="36" w:before="36" w:line="240"/>
-              <w:ind w:left="100" w:right="100" w:firstLine="0" w:firstLineChars="0"/>
-              <w:rPr>
-                <w:rFonts w:ascii="Times New Roman" w:hAnsi="Times New Roman" w:eastAsia="Times New Roman" w:cs="Times New Roman"/>
-                <w:i w:val="false"/>
-                <w:b w:val="true"/>
-                <w:u w:val="none"/>
-                <w:strike w:val="false"/>
-                <w:sz w:val="16"/>
-                <w:szCs w:val="16"/>
-                <w:color w:val="000000"/>
-              </w:rPr>
-            </w:pPr>
-            <w:r xmlns:w="http://schemas.openxmlformats.org/wordprocessingml/2006/main" xmlns:wp="http://schemas.openxmlformats.org/drawingml/2006/wordprocessingDrawing" xmlns:r="http://schemas.openxmlformats.org/officeDocument/2006/relationships" xmlns:w14="http://schemas.microsoft.com/office/word/2010/wordml">
-              <w:rPr>
-                <w:rFonts w:ascii="Times New Roman" w:hAnsi="Times New Roman" w:eastAsia="Times New Roman" w:cs="Times New Roman"/>
-                <w:i w:val="false"/>
-                <w:b w:val="true"/>
-                <w:u w:val="none"/>
-                <w:strike w:val="false"/>
-                <w:sz w:val="16"/>
-                <w:szCs w:val="16"/>
+              <w:spacing w:after="0" w:before="0" w:line="240"/>
+              <w:ind w:left="100" w:right="100" w:firstLine="0" w:firstLineChars="0"/>
+              <w:rPr>
+                <w:rFonts w:ascii="Times New Roman" w:hAnsi="Times New Roman" w:eastAsia="Times New Roman" w:cs="Times New Roman"/>
+                <w:i w:val="false"/>
+                <w:b w:val="true"/>
+                <w:u w:val="none"/>
+                <w:strike w:val="false"/>
+                <w:sz w:val="14"/>
+                <w:szCs w:val="14"/>
+                <w:color w:val="000000"/>
+              </w:rPr>
+            </w:pPr>
+            <w:r xmlns:w="http://schemas.openxmlformats.org/wordprocessingml/2006/main" xmlns:wp="http://schemas.openxmlformats.org/drawingml/2006/wordprocessingDrawing" xmlns:r="http://schemas.openxmlformats.org/officeDocument/2006/relationships" xmlns:w14="http://schemas.microsoft.com/office/word/2010/wordml">
+              <w:rPr>
+                <w:rFonts w:ascii="Times New Roman" w:hAnsi="Times New Roman" w:eastAsia="Times New Roman" w:cs="Times New Roman"/>
+                <w:i w:val="false"/>
+                <w:b w:val="true"/>
+                <w:u w:val="none"/>
+                <w:strike w:val="false"/>
+                <w:sz w:val="14"/>
+                <w:szCs w:val="14"/>
                 <w:color w:val="000000"/>
               </w:rPr>
               <w:t xml:space="preserve">0,0</w:t>
@@ -3688,28 +3688,28 @@
                 <w:left w:val="none" w:sz="0" w:space="0" w:color="000000"/>
                 <w:right w:val="none" w:sz="0" w:space="0" w:color="000000"/>
               </w:pBdr>
-              <w:spacing w:after="36" w:before="36" w:line="240"/>
-              <w:ind w:left="100" w:right="100" w:firstLine="0" w:firstLineChars="0"/>
-              <w:rPr>
-                <w:rFonts w:ascii="Times New Roman" w:hAnsi="Times New Roman" w:eastAsia="Times New Roman" w:cs="Times New Roman"/>
-                <w:i w:val="false"/>
-                <w:b w:val="true"/>
-                <w:u w:val="none"/>
-                <w:strike w:val="false"/>
-                <w:sz w:val="16"/>
-                <w:szCs w:val="16"/>
-                <w:color w:val="000000"/>
-              </w:rPr>
-            </w:pPr>
-            <w:r xmlns:w="http://schemas.openxmlformats.org/wordprocessingml/2006/main" xmlns:wp="http://schemas.openxmlformats.org/drawingml/2006/wordprocessingDrawing" xmlns:r="http://schemas.openxmlformats.org/officeDocument/2006/relationships" xmlns:w14="http://schemas.microsoft.com/office/word/2010/wordml">
-              <w:rPr>
-                <w:rFonts w:ascii="Times New Roman" w:hAnsi="Times New Roman" w:eastAsia="Times New Roman" w:cs="Times New Roman"/>
-                <w:i w:val="false"/>
-                <w:b w:val="true"/>
-                <w:u w:val="none"/>
-                <w:strike w:val="false"/>
-                <w:sz w:val="16"/>
-                <w:szCs w:val="16"/>
+              <w:spacing w:after="0" w:before="0" w:line="240"/>
+              <w:ind w:left="100" w:right="100" w:firstLine="0" w:firstLineChars="0"/>
+              <w:rPr>
+                <w:rFonts w:ascii="Times New Roman" w:hAnsi="Times New Roman" w:eastAsia="Times New Roman" w:cs="Times New Roman"/>
+                <w:i w:val="false"/>
+                <w:b w:val="true"/>
+                <w:u w:val="none"/>
+                <w:strike w:val="false"/>
+                <w:sz w:val="14"/>
+                <w:szCs w:val="14"/>
+                <w:color w:val="000000"/>
+              </w:rPr>
+            </w:pPr>
+            <w:r xmlns:w="http://schemas.openxmlformats.org/wordprocessingml/2006/main" xmlns:wp="http://schemas.openxmlformats.org/drawingml/2006/wordprocessingDrawing" xmlns:r="http://schemas.openxmlformats.org/officeDocument/2006/relationships" xmlns:w14="http://schemas.microsoft.com/office/word/2010/wordml">
+              <w:rPr>
+                <w:rFonts w:ascii="Times New Roman" w:hAnsi="Times New Roman" w:eastAsia="Times New Roman" w:cs="Times New Roman"/>
+                <w:i w:val="false"/>
+                <w:b w:val="true"/>
+                <w:u w:val="none"/>
+                <w:strike w:val="false"/>
+                <w:sz w:val="14"/>
+                <w:szCs w:val="14"/>
                 <w:color w:val="000000"/>
               </w:rPr>
               <w:t xml:space="preserve">-0,5</w:t>
@@ -3742,28 +3742,28 @@
                 <w:left w:val="none" w:sz="0" w:space="0" w:color="000000"/>
                 <w:right w:val="none" w:sz="0" w:space="0" w:color="000000"/>
               </w:pBdr>
-              <w:spacing w:after="36" w:before="36" w:line="240"/>
-              <w:ind w:left="100" w:right="100" w:firstLine="0" w:firstLineChars="0"/>
-              <w:rPr>
-                <w:rFonts w:ascii="Times New Roman" w:hAnsi="Times New Roman" w:eastAsia="Times New Roman" w:cs="Times New Roman"/>
-                <w:i w:val="false"/>
-                <w:b w:val="true"/>
-                <w:u w:val="none"/>
-                <w:strike w:val="false"/>
-                <w:sz w:val="16"/>
-                <w:szCs w:val="16"/>
-                <w:color w:val="000000"/>
-              </w:rPr>
-            </w:pPr>
-            <w:r xmlns:w="http://schemas.openxmlformats.org/wordprocessingml/2006/main" xmlns:wp="http://schemas.openxmlformats.org/drawingml/2006/wordprocessingDrawing" xmlns:r="http://schemas.openxmlformats.org/officeDocument/2006/relationships" xmlns:w14="http://schemas.microsoft.com/office/word/2010/wordml">
-              <w:rPr>
-                <w:rFonts w:ascii="Times New Roman" w:hAnsi="Times New Roman" w:eastAsia="Times New Roman" w:cs="Times New Roman"/>
-                <w:i w:val="false"/>
-                <w:b w:val="true"/>
-                <w:u w:val="none"/>
-                <w:strike w:val="false"/>
-                <w:sz w:val="16"/>
-                <w:szCs w:val="16"/>
+              <w:spacing w:after="0" w:before="0" w:line="240"/>
+              <w:ind w:left="100" w:right="100" w:firstLine="0" w:firstLineChars="0"/>
+              <w:rPr>
+                <w:rFonts w:ascii="Times New Roman" w:hAnsi="Times New Roman" w:eastAsia="Times New Roman" w:cs="Times New Roman"/>
+                <w:i w:val="false"/>
+                <w:b w:val="true"/>
+                <w:u w:val="none"/>
+                <w:strike w:val="false"/>
+                <w:sz w:val="14"/>
+                <w:szCs w:val="14"/>
+                <w:color w:val="000000"/>
+              </w:rPr>
+            </w:pPr>
+            <w:r xmlns:w="http://schemas.openxmlformats.org/wordprocessingml/2006/main" xmlns:wp="http://schemas.openxmlformats.org/drawingml/2006/wordprocessingDrawing" xmlns:r="http://schemas.openxmlformats.org/officeDocument/2006/relationships" xmlns:w14="http://schemas.microsoft.com/office/word/2010/wordml">
+              <w:rPr>
+                <w:rFonts w:ascii="Times New Roman" w:hAnsi="Times New Roman" w:eastAsia="Times New Roman" w:cs="Times New Roman"/>
+                <w:i w:val="false"/>
+                <w:b w:val="true"/>
+                <w:u w:val="none"/>
+                <w:strike w:val="false"/>
+                <w:sz w:val="14"/>
+                <w:szCs w:val="14"/>
                 <w:color w:val="000000"/>
               </w:rPr>
               <w:t xml:space="preserve">113,9</w:t>
@@ -3796,28 +3796,28 @@
                 <w:left w:val="none" w:sz="0" w:space="0" w:color="000000"/>
                 <w:right w:val="none" w:sz="0" w:space="0" w:color="000000"/>
               </w:pBdr>
-              <w:spacing w:after="36" w:before="36" w:line="240"/>
-              <w:ind w:left="100" w:right="100" w:firstLine="0" w:firstLineChars="0"/>
-              <w:rPr>
-                <w:rFonts w:ascii="Times New Roman" w:hAnsi="Times New Roman" w:eastAsia="Times New Roman" w:cs="Times New Roman"/>
-                <w:i w:val="false"/>
-                <w:b w:val="true"/>
-                <w:u w:val="none"/>
-                <w:strike w:val="false"/>
-                <w:sz w:val="16"/>
-                <w:szCs w:val="16"/>
-                <w:color w:val="000000"/>
-              </w:rPr>
-            </w:pPr>
-            <w:r xmlns:w="http://schemas.openxmlformats.org/wordprocessingml/2006/main" xmlns:wp="http://schemas.openxmlformats.org/drawingml/2006/wordprocessingDrawing" xmlns:r="http://schemas.openxmlformats.org/officeDocument/2006/relationships" xmlns:w14="http://schemas.microsoft.com/office/word/2010/wordml">
-              <w:rPr>
-                <w:rFonts w:ascii="Times New Roman" w:hAnsi="Times New Roman" w:eastAsia="Times New Roman" w:cs="Times New Roman"/>
-                <w:i w:val="false"/>
-                <w:b w:val="true"/>
-                <w:u w:val="none"/>
-                <w:strike w:val="false"/>
-                <w:sz w:val="16"/>
-                <w:szCs w:val="16"/>
+              <w:spacing w:after="0" w:before="0" w:line="240"/>
+              <w:ind w:left="100" w:right="100" w:firstLine="0" w:firstLineChars="0"/>
+              <w:rPr>
+                <w:rFonts w:ascii="Times New Roman" w:hAnsi="Times New Roman" w:eastAsia="Times New Roman" w:cs="Times New Roman"/>
+                <w:i w:val="false"/>
+                <w:b w:val="true"/>
+                <w:u w:val="none"/>
+                <w:strike w:val="false"/>
+                <w:sz w:val="14"/>
+                <w:szCs w:val="14"/>
+                <w:color w:val="000000"/>
+              </w:rPr>
+            </w:pPr>
+            <w:r xmlns:w="http://schemas.openxmlformats.org/wordprocessingml/2006/main" xmlns:wp="http://schemas.openxmlformats.org/drawingml/2006/wordprocessingDrawing" xmlns:r="http://schemas.openxmlformats.org/officeDocument/2006/relationships" xmlns:w14="http://schemas.microsoft.com/office/word/2010/wordml">
+              <w:rPr>
+                <w:rFonts w:ascii="Times New Roman" w:hAnsi="Times New Roman" w:eastAsia="Times New Roman" w:cs="Times New Roman"/>
+                <w:i w:val="false"/>
+                <w:b w:val="true"/>
+                <w:u w:val="none"/>
+                <w:strike w:val="false"/>
+                <w:sz w:val="14"/>
+                <w:szCs w:val="14"/>
                 <w:color w:val="000000"/>
               </w:rPr>
               <w:t xml:space="preserve">114,5</w:t>
@@ -3850,28 +3850,28 @@
                 <w:left w:val="none" w:sz="0" w:space="0" w:color="000000"/>
                 <w:right w:val="none" w:sz="0" w:space="0" w:color="000000"/>
               </w:pBdr>
-              <w:spacing w:after="36" w:before="36" w:line="240"/>
-              <w:ind w:left="100" w:right="100" w:firstLine="0" w:firstLineChars="0"/>
-              <w:rPr>
-                <w:rFonts w:ascii="Times New Roman" w:hAnsi="Times New Roman" w:eastAsia="Times New Roman" w:cs="Times New Roman"/>
-                <w:i w:val="false"/>
-                <w:b w:val="true"/>
-                <w:u w:val="none"/>
-                <w:strike w:val="false"/>
-                <w:sz w:val="16"/>
-                <w:szCs w:val="16"/>
-                <w:color w:val="000000"/>
-              </w:rPr>
-            </w:pPr>
-            <w:r xmlns:w="http://schemas.openxmlformats.org/wordprocessingml/2006/main" xmlns:wp="http://schemas.openxmlformats.org/drawingml/2006/wordprocessingDrawing" xmlns:r="http://schemas.openxmlformats.org/officeDocument/2006/relationships" xmlns:w14="http://schemas.microsoft.com/office/word/2010/wordml">
-              <w:rPr>
-                <w:rFonts w:ascii="Times New Roman" w:hAnsi="Times New Roman" w:eastAsia="Times New Roman" w:cs="Times New Roman"/>
-                <w:i w:val="false"/>
-                <w:b w:val="true"/>
-                <w:u w:val="none"/>
-                <w:strike w:val="false"/>
-                <w:sz w:val="16"/>
-                <w:szCs w:val="16"/>
+              <w:spacing w:after="0" w:before="0" w:line="240"/>
+              <w:ind w:left="100" w:right="100" w:firstLine="0" w:firstLineChars="0"/>
+              <w:rPr>
+                <w:rFonts w:ascii="Times New Roman" w:hAnsi="Times New Roman" w:eastAsia="Times New Roman" w:cs="Times New Roman"/>
+                <w:i w:val="false"/>
+                <w:b w:val="true"/>
+                <w:u w:val="none"/>
+                <w:strike w:val="false"/>
+                <w:sz w:val="14"/>
+                <w:szCs w:val="14"/>
+                <w:color w:val="000000"/>
+              </w:rPr>
+            </w:pPr>
+            <w:r xmlns:w="http://schemas.openxmlformats.org/wordprocessingml/2006/main" xmlns:wp="http://schemas.openxmlformats.org/drawingml/2006/wordprocessingDrawing" xmlns:r="http://schemas.openxmlformats.org/officeDocument/2006/relationships" xmlns:w14="http://schemas.microsoft.com/office/word/2010/wordml">
+              <w:rPr>
+                <w:rFonts w:ascii="Times New Roman" w:hAnsi="Times New Roman" w:eastAsia="Times New Roman" w:cs="Times New Roman"/>
+                <w:i w:val="false"/>
+                <w:b w:val="true"/>
+                <w:u w:val="none"/>
+                <w:strike w:val="false"/>
+                <w:sz w:val="14"/>
+                <w:szCs w:val="14"/>
                 <w:color w:val="000000"/>
               </w:rPr>
               <w:t xml:space="preserve">114,3</w:t>
@@ -3904,28 +3904,28 @@
                 <w:left w:val="none" w:sz="0" w:space="0" w:color="000000"/>
                 <w:right w:val="none" w:sz="0" w:space="0" w:color="000000"/>
               </w:pBdr>
-              <w:spacing w:after="36" w:before="36" w:line="240"/>
-              <w:ind w:left="100" w:right="100" w:firstLine="0" w:firstLineChars="0"/>
-              <w:rPr>
-                <w:rFonts w:ascii="Times New Roman" w:hAnsi="Times New Roman" w:eastAsia="Times New Roman" w:cs="Times New Roman"/>
-                <w:i w:val="false"/>
-                <w:b w:val="true"/>
-                <w:u w:val="none"/>
-                <w:strike w:val="false"/>
-                <w:sz w:val="16"/>
-                <w:szCs w:val="16"/>
-                <w:color w:val="000000"/>
-              </w:rPr>
-            </w:pPr>
-            <w:r xmlns:w="http://schemas.openxmlformats.org/wordprocessingml/2006/main" xmlns:wp="http://schemas.openxmlformats.org/drawingml/2006/wordprocessingDrawing" xmlns:r="http://schemas.openxmlformats.org/officeDocument/2006/relationships" xmlns:w14="http://schemas.microsoft.com/office/word/2010/wordml">
-              <w:rPr>
-                <w:rFonts w:ascii="Times New Roman" w:hAnsi="Times New Roman" w:eastAsia="Times New Roman" w:cs="Times New Roman"/>
-                <w:i w:val="false"/>
-                <w:b w:val="true"/>
-                <w:u w:val="none"/>
-                <w:strike w:val="false"/>
-                <w:sz w:val="16"/>
-                <w:szCs w:val="16"/>
+              <w:spacing w:after="0" w:before="0" w:line="240"/>
+              <w:ind w:left="100" w:right="100" w:firstLine="0" w:firstLineChars="0"/>
+              <w:rPr>
+                <w:rFonts w:ascii="Times New Roman" w:hAnsi="Times New Roman" w:eastAsia="Times New Roman" w:cs="Times New Roman"/>
+                <w:i w:val="false"/>
+                <w:b w:val="true"/>
+                <w:u w:val="none"/>
+                <w:strike w:val="false"/>
+                <w:sz w:val="14"/>
+                <w:szCs w:val="14"/>
+                <w:color w:val="000000"/>
+              </w:rPr>
+            </w:pPr>
+            <w:r xmlns:w="http://schemas.openxmlformats.org/wordprocessingml/2006/main" xmlns:wp="http://schemas.openxmlformats.org/drawingml/2006/wordprocessingDrawing" xmlns:r="http://schemas.openxmlformats.org/officeDocument/2006/relationships" xmlns:w14="http://schemas.microsoft.com/office/word/2010/wordml">
+              <w:rPr>
+                <w:rFonts w:ascii="Times New Roman" w:hAnsi="Times New Roman" w:eastAsia="Times New Roman" w:cs="Times New Roman"/>
+                <w:i w:val="false"/>
+                <w:b w:val="true"/>
+                <w:u w:val="none"/>
+                <w:strike w:val="false"/>
+                <w:sz w:val="14"/>
+                <w:szCs w:val="14"/>
                 <w:color w:val="000000"/>
               </w:rPr>
               <w:t xml:space="preserve">113,9</w:t>
@@ -3958,28 +3958,28 @@
                 <w:left w:val="none" w:sz="0" w:space="0" w:color="000000"/>
                 <w:right w:val="none" w:sz="0" w:space="0" w:color="000000"/>
               </w:pBdr>
-              <w:spacing w:after="36" w:before="36" w:line="240"/>
-              <w:ind w:left="100" w:right="100" w:firstLine="0" w:firstLineChars="0"/>
-              <w:rPr>
-                <w:rFonts w:ascii="Times New Roman" w:hAnsi="Times New Roman" w:eastAsia="Times New Roman" w:cs="Times New Roman"/>
-                <w:i w:val="false"/>
-                <w:b w:val="true"/>
-                <w:u w:val="none"/>
-                <w:strike w:val="false"/>
-                <w:sz w:val="16"/>
-                <w:szCs w:val="16"/>
-                <w:color w:val="000000"/>
-              </w:rPr>
-            </w:pPr>
-            <w:r xmlns:w="http://schemas.openxmlformats.org/wordprocessingml/2006/main" xmlns:wp="http://schemas.openxmlformats.org/drawingml/2006/wordprocessingDrawing" xmlns:r="http://schemas.openxmlformats.org/officeDocument/2006/relationships" xmlns:w14="http://schemas.microsoft.com/office/word/2010/wordml">
-              <w:rPr>
-                <w:rFonts w:ascii="Times New Roman" w:hAnsi="Times New Roman" w:eastAsia="Times New Roman" w:cs="Times New Roman"/>
-                <w:i w:val="false"/>
-                <w:b w:val="true"/>
-                <w:u w:val="none"/>
-                <w:strike w:val="false"/>
-                <w:sz w:val="16"/>
-                <w:szCs w:val="16"/>
+              <w:spacing w:after="0" w:before="0" w:line="240"/>
+              <w:ind w:left="100" w:right="100" w:firstLine="0" w:firstLineChars="0"/>
+              <w:rPr>
+                <w:rFonts w:ascii="Times New Roman" w:hAnsi="Times New Roman" w:eastAsia="Times New Roman" w:cs="Times New Roman"/>
+                <w:i w:val="false"/>
+                <w:b w:val="true"/>
+                <w:u w:val="none"/>
+                <w:strike w:val="false"/>
+                <w:sz w:val="14"/>
+                <w:szCs w:val="14"/>
+                <w:color w:val="000000"/>
+              </w:rPr>
+            </w:pPr>
+            <w:r xmlns:w="http://schemas.openxmlformats.org/wordprocessingml/2006/main" xmlns:wp="http://schemas.openxmlformats.org/drawingml/2006/wordprocessingDrawing" xmlns:r="http://schemas.openxmlformats.org/officeDocument/2006/relationships" xmlns:w14="http://schemas.microsoft.com/office/word/2010/wordml">
+              <w:rPr>
+                <w:rFonts w:ascii="Times New Roman" w:hAnsi="Times New Roman" w:eastAsia="Times New Roman" w:cs="Times New Roman"/>
+                <w:i w:val="false"/>
+                <w:b w:val="true"/>
+                <w:u w:val="none"/>
+                <w:strike w:val="false"/>
+                <w:sz w:val="14"/>
+                <w:szCs w:val="14"/>
                 <w:color w:val="000000"/>
               </w:rPr>
               <w:t xml:space="preserve">112,1</w:t>
@@ -4012,28 +4012,28 @@
                 <w:left w:val="none" w:sz="0" w:space="0" w:color="000000"/>
                 <w:right w:val="none" w:sz="0" w:space="0" w:color="000000"/>
               </w:pBdr>
-              <w:spacing w:after="36" w:before="36" w:line="240"/>
-              <w:ind w:left="100" w:right="100" w:firstLine="0" w:firstLineChars="0"/>
-              <w:rPr>
-                <w:rFonts w:ascii="Times New Roman" w:hAnsi="Times New Roman" w:eastAsia="Times New Roman" w:cs="Times New Roman"/>
-                <w:i w:val="false"/>
-                <w:b w:val="true"/>
-                <w:u w:val="none"/>
-                <w:strike w:val="false"/>
-                <w:sz w:val="16"/>
-                <w:szCs w:val="16"/>
-                <w:color w:val="000000"/>
-              </w:rPr>
-            </w:pPr>
-            <w:r xmlns:w="http://schemas.openxmlformats.org/wordprocessingml/2006/main" xmlns:wp="http://schemas.openxmlformats.org/drawingml/2006/wordprocessingDrawing" xmlns:r="http://schemas.openxmlformats.org/officeDocument/2006/relationships" xmlns:w14="http://schemas.microsoft.com/office/word/2010/wordml">
-              <w:rPr>
-                <w:rFonts w:ascii="Times New Roman" w:hAnsi="Times New Roman" w:eastAsia="Times New Roman" w:cs="Times New Roman"/>
-                <w:i w:val="false"/>
-                <w:b w:val="true"/>
-                <w:u w:val="none"/>
-                <w:strike w:val="false"/>
-                <w:sz w:val="16"/>
-                <w:szCs w:val="16"/>
+              <w:spacing w:after="0" w:before="0" w:line="240"/>
+              <w:ind w:left="100" w:right="100" w:firstLine="0" w:firstLineChars="0"/>
+              <w:rPr>
+                <w:rFonts w:ascii="Times New Roman" w:hAnsi="Times New Roman" w:eastAsia="Times New Roman" w:cs="Times New Roman"/>
+                <w:i w:val="false"/>
+                <w:b w:val="true"/>
+                <w:u w:val="none"/>
+                <w:strike w:val="false"/>
+                <w:sz w:val="14"/>
+                <w:szCs w:val="14"/>
+                <w:color w:val="000000"/>
+              </w:rPr>
+            </w:pPr>
+            <w:r xmlns:w="http://schemas.openxmlformats.org/wordprocessingml/2006/main" xmlns:wp="http://schemas.openxmlformats.org/drawingml/2006/wordprocessingDrawing" xmlns:r="http://schemas.openxmlformats.org/officeDocument/2006/relationships" xmlns:w14="http://schemas.microsoft.com/office/word/2010/wordml">
+              <w:rPr>
+                <w:rFonts w:ascii="Times New Roman" w:hAnsi="Times New Roman" w:eastAsia="Times New Roman" w:cs="Times New Roman"/>
+                <w:i w:val="false"/>
+                <w:b w:val="true"/>
+                <w:u w:val="none"/>
+                <w:strike w:val="false"/>
+                <w:sz w:val="14"/>
+                <w:szCs w:val="14"/>
                 <w:color w:val="000000"/>
               </w:rPr>
               <w:t xml:space="preserve">5,835</w:t>
@@ -4066,28 +4066,28 @@
                 <w:left w:val="none" w:sz="0" w:space="0" w:color="000000"/>
                 <w:right w:val="none" w:sz="0" w:space="0" w:color="000000"/>
               </w:pBdr>
-              <w:spacing w:after="36" w:before="36" w:line="240"/>
-              <w:ind w:left="100" w:right="100" w:firstLine="0" w:firstLineChars="0"/>
-              <w:rPr>
-                <w:rFonts w:ascii="Times New Roman" w:hAnsi="Times New Roman" w:eastAsia="Times New Roman" w:cs="Times New Roman"/>
-                <w:i w:val="false"/>
-                <w:b w:val="true"/>
-                <w:u w:val="none"/>
-                <w:strike w:val="false"/>
-                <w:sz w:val="16"/>
-                <w:szCs w:val="16"/>
-                <w:color w:val="000000"/>
-              </w:rPr>
-            </w:pPr>
-            <w:r xmlns:w="http://schemas.openxmlformats.org/wordprocessingml/2006/main" xmlns:wp="http://schemas.openxmlformats.org/drawingml/2006/wordprocessingDrawing" xmlns:r="http://schemas.openxmlformats.org/officeDocument/2006/relationships" xmlns:w14="http://schemas.microsoft.com/office/word/2010/wordml">
-              <w:rPr>
-                <w:rFonts w:ascii="Times New Roman" w:hAnsi="Times New Roman" w:eastAsia="Times New Roman" w:cs="Times New Roman"/>
-                <w:i w:val="false"/>
-                <w:b w:val="true"/>
-                <w:u w:val="none"/>
-                <w:strike w:val="false"/>
-                <w:sz w:val="16"/>
-                <w:szCs w:val="16"/>
+              <w:spacing w:after="0" w:before="0" w:line="240"/>
+              <w:ind w:left="100" w:right="100" w:firstLine="0" w:firstLineChars="0"/>
+              <w:rPr>
+                <w:rFonts w:ascii="Times New Roman" w:hAnsi="Times New Roman" w:eastAsia="Times New Roman" w:cs="Times New Roman"/>
+                <w:i w:val="false"/>
+                <w:b w:val="true"/>
+                <w:u w:val="none"/>
+                <w:strike w:val="false"/>
+                <w:sz w:val="14"/>
+                <w:szCs w:val="14"/>
+                <w:color w:val="000000"/>
+              </w:rPr>
+            </w:pPr>
+            <w:r xmlns:w="http://schemas.openxmlformats.org/wordprocessingml/2006/main" xmlns:wp="http://schemas.openxmlformats.org/drawingml/2006/wordprocessingDrawing" xmlns:r="http://schemas.openxmlformats.org/officeDocument/2006/relationships" xmlns:w14="http://schemas.microsoft.com/office/word/2010/wordml">
+              <w:rPr>
+                <w:rFonts w:ascii="Times New Roman" w:hAnsi="Times New Roman" w:eastAsia="Times New Roman" w:cs="Times New Roman"/>
+                <w:i w:val="false"/>
+                <w:b w:val="true"/>
+                <w:u w:val="none"/>
+                <w:strike w:val="false"/>
+                <w:sz w:val="14"/>
+                <w:szCs w:val="14"/>
                 <w:color w:val="000000"/>
               </w:rPr>
               <w:t xml:space="preserve">03 - الملابس والأحذية</w:t>
@@ -4126,28 +4126,28 @@
                 <w:left w:val="none" w:sz="0" w:space="0" w:color="000000"/>
                 <w:right w:val="none" w:sz="0" w:space="0" w:color="000000"/>
               </w:pBdr>
-              <w:spacing w:after="36" w:before="36" w:line="240"/>
-              <w:ind w:left="100" w:right="100" w:firstLine="0" w:firstLineChars="0"/>
-              <w:rPr>
-                <w:rFonts w:ascii="Times New Roman" w:hAnsi="Times New Roman" w:eastAsia="Times New Roman" w:cs="Times New Roman"/>
-                <w:i w:val="false"/>
-                <w:b w:val="true"/>
-                <w:u w:val="none"/>
-                <w:strike w:val="false"/>
-                <w:sz w:val="16"/>
-                <w:szCs w:val="16"/>
-                <w:color w:val="000000"/>
-              </w:rPr>
-            </w:pPr>
-            <w:r xmlns:w="http://schemas.openxmlformats.org/wordprocessingml/2006/main" xmlns:wp="http://schemas.openxmlformats.org/drawingml/2006/wordprocessingDrawing" xmlns:r="http://schemas.openxmlformats.org/officeDocument/2006/relationships" xmlns:w14="http://schemas.microsoft.com/office/word/2010/wordml">
-              <w:rPr>
-                <w:rFonts w:ascii="Times New Roman" w:hAnsi="Times New Roman" w:eastAsia="Times New Roman" w:cs="Times New Roman"/>
-                <w:i w:val="false"/>
-                <w:b w:val="true"/>
-                <w:u w:val="none"/>
-                <w:strike w:val="false"/>
-                <w:sz w:val="16"/>
-                <w:szCs w:val="16"/>
+              <w:spacing w:after="0" w:before="0" w:line="240"/>
+              <w:ind w:left="100" w:right="100" w:firstLine="0" w:firstLineChars="0"/>
+              <w:rPr>
+                <w:rFonts w:ascii="Times New Roman" w:hAnsi="Times New Roman" w:eastAsia="Times New Roman" w:cs="Times New Roman"/>
+                <w:i w:val="false"/>
+                <w:b w:val="true"/>
+                <w:u w:val="none"/>
+                <w:strike w:val="false"/>
+                <w:sz w:val="14"/>
+                <w:szCs w:val="14"/>
+                <w:color w:val="000000"/>
+              </w:rPr>
+            </w:pPr>
+            <w:r xmlns:w="http://schemas.openxmlformats.org/wordprocessingml/2006/main" xmlns:wp="http://schemas.openxmlformats.org/drawingml/2006/wordprocessingDrawing" xmlns:r="http://schemas.openxmlformats.org/officeDocument/2006/relationships" xmlns:w14="http://schemas.microsoft.com/office/word/2010/wordml">
+              <w:rPr>
+                <w:rFonts w:ascii="Times New Roman" w:hAnsi="Times New Roman" w:eastAsia="Times New Roman" w:cs="Times New Roman"/>
+                <w:i w:val="false"/>
+                <w:b w:val="true"/>
+                <w:u w:val="none"/>
+                <w:strike w:val="false"/>
+                <w:sz w:val="14"/>
+                <w:szCs w:val="14"/>
                 <w:color w:val="000000"/>
               </w:rPr>
               <w:t xml:space="preserve">0,7</w:t>
@@ -4180,28 +4180,28 @@
                 <w:left w:val="none" w:sz="0" w:space="0" w:color="000000"/>
                 <w:right w:val="none" w:sz="0" w:space="0" w:color="000000"/>
               </w:pBdr>
-              <w:spacing w:after="36" w:before="36" w:line="240"/>
-              <w:ind w:left="100" w:right="100" w:firstLine="0" w:firstLineChars="0"/>
-              <w:rPr>
-                <w:rFonts w:ascii="Times New Roman" w:hAnsi="Times New Roman" w:eastAsia="Times New Roman" w:cs="Times New Roman"/>
-                <w:i w:val="false"/>
-                <w:b w:val="true"/>
-                <w:u w:val="none"/>
-                <w:strike w:val="false"/>
-                <w:sz w:val="16"/>
-                <w:szCs w:val="16"/>
-                <w:color w:val="000000"/>
-              </w:rPr>
-            </w:pPr>
-            <w:r xmlns:w="http://schemas.openxmlformats.org/wordprocessingml/2006/main" xmlns:wp="http://schemas.openxmlformats.org/drawingml/2006/wordprocessingDrawing" xmlns:r="http://schemas.openxmlformats.org/officeDocument/2006/relationships" xmlns:w14="http://schemas.microsoft.com/office/word/2010/wordml">
-              <w:rPr>
-                <w:rFonts w:ascii="Times New Roman" w:hAnsi="Times New Roman" w:eastAsia="Times New Roman" w:cs="Times New Roman"/>
-                <w:i w:val="false"/>
-                <w:b w:val="true"/>
-                <w:u w:val="none"/>
-                <w:strike w:val="false"/>
-                <w:sz w:val="16"/>
-                <w:szCs w:val="16"/>
+              <w:spacing w:after="0" w:before="0" w:line="240"/>
+              <w:ind w:left="100" w:right="100" w:firstLine="0" w:firstLineChars="0"/>
+              <w:rPr>
+                <w:rFonts w:ascii="Times New Roman" w:hAnsi="Times New Roman" w:eastAsia="Times New Roman" w:cs="Times New Roman"/>
+                <w:i w:val="false"/>
+                <w:b w:val="true"/>
+                <w:u w:val="none"/>
+                <w:strike w:val="false"/>
+                <w:sz w:val="14"/>
+                <w:szCs w:val="14"/>
+                <w:color w:val="000000"/>
+              </w:rPr>
+            </w:pPr>
+            <w:r xmlns:w="http://schemas.openxmlformats.org/wordprocessingml/2006/main" xmlns:wp="http://schemas.openxmlformats.org/drawingml/2006/wordprocessingDrawing" xmlns:r="http://schemas.openxmlformats.org/officeDocument/2006/relationships" xmlns:w14="http://schemas.microsoft.com/office/word/2010/wordml">
+              <w:rPr>
+                <w:rFonts w:ascii="Times New Roman" w:hAnsi="Times New Roman" w:eastAsia="Times New Roman" w:cs="Times New Roman"/>
+                <w:i w:val="false"/>
+                <w:b w:val="true"/>
+                <w:u w:val="none"/>
+                <w:strike w:val="false"/>
+                <w:sz w:val="14"/>
+                <w:szCs w:val="14"/>
                 <w:color w:val="000000"/>
               </w:rPr>
               <w:t xml:space="preserve">0,1</w:t>
@@ -4234,28 +4234,28 @@
                 <w:left w:val="none" w:sz="0" w:space="0" w:color="000000"/>
                 <w:right w:val="none" w:sz="0" w:space="0" w:color="000000"/>
               </w:pBdr>
-              <w:spacing w:after="36" w:before="36" w:line="240"/>
-              <w:ind w:left="100" w:right="100" w:firstLine="0" w:firstLineChars="0"/>
-              <w:rPr>
-                <w:rFonts w:ascii="Times New Roman" w:hAnsi="Times New Roman" w:eastAsia="Times New Roman" w:cs="Times New Roman"/>
-                <w:i w:val="false"/>
-                <w:b w:val="true"/>
-                <w:u w:val="none"/>
-                <w:strike w:val="false"/>
-                <w:sz w:val="16"/>
-                <w:szCs w:val="16"/>
-                <w:color w:val="000000"/>
-              </w:rPr>
-            </w:pPr>
-            <w:r xmlns:w="http://schemas.openxmlformats.org/wordprocessingml/2006/main" xmlns:wp="http://schemas.openxmlformats.org/drawingml/2006/wordprocessingDrawing" xmlns:r="http://schemas.openxmlformats.org/officeDocument/2006/relationships" xmlns:w14="http://schemas.microsoft.com/office/word/2010/wordml">
-              <w:rPr>
-                <w:rFonts w:ascii="Times New Roman" w:hAnsi="Times New Roman" w:eastAsia="Times New Roman" w:cs="Times New Roman"/>
-                <w:i w:val="false"/>
-                <w:b w:val="true"/>
-                <w:u w:val="none"/>
-                <w:strike w:val="false"/>
-                <w:sz w:val="16"/>
-                <w:szCs w:val="16"/>
+              <w:spacing w:after="0" w:before="0" w:line="240"/>
+              <w:ind w:left="100" w:right="100" w:firstLine="0" w:firstLineChars="0"/>
+              <w:rPr>
+                <w:rFonts w:ascii="Times New Roman" w:hAnsi="Times New Roman" w:eastAsia="Times New Roman" w:cs="Times New Roman"/>
+                <w:i w:val="false"/>
+                <w:b w:val="true"/>
+                <w:u w:val="none"/>
+                <w:strike w:val="false"/>
+                <w:sz w:val="14"/>
+                <w:szCs w:val="14"/>
+                <w:color w:val="000000"/>
+              </w:rPr>
+            </w:pPr>
+            <w:r xmlns:w="http://schemas.openxmlformats.org/wordprocessingml/2006/main" xmlns:wp="http://schemas.openxmlformats.org/drawingml/2006/wordprocessingDrawing" xmlns:r="http://schemas.openxmlformats.org/officeDocument/2006/relationships" xmlns:w14="http://schemas.microsoft.com/office/word/2010/wordml">
+              <w:rPr>
+                <w:rFonts w:ascii="Times New Roman" w:hAnsi="Times New Roman" w:eastAsia="Times New Roman" w:cs="Times New Roman"/>
+                <w:i w:val="false"/>
+                <w:b w:val="true"/>
+                <w:u w:val="none"/>
+                <w:strike w:val="false"/>
+                <w:sz w:val="14"/>
+                <w:szCs w:val="14"/>
                 <w:color w:val="000000"/>
               </w:rPr>
               <w:t xml:space="preserve">0,0</w:t>
@@ -4288,28 +4288,28 @@
                 <w:left w:val="none" w:sz="0" w:space="0" w:color="000000"/>
                 <w:right w:val="none" w:sz="0" w:space="0" w:color="000000"/>
               </w:pBdr>
-              <w:spacing w:after="36" w:before="36" w:line="240"/>
-              <w:ind w:left="100" w:right="100" w:firstLine="0" w:firstLineChars="0"/>
-              <w:rPr>
-                <w:rFonts w:ascii="Times New Roman" w:hAnsi="Times New Roman" w:eastAsia="Times New Roman" w:cs="Times New Roman"/>
-                <w:i w:val="false"/>
-                <w:b w:val="true"/>
-                <w:u w:val="none"/>
-                <w:strike w:val="false"/>
-                <w:sz w:val="16"/>
-                <w:szCs w:val="16"/>
-                <w:color w:val="000000"/>
-              </w:rPr>
-            </w:pPr>
-            <w:r xmlns:w="http://schemas.openxmlformats.org/wordprocessingml/2006/main" xmlns:wp="http://schemas.openxmlformats.org/drawingml/2006/wordprocessingDrawing" xmlns:r="http://schemas.openxmlformats.org/officeDocument/2006/relationships" xmlns:w14="http://schemas.microsoft.com/office/word/2010/wordml">
-              <w:rPr>
-                <w:rFonts w:ascii="Times New Roman" w:hAnsi="Times New Roman" w:eastAsia="Times New Roman" w:cs="Times New Roman"/>
-                <w:i w:val="false"/>
-                <w:b w:val="true"/>
-                <w:u w:val="none"/>
-                <w:strike w:val="false"/>
-                <w:sz w:val="16"/>
-                <w:szCs w:val="16"/>
+              <w:spacing w:after="0" w:before="0" w:line="240"/>
+              <w:ind w:left="100" w:right="100" w:firstLine="0" w:firstLineChars="0"/>
+              <w:rPr>
+                <w:rFonts w:ascii="Times New Roman" w:hAnsi="Times New Roman" w:eastAsia="Times New Roman" w:cs="Times New Roman"/>
+                <w:i w:val="false"/>
+                <w:b w:val="true"/>
+                <w:u w:val="none"/>
+                <w:strike w:val="false"/>
+                <w:sz w:val="14"/>
+                <w:szCs w:val="14"/>
+                <w:color w:val="000000"/>
+              </w:rPr>
+            </w:pPr>
+            <w:r xmlns:w="http://schemas.openxmlformats.org/wordprocessingml/2006/main" xmlns:wp="http://schemas.openxmlformats.org/drawingml/2006/wordprocessingDrawing" xmlns:r="http://schemas.openxmlformats.org/officeDocument/2006/relationships" xmlns:w14="http://schemas.microsoft.com/office/word/2010/wordml">
+              <w:rPr>
+                <w:rFonts w:ascii="Times New Roman" w:hAnsi="Times New Roman" w:eastAsia="Times New Roman" w:cs="Times New Roman"/>
+                <w:i w:val="false"/>
+                <w:b w:val="true"/>
+                <w:u w:val="none"/>
+                <w:strike w:val="false"/>
+                <w:sz w:val="14"/>
+                <w:szCs w:val="14"/>
                 <w:color w:val="000000"/>
               </w:rPr>
               <w:t xml:space="preserve">109,5</w:t>
@@ -4342,28 +4342,28 @@
                 <w:left w:val="none" w:sz="0" w:space="0" w:color="000000"/>
                 <w:right w:val="none" w:sz="0" w:space="0" w:color="000000"/>
               </w:pBdr>
-              <w:spacing w:after="36" w:before="36" w:line="240"/>
-              <w:ind w:left="100" w:right="100" w:firstLine="0" w:firstLineChars="0"/>
-              <w:rPr>
-                <w:rFonts w:ascii="Times New Roman" w:hAnsi="Times New Roman" w:eastAsia="Times New Roman" w:cs="Times New Roman"/>
-                <w:i w:val="false"/>
-                <w:b w:val="true"/>
-                <w:u w:val="none"/>
-                <w:strike w:val="false"/>
-                <w:sz w:val="16"/>
-                <w:szCs w:val="16"/>
-                <w:color w:val="000000"/>
-              </w:rPr>
-            </w:pPr>
-            <w:r xmlns:w="http://schemas.openxmlformats.org/wordprocessingml/2006/main" xmlns:wp="http://schemas.openxmlformats.org/drawingml/2006/wordprocessingDrawing" xmlns:r="http://schemas.openxmlformats.org/officeDocument/2006/relationships" xmlns:w14="http://schemas.microsoft.com/office/word/2010/wordml">
-              <w:rPr>
-                <w:rFonts w:ascii="Times New Roman" w:hAnsi="Times New Roman" w:eastAsia="Times New Roman" w:cs="Times New Roman"/>
-                <w:i w:val="false"/>
-                <w:b w:val="true"/>
-                <w:u w:val="none"/>
-                <w:strike w:val="false"/>
-                <w:sz w:val="16"/>
-                <w:szCs w:val="16"/>
+              <w:spacing w:after="0" w:before="0" w:line="240"/>
+              <w:ind w:left="100" w:right="100" w:firstLine="0" w:firstLineChars="0"/>
+              <w:rPr>
+                <w:rFonts w:ascii="Times New Roman" w:hAnsi="Times New Roman" w:eastAsia="Times New Roman" w:cs="Times New Roman"/>
+                <w:i w:val="false"/>
+                <w:b w:val="true"/>
+                <w:u w:val="none"/>
+                <w:strike w:val="false"/>
+                <w:sz w:val="14"/>
+                <w:szCs w:val="14"/>
+                <w:color w:val="000000"/>
+              </w:rPr>
+            </w:pPr>
+            <w:r xmlns:w="http://schemas.openxmlformats.org/wordprocessingml/2006/main" xmlns:wp="http://schemas.openxmlformats.org/drawingml/2006/wordprocessingDrawing" xmlns:r="http://schemas.openxmlformats.org/officeDocument/2006/relationships" xmlns:w14="http://schemas.microsoft.com/office/word/2010/wordml">
+              <w:rPr>
+                <w:rFonts w:ascii="Times New Roman" w:hAnsi="Times New Roman" w:eastAsia="Times New Roman" w:cs="Times New Roman"/>
+                <w:i w:val="false"/>
+                <w:b w:val="true"/>
+                <w:u w:val="none"/>
+                <w:strike w:val="false"/>
+                <w:sz w:val="14"/>
+                <w:szCs w:val="14"/>
                 <w:color w:val="000000"/>
               </w:rPr>
               <w:t xml:space="preserve">109,5</w:t>
@@ -4396,28 +4396,28 @@
                 <w:left w:val="none" w:sz="0" w:space="0" w:color="000000"/>
                 <w:right w:val="none" w:sz="0" w:space="0" w:color="000000"/>
               </w:pBdr>
-              <w:spacing w:after="36" w:before="36" w:line="240"/>
-              <w:ind w:left="100" w:right="100" w:firstLine="0" w:firstLineChars="0"/>
-              <w:rPr>
-                <w:rFonts w:ascii="Times New Roman" w:hAnsi="Times New Roman" w:eastAsia="Times New Roman" w:cs="Times New Roman"/>
-                <w:i w:val="false"/>
-                <w:b w:val="true"/>
-                <w:u w:val="none"/>
-                <w:strike w:val="false"/>
-                <w:sz w:val="16"/>
-                <w:szCs w:val="16"/>
-                <w:color w:val="000000"/>
-              </w:rPr>
-            </w:pPr>
-            <w:r xmlns:w="http://schemas.openxmlformats.org/wordprocessingml/2006/main" xmlns:wp="http://schemas.openxmlformats.org/drawingml/2006/wordprocessingDrawing" xmlns:r="http://schemas.openxmlformats.org/officeDocument/2006/relationships" xmlns:w14="http://schemas.microsoft.com/office/word/2010/wordml">
-              <w:rPr>
-                <w:rFonts w:ascii="Times New Roman" w:hAnsi="Times New Roman" w:eastAsia="Times New Roman" w:cs="Times New Roman"/>
-                <w:i w:val="false"/>
-                <w:b w:val="true"/>
-                <w:u w:val="none"/>
-                <w:strike w:val="false"/>
-                <w:sz w:val="16"/>
-                <w:szCs w:val="16"/>
+              <w:spacing w:after="0" w:before="0" w:line="240"/>
+              <w:ind w:left="100" w:right="100" w:firstLine="0" w:firstLineChars="0"/>
+              <w:rPr>
+                <w:rFonts w:ascii="Times New Roman" w:hAnsi="Times New Roman" w:eastAsia="Times New Roman" w:cs="Times New Roman"/>
+                <w:i w:val="false"/>
+                <w:b w:val="true"/>
+                <w:u w:val="none"/>
+                <w:strike w:val="false"/>
+                <w:sz w:val="14"/>
+                <w:szCs w:val="14"/>
+                <w:color w:val="000000"/>
+              </w:rPr>
+            </w:pPr>
+            <w:r xmlns:w="http://schemas.openxmlformats.org/wordprocessingml/2006/main" xmlns:wp="http://schemas.openxmlformats.org/drawingml/2006/wordprocessingDrawing" xmlns:r="http://schemas.openxmlformats.org/officeDocument/2006/relationships" xmlns:w14="http://schemas.microsoft.com/office/word/2010/wordml">
+              <w:rPr>
+                <w:rFonts w:ascii="Times New Roman" w:hAnsi="Times New Roman" w:eastAsia="Times New Roman" w:cs="Times New Roman"/>
+                <w:i w:val="false"/>
+                <w:b w:val="true"/>
+                <w:u w:val="none"/>
+                <w:strike w:val="false"/>
+                <w:sz w:val="14"/>
+                <w:szCs w:val="14"/>
                 <w:color w:val="000000"/>
               </w:rPr>
               <w:t xml:space="preserve">109,4</w:t>
@@ -4450,28 +4450,28 @@
                 <w:left w:val="none" w:sz="0" w:space="0" w:color="000000"/>
                 <w:right w:val="none" w:sz="0" w:space="0" w:color="000000"/>
               </w:pBdr>
-              <w:spacing w:after="36" w:before="36" w:line="240"/>
-              <w:ind w:left="100" w:right="100" w:firstLine="0" w:firstLineChars="0"/>
-              <w:rPr>
-                <w:rFonts w:ascii="Times New Roman" w:hAnsi="Times New Roman" w:eastAsia="Times New Roman" w:cs="Times New Roman"/>
-                <w:i w:val="false"/>
-                <w:b w:val="true"/>
-                <w:u w:val="none"/>
-                <w:strike w:val="false"/>
-                <w:sz w:val="16"/>
-                <w:szCs w:val="16"/>
-                <w:color w:val="000000"/>
-              </w:rPr>
-            </w:pPr>
-            <w:r xmlns:w="http://schemas.openxmlformats.org/wordprocessingml/2006/main" xmlns:wp="http://schemas.openxmlformats.org/drawingml/2006/wordprocessingDrawing" xmlns:r="http://schemas.openxmlformats.org/officeDocument/2006/relationships" xmlns:w14="http://schemas.microsoft.com/office/word/2010/wordml">
-              <w:rPr>
-                <w:rFonts w:ascii="Times New Roman" w:hAnsi="Times New Roman" w:eastAsia="Times New Roman" w:cs="Times New Roman"/>
-                <w:i w:val="false"/>
-                <w:b w:val="true"/>
-                <w:u w:val="none"/>
-                <w:strike w:val="false"/>
-                <w:sz w:val="16"/>
-                <w:szCs w:val="16"/>
+              <w:spacing w:after="0" w:before="0" w:line="240"/>
+              <w:ind w:left="100" w:right="100" w:firstLine="0" w:firstLineChars="0"/>
+              <w:rPr>
+                <w:rFonts w:ascii="Times New Roman" w:hAnsi="Times New Roman" w:eastAsia="Times New Roman" w:cs="Times New Roman"/>
+                <w:i w:val="false"/>
+                <w:b w:val="true"/>
+                <w:u w:val="none"/>
+                <w:strike w:val="false"/>
+                <w:sz w:val="14"/>
+                <w:szCs w:val="14"/>
+                <w:color w:val="000000"/>
+              </w:rPr>
+            </w:pPr>
+            <w:r xmlns:w="http://schemas.openxmlformats.org/wordprocessingml/2006/main" xmlns:wp="http://schemas.openxmlformats.org/drawingml/2006/wordprocessingDrawing" xmlns:r="http://schemas.openxmlformats.org/officeDocument/2006/relationships" xmlns:w14="http://schemas.microsoft.com/office/word/2010/wordml">
+              <w:rPr>
+                <w:rFonts w:ascii="Times New Roman" w:hAnsi="Times New Roman" w:eastAsia="Times New Roman" w:cs="Times New Roman"/>
+                <w:i w:val="false"/>
+                <w:b w:val="true"/>
+                <w:u w:val="none"/>
+                <w:strike w:val="false"/>
+                <w:sz w:val="14"/>
+                <w:szCs w:val="14"/>
                 <w:color w:val="000000"/>
               </w:rPr>
               <w:t xml:space="preserve">109,4</w:t>
@@ -4504,28 +4504,28 @@
                 <w:left w:val="none" w:sz="0" w:space="0" w:color="000000"/>
                 <w:right w:val="none" w:sz="0" w:space="0" w:color="000000"/>
               </w:pBdr>
-              <w:spacing w:after="36" w:before="36" w:line="240"/>
-              <w:ind w:left="100" w:right="100" w:firstLine="0" w:firstLineChars="0"/>
-              <w:rPr>
-                <w:rFonts w:ascii="Times New Roman" w:hAnsi="Times New Roman" w:eastAsia="Times New Roman" w:cs="Times New Roman"/>
-                <w:i w:val="false"/>
-                <w:b w:val="true"/>
-                <w:u w:val="none"/>
-                <w:strike w:val="false"/>
-                <w:sz w:val="16"/>
-                <w:szCs w:val="16"/>
-                <w:color w:val="000000"/>
-              </w:rPr>
-            </w:pPr>
-            <w:r xmlns:w="http://schemas.openxmlformats.org/wordprocessingml/2006/main" xmlns:wp="http://schemas.openxmlformats.org/drawingml/2006/wordprocessingDrawing" xmlns:r="http://schemas.openxmlformats.org/officeDocument/2006/relationships" xmlns:w14="http://schemas.microsoft.com/office/word/2010/wordml">
-              <w:rPr>
-                <w:rFonts w:ascii="Times New Roman" w:hAnsi="Times New Roman" w:eastAsia="Times New Roman" w:cs="Times New Roman"/>
-                <w:i w:val="false"/>
-                <w:b w:val="true"/>
-                <w:u w:val="none"/>
-                <w:strike w:val="false"/>
-                <w:sz w:val="16"/>
-                <w:szCs w:val="16"/>
+              <w:spacing w:after="0" w:before="0" w:line="240"/>
+              <w:ind w:left="100" w:right="100" w:firstLine="0" w:firstLineChars="0"/>
+              <w:rPr>
+                <w:rFonts w:ascii="Times New Roman" w:hAnsi="Times New Roman" w:eastAsia="Times New Roman" w:cs="Times New Roman"/>
+                <w:i w:val="false"/>
+                <w:b w:val="true"/>
+                <w:u w:val="none"/>
+                <w:strike w:val="false"/>
+                <w:sz w:val="14"/>
+                <w:szCs w:val="14"/>
+                <w:color w:val="000000"/>
+              </w:rPr>
+            </w:pPr>
+            <w:r xmlns:w="http://schemas.openxmlformats.org/wordprocessingml/2006/main" xmlns:wp="http://schemas.openxmlformats.org/drawingml/2006/wordprocessingDrawing" xmlns:r="http://schemas.openxmlformats.org/officeDocument/2006/relationships" xmlns:w14="http://schemas.microsoft.com/office/word/2010/wordml">
+              <w:rPr>
+                <w:rFonts w:ascii="Times New Roman" w:hAnsi="Times New Roman" w:eastAsia="Times New Roman" w:cs="Times New Roman"/>
+                <w:i w:val="false"/>
+                <w:b w:val="true"/>
+                <w:u w:val="none"/>
+                <w:strike w:val="false"/>
+                <w:sz w:val="14"/>
+                <w:szCs w:val="14"/>
                 <w:color w:val="000000"/>
               </w:rPr>
               <w:t xml:space="preserve">108,7</w:t>
@@ -4558,28 +4558,28 @@
                 <w:left w:val="none" w:sz="0" w:space="0" w:color="000000"/>
                 <w:right w:val="none" w:sz="0" w:space="0" w:color="000000"/>
               </w:pBdr>
-              <w:spacing w:after="36" w:before="36" w:line="240"/>
-              <w:ind w:left="100" w:right="100" w:firstLine="0" w:firstLineChars="0"/>
-              <w:rPr>
-                <w:rFonts w:ascii="Times New Roman" w:hAnsi="Times New Roman" w:eastAsia="Times New Roman" w:cs="Times New Roman"/>
-                <w:i w:val="false"/>
-                <w:b w:val="true"/>
-                <w:u w:val="none"/>
-                <w:strike w:val="false"/>
-                <w:sz w:val="16"/>
-                <w:szCs w:val="16"/>
-                <w:color w:val="000000"/>
-              </w:rPr>
-            </w:pPr>
-            <w:r xmlns:w="http://schemas.openxmlformats.org/wordprocessingml/2006/main" xmlns:wp="http://schemas.openxmlformats.org/drawingml/2006/wordprocessingDrawing" xmlns:r="http://schemas.openxmlformats.org/officeDocument/2006/relationships" xmlns:w14="http://schemas.microsoft.com/office/word/2010/wordml">
-              <w:rPr>
-                <w:rFonts w:ascii="Times New Roman" w:hAnsi="Times New Roman" w:eastAsia="Times New Roman" w:cs="Times New Roman"/>
-                <w:i w:val="false"/>
-                <w:b w:val="true"/>
-                <w:u w:val="none"/>
-                <w:strike w:val="false"/>
-                <w:sz w:val="16"/>
-                <w:szCs w:val="16"/>
+              <w:spacing w:after="0" w:before="0" w:line="240"/>
+              <w:ind w:left="100" w:right="100" w:firstLine="0" w:firstLineChars="0"/>
+              <w:rPr>
+                <w:rFonts w:ascii="Times New Roman" w:hAnsi="Times New Roman" w:eastAsia="Times New Roman" w:cs="Times New Roman"/>
+                <w:i w:val="false"/>
+                <w:b w:val="true"/>
+                <w:u w:val="none"/>
+                <w:strike w:val="false"/>
+                <w:sz w:val="14"/>
+                <w:szCs w:val="14"/>
+                <w:color w:val="000000"/>
+              </w:rPr>
+            </w:pPr>
+            <w:r xmlns:w="http://schemas.openxmlformats.org/wordprocessingml/2006/main" xmlns:wp="http://schemas.openxmlformats.org/drawingml/2006/wordprocessingDrawing" xmlns:r="http://schemas.openxmlformats.org/officeDocument/2006/relationships" xmlns:w14="http://schemas.microsoft.com/office/word/2010/wordml">
+              <w:rPr>
+                <w:rFonts w:ascii="Times New Roman" w:hAnsi="Times New Roman" w:eastAsia="Times New Roman" w:cs="Times New Roman"/>
+                <w:i w:val="false"/>
+                <w:b w:val="true"/>
+                <w:u w:val="none"/>
+                <w:strike w:val="false"/>
+                <w:sz w:val="14"/>
+                <w:szCs w:val="14"/>
                 <w:color w:val="000000"/>
               </w:rPr>
               <w:t xml:space="preserve">14,202</w:t>
@@ -4612,28 +4612,28 @@
                 <w:left w:val="none" w:sz="0" w:space="0" w:color="000000"/>
                 <w:right w:val="none" w:sz="0" w:space="0" w:color="000000"/>
               </w:pBdr>
-              <w:spacing w:after="36" w:before="36" w:line="240"/>
-              <w:ind w:left="100" w:right="100" w:firstLine="0" w:firstLineChars="0"/>
-              <w:rPr>
-                <w:rFonts w:ascii="Times New Roman" w:hAnsi="Times New Roman" w:eastAsia="Times New Roman" w:cs="Times New Roman"/>
-                <w:i w:val="false"/>
-                <w:b w:val="true"/>
-                <w:u w:val="none"/>
-                <w:strike w:val="false"/>
-                <w:sz w:val="16"/>
-                <w:szCs w:val="16"/>
-                <w:color w:val="000000"/>
-              </w:rPr>
-            </w:pPr>
-            <w:r xmlns:w="http://schemas.openxmlformats.org/wordprocessingml/2006/main" xmlns:wp="http://schemas.openxmlformats.org/drawingml/2006/wordprocessingDrawing" xmlns:r="http://schemas.openxmlformats.org/officeDocument/2006/relationships" xmlns:w14="http://schemas.microsoft.com/office/word/2010/wordml">
-              <w:rPr>
-                <w:rFonts w:ascii="Times New Roman" w:hAnsi="Times New Roman" w:eastAsia="Times New Roman" w:cs="Times New Roman"/>
-                <w:i w:val="false"/>
-                <w:b w:val="true"/>
-                <w:u w:val="none"/>
-                <w:strike w:val="false"/>
-                <w:sz w:val="16"/>
-                <w:szCs w:val="16"/>
+              <w:spacing w:after="0" w:before="0" w:line="240"/>
+              <w:ind w:left="100" w:right="100" w:firstLine="0" w:firstLineChars="0"/>
+              <w:rPr>
+                <w:rFonts w:ascii="Times New Roman" w:hAnsi="Times New Roman" w:eastAsia="Times New Roman" w:cs="Times New Roman"/>
+                <w:i w:val="false"/>
+                <w:b w:val="true"/>
+                <w:u w:val="none"/>
+                <w:strike w:val="false"/>
+                <w:sz w:val="14"/>
+                <w:szCs w:val="14"/>
+                <w:color w:val="000000"/>
+              </w:rPr>
+            </w:pPr>
+            <w:r xmlns:w="http://schemas.openxmlformats.org/wordprocessingml/2006/main" xmlns:wp="http://schemas.openxmlformats.org/drawingml/2006/wordprocessingDrawing" xmlns:r="http://schemas.openxmlformats.org/officeDocument/2006/relationships" xmlns:w14="http://schemas.microsoft.com/office/word/2010/wordml">
+              <w:rPr>
+                <w:rFonts w:ascii="Times New Roman" w:hAnsi="Times New Roman" w:eastAsia="Times New Roman" w:cs="Times New Roman"/>
+                <w:i w:val="false"/>
+                <w:b w:val="true"/>
+                <w:u w:val="none"/>
+                <w:strike w:val="false"/>
+                <w:sz w:val="14"/>
+                <w:szCs w:val="14"/>
                 <w:color w:val="000000"/>
               </w:rPr>
               <w:t xml:space="preserve">04 - السكن والماء والكهرباء والغاز ومحروقات أخرى</w:t>
@@ -4672,28 +4672,28 @@
                 <w:left w:val="none" w:sz="0" w:space="0" w:color="000000"/>
                 <w:right w:val="none" w:sz="0" w:space="0" w:color="000000"/>
               </w:pBdr>
-              <w:spacing w:after="36" w:before="36" w:line="240"/>
-              <w:ind w:left="100" w:right="100" w:firstLine="0" w:firstLineChars="0"/>
-              <w:rPr>
-                <w:rFonts w:ascii="Times New Roman" w:hAnsi="Times New Roman" w:eastAsia="Times New Roman" w:cs="Times New Roman"/>
-                <w:i w:val="false"/>
-                <w:b w:val="true"/>
-                <w:u w:val="none"/>
-                <w:strike w:val="false"/>
-                <w:sz w:val="16"/>
-                <w:szCs w:val="16"/>
-                <w:color w:val="000000"/>
-              </w:rPr>
-            </w:pPr>
-            <w:r xmlns:w="http://schemas.openxmlformats.org/wordprocessingml/2006/main" xmlns:wp="http://schemas.openxmlformats.org/drawingml/2006/wordprocessingDrawing" xmlns:r="http://schemas.openxmlformats.org/officeDocument/2006/relationships" xmlns:w14="http://schemas.microsoft.com/office/word/2010/wordml">
-              <w:rPr>
-                <w:rFonts w:ascii="Times New Roman" w:hAnsi="Times New Roman" w:eastAsia="Times New Roman" w:cs="Times New Roman"/>
-                <w:i w:val="false"/>
-                <w:b w:val="true"/>
-                <w:u w:val="none"/>
-                <w:strike w:val="false"/>
-                <w:sz w:val="16"/>
-                <w:szCs w:val="16"/>
+              <w:spacing w:after="0" w:before="0" w:line="240"/>
+              <w:ind w:left="100" w:right="100" w:firstLine="0" w:firstLineChars="0"/>
+              <w:rPr>
+                <w:rFonts w:ascii="Times New Roman" w:hAnsi="Times New Roman" w:eastAsia="Times New Roman" w:cs="Times New Roman"/>
+                <w:i w:val="false"/>
+                <w:b w:val="true"/>
+                <w:u w:val="none"/>
+                <w:strike w:val="false"/>
+                <w:sz w:val="14"/>
+                <w:szCs w:val="14"/>
+                <w:color w:val="000000"/>
+              </w:rPr>
+            </w:pPr>
+            <w:r xmlns:w="http://schemas.openxmlformats.org/wordprocessingml/2006/main" xmlns:wp="http://schemas.openxmlformats.org/drawingml/2006/wordprocessingDrawing" xmlns:r="http://schemas.openxmlformats.org/officeDocument/2006/relationships" xmlns:w14="http://schemas.microsoft.com/office/word/2010/wordml">
+              <w:rPr>
+                <w:rFonts w:ascii="Times New Roman" w:hAnsi="Times New Roman" w:eastAsia="Times New Roman" w:cs="Times New Roman"/>
+                <w:i w:val="false"/>
+                <w:b w:val="true"/>
+                <w:u w:val="none"/>
+                <w:strike w:val="false"/>
+                <w:sz w:val="14"/>
+                <w:szCs w:val="14"/>
                 <w:color w:val="000000"/>
               </w:rPr>
               <w:t xml:space="preserve">1,4</w:t>
@@ -4726,28 +4726,28 @@
                 <w:left w:val="none" w:sz="0" w:space="0" w:color="000000"/>
                 <w:right w:val="none" w:sz="0" w:space="0" w:color="000000"/>
               </w:pBdr>
-              <w:spacing w:after="36" w:before="36" w:line="240"/>
-              <w:ind w:left="100" w:right="100" w:firstLine="0" w:firstLineChars="0"/>
-              <w:rPr>
-                <w:rFonts w:ascii="Times New Roman" w:hAnsi="Times New Roman" w:eastAsia="Times New Roman" w:cs="Times New Roman"/>
-                <w:i w:val="false"/>
-                <w:b w:val="true"/>
-                <w:u w:val="none"/>
-                <w:strike w:val="false"/>
-                <w:sz w:val="16"/>
-                <w:szCs w:val="16"/>
-                <w:color w:val="000000"/>
-              </w:rPr>
-            </w:pPr>
-            <w:r xmlns:w="http://schemas.openxmlformats.org/wordprocessingml/2006/main" xmlns:wp="http://schemas.openxmlformats.org/drawingml/2006/wordprocessingDrawing" xmlns:r="http://schemas.openxmlformats.org/officeDocument/2006/relationships" xmlns:w14="http://schemas.microsoft.com/office/word/2010/wordml">
-              <w:rPr>
-                <w:rFonts w:ascii="Times New Roman" w:hAnsi="Times New Roman" w:eastAsia="Times New Roman" w:cs="Times New Roman"/>
-                <w:i w:val="false"/>
-                <w:b w:val="true"/>
-                <w:u w:val="none"/>
-                <w:strike w:val="false"/>
-                <w:sz w:val="16"/>
-                <w:szCs w:val="16"/>
+              <w:spacing w:after="0" w:before="0" w:line="240"/>
+              <w:ind w:left="100" w:right="100" w:firstLine="0" w:firstLineChars="0"/>
+              <w:rPr>
+                <w:rFonts w:ascii="Times New Roman" w:hAnsi="Times New Roman" w:eastAsia="Times New Roman" w:cs="Times New Roman"/>
+                <w:i w:val="false"/>
+                <w:b w:val="true"/>
+                <w:u w:val="none"/>
+                <w:strike w:val="false"/>
+                <w:sz w:val="14"/>
+                <w:szCs w:val="14"/>
+                <w:color w:val="000000"/>
+              </w:rPr>
+            </w:pPr>
+            <w:r xmlns:w="http://schemas.openxmlformats.org/wordprocessingml/2006/main" xmlns:wp="http://schemas.openxmlformats.org/drawingml/2006/wordprocessingDrawing" xmlns:r="http://schemas.openxmlformats.org/officeDocument/2006/relationships" xmlns:w14="http://schemas.microsoft.com/office/word/2010/wordml">
+              <w:rPr>
+                <w:rFonts w:ascii="Times New Roman" w:hAnsi="Times New Roman" w:eastAsia="Times New Roman" w:cs="Times New Roman"/>
+                <w:i w:val="false"/>
+                <w:b w:val="true"/>
+                <w:u w:val="none"/>
+                <w:strike w:val="false"/>
+                <w:sz w:val="14"/>
+                <w:szCs w:val="14"/>
                 <w:color w:val="000000"/>
               </w:rPr>
               <w:t xml:space="preserve">0,6</w:t>
@@ -4780,28 +4780,28 @@
                 <w:left w:val="none" w:sz="0" w:space="0" w:color="000000"/>
                 <w:right w:val="none" w:sz="0" w:space="0" w:color="000000"/>
               </w:pBdr>
-              <w:spacing w:after="36" w:before="36" w:line="240"/>
-              <w:ind w:left="100" w:right="100" w:firstLine="0" w:firstLineChars="0"/>
-              <w:rPr>
-                <w:rFonts w:ascii="Times New Roman" w:hAnsi="Times New Roman" w:eastAsia="Times New Roman" w:cs="Times New Roman"/>
-                <w:i w:val="false"/>
-                <w:b w:val="true"/>
-                <w:u w:val="none"/>
-                <w:strike w:val="false"/>
-                <w:sz w:val="16"/>
-                <w:szCs w:val="16"/>
-                <w:color w:val="000000"/>
-              </w:rPr>
-            </w:pPr>
-            <w:r xmlns:w="http://schemas.openxmlformats.org/wordprocessingml/2006/main" xmlns:wp="http://schemas.openxmlformats.org/drawingml/2006/wordprocessingDrawing" xmlns:r="http://schemas.openxmlformats.org/officeDocument/2006/relationships" xmlns:w14="http://schemas.microsoft.com/office/word/2010/wordml">
-              <w:rPr>
-                <w:rFonts w:ascii="Times New Roman" w:hAnsi="Times New Roman" w:eastAsia="Times New Roman" w:cs="Times New Roman"/>
-                <w:i w:val="false"/>
-                <w:b w:val="true"/>
-                <w:u w:val="none"/>
-                <w:strike w:val="false"/>
-                <w:sz w:val="16"/>
-                <w:szCs w:val="16"/>
+              <w:spacing w:after="0" w:before="0" w:line="240"/>
+              <w:ind w:left="100" w:right="100" w:firstLine="0" w:firstLineChars="0"/>
+              <w:rPr>
+                <w:rFonts w:ascii="Times New Roman" w:hAnsi="Times New Roman" w:eastAsia="Times New Roman" w:cs="Times New Roman"/>
+                <w:i w:val="false"/>
+                <w:b w:val="true"/>
+                <w:u w:val="none"/>
+                <w:strike w:val="false"/>
+                <w:sz w:val="14"/>
+                <w:szCs w:val="14"/>
+                <w:color w:val="000000"/>
+              </w:rPr>
+            </w:pPr>
+            <w:r xmlns:w="http://schemas.openxmlformats.org/wordprocessingml/2006/main" xmlns:wp="http://schemas.openxmlformats.org/drawingml/2006/wordprocessingDrawing" xmlns:r="http://schemas.openxmlformats.org/officeDocument/2006/relationships" xmlns:w14="http://schemas.microsoft.com/office/word/2010/wordml">
+              <w:rPr>
+                <w:rFonts w:ascii="Times New Roman" w:hAnsi="Times New Roman" w:eastAsia="Times New Roman" w:cs="Times New Roman"/>
+                <w:i w:val="false"/>
+                <w:b w:val="true"/>
+                <w:u w:val="none"/>
+                <w:strike w:val="false"/>
+                <w:sz w:val="14"/>
+                <w:szCs w:val="14"/>
                 <w:color w:val="000000"/>
               </w:rPr>
               <w:t xml:space="preserve">-0,1</w:t>
@@ -4834,28 +4834,28 @@
                 <w:left w:val="none" w:sz="0" w:space="0" w:color="000000"/>
                 <w:right w:val="none" w:sz="0" w:space="0" w:color="000000"/>
               </w:pBdr>
-              <w:spacing w:after="36" w:before="36" w:line="240"/>
-              <w:ind w:left="100" w:right="100" w:firstLine="0" w:firstLineChars="0"/>
-              <w:rPr>
-                <w:rFonts w:ascii="Times New Roman" w:hAnsi="Times New Roman" w:eastAsia="Times New Roman" w:cs="Times New Roman"/>
-                <w:i w:val="false"/>
-                <w:b w:val="true"/>
-                <w:u w:val="none"/>
-                <w:strike w:val="false"/>
-                <w:sz w:val="16"/>
-                <w:szCs w:val="16"/>
-                <w:color w:val="000000"/>
-              </w:rPr>
-            </w:pPr>
-            <w:r xmlns:w="http://schemas.openxmlformats.org/wordprocessingml/2006/main" xmlns:wp="http://schemas.openxmlformats.org/drawingml/2006/wordprocessingDrawing" xmlns:r="http://schemas.openxmlformats.org/officeDocument/2006/relationships" xmlns:w14="http://schemas.microsoft.com/office/word/2010/wordml">
-              <w:rPr>
-                <w:rFonts w:ascii="Times New Roman" w:hAnsi="Times New Roman" w:eastAsia="Times New Roman" w:cs="Times New Roman"/>
-                <w:i w:val="false"/>
-                <w:b w:val="true"/>
-                <w:u w:val="none"/>
-                <w:strike w:val="false"/>
-                <w:sz w:val="16"/>
-                <w:szCs w:val="16"/>
+              <w:spacing w:after="0" w:before="0" w:line="240"/>
+              <w:ind w:left="100" w:right="100" w:firstLine="0" w:firstLineChars="0"/>
+              <w:rPr>
+                <w:rFonts w:ascii="Times New Roman" w:hAnsi="Times New Roman" w:eastAsia="Times New Roman" w:cs="Times New Roman"/>
+                <w:i w:val="false"/>
+                <w:b w:val="true"/>
+                <w:u w:val="none"/>
+                <w:strike w:val="false"/>
+                <w:sz w:val="14"/>
+                <w:szCs w:val="14"/>
+                <w:color w:val="000000"/>
+              </w:rPr>
+            </w:pPr>
+            <w:r xmlns:w="http://schemas.openxmlformats.org/wordprocessingml/2006/main" xmlns:wp="http://schemas.openxmlformats.org/drawingml/2006/wordprocessingDrawing" xmlns:r="http://schemas.openxmlformats.org/officeDocument/2006/relationships" xmlns:w14="http://schemas.microsoft.com/office/word/2010/wordml">
+              <w:rPr>
+                <w:rFonts w:ascii="Times New Roman" w:hAnsi="Times New Roman" w:eastAsia="Times New Roman" w:cs="Times New Roman"/>
+                <w:i w:val="false"/>
+                <w:b w:val="true"/>
+                <w:u w:val="none"/>
+                <w:strike w:val="false"/>
+                <w:sz w:val="14"/>
+                <w:szCs w:val="14"/>
                 <w:color w:val="000000"/>
               </w:rPr>
               <w:t xml:space="preserve">112,0</w:t>
@@ -4888,28 +4888,28 @@
                 <w:left w:val="none" w:sz="0" w:space="0" w:color="000000"/>
                 <w:right w:val="none" w:sz="0" w:space="0" w:color="000000"/>
               </w:pBdr>
-              <w:spacing w:after="36" w:before="36" w:line="240"/>
-              <w:ind w:left="100" w:right="100" w:firstLine="0" w:firstLineChars="0"/>
-              <w:rPr>
-                <w:rFonts w:ascii="Times New Roman" w:hAnsi="Times New Roman" w:eastAsia="Times New Roman" w:cs="Times New Roman"/>
-                <w:i w:val="false"/>
-                <w:b w:val="true"/>
-                <w:u w:val="none"/>
-                <w:strike w:val="false"/>
-                <w:sz w:val="16"/>
-                <w:szCs w:val="16"/>
-                <w:color w:val="000000"/>
-              </w:rPr>
-            </w:pPr>
-            <w:r xmlns:w="http://schemas.openxmlformats.org/wordprocessingml/2006/main" xmlns:wp="http://schemas.openxmlformats.org/drawingml/2006/wordprocessingDrawing" xmlns:r="http://schemas.openxmlformats.org/officeDocument/2006/relationships" xmlns:w14="http://schemas.microsoft.com/office/word/2010/wordml">
-              <w:rPr>
-                <w:rFonts w:ascii="Times New Roman" w:hAnsi="Times New Roman" w:eastAsia="Times New Roman" w:cs="Times New Roman"/>
-                <w:i w:val="false"/>
-                <w:b w:val="true"/>
-                <w:u w:val="none"/>
-                <w:strike w:val="false"/>
-                <w:sz w:val="16"/>
-                <w:szCs w:val="16"/>
+              <w:spacing w:after="0" w:before="0" w:line="240"/>
+              <w:ind w:left="100" w:right="100" w:firstLine="0" w:firstLineChars="0"/>
+              <w:rPr>
+                <w:rFonts w:ascii="Times New Roman" w:hAnsi="Times New Roman" w:eastAsia="Times New Roman" w:cs="Times New Roman"/>
+                <w:i w:val="false"/>
+                <w:b w:val="true"/>
+                <w:u w:val="none"/>
+                <w:strike w:val="false"/>
+                <w:sz w:val="14"/>
+                <w:szCs w:val="14"/>
+                <w:color w:val="000000"/>
+              </w:rPr>
+            </w:pPr>
+            <w:r xmlns:w="http://schemas.openxmlformats.org/wordprocessingml/2006/main" xmlns:wp="http://schemas.openxmlformats.org/drawingml/2006/wordprocessingDrawing" xmlns:r="http://schemas.openxmlformats.org/officeDocument/2006/relationships" xmlns:w14="http://schemas.microsoft.com/office/word/2010/wordml">
+              <w:rPr>
+                <w:rFonts w:ascii="Times New Roman" w:hAnsi="Times New Roman" w:eastAsia="Times New Roman" w:cs="Times New Roman"/>
+                <w:i w:val="false"/>
+                <w:b w:val="true"/>
+                <w:u w:val="none"/>
+                <w:strike w:val="false"/>
+                <w:sz w:val="14"/>
+                <w:szCs w:val="14"/>
                 <w:color w:val="000000"/>
               </w:rPr>
               <w:t xml:space="preserve">112,1</w:t>
@@ -4942,28 +4942,28 @@
                 <w:left w:val="none" w:sz="0" w:space="0" w:color="000000"/>
                 <w:right w:val="none" w:sz="0" w:space="0" w:color="000000"/>
               </w:pBdr>
-              <w:spacing w:after="36" w:before="36" w:line="240"/>
-              <w:ind w:left="100" w:right="100" w:firstLine="0" w:firstLineChars="0"/>
-              <w:rPr>
-                <w:rFonts w:ascii="Times New Roman" w:hAnsi="Times New Roman" w:eastAsia="Times New Roman" w:cs="Times New Roman"/>
-                <w:i w:val="false"/>
-                <w:b w:val="true"/>
-                <w:u w:val="none"/>
-                <w:strike w:val="false"/>
-                <w:sz w:val="16"/>
-                <w:szCs w:val="16"/>
-                <w:color w:val="000000"/>
-              </w:rPr>
-            </w:pPr>
-            <w:r xmlns:w="http://schemas.openxmlformats.org/wordprocessingml/2006/main" xmlns:wp="http://schemas.openxmlformats.org/drawingml/2006/wordprocessingDrawing" xmlns:r="http://schemas.openxmlformats.org/officeDocument/2006/relationships" xmlns:w14="http://schemas.microsoft.com/office/word/2010/wordml">
-              <w:rPr>
-                <w:rFonts w:ascii="Times New Roman" w:hAnsi="Times New Roman" w:eastAsia="Times New Roman" w:cs="Times New Roman"/>
-                <w:i w:val="false"/>
-                <w:b w:val="true"/>
-                <w:u w:val="none"/>
-                <w:strike w:val="false"/>
-                <w:sz w:val="16"/>
-                <w:szCs w:val="16"/>
+              <w:spacing w:after="0" w:before="0" w:line="240"/>
+              <w:ind w:left="100" w:right="100" w:firstLine="0" w:firstLineChars="0"/>
+              <w:rPr>
+                <w:rFonts w:ascii="Times New Roman" w:hAnsi="Times New Roman" w:eastAsia="Times New Roman" w:cs="Times New Roman"/>
+                <w:i w:val="false"/>
+                <w:b w:val="true"/>
+                <w:u w:val="none"/>
+                <w:strike w:val="false"/>
+                <w:sz w:val="14"/>
+                <w:szCs w:val="14"/>
+                <w:color w:val="000000"/>
+              </w:rPr>
+            </w:pPr>
+            <w:r xmlns:w="http://schemas.openxmlformats.org/wordprocessingml/2006/main" xmlns:wp="http://schemas.openxmlformats.org/drawingml/2006/wordprocessingDrawing" xmlns:r="http://schemas.openxmlformats.org/officeDocument/2006/relationships" xmlns:w14="http://schemas.microsoft.com/office/word/2010/wordml">
+              <w:rPr>
+                <w:rFonts w:ascii="Times New Roman" w:hAnsi="Times New Roman" w:eastAsia="Times New Roman" w:cs="Times New Roman"/>
+                <w:i w:val="false"/>
+                <w:b w:val="true"/>
+                <w:u w:val="none"/>
+                <w:strike w:val="false"/>
+                <w:sz w:val="14"/>
+                <w:szCs w:val="14"/>
                 <w:color w:val="000000"/>
               </w:rPr>
               <w:t xml:space="preserve">111,5</w:t>
@@ -4996,28 +4996,28 @@
                 <w:left w:val="none" w:sz="0" w:space="0" w:color="000000"/>
                 <w:right w:val="none" w:sz="0" w:space="0" w:color="000000"/>
               </w:pBdr>
-              <w:spacing w:after="36" w:before="36" w:line="240"/>
-              <w:ind w:left="100" w:right="100" w:firstLine="0" w:firstLineChars="0"/>
-              <w:rPr>
-                <w:rFonts w:ascii="Times New Roman" w:hAnsi="Times New Roman" w:eastAsia="Times New Roman" w:cs="Times New Roman"/>
-                <w:i w:val="false"/>
-                <w:b w:val="true"/>
-                <w:u w:val="none"/>
-                <w:strike w:val="false"/>
-                <w:sz w:val="16"/>
-                <w:szCs w:val="16"/>
-                <w:color w:val="000000"/>
-              </w:rPr>
-            </w:pPr>
-            <w:r xmlns:w="http://schemas.openxmlformats.org/wordprocessingml/2006/main" xmlns:wp="http://schemas.openxmlformats.org/drawingml/2006/wordprocessingDrawing" xmlns:r="http://schemas.openxmlformats.org/officeDocument/2006/relationships" xmlns:w14="http://schemas.microsoft.com/office/word/2010/wordml">
-              <w:rPr>
-                <w:rFonts w:ascii="Times New Roman" w:hAnsi="Times New Roman" w:eastAsia="Times New Roman" w:cs="Times New Roman"/>
-                <w:i w:val="false"/>
-                <w:b w:val="true"/>
-                <w:u w:val="none"/>
-                <w:strike w:val="false"/>
-                <w:sz w:val="16"/>
-                <w:szCs w:val="16"/>
+              <w:spacing w:after="0" w:before="0" w:line="240"/>
+              <w:ind w:left="100" w:right="100" w:firstLine="0" w:firstLineChars="0"/>
+              <w:rPr>
+                <w:rFonts w:ascii="Times New Roman" w:hAnsi="Times New Roman" w:eastAsia="Times New Roman" w:cs="Times New Roman"/>
+                <w:i w:val="false"/>
+                <w:b w:val="true"/>
+                <w:u w:val="none"/>
+                <w:strike w:val="false"/>
+                <w:sz w:val="14"/>
+                <w:szCs w:val="14"/>
+                <w:color w:val="000000"/>
+              </w:rPr>
+            </w:pPr>
+            <w:r xmlns:w="http://schemas.openxmlformats.org/wordprocessingml/2006/main" xmlns:wp="http://schemas.openxmlformats.org/drawingml/2006/wordprocessingDrawing" xmlns:r="http://schemas.openxmlformats.org/officeDocument/2006/relationships" xmlns:w14="http://schemas.microsoft.com/office/word/2010/wordml">
+              <w:rPr>
+                <w:rFonts w:ascii="Times New Roman" w:hAnsi="Times New Roman" w:eastAsia="Times New Roman" w:cs="Times New Roman"/>
+                <w:i w:val="false"/>
+                <w:b w:val="true"/>
+                <w:u w:val="none"/>
+                <w:strike w:val="false"/>
+                <w:sz w:val="14"/>
+                <w:szCs w:val="14"/>
                 <w:color w:val="000000"/>
               </w:rPr>
               <w:t xml:space="preserve">111,3</w:t>
@@ -5050,28 +5050,28 @@
                 <w:left w:val="none" w:sz="0" w:space="0" w:color="000000"/>
                 <w:right w:val="none" w:sz="0" w:space="0" w:color="000000"/>
               </w:pBdr>
-              <w:spacing w:after="36" w:before="36" w:line="240"/>
-              <w:ind w:left="100" w:right="100" w:firstLine="0" w:firstLineChars="0"/>
-              <w:rPr>
-                <w:rFonts w:ascii="Times New Roman" w:hAnsi="Times New Roman" w:eastAsia="Times New Roman" w:cs="Times New Roman"/>
-                <w:i w:val="false"/>
-                <w:b w:val="true"/>
-                <w:u w:val="none"/>
-                <w:strike w:val="false"/>
-                <w:sz w:val="16"/>
-                <w:szCs w:val="16"/>
-                <w:color w:val="000000"/>
-              </w:rPr>
-            </w:pPr>
-            <w:r xmlns:w="http://schemas.openxmlformats.org/wordprocessingml/2006/main" xmlns:wp="http://schemas.openxmlformats.org/drawingml/2006/wordprocessingDrawing" xmlns:r="http://schemas.openxmlformats.org/officeDocument/2006/relationships" xmlns:w14="http://schemas.microsoft.com/office/word/2010/wordml">
-              <w:rPr>
-                <w:rFonts w:ascii="Times New Roman" w:hAnsi="Times New Roman" w:eastAsia="Times New Roman" w:cs="Times New Roman"/>
-                <w:i w:val="false"/>
-                <w:b w:val="true"/>
-                <w:u w:val="none"/>
-                <w:strike w:val="false"/>
-                <w:sz w:val="16"/>
-                <w:szCs w:val="16"/>
+              <w:spacing w:after="0" w:before="0" w:line="240"/>
+              <w:ind w:left="100" w:right="100" w:firstLine="0" w:firstLineChars="0"/>
+              <w:rPr>
+                <w:rFonts w:ascii="Times New Roman" w:hAnsi="Times New Roman" w:eastAsia="Times New Roman" w:cs="Times New Roman"/>
+                <w:i w:val="false"/>
+                <w:b w:val="true"/>
+                <w:u w:val="none"/>
+                <w:strike w:val="false"/>
+                <w:sz w:val="14"/>
+                <w:szCs w:val="14"/>
+                <w:color w:val="000000"/>
+              </w:rPr>
+            </w:pPr>
+            <w:r xmlns:w="http://schemas.openxmlformats.org/wordprocessingml/2006/main" xmlns:wp="http://schemas.openxmlformats.org/drawingml/2006/wordprocessingDrawing" xmlns:r="http://schemas.openxmlformats.org/officeDocument/2006/relationships" xmlns:w14="http://schemas.microsoft.com/office/word/2010/wordml">
+              <w:rPr>
+                <w:rFonts w:ascii="Times New Roman" w:hAnsi="Times New Roman" w:eastAsia="Times New Roman" w:cs="Times New Roman"/>
+                <w:i w:val="false"/>
+                <w:b w:val="true"/>
+                <w:u w:val="none"/>
+                <w:strike w:val="false"/>
+                <w:sz w:val="14"/>
+                <w:szCs w:val="14"/>
                 <w:color w:val="000000"/>
               </w:rPr>
               <w:t xml:space="preserve">110,5</w:t>
@@ -5104,28 +5104,28 @@
                 <w:left w:val="none" w:sz="0" w:space="0" w:color="000000"/>
                 <w:right w:val="none" w:sz="0" w:space="0" w:color="000000"/>
               </w:pBdr>
-              <w:spacing w:after="36" w:before="36" w:line="240"/>
-              <w:ind w:left="100" w:right="100" w:firstLine="0" w:firstLineChars="0"/>
-              <w:rPr>
-                <w:rFonts w:ascii="Times New Roman" w:hAnsi="Times New Roman" w:eastAsia="Times New Roman" w:cs="Times New Roman"/>
-                <w:i w:val="false"/>
-                <w:b w:val="true"/>
-                <w:u w:val="none"/>
-                <w:strike w:val="false"/>
-                <w:sz w:val="16"/>
-                <w:szCs w:val="16"/>
-                <w:color w:val="000000"/>
-              </w:rPr>
-            </w:pPr>
-            <w:r xmlns:w="http://schemas.openxmlformats.org/wordprocessingml/2006/main" xmlns:wp="http://schemas.openxmlformats.org/drawingml/2006/wordprocessingDrawing" xmlns:r="http://schemas.openxmlformats.org/officeDocument/2006/relationships" xmlns:w14="http://schemas.microsoft.com/office/word/2010/wordml">
-              <w:rPr>
-                <w:rFonts w:ascii="Times New Roman" w:hAnsi="Times New Roman" w:eastAsia="Times New Roman" w:cs="Times New Roman"/>
-                <w:i w:val="false"/>
-                <w:b w:val="true"/>
-                <w:u w:val="none"/>
-                <w:strike w:val="false"/>
-                <w:sz w:val="16"/>
-                <w:szCs w:val="16"/>
+              <w:spacing w:after="0" w:before="0" w:line="240"/>
+              <w:ind w:left="100" w:right="100" w:firstLine="0" w:firstLineChars="0"/>
+              <w:rPr>
+                <w:rFonts w:ascii="Times New Roman" w:hAnsi="Times New Roman" w:eastAsia="Times New Roman" w:cs="Times New Roman"/>
+                <w:i w:val="false"/>
+                <w:b w:val="true"/>
+                <w:u w:val="none"/>
+                <w:strike w:val="false"/>
+                <w:sz w:val="14"/>
+                <w:szCs w:val="14"/>
+                <w:color w:val="000000"/>
+              </w:rPr>
+            </w:pPr>
+            <w:r xmlns:w="http://schemas.openxmlformats.org/wordprocessingml/2006/main" xmlns:wp="http://schemas.openxmlformats.org/drawingml/2006/wordprocessingDrawing" xmlns:r="http://schemas.openxmlformats.org/officeDocument/2006/relationships" xmlns:w14="http://schemas.microsoft.com/office/word/2010/wordml">
+              <w:rPr>
+                <w:rFonts w:ascii="Times New Roman" w:hAnsi="Times New Roman" w:eastAsia="Times New Roman" w:cs="Times New Roman"/>
+                <w:i w:val="false"/>
+                <w:b w:val="true"/>
+                <w:u w:val="none"/>
+                <w:strike w:val="false"/>
+                <w:sz w:val="14"/>
+                <w:szCs w:val="14"/>
                 <w:color w:val="000000"/>
               </w:rPr>
               <w:t xml:space="preserve">5,602</w:t>
@@ -5158,28 +5158,28 @@
                 <w:left w:val="none" w:sz="0" w:space="0" w:color="000000"/>
                 <w:right w:val="none" w:sz="0" w:space="0" w:color="000000"/>
               </w:pBdr>
-              <w:spacing w:after="36" w:before="36" w:line="240"/>
-              <w:ind w:left="100" w:right="100" w:firstLine="0" w:firstLineChars="0"/>
-              <w:rPr>
-                <w:rFonts w:ascii="Times New Roman" w:hAnsi="Times New Roman" w:eastAsia="Times New Roman" w:cs="Times New Roman"/>
-                <w:i w:val="false"/>
-                <w:b w:val="true"/>
-                <w:u w:val="none"/>
-                <w:strike w:val="false"/>
-                <w:sz w:val="16"/>
-                <w:szCs w:val="16"/>
-                <w:color w:val="000000"/>
-              </w:rPr>
-            </w:pPr>
-            <w:r xmlns:w="http://schemas.openxmlformats.org/wordprocessingml/2006/main" xmlns:wp="http://schemas.openxmlformats.org/drawingml/2006/wordprocessingDrawing" xmlns:r="http://schemas.openxmlformats.org/officeDocument/2006/relationships" xmlns:w14="http://schemas.microsoft.com/office/word/2010/wordml">
-              <w:rPr>
-                <w:rFonts w:ascii="Times New Roman" w:hAnsi="Times New Roman" w:eastAsia="Times New Roman" w:cs="Times New Roman"/>
-                <w:i w:val="false"/>
-                <w:b w:val="true"/>
-                <w:u w:val="none"/>
-                <w:strike w:val="false"/>
-                <w:sz w:val="16"/>
-                <w:szCs w:val="16"/>
+              <w:spacing w:after="0" w:before="0" w:line="240"/>
+              <w:ind w:left="100" w:right="100" w:firstLine="0" w:firstLineChars="0"/>
+              <w:rPr>
+                <w:rFonts w:ascii="Times New Roman" w:hAnsi="Times New Roman" w:eastAsia="Times New Roman" w:cs="Times New Roman"/>
+                <w:i w:val="false"/>
+                <w:b w:val="true"/>
+                <w:u w:val="none"/>
+                <w:strike w:val="false"/>
+                <w:sz w:val="14"/>
+                <w:szCs w:val="14"/>
+                <w:color w:val="000000"/>
+              </w:rPr>
+            </w:pPr>
+            <w:r xmlns:w="http://schemas.openxmlformats.org/wordprocessingml/2006/main" xmlns:wp="http://schemas.openxmlformats.org/drawingml/2006/wordprocessingDrawing" xmlns:r="http://schemas.openxmlformats.org/officeDocument/2006/relationships" xmlns:w14="http://schemas.microsoft.com/office/word/2010/wordml">
+              <w:rPr>
+                <w:rFonts w:ascii="Times New Roman" w:hAnsi="Times New Roman" w:eastAsia="Times New Roman" w:cs="Times New Roman"/>
+                <w:i w:val="false"/>
+                <w:b w:val="true"/>
+                <w:u w:val="none"/>
+                <w:strike w:val="false"/>
+                <w:sz w:val="14"/>
+                <w:szCs w:val="14"/>
                 <w:color w:val="000000"/>
               </w:rPr>
               <w:t xml:space="preserve">05 - الأثاث والأدوات المنزلية والصيانة العادية للمنزل</w:t>
@@ -5218,28 +5218,28 @@
                 <w:left w:val="none" w:sz="0" w:space="0" w:color="000000"/>
                 <w:right w:val="none" w:sz="0" w:space="0" w:color="000000"/>
               </w:pBdr>
-              <w:spacing w:after="36" w:before="36" w:line="240"/>
-              <w:ind w:left="100" w:right="100" w:firstLine="0" w:firstLineChars="0"/>
-              <w:rPr>
-                <w:rFonts w:ascii="Times New Roman" w:hAnsi="Times New Roman" w:eastAsia="Times New Roman" w:cs="Times New Roman"/>
-                <w:i w:val="false"/>
-                <w:b w:val="true"/>
-                <w:u w:val="none"/>
-                <w:strike w:val="false"/>
-                <w:sz w:val="16"/>
-                <w:szCs w:val="16"/>
-                <w:color w:val="000000"/>
-              </w:rPr>
-            </w:pPr>
-            <w:r xmlns:w="http://schemas.openxmlformats.org/wordprocessingml/2006/main" xmlns:wp="http://schemas.openxmlformats.org/drawingml/2006/wordprocessingDrawing" xmlns:r="http://schemas.openxmlformats.org/officeDocument/2006/relationships" xmlns:w14="http://schemas.microsoft.com/office/word/2010/wordml">
-              <w:rPr>
-                <w:rFonts w:ascii="Times New Roman" w:hAnsi="Times New Roman" w:eastAsia="Times New Roman" w:cs="Times New Roman"/>
-                <w:i w:val="false"/>
-                <w:b w:val="true"/>
-                <w:u w:val="none"/>
-                <w:strike w:val="false"/>
-                <w:sz w:val="16"/>
-                <w:szCs w:val="16"/>
+              <w:spacing w:after="0" w:before="0" w:line="240"/>
+              <w:ind w:left="100" w:right="100" w:firstLine="0" w:firstLineChars="0"/>
+              <w:rPr>
+                <w:rFonts w:ascii="Times New Roman" w:hAnsi="Times New Roman" w:eastAsia="Times New Roman" w:cs="Times New Roman"/>
+                <w:i w:val="false"/>
+                <w:b w:val="true"/>
+                <w:u w:val="none"/>
+                <w:strike w:val="false"/>
+                <w:sz w:val="14"/>
+                <w:szCs w:val="14"/>
+                <w:color w:val="000000"/>
+              </w:rPr>
+            </w:pPr>
+            <w:r xmlns:w="http://schemas.openxmlformats.org/wordprocessingml/2006/main" xmlns:wp="http://schemas.openxmlformats.org/drawingml/2006/wordprocessingDrawing" xmlns:r="http://schemas.openxmlformats.org/officeDocument/2006/relationships" xmlns:w14="http://schemas.microsoft.com/office/word/2010/wordml">
+              <w:rPr>
+                <w:rFonts w:ascii="Times New Roman" w:hAnsi="Times New Roman" w:eastAsia="Times New Roman" w:cs="Times New Roman"/>
+                <w:i w:val="false"/>
+                <w:b w:val="true"/>
+                <w:u w:val="none"/>
+                <w:strike w:val="false"/>
+                <w:sz w:val="14"/>
+                <w:szCs w:val="14"/>
                 <w:color w:val="000000"/>
               </w:rPr>
               <w:t xml:space="preserve">-0,1</w:t>
@@ -5272,28 +5272,28 @@
                 <w:left w:val="none" w:sz="0" w:space="0" w:color="000000"/>
                 <w:right w:val="none" w:sz="0" w:space="0" w:color="000000"/>
               </w:pBdr>
-              <w:spacing w:after="36" w:before="36" w:line="240"/>
-              <w:ind w:left="100" w:right="100" w:firstLine="0" w:firstLineChars="0"/>
-              <w:rPr>
-                <w:rFonts w:ascii="Times New Roman" w:hAnsi="Times New Roman" w:eastAsia="Times New Roman" w:cs="Times New Roman"/>
-                <w:i w:val="false"/>
-                <w:b w:val="true"/>
-                <w:u w:val="none"/>
-                <w:strike w:val="false"/>
-                <w:sz w:val="16"/>
-                <w:szCs w:val="16"/>
-                <w:color w:val="000000"/>
-              </w:rPr>
-            </w:pPr>
-            <w:r xmlns:w="http://schemas.openxmlformats.org/wordprocessingml/2006/main" xmlns:wp="http://schemas.openxmlformats.org/drawingml/2006/wordprocessingDrawing" xmlns:r="http://schemas.openxmlformats.org/officeDocument/2006/relationships" xmlns:w14="http://schemas.microsoft.com/office/word/2010/wordml">
-              <w:rPr>
-                <w:rFonts w:ascii="Times New Roman" w:hAnsi="Times New Roman" w:eastAsia="Times New Roman" w:cs="Times New Roman"/>
-                <w:i w:val="false"/>
-                <w:b w:val="true"/>
-                <w:u w:val="none"/>
-                <w:strike w:val="false"/>
-                <w:sz w:val="16"/>
-                <w:szCs w:val="16"/>
+              <w:spacing w:after="0" w:before="0" w:line="240"/>
+              <w:ind w:left="100" w:right="100" w:firstLine="0" w:firstLineChars="0"/>
+              <w:rPr>
+                <w:rFonts w:ascii="Times New Roman" w:hAnsi="Times New Roman" w:eastAsia="Times New Roman" w:cs="Times New Roman"/>
+                <w:i w:val="false"/>
+                <w:b w:val="true"/>
+                <w:u w:val="none"/>
+                <w:strike w:val="false"/>
+                <w:sz w:val="14"/>
+                <w:szCs w:val="14"/>
+                <w:color w:val="000000"/>
+              </w:rPr>
+            </w:pPr>
+            <w:r xmlns:w="http://schemas.openxmlformats.org/wordprocessingml/2006/main" xmlns:wp="http://schemas.openxmlformats.org/drawingml/2006/wordprocessingDrawing" xmlns:r="http://schemas.openxmlformats.org/officeDocument/2006/relationships" xmlns:w14="http://schemas.microsoft.com/office/word/2010/wordml">
+              <w:rPr>
+                <w:rFonts w:ascii="Times New Roman" w:hAnsi="Times New Roman" w:eastAsia="Times New Roman" w:cs="Times New Roman"/>
+                <w:i w:val="false"/>
+                <w:b w:val="true"/>
+                <w:u w:val="none"/>
+                <w:strike w:val="false"/>
+                <w:sz w:val="14"/>
+                <w:szCs w:val="14"/>
                 <w:color w:val="000000"/>
               </w:rPr>
               <w:t xml:space="preserve">-0,1</w:t>
@@ -5326,28 +5326,28 @@
                 <w:left w:val="none" w:sz="0" w:space="0" w:color="000000"/>
                 <w:right w:val="none" w:sz="0" w:space="0" w:color="000000"/>
               </w:pBdr>
-              <w:spacing w:after="36" w:before="36" w:line="240"/>
-              <w:ind w:left="100" w:right="100" w:firstLine="0" w:firstLineChars="0"/>
-              <w:rPr>
-                <w:rFonts w:ascii="Times New Roman" w:hAnsi="Times New Roman" w:eastAsia="Times New Roman" w:cs="Times New Roman"/>
-                <w:i w:val="false"/>
-                <w:b w:val="true"/>
-                <w:u w:val="none"/>
-                <w:strike w:val="false"/>
-                <w:sz w:val="16"/>
-                <w:szCs w:val="16"/>
-                <w:color w:val="000000"/>
-              </w:rPr>
-            </w:pPr>
-            <w:r xmlns:w="http://schemas.openxmlformats.org/wordprocessingml/2006/main" xmlns:wp="http://schemas.openxmlformats.org/drawingml/2006/wordprocessingDrawing" xmlns:r="http://schemas.openxmlformats.org/officeDocument/2006/relationships" xmlns:w14="http://schemas.microsoft.com/office/word/2010/wordml">
-              <w:rPr>
-                <w:rFonts w:ascii="Times New Roman" w:hAnsi="Times New Roman" w:eastAsia="Times New Roman" w:cs="Times New Roman"/>
-                <w:i w:val="false"/>
-                <w:b w:val="true"/>
-                <w:u w:val="none"/>
-                <w:strike w:val="false"/>
-                <w:sz w:val="16"/>
-                <w:szCs w:val="16"/>
+              <w:spacing w:after="0" w:before="0" w:line="240"/>
+              <w:ind w:left="100" w:right="100" w:firstLine="0" w:firstLineChars="0"/>
+              <w:rPr>
+                <w:rFonts w:ascii="Times New Roman" w:hAnsi="Times New Roman" w:eastAsia="Times New Roman" w:cs="Times New Roman"/>
+                <w:i w:val="false"/>
+                <w:b w:val="true"/>
+                <w:u w:val="none"/>
+                <w:strike w:val="false"/>
+                <w:sz w:val="14"/>
+                <w:szCs w:val="14"/>
+                <w:color w:val="000000"/>
+              </w:rPr>
+            </w:pPr>
+            <w:r xmlns:w="http://schemas.openxmlformats.org/wordprocessingml/2006/main" xmlns:wp="http://schemas.openxmlformats.org/drawingml/2006/wordprocessingDrawing" xmlns:r="http://schemas.openxmlformats.org/officeDocument/2006/relationships" xmlns:w14="http://schemas.microsoft.com/office/word/2010/wordml">
+              <w:rPr>
+                <w:rFonts w:ascii="Times New Roman" w:hAnsi="Times New Roman" w:eastAsia="Times New Roman" w:cs="Times New Roman"/>
+                <w:i w:val="false"/>
+                <w:b w:val="true"/>
+                <w:u w:val="none"/>
+                <w:strike w:val="false"/>
+                <w:sz w:val="14"/>
+                <w:szCs w:val="14"/>
                 <w:color w:val="000000"/>
               </w:rPr>
               <w:t xml:space="preserve">-0,1</w:t>
@@ -5380,28 +5380,28 @@
                 <w:left w:val="none" w:sz="0" w:space="0" w:color="000000"/>
                 <w:right w:val="none" w:sz="0" w:space="0" w:color="000000"/>
               </w:pBdr>
-              <w:spacing w:after="36" w:before="36" w:line="240"/>
-              <w:ind w:left="100" w:right="100" w:firstLine="0" w:firstLineChars="0"/>
-              <w:rPr>
-                <w:rFonts w:ascii="Times New Roman" w:hAnsi="Times New Roman" w:eastAsia="Times New Roman" w:cs="Times New Roman"/>
-                <w:i w:val="false"/>
-                <w:b w:val="true"/>
-                <w:u w:val="none"/>
-                <w:strike w:val="false"/>
-                <w:sz w:val="16"/>
-                <w:szCs w:val="16"/>
-                <w:color w:val="000000"/>
-              </w:rPr>
-            </w:pPr>
-            <w:r xmlns:w="http://schemas.openxmlformats.org/wordprocessingml/2006/main" xmlns:wp="http://schemas.openxmlformats.org/drawingml/2006/wordprocessingDrawing" xmlns:r="http://schemas.openxmlformats.org/officeDocument/2006/relationships" xmlns:w14="http://schemas.microsoft.com/office/word/2010/wordml">
-              <w:rPr>
-                <w:rFonts w:ascii="Times New Roman" w:hAnsi="Times New Roman" w:eastAsia="Times New Roman" w:cs="Times New Roman"/>
-                <w:i w:val="false"/>
-                <w:b w:val="true"/>
-                <w:u w:val="none"/>
-                <w:strike w:val="false"/>
-                <w:sz w:val="16"/>
-                <w:szCs w:val="16"/>
+              <w:spacing w:after="0" w:before="0" w:line="240"/>
+              <w:ind w:left="100" w:right="100" w:firstLine="0" w:firstLineChars="0"/>
+              <w:rPr>
+                <w:rFonts w:ascii="Times New Roman" w:hAnsi="Times New Roman" w:eastAsia="Times New Roman" w:cs="Times New Roman"/>
+                <w:i w:val="false"/>
+                <w:b w:val="true"/>
+                <w:u w:val="none"/>
+                <w:strike w:val="false"/>
+                <w:sz w:val="14"/>
+                <w:szCs w:val="14"/>
+                <w:color w:val="000000"/>
+              </w:rPr>
+            </w:pPr>
+            <w:r xmlns:w="http://schemas.openxmlformats.org/wordprocessingml/2006/main" xmlns:wp="http://schemas.openxmlformats.org/drawingml/2006/wordprocessingDrawing" xmlns:r="http://schemas.openxmlformats.org/officeDocument/2006/relationships" xmlns:w14="http://schemas.microsoft.com/office/word/2010/wordml">
+              <w:rPr>
+                <w:rFonts w:ascii="Times New Roman" w:hAnsi="Times New Roman" w:eastAsia="Times New Roman" w:cs="Times New Roman"/>
+                <w:i w:val="false"/>
+                <w:b w:val="true"/>
+                <w:u w:val="none"/>
+                <w:strike w:val="false"/>
+                <w:sz w:val="14"/>
+                <w:szCs w:val="14"/>
                 <w:color w:val="000000"/>
               </w:rPr>
               <w:t xml:space="preserve">103,4</w:t>
@@ -5434,28 +5434,28 @@
                 <w:left w:val="none" w:sz="0" w:space="0" w:color="000000"/>
                 <w:right w:val="none" w:sz="0" w:space="0" w:color="000000"/>
               </w:pBdr>
-              <w:spacing w:after="36" w:before="36" w:line="240"/>
-              <w:ind w:left="100" w:right="100" w:firstLine="0" w:firstLineChars="0"/>
-              <w:rPr>
-                <w:rFonts w:ascii="Times New Roman" w:hAnsi="Times New Roman" w:eastAsia="Times New Roman" w:cs="Times New Roman"/>
-                <w:i w:val="false"/>
-                <w:b w:val="true"/>
-                <w:u w:val="none"/>
-                <w:strike w:val="false"/>
-                <w:sz w:val="16"/>
-                <w:szCs w:val="16"/>
-                <w:color w:val="000000"/>
-              </w:rPr>
-            </w:pPr>
-            <w:r xmlns:w="http://schemas.openxmlformats.org/wordprocessingml/2006/main" xmlns:wp="http://schemas.openxmlformats.org/drawingml/2006/wordprocessingDrawing" xmlns:r="http://schemas.openxmlformats.org/officeDocument/2006/relationships" xmlns:w14="http://schemas.microsoft.com/office/word/2010/wordml">
-              <w:rPr>
-                <w:rFonts w:ascii="Times New Roman" w:hAnsi="Times New Roman" w:eastAsia="Times New Roman" w:cs="Times New Roman"/>
-                <w:i w:val="false"/>
-                <w:b w:val="true"/>
-                <w:u w:val="none"/>
-                <w:strike w:val="false"/>
-                <w:sz w:val="16"/>
-                <w:szCs w:val="16"/>
+              <w:spacing w:after="0" w:before="0" w:line="240"/>
+              <w:ind w:left="100" w:right="100" w:firstLine="0" w:firstLineChars="0"/>
+              <w:rPr>
+                <w:rFonts w:ascii="Times New Roman" w:hAnsi="Times New Roman" w:eastAsia="Times New Roman" w:cs="Times New Roman"/>
+                <w:i w:val="false"/>
+                <w:b w:val="true"/>
+                <w:u w:val="none"/>
+                <w:strike w:val="false"/>
+                <w:sz w:val="14"/>
+                <w:szCs w:val="14"/>
+                <w:color w:val="000000"/>
+              </w:rPr>
+            </w:pPr>
+            <w:r xmlns:w="http://schemas.openxmlformats.org/wordprocessingml/2006/main" xmlns:wp="http://schemas.openxmlformats.org/drawingml/2006/wordprocessingDrawing" xmlns:r="http://schemas.openxmlformats.org/officeDocument/2006/relationships" xmlns:w14="http://schemas.microsoft.com/office/word/2010/wordml">
+              <w:rPr>
+                <w:rFonts w:ascii="Times New Roman" w:hAnsi="Times New Roman" w:eastAsia="Times New Roman" w:cs="Times New Roman"/>
+                <w:i w:val="false"/>
+                <w:b w:val="true"/>
+                <w:u w:val="none"/>
+                <w:strike w:val="false"/>
+                <w:sz w:val="14"/>
+                <w:szCs w:val="14"/>
                 <w:color w:val="000000"/>
               </w:rPr>
               <w:t xml:space="preserve">103,5</w:t>
@@ -5488,28 +5488,28 @@
                 <w:left w:val="none" w:sz="0" w:space="0" w:color="000000"/>
                 <w:right w:val="none" w:sz="0" w:space="0" w:color="000000"/>
               </w:pBdr>
-              <w:spacing w:after="36" w:before="36" w:line="240"/>
-              <w:ind w:left="100" w:right="100" w:firstLine="0" w:firstLineChars="0"/>
-              <w:rPr>
-                <w:rFonts w:ascii="Times New Roman" w:hAnsi="Times New Roman" w:eastAsia="Times New Roman" w:cs="Times New Roman"/>
-                <w:i w:val="false"/>
-                <w:b w:val="true"/>
-                <w:u w:val="none"/>
-                <w:strike w:val="false"/>
-                <w:sz w:val="16"/>
-                <w:szCs w:val="16"/>
-                <w:color w:val="000000"/>
-              </w:rPr>
-            </w:pPr>
-            <w:r xmlns:w="http://schemas.openxmlformats.org/wordprocessingml/2006/main" xmlns:wp="http://schemas.openxmlformats.org/drawingml/2006/wordprocessingDrawing" xmlns:r="http://schemas.openxmlformats.org/officeDocument/2006/relationships" xmlns:w14="http://schemas.microsoft.com/office/word/2010/wordml">
-              <w:rPr>
-                <w:rFonts w:ascii="Times New Roman" w:hAnsi="Times New Roman" w:eastAsia="Times New Roman" w:cs="Times New Roman"/>
-                <w:i w:val="false"/>
-                <w:b w:val="true"/>
-                <w:u w:val="none"/>
-                <w:strike w:val="false"/>
-                <w:sz w:val="16"/>
-                <w:szCs w:val="16"/>
+              <w:spacing w:after="0" w:before="0" w:line="240"/>
+              <w:ind w:left="100" w:right="100" w:firstLine="0" w:firstLineChars="0"/>
+              <w:rPr>
+                <w:rFonts w:ascii="Times New Roman" w:hAnsi="Times New Roman" w:eastAsia="Times New Roman" w:cs="Times New Roman"/>
+                <w:i w:val="false"/>
+                <w:b w:val="true"/>
+                <w:u w:val="none"/>
+                <w:strike w:val="false"/>
+                <w:sz w:val="14"/>
+                <w:szCs w:val="14"/>
+                <w:color w:val="000000"/>
+              </w:rPr>
+            </w:pPr>
+            <w:r xmlns:w="http://schemas.openxmlformats.org/wordprocessingml/2006/main" xmlns:wp="http://schemas.openxmlformats.org/drawingml/2006/wordprocessingDrawing" xmlns:r="http://schemas.openxmlformats.org/officeDocument/2006/relationships" xmlns:w14="http://schemas.microsoft.com/office/word/2010/wordml">
+              <w:rPr>
+                <w:rFonts w:ascii="Times New Roman" w:hAnsi="Times New Roman" w:eastAsia="Times New Roman" w:cs="Times New Roman"/>
+                <w:i w:val="false"/>
+                <w:b w:val="true"/>
+                <w:u w:val="none"/>
+                <w:strike w:val="false"/>
+                <w:sz w:val="14"/>
+                <w:szCs w:val="14"/>
                 <w:color w:val="000000"/>
               </w:rPr>
               <w:t xml:space="preserve">103,5</w:t>
@@ -5542,28 +5542,28 @@
                 <w:left w:val="none" w:sz="0" w:space="0" w:color="000000"/>
                 <w:right w:val="none" w:sz="0" w:space="0" w:color="000000"/>
               </w:pBdr>
-              <w:spacing w:after="36" w:before="36" w:line="240"/>
-              <w:ind w:left="100" w:right="100" w:firstLine="0" w:firstLineChars="0"/>
-              <w:rPr>
-                <w:rFonts w:ascii="Times New Roman" w:hAnsi="Times New Roman" w:eastAsia="Times New Roman" w:cs="Times New Roman"/>
-                <w:i w:val="false"/>
-                <w:b w:val="true"/>
-                <w:u w:val="none"/>
-                <w:strike w:val="false"/>
-                <w:sz w:val="16"/>
-                <w:szCs w:val="16"/>
-                <w:color w:val="000000"/>
-              </w:rPr>
-            </w:pPr>
-            <w:r xmlns:w="http://schemas.openxmlformats.org/wordprocessingml/2006/main" xmlns:wp="http://schemas.openxmlformats.org/drawingml/2006/wordprocessingDrawing" xmlns:r="http://schemas.openxmlformats.org/officeDocument/2006/relationships" xmlns:w14="http://schemas.microsoft.com/office/word/2010/wordml">
-              <w:rPr>
-                <w:rFonts w:ascii="Times New Roman" w:hAnsi="Times New Roman" w:eastAsia="Times New Roman" w:cs="Times New Roman"/>
-                <w:i w:val="false"/>
-                <w:b w:val="true"/>
-                <w:u w:val="none"/>
-                <w:strike w:val="false"/>
-                <w:sz w:val="16"/>
-                <w:szCs w:val="16"/>
+              <w:spacing w:after="0" w:before="0" w:line="240"/>
+              <w:ind w:left="100" w:right="100" w:firstLine="0" w:firstLineChars="0"/>
+              <w:rPr>
+                <w:rFonts w:ascii="Times New Roman" w:hAnsi="Times New Roman" w:eastAsia="Times New Roman" w:cs="Times New Roman"/>
+                <w:i w:val="false"/>
+                <w:b w:val="true"/>
+                <w:u w:val="none"/>
+                <w:strike w:val="false"/>
+                <w:sz w:val="14"/>
+                <w:szCs w:val="14"/>
+                <w:color w:val="000000"/>
+              </w:rPr>
+            </w:pPr>
+            <w:r xmlns:w="http://schemas.openxmlformats.org/wordprocessingml/2006/main" xmlns:wp="http://schemas.openxmlformats.org/drawingml/2006/wordprocessingDrawing" xmlns:r="http://schemas.openxmlformats.org/officeDocument/2006/relationships" xmlns:w14="http://schemas.microsoft.com/office/word/2010/wordml">
+              <w:rPr>
+                <w:rFonts w:ascii="Times New Roman" w:hAnsi="Times New Roman" w:eastAsia="Times New Roman" w:cs="Times New Roman"/>
+                <w:i w:val="false"/>
+                <w:b w:val="true"/>
+                <w:u w:val="none"/>
+                <w:strike w:val="false"/>
+                <w:sz w:val="14"/>
+                <w:szCs w:val="14"/>
                 <w:color w:val="000000"/>
               </w:rPr>
               <w:t xml:space="preserve">103,5</w:t>
@@ -5596,28 +5596,28 @@
                 <w:left w:val="none" w:sz="0" w:space="0" w:color="000000"/>
                 <w:right w:val="none" w:sz="0" w:space="0" w:color="000000"/>
               </w:pBdr>
-              <w:spacing w:after="36" w:before="36" w:line="240"/>
-              <w:ind w:left="100" w:right="100" w:firstLine="0" w:firstLineChars="0"/>
-              <w:rPr>
-                <w:rFonts w:ascii="Times New Roman" w:hAnsi="Times New Roman" w:eastAsia="Times New Roman" w:cs="Times New Roman"/>
-                <w:i w:val="false"/>
-                <w:b w:val="true"/>
-                <w:u w:val="none"/>
-                <w:strike w:val="false"/>
-                <w:sz w:val="16"/>
-                <w:szCs w:val="16"/>
-                <w:color w:val="000000"/>
-              </w:rPr>
-            </w:pPr>
-            <w:r xmlns:w="http://schemas.openxmlformats.org/wordprocessingml/2006/main" xmlns:wp="http://schemas.openxmlformats.org/drawingml/2006/wordprocessingDrawing" xmlns:r="http://schemas.openxmlformats.org/officeDocument/2006/relationships" xmlns:w14="http://schemas.microsoft.com/office/word/2010/wordml">
-              <w:rPr>
-                <w:rFonts w:ascii="Times New Roman" w:hAnsi="Times New Roman" w:eastAsia="Times New Roman" w:cs="Times New Roman"/>
-                <w:i w:val="false"/>
-                <w:b w:val="true"/>
-                <w:u w:val="none"/>
-                <w:strike w:val="false"/>
-                <w:sz w:val="16"/>
-                <w:szCs w:val="16"/>
+              <w:spacing w:after="0" w:before="0" w:line="240"/>
+              <w:ind w:left="100" w:right="100" w:firstLine="0" w:firstLineChars="0"/>
+              <w:rPr>
+                <w:rFonts w:ascii="Times New Roman" w:hAnsi="Times New Roman" w:eastAsia="Times New Roman" w:cs="Times New Roman"/>
+                <w:i w:val="false"/>
+                <w:b w:val="true"/>
+                <w:u w:val="none"/>
+                <w:strike w:val="false"/>
+                <w:sz w:val="14"/>
+                <w:szCs w:val="14"/>
+                <w:color w:val="000000"/>
+              </w:rPr>
+            </w:pPr>
+            <w:r xmlns:w="http://schemas.openxmlformats.org/wordprocessingml/2006/main" xmlns:wp="http://schemas.openxmlformats.org/drawingml/2006/wordprocessingDrawing" xmlns:r="http://schemas.openxmlformats.org/officeDocument/2006/relationships" xmlns:w14="http://schemas.microsoft.com/office/word/2010/wordml">
+              <w:rPr>
+                <w:rFonts w:ascii="Times New Roman" w:hAnsi="Times New Roman" w:eastAsia="Times New Roman" w:cs="Times New Roman"/>
+                <w:i w:val="false"/>
+                <w:b w:val="true"/>
+                <w:u w:val="none"/>
+                <w:strike w:val="false"/>
+                <w:sz w:val="14"/>
+                <w:szCs w:val="14"/>
                 <w:color w:val="000000"/>
               </w:rPr>
               <w:t xml:space="preserve">103,5</w:t>
@@ -5650,28 +5650,28 @@
                 <w:left w:val="none" w:sz="0" w:space="0" w:color="000000"/>
                 <w:right w:val="none" w:sz="0" w:space="0" w:color="000000"/>
               </w:pBdr>
-              <w:spacing w:after="36" w:before="36" w:line="240"/>
-              <w:ind w:left="100" w:right="100" w:firstLine="0" w:firstLineChars="0"/>
-              <w:rPr>
-                <w:rFonts w:ascii="Times New Roman" w:hAnsi="Times New Roman" w:eastAsia="Times New Roman" w:cs="Times New Roman"/>
-                <w:i w:val="false"/>
-                <w:b w:val="true"/>
-                <w:u w:val="none"/>
-                <w:strike w:val="false"/>
-                <w:sz w:val="16"/>
-                <w:szCs w:val="16"/>
-                <w:color w:val="000000"/>
-              </w:rPr>
-            </w:pPr>
-            <w:r xmlns:w="http://schemas.openxmlformats.org/wordprocessingml/2006/main" xmlns:wp="http://schemas.openxmlformats.org/drawingml/2006/wordprocessingDrawing" xmlns:r="http://schemas.openxmlformats.org/officeDocument/2006/relationships" xmlns:w14="http://schemas.microsoft.com/office/word/2010/wordml">
-              <w:rPr>
-                <w:rFonts w:ascii="Times New Roman" w:hAnsi="Times New Roman" w:eastAsia="Times New Roman" w:cs="Times New Roman"/>
-                <w:i w:val="false"/>
-                <w:b w:val="true"/>
-                <w:u w:val="none"/>
-                <w:strike w:val="false"/>
-                <w:sz w:val="16"/>
-                <w:szCs w:val="16"/>
+              <w:spacing w:after="0" w:before="0" w:line="240"/>
+              <w:ind w:left="100" w:right="100" w:firstLine="0" w:firstLineChars="0"/>
+              <w:rPr>
+                <w:rFonts w:ascii="Times New Roman" w:hAnsi="Times New Roman" w:eastAsia="Times New Roman" w:cs="Times New Roman"/>
+                <w:i w:val="false"/>
+                <w:b w:val="true"/>
+                <w:u w:val="none"/>
+                <w:strike w:val="false"/>
+                <w:sz w:val="14"/>
+                <w:szCs w:val="14"/>
+                <w:color w:val="000000"/>
+              </w:rPr>
+            </w:pPr>
+            <w:r xmlns:w="http://schemas.openxmlformats.org/wordprocessingml/2006/main" xmlns:wp="http://schemas.openxmlformats.org/drawingml/2006/wordprocessingDrawing" xmlns:r="http://schemas.openxmlformats.org/officeDocument/2006/relationships" xmlns:w14="http://schemas.microsoft.com/office/word/2010/wordml">
+              <w:rPr>
+                <w:rFonts w:ascii="Times New Roman" w:hAnsi="Times New Roman" w:eastAsia="Times New Roman" w:cs="Times New Roman"/>
+                <w:i w:val="false"/>
+                <w:b w:val="true"/>
+                <w:u w:val="none"/>
+                <w:strike w:val="false"/>
+                <w:sz w:val="14"/>
+                <w:szCs w:val="14"/>
                 <w:color w:val="000000"/>
               </w:rPr>
               <w:t xml:space="preserve">6,594</w:t>
@@ -5704,28 +5704,28 @@
                 <w:left w:val="none" w:sz="0" w:space="0" w:color="000000"/>
                 <w:right w:val="none" w:sz="0" w:space="0" w:color="000000"/>
               </w:pBdr>
-              <w:spacing w:after="36" w:before="36" w:line="240"/>
-              <w:ind w:left="100" w:right="100" w:firstLine="0" w:firstLineChars="0"/>
-              <w:rPr>
-                <w:rFonts w:ascii="Times New Roman" w:hAnsi="Times New Roman" w:eastAsia="Times New Roman" w:cs="Times New Roman"/>
-                <w:i w:val="false"/>
-                <w:b w:val="true"/>
-                <w:u w:val="none"/>
-                <w:strike w:val="false"/>
-                <w:sz w:val="16"/>
-                <w:szCs w:val="16"/>
-                <w:color w:val="000000"/>
-              </w:rPr>
-            </w:pPr>
-            <w:r xmlns:w="http://schemas.openxmlformats.org/wordprocessingml/2006/main" xmlns:wp="http://schemas.openxmlformats.org/drawingml/2006/wordprocessingDrawing" xmlns:r="http://schemas.openxmlformats.org/officeDocument/2006/relationships" xmlns:w14="http://schemas.microsoft.com/office/word/2010/wordml">
-              <w:rPr>
-                <w:rFonts w:ascii="Times New Roman" w:hAnsi="Times New Roman" w:eastAsia="Times New Roman" w:cs="Times New Roman"/>
-                <w:i w:val="false"/>
-                <w:b w:val="true"/>
-                <w:u w:val="none"/>
-                <w:strike w:val="false"/>
-                <w:sz w:val="16"/>
-                <w:szCs w:val="16"/>
+              <w:spacing w:after="0" w:before="0" w:line="240"/>
+              <w:ind w:left="100" w:right="100" w:firstLine="0" w:firstLineChars="0"/>
+              <w:rPr>
+                <w:rFonts w:ascii="Times New Roman" w:hAnsi="Times New Roman" w:eastAsia="Times New Roman" w:cs="Times New Roman"/>
+                <w:i w:val="false"/>
+                <w:b w:val="true"/>
+                <w:u w:val="none"/>
+                <w:strike w:val="false"/>
+                <w:sz w:val="14"/>
+                <w:szCs w:val="14"/>
+                <w:color w:val="000000"/>
+              </w:rPr>
+            </w:pPr>
+            <w:r xmlns:w="http://schemas.openxmlformats.org/wordprocessingml/2006/main" xmlns:wp="http://schemas.openxmlformats.org/drawingml/2006/wordprocessingDrawing" xmlns:r="http://schemas.openxmlformats.org/officeDocument/2006/relationships" xmlns:w14="http://schemas.microsoft.com/office/word/2010/wordml">
+              <w:rPr>
+                <w:rFonts w:ascii="Times New Roman" w:hAnsi="Times New Roman" w:eastAsia="Times New Roman" w:cs="Times New Roman"/>
+                <w:i w:val="false"/>
+                <w:b w:val="true"/>
+                <w:u w:val="none"/>
+                <w:strike w:val="false"/>
+                <w:sz w:val="14"/>
+                <w:szCs w:val="14"/>
                 <w:color w:val="000000"/>
               </w:rPr>
               <w:t xml:space="preserve">06 - الصحة</w:t>
@@ -5764,28 +5764,28 @@
                 <w:left w:val="none" w:sz="0" w:space="0" w:color="000000"/>
                 <w:right w:val="none" w:sz="0" w:space="0" w:color="000000"/>
               </w:pBdr>
-              <w:spacing w:after="36" w:before="36" w:line="240"/>
-              <w:ind w:left="100" w:right="100" w:firstLine="0" w:firstLineChars="0"/>
-              <w:rPr>
-                <w:rFonts w:ascii="Times New Roman" w:hAnsi="Times New Roman" w:eastAsia="Times New Roman" w:cs="Times New Roman"/>
-                <w:i w:val="false"/>
-                <w:b w:val="true"/>
-                <w:u w:val="none"/>
-                <w:strike w:val="false"/>
-                <w:sz w:val="16"/>
-                <w:szCs w:val="16"/>
-                <w:color w:val="000000"/>
-              </w:rPr>
-            </w:pPr>
-            <w:r xmlns:w="http://schemas.openxmlformats.org/wordprocessingml/2006/main" xmlns:wp="http://schemas.openxmlformats.org/drawingml/2006/wordprocessingDrawing" xmlns:r="http://schemas.openxmlformats.org/officeDocument/2006/relationships" xmlns:w14="http://schemas.microsoft.com/office/word/2010/wordml">
-              <w:rPr>
-                <w:rFonts w:ascii="Times New Roman" w:hAnsi="Times New Roman" w:eastAsia="Times New Roman" w:cs="Times New Roman"/>
-                <w:i w:val="false"/>
-                <w:b w:val="true"/>
-                <w:u w:val="none"/>
-                <w:strike w:val="false"/>
-                <w:sz w:val="16"/>
-                <w:szCs w:val="16"/>
+              <w:spacing w:after="0" w:before="0" w:line="240"/>
+              <w:ind w:left="100" w:right="100" w:firstLine="0" w:firstLineChars="0"/>
+              <w:rPr>
+                <w:rFonts w:ascii="Times New Roman" w:hAnsi="Times New Roman" w:eastAsia="Times New Roman" w:cs="Times New Roman"/>
+                <w:i w:val="false"/>
+                <w:b w:val="true"/>
+                <w:u w:val="none"/>
+                <w:strike w:val="false"/>
+                <w:sz w:val="14"/>
+                <w:szCs w:val="14"/>
+                <w:color w:val="000000"/>
+              </w:rPr>
+            </w:pPr>
+            <w:r xmlns:w="http://schemas.openxmlformats.org/wordprocessingml/2006/main" xmlns:wp="http://schemas.openxmlformats.org/drawingml/2006/wordprocessingDrawing" xmlns:r="http://schemas.openxmlformats.org/officeDocument/2006/relationships" xmlns:w14="http://schemas.microsoft.com/office/word/2010/wordml">
+              <w:rPr>
+                <w:rFonts w:ascii="Times New Roman" w:hAnsi="Times New Roman" w:eastAsia="Times New Roman" w:cs="Times New Roman"/>
+                <w:i w:val="false"/>
+                <w:b w:val="true"/>
+                <w:u w:val="none"/>
+                <w:strike w:val="false"/>
+                <w:sz w:val="14"/>
+                <w:szCs w:val="14"/>
                 <w:color w:val="000000"/>
               </w:rPr>
               <w:t xml:space="preserve">-4,5</w:t>
@@ -5818,28 +5818,28 @@
                 <w:left w:val="none" w:sz="0" w:space="0" w:color="000000"/>
                 <w:right w:val="none" w:sz="0" w:space="0" w:color="000000"/>
               </w:pBdr>
-              <w:spacing w:after="36" w:before="36" w:line="240"/>
-              <w:ind w:left="100" w:right="100" w:firstLine="0" w:firstLineChars="0"/>
-              <w:rPr>
-                <w:rFonts w:ascii="Times New Roman" w:hAnsi="Times New Roman" w:eastAsia="Times New Roman" w:cs="Times New Roman"/>
-                <w:i w:val="false"/>
-                <w:b w:val="true"/>
-                <w:u w:val="none"/>
-                <w:strike w:val="false"/>
-                <w:sz w:val="16"/>
-                <w:szCs w:val="16"/>
-                <w:color w:val="000000"/>
-              </w:rPr>
-            </w:pPr>
-            <w:r xmlns:w="http://schemas.openxmlformats.org/wordprocessingml/2006/main" xmlns:wp="http://schemas.openxmlformats.org/drawingml/2006/wordprocessingDrawing" xmlns:r="http://schemas.openxmlformats.org/officeDocument/2006/relationships" xmlns:w14="http://schemas.microsoft.com/office/word/2010/wordml">
-              <w:rPr>
-                <w:rFonts w:ascii="Times New Roman" w:hAnsi="Times New Roman" w:eastAsia="Times New Roman" w:cs="Times New Roman"/>
-                <w:i w:val="false"/>
-                <w:b w:val="true"/>
-                <w:u w:val="none"/>
-                <w:strike w:val="false"/>
-                <w:sz w:val="16"/>
-                <w:szCs w:val="16"/>
+              <w:spacing w:after="0" w:before="0" w:line="240"/>
+              <w:ind w:left="100" w:right="100" w:firstLine="0" w:firstLineChars="0"/>
+              <w:rPr>
+                <w:rFonts w:ascii="Times New Roman" w:hAnsi="Times New Roman" w:eastAsia="Times New Roman" w:cs="Times New Roman"/>
+                <w:i w:val="false"/>
+                <w:b w:val="true"/>
+                <w:u w:val="none"/>
+                <w:strike w:val="false"/>
+                <w:sz w:val="14"/>
+                <w:szCs w:val="14"/>
+                <w:color w:val="000000"/>
+              </w:rPr>
+            </w:pPr>
+            <w:r xmlns:w="http://schemas.openxmlformats.org/wordprocessingml/2006/main" xmlns:wp="http://schemas.openxmlformats.org/drawingml/2006/wordprocessingDrawing" xmlns:r="http://schemas.openxmlformats.org/officeDocument/2006/relationships" xmlns:w14="http://schemas.microsoft.com/office/word/2010/wordml">
+              <w:rPr>
+                <w:rFonts w:ascii="Times New Roman" w:hAnsi="Times New Roman" w:eastAsia="Times New Roman" w:cs="Times New Roman"/>
+                <w:i w:val="false"/>
+                <w:b w:val="true"/>
+                <w:u w:val="none"/>
+                <w:strike w:val="false"/>
+                <w:sz w:val="14"/>
+                <w:szCs w:val="14"/>
                 <w:color w:val="000000"/>
               </w:rPr>
               <w:t xml:space="preserve">-1,8</w:t>
@@ -5872,28 +5872,28 @@
                 <w:left w:val="none" w:sz="0" w:space="0" w:color="000000"/>
                 <w:right w:val="none" w:sz="0" w:space="0" w:color="000000"/>
               </w:pBdr>
-              <w:spacing w:after="36" w:before="36" w:line="240"/>
-              <w:ind w:left="100" w:right="100" w:firstLine="0" w:firstLineChars="0"/>
-              <w:rPr>
-                <w:rFonts w:ascii="Times New Roman" w:hAnsi="Times New Roman" w:eastAsia="Times New Roman" w:cs="Times New Roman"/>
-                <w:i w:val="false"/>
-                <w:b w:val="true"/>
-                <w:u w:val="none"/>
-                <w:strike w:val="false"/>
-                <w:sz w:val="16"/>
-                <w:szCs w:val="16"/>
-                <w:color w:val="000000"/>
-              </w:rPr>
-            </w:pPr>
-            <w:r xmlns:w="http://schemas.openxmlformats.org/wordprocessingml/2006/main" xmlns:wp="http://schemas.openxmlformats.org/drawingml/2006/wordprocessingDrawing" xmlns:r="http://schemas.openxmlformats.org/officeDocument/2006/relationships" xmlns:w14="http://schemas.microsoft.com/office/word/2010/wordml">
-              <w:rPr>
-                <w:rFonts w:ascii="Times New Roman" w:hAnsi="Times New Roman" w:eastAsia="Times New Roman" w:cs="Times New Roman"/>
-                <w:i w:val="false"/>
-                <w:b w:val="true"/>
-                <w:u w:val="none"/>
-                <w:strike w:val="false"/>
-                <w:sz w:val="16"/>
-                <w:szCs w:val="16"/>
+              <w:spacing w:after="0" w:before="0" w:line="240"/>
+              <w:ind w:left="100" w:right="100" w:firstLine="0" w:firstLineChars="0"/>
+              <w:rPr>
+                <w:rFonts w:ascii="Times New Roman" w:hAnsi="Times New Roman" w:eastAsia="Times New Roman" w:cs="Times New Roman"/>
+                <w:i w:val="false"/>
+                <w:b w:val="true"/>
+                <w:u w:val="none"/>
+                <w:strike w:val="false"/>
+                <w:sz w:val="14"/>
+                <w:szCs w:val="14"/>
+                <w:color w:val="000000"/>
+              </w:rPr>
+            </w:pPr>
+            <w:r xmlns:w="http://schemas.openxmlformats.org/wordprocessingml/2006/main" xmlns:wp="http://schemas.openxmlformats.org/drawingml/2006/wordprocessingDrawing" xmlns:r="http://schemas.openxmlformats.org/officeDocument/2006/relationships" xmlns:w14="http://schemas.microsoft.com/office/word/2010/wordml">
+              <w:rPr>
+                <w:rFonts w:ascii="Times New Roman" w:hAnsi="Times New Roman" w:eastAsia="Times New Roman" w:cs="Times New Roman"/>
+                <w:i w:val="false"/>
+                <w:b w:val="true"/>
+                <w:u w:val="none"/>
+                <w:strike w:val="false"/>
+                <w:sz w:val="14"/>
+                <w:szCs w:val="14"/>
                 <w:color w:val="000000"/>
               </w:rPr>
               <w:t xml:space="preserve">1,2</w:t>
@@ -5926,28 +5926,28 @@
                 <w:left w:val="none" w:sz="0" w:space="0" w:color="000000"/>
                 <w:right w:val="none" w:sz="0" w:space="0" w:color="000000"/>
               </w:pBdr>
-              <w:spacing w:after="36" w:before="36" w:line="240"/>
-              <w:ind w:left="100" w:right="100" w:firstLine="0" w:firstLineChars="0"/>
-              <w:rPr>
-                <w:rFonts w:ascii="Times New Roman" w:hAnsi="Times New Roman" w:eastAsia="Times New Roman" w:cs="Times New Roman"/>
-                <w:i w:val="false"/>
-                <w:b w:val="true"/>
-                <w:u w:val="none"/>
-                <w:strike w:val="false"/>
-                <w:sz w:val="16"/>
-                <w:szCs w:val="16"/>
-                <w:color w:val="000000"/>
-              </w:rPr>
-            </w:pPr>
-            <w:r xmlns:w="http://schemas.openxmlformats.org/wordprocessingml/2006/main" xmlns:wp="http://schemas.openxmlformats.org/drawingml/2006/wordprocessingDrawing" xmlns:r="http://schemas.openxmlformats.org/officeDocument/2006/relationships" xmlns:w14="http://schemas.microsoft.com/office/word/2010/wordml">
-              <w:rPr>
-                <w:rFonts w:ascii="Times New Roman" w:hAnsi="Times New Roman" w:eastAsia="Times New Roman" w:cs="Times New Roman"/>
-                <w:i w:val="false"/>
-                <w:b w:val="true"/>
-                <w:u w:val="none"/>
-                <w:strike w:val="false"/>
-                <w:sz w:val="16"/>
-                <w:szCs w:val="16"/>
+              <w:spacing w:after="0" w:before="0" w:line="240"/>
+              <w:ind w:left="100" w:right="100" w:firstLine="0" w:firstLineChars="0"/>
+              <w:rPr>
+                <w:rFonts w:ascii="Times New Roman" w:hAnsi="Times New Roman" w:eastAsia="Times New Roman" w:cs="Times New Roman"/>
+                <w:i w:val="false"/>
+                <w:b w:val="true"/>
+                <w:u w:val="none"/>
+                <w:strike w:val="false"/>
+                <w:sz w:val="14"/>
+                <w:szCs w:val="14"/>
+                <w:color w:val="000000"/>
+              </w:rPr>
+            </w:pPr>
+            <w:r xmlns:w="http://schemas.openxmlformats.org/wordprocessingml/2006/main" xmlns:wp="http://schemas.openxmlformats.org/drawingml/2006/wordprocessingDrawing" xmlns:r="http://schemas.openxmlformats.org/officeDocument/2006/relationships" xmlns:w14="http://schemas.microsoft.com/office/word/2010/wordml">
+              <w:rPr>
+                <w:rFonts w:ascii="Times New Roman" w:hAnsi="Times New Roman" w:eastAsia="Times New Roman" w:cs="Times New Roman"/>
+                <w:i w:val="false"/>
+                <w:b w:val="true"/>
+                <w:u w:val="none"/>
+                <w:strike w:val="false"/>
+                <w:sz w:val="14"/>
+                <w:szCs w:val="14"/>
                 <w:color w:val="000000"/>
               </w:rPr>
               <w:t xml:space="preserve">109,4</w:t>
@@ -5980,28 +5980,28 @@
                 <w:left w:val="none" w:sz="0" w:space="0" w:color="000000"/>
                 <w:right w:val="none" w:sz="0" w:space="0" w:color="000000"/>
               </w:pBdr>
-              <w:spacing w:after="36" w:before="36" w:line="240"/>
-              <w:ind w:left="100" w:right="100" w:firstLine="0" w:firstLineChars="0"/>
-              <w:rPr>
-                <w:rFonts w:ascii="Times New Roman" w:hAnsi="Times New Roman" w:eastAsia="Times New Roman" w:cs="Times New Roman"/>
-                <w:i w:val="false"/>
-                <w:b w:val="true"/>
-                <w:u w:val="none"/>
-                <w:strike w:val="false"/>
-                <w:sz w:val="16"/>
-                <w:szCs w:val="16"/>
-                <w:color w:val="000000"/>
-              </w:rPr>
-            </w:pPr>
-            <w:r xmlns:w="http://schemas.openxmlformats.org/wordprocessingml/2006/main" xmlns:wp="http://schemas.openxmlformats.org/drawingml/2006/wordprocessingDrawing" xmlns:r="http://schemas.openxmlformats.org/officeDocument/2006/relationships" xmlns:w14="http://schemas.microsoft.com/office/word/2010/wordml">
-              <w:rPr>
-                <w:rFonts w:ascii="Times New Roman" w:hAnsi="Times New Roman" w:eastAsia="Times New Roman" w:cs="Times New Roman"/>
-                <w:i w:val="false"/>
-                <w:b w:val="true"/>
-                <w:u w:val="none"/>
-                <w:strike w:val="false"/>
-                <w:sz w:val="16"/>
-                <w:szCs w:val="16"/>
+              <w:spacing w:after="0" w:before="0" w:line="240"/>
+              <w:ind w:left="100" w:right="100" w:firstLine="0" w:firstLineChars="0"/>
+              <w:rPr>
+                <w:rFonts w:ascii="Times New Roman" w:hAnsi="Times New Roman" w:eastAsia="Times New Roman" w:cs="Times New Roman"/>
+                <w:i w:val="false"/>
+                <w:b w:val="true"/>
+                <w:u w:val="none"/>
+                <w:strike w:val="false"/>
+                <w:sz w:val="14"/>
+                <w:szCs w:val="14"/>
+                <w:color w:val="000000"/>
+              </w:rPr>
+            </w:pPr>
+            <w:r xmlns:w="http://schemas.openxmlformats.org/wordprocessingml/2006/main" xmlns:wp="http://schemas.openxmlformats.org/drawingml/2006/wordprocessingDrawing" xmlns:r="http://schemas.openxmlformats.org/officeDocument/2006/relationships" xmlns:w14="http://schemas.microsoft.com/office/word/2010/wordml">
+              <w:rPr>
+                <w:rFonts w:ascii="Times New Roman" w:hAnsi="Times New Roman" w:eastAsia="Times New Roman" w:cs="Times New Roman"/>
+                <w:i w:val="false"/>
+                <w:b w:val="true"/>
+                <w:u w:val="none"/>
+                <w:strike w:val="false"/>
+                <w:sz w:val="14"/>
+                <w:szCs w:val="14"/>
                 <w:color w:val="000000"/>
               </w:rPr>
               <w:t xml:space="preserve">108,1</w:t>
@@ -6034,28 +6034,28 @@
                 <w:left w:val="none" w:sz="0" w:space="0" w:color="000000"/>
                 <w:right w:val="none" w:sz="0" w:space="0" w:color="000000"/>
               </w:pBdr>
-              <w:spacing w:after="36" w:before="36" w:line="240"/>
-              <w:ind w:left="100" w:right="100" w:firstLine="0" w:firstLineChars="0"/>
-              <w:rPr>
-                <w:rFonts w:ascii="Times New Roman" w:hAnsi="Times New Roman" w:eastAsia="Times New Roman" w:cs="Times New Roman"/>
-                <w:i w:val="false"/>
-                <w:b w:val="true"/>
-                <w:u w:val="none"/>
-                <w:strike w:val="false"/>
-                <w:sz w:val="16"/>
-                <w:szCs w:val="16"/>
-                <w:color w:val="000000"/>
-              </w:rPr>
-            </w:pPr>
-            <w:r xmlns:w="http://schemas.openxmlformats.org/wordprocessingml/2006/main" xmlns:wp="http://schemas.openxmlformats.org/drawingml/2006/wordprocessingDrawing" xmlns:r="http://schemas.openxmlformats.org/officeDocument/2006/relationships" xmlns:w14="http://schemas.microsoft.com/office/word/2010/wordml">
-              <w:rPr>
-                <w:rFonts w:ascii="Times New Roman" w:hAnsi="Times New Roman" w:eastAsia="Times New Roman" w:cs="Times New Roman"/>
-                <w:i w:val="false"/>
-                <w:b w:val="true"/>
-                <w:u w:val="none"/>
-                <w:strike w:val="false"/>
-                <w:sz w:val="16"/>
-                <w:szCs w:val="16"/>
+              <w:spacing w:after="0" w:before="0" w:line="240"/>
+              <w:ind w:left="100" w:right="100" w:firstLine="0" w:firstLineChars="0"/>
+              <w:rPr>
+                <w:rFonts w:ascii="Times New Roman" w:hAnsi="Times New Roman" w:eastAsia="Times New Roman" w:cs="Times New Roman"/>
+                <w:i w:val="false"/>
+                <w:b w:val="true"/>
+                <w:u w:val="none"/>
+                <w:strike w:val="false"/>
+                <w:sz w:val="14"/>
+                <w:szCs w:val="14"/>
+                <w:color w:val="000000"/>
+              </w:rPr>
+            </w:pPr>
+            <w:r xmlns:w="http://schemas.openxmlformats.org/wordprocessingml/2006/main" xmlns:wp="http://schemas.openxmlformats.org/drawingml/2006/wordprocessingDrawing" xmlns:r="http://schemas.openxmlformats.org/officeDocument/2006/relationships" xmlns:w14="http://schemas.microsoft.com/office/word/2010/wordml">
+              <w:rPr>
+                <w:rFonts w:ascii="Times New Roman" w:hAnsi="Times New Roman" w:eastAsia="Times New Roman" w:cs="Times New Roman"/>
+                <w:i w:val="false"/>
+                <w:b w:val="true"/>
+                <w:u w:val="none"/>
+                <w:strike w:val="false"/>
+                <w:sz w:val="14"/>
+                <w:szCs w:val="14"/>
                 <w:color w:val="000000"/>
               </w:rPr>
               <w:t xml:space="preserve">111,2</w:t>
@@ -6088,28 +6088,28 @@
                 <w:left w:val="none" w:sz="0" w:space="0" w:color="000000"/>
                 <w:right w:val="none" w:sz="0" w:space="0" w:color="000000"/>
               </w:pBdr>
-              <w:spacing w:after="36" w:before="36" w:line="240"/>
-              <w:ind w:left="100" w:right="100" w:firstLine="0" w:firstLineChars="0"/>
-              <w:rPr>
-                <w:rFonts w:ascii="Times New Roman" w:hAnsi="Times New Roman" w:eastAsia="Times New Roman" w:cs="Times New Roman"/>
-                <w:i w:val="false"/>
-                <w:b w:val="true"/>
-                <w:u w:val="none"/>
-                <w:strike w:val="false"/>
-                <w:sz w:val="16"/>
-                <w:szCs w:val="16"/>
-                <w:color w:val="000000"/>
-              </w:rPr>
-            </w:pPr>
-            <w:r xmlns:w="http://schemas.openxmlformats.org/wordprocessingml/2006/main" xmlns:wp="http://schemas.openxmlformats.org/drawingml/2006/wordprocessingDrawing" xmlns:r="http://schemas.openxmlformats.org/officeDocument/2006/relationships" xmlns:w14="http://schemas.microsoft.com/office/word/2010/wordml">
-              <w:rPr>
-                <w:rFonts w:ascii="Times New Roman" w:hAnsi="Times New Roman" w:eastAsia="Times New Roman" w:cs="Times New Roman"/>
-                <w:i w:val="false"/>
-                <w:b w:val="true"/>
-                <w:u w:val="none"/>
-                <w:strike w:val="false"/>
-                <w:sz w:val="16"/>
-                <w:szCs w:val="16"/>
+              <w:spacing w:after="0" w:before="0" w:line="240"/>
+              <w:ind w:left="100" w:right="100" w:firstLine="0" w:firstLineChars="0"/>
+              <w:rPr>
+                <w:rFonts w:ascii="Times New Roman" w:hAnsi="Times New Roman" w:eastAsia="Times New Roman" w:cs="Times New Roman"/>
+                <w:i w:val="false"/>
+                <w:b w:val="true"/>
+                <w:u w:val="none"/>
+                <w:strike w:val="false"/>
+                <w:sz w:val="14"/>
+                <w:szCs w:val="14"/>
+                <w:color w:val="000000"/>
+              </w:rPr>
+            </w:pPr>
+            <w:r xmlns:w="http://schemas.openxmlformats.org/wordprocessingml/2006/main" xmlns:wp="http://schemas.openxmlformats.org/drawingml/2006/wordprocessingDrawing" xmlns:r="http://schemas.openxmlformats.org/officeDocument/2006/relationships" xmlns:w14="http://schemas.microsoft.com/office/word/2010/wordml">
+              <w:rPr>
+                <w:rFonts w:ascii="Times New Roman" w:hAnsi="Times New Roman" w:eastAsia="Times New Roman" w:cs="Times New Roman"/>
+                <w:i w:val="false"/>
+                <w:b w:val="true"/>
+                <w:u w:val="none"/>
+                <w:strike w:val="false"/>
+                <w:sz w:val="14"/>
+                <w:szCs w:val="14"/>
                 <w:color w:val="000000"/>
               </w:rPr>
               <w:t xml:space="preserve">111,4</w:t>
@@ -6142,28 +6142,28 @@
                 <w:left w:val="none" w:sz="0" w:space="0" w:color="000000"/>
                 <w:right w:val="none" w:sz="0" w:space="0" w:color="000000"/>
               </w:pBdr>
-              <w:spacing w:after="36" w:before="36" w:line="240"/>
-              <w:ind w:left="100" w:right="100" w:firstLine="0" w:firstLineChars="0"/>
-              <w:rPr>
-                <w:rFonts w:ascii="Times New Roman" w:hAnsi="Times New Roman" w:eastAsia="Times New Roman" w:cs="Times New Roman"/>
-                <w:i w:val="false"/>
-                <w:b w:val="true"/>
-                <w:u w:val="none"/>
-                <w:strike w:val="false"/>
-                <w:sz w:val="16"/>
-                <w:szCs w:val="16"/>
-                <w:color w:val="000000"/>
-              </w:rPr>
-            </w:pPr>
-            <w:r xmlns:w="http://schemas.openxmlformats.org/wordprocessingml/2006/main" xmlns:wp="http://schemas.openxmlformats.org/drawingml/2006/wordprocessingDrawing" xmlns:r="http://schemas.openxmlformats.org/officeDocument/2006/relationships" xmlns:w14="http://schemas.microsoft.com/office/word/2010/wordml">
-              <w:rPr>
-                <w:rFonts w:ascii="Times New Roman" w:hAnsi="Times New Roman" w:eastAsia="Times New Roman" w:cs="Times New Roman"/>
-                <w:i w:val="false"/>
-                <w:b w:val="true"/>
-                <w:u w:val="none"/>
-                <w:strike w:val="false"/>
-                <w:sz w:val="16"/>
-                <w:szCs w:val="16"/>
+              <w:spacing w:after="0" w:before="0" w:line="240"/>
+              <w:ind w:left="100" w:right="100" w:firstLine="0" w:firstLineChars="0"/>
+              <w:rPr>
+                <w:rFonts w:ascii="Times New Roman" w:hAnsi="Times New Roman" w:eastAsia="Times New Roman" w:cs="Times New Roman"/>
+                <w:i w:val="false"/>
+                <w:b w:val="true"/>
+                <w:u w:val="none"/>
+                <w:strike w:val="false"/>
+                <w:sz w:val="14"/>
+                <w:szCs w:val="14"/>
+                <w:color w:val="000000"/>
+              </w:rPr>
+            </w:pPr>
+            <w:r xmlns:w="http://schemas.openxmlformats.org/wordprocessingml/2006/main" xmlns:wp="http://schemas.openxmlformats.org/drawingml/2006/wordprocessingDrawing" xmlns:r="http://schemas.openxmlformats.org/officeDocument/2006/relationships" xmlns:w14="http://schemas.microsoft.com/office/word/2010/wordml">
+              <w:rPr>
+                <w:rFonts w:ascii="Times New Roman" w:hAnsi="Times New Roman" w:eastAsia="Times New Roman" w:cs="Times New Roman"/>
+                <w:i w:val="false"/>
+                <w:b w:val="true"/>
+                <w:u w:val="none"/>
+                <w:strike w:val="false"/>
+                <w:sz w:val="14"/>
+                <w:szCs w:val="14"/>
                 <w:color w:val="000000"/>
               </w:rPr>
               <w:t xml:space="preserve">114,5</w:t>
@@ -6196,28 +6196,28 @@
                 <w:left w:val="none" w:sz="0" w:space="0" w:color="000000"/>
                 <w:right w:val="none" w:sz="0" w:space="0" w:color="000000"/>
               </w:pBdr>
-              <w:spacing w:after="36" w:before="36" w:line="240"/>
-              <w:ind w:left="100" w:right="100" w:firstLine="0" w:firstLineChars="0"/>
-              <w:rPr>
-                <w:rFonts w:ascii="Times New Roman" w:hAnsi="Times New Roman" w:eastAsia="Times New Roman" w:cs="Times New Roman"/>
-                <w:i w:val="false"/>
-                <w:b w:val="true"/>
-                <w:u w:val="none"/>
-                <w:strike w:val="false"/>
-                <w:sz w:val="16"/>
-                <w:szCs w:val="16"/>
-                <w:color w:val="000000"/>
-              </w:rPr>
-            </w:pPr>
-            <w:r xmlns:w="http://schemas.openxmlformats.org/wordprocessingml/2006/main" xmlns:wp="http://schemas.openxmlformats.org/drawingml/2006/wordprocessingDrawing" xmlns:r="http://schemas.openxmlformats.org/officeDocument/2006/relationships" xmlns:w14="http://schemas.microsoft.com/office/word/2010/wordml">
-              <w:rPr>
-                <w:rFonts w:ascii="Times New Roman" w:hAnsi="Times New Roman" w:eastAsia="Times New Roman" w:cs="Times New Roman"/>
-                <w:i w:val="false"/>
-                <w:b w:val="true"/>
-                <w:u w:val="none"/>
-                <w:strike w:val="false"/>
-                <w:sz w:val="16"/>
-                <w:szCs w:val="16"/>
+              <w:spacing w:after="0" w:before="0" w:line="240"/>
+              <w:ind w:left="100" w:right="100" w:firstLine="0" w:firstLineChars="0"/>
+              <w:rPr>
+                <w:rFonts w:ascii="Times New Roman" w:hAnsi="Times New Roman" w:eastAsia="Times New Roman" w:cs="Times New Roman"/>
+                <w:i w:val="false"/>
+                <w:b w:val="true"/>
+                <w:u w:val="none"/>
+                <w:strike w:val="false"/>
+                <w:sz w:val="14"/>
+                <w:szCs w:val="14"/>
+                <w:color w:val="000000"/>
+              </w:rPr>
+            </w:pPr>
+            <w:r xmlns:w="http://schemas.openxmlformats.org/wordprocessingml/2006/main" xmlns:wp="http://schemas.openxmlformats.org/drawingml/2006/wordprocessingDrawing" xmlns:r="http://schemas.openxmlformats.org/officeDocument/2006/relationships" xmlns:w14="http://schemas.microsoft.com/office/word/2010/wordml">
+              <w:rPr>
+                <w:rFonts w:ascii="Times New Roman" w:hAnsi="Times New Roman" w:eastAsia="Times New Roman" w:cs="Times New Roman"/>
+                <w:i w:val="false"/>
+                <w:b w:val="true"/>
+                <w:u w:val="none"/>
+                <w:strike w:val="false"/>
+                <w:sz w:val="14"/>
+                <w:szCs w:val="14"/>
                 <w:color w:val="000000"/>
               </w:rPr>
               <w:t xml:space="preserve">7,416</w:t>
@@ -6250,28 +6250,28 @@
                 <w:left w:val="none" w:sz="0" w:space="0" w:color="000000"/>
                 <w:right w:val="none" w:sz="0" w:space="0" w:color="000000"/>
               </w:pBdr>
-              <w:spacing w:after="36" w:before="36" w:line="240"/>
-              <w:ind w:left="100" w:right="100" w:firstLine="0" w:firstLineChars="0"/>
-              <w:rPr>
-                <w:rFonts w:ascii="Times New Roman" w:hAnsi="Times New Roman" w:eastAsia="Times New Roman" w:cs="Times New Roman"/>
-                <w:i w:val="false"/>
-                <w:b w:val="true"/>
-                <w:u w:val="none"/>
-                <w:strike w:val="false"/>
-                <w:sz w:val="16"/>
-                <w:szCs w:val="16"/>
-                <w:color w:val="000000"/>
-              </w:rPr>
-            </w:pPr>
-            <w:r xmlns:w="http://schemas.openxmlformats.org/wordprocessingml/2006/main" xmlns:wp="http://schemas.openxmlformats.org/drawingml/2006/wordprocessingDrawing" xmlns:r="http://schemas.openxmlformats.org/officeDocument/2006/relationships" xmlns:w14="http://schemas.microsoft.com/office/word/2010/wordml">
-              <w:rPr>
-                <w:rFonts w:ascii="Times New Roman" w:hAnsi="Times New Roman" w:eastAsia="Times New Roman" w:cs="Times New Roman"/>
-                <w:i w:val="false"/>
-                <w:b w:val="true"/>
-                <w:u w:val="none"/>
-                <w:strike w:val="false"/>
-                <w:sz w:val="16"/>
-                <w:szCs w:val="16"/>
+              <w:spacing w:after="0" w:before="0" w:line="240"/>
+              <w:ind w:left="100" w:right="100" w:firstLine="0" w:firstLineChars="0"/>
+              <w:rPr>
+                <w:rFonts w:ascii="Times New Roman" w:hAnsi="Times New Roman" w:eastAsia="Times New Roman" w:cs="Times New Roman"/>
+                <w:i w:val="false"/>
+                <w:b w:val="true"/>
+                <w:u w:val="none"/>
+                <w:strike w:val="false"/>
+                <w:sz w:val="14"/>
+                <w:szCs w:val="14"/>
+                <w:color w:val="000000"/>
+              </w:rPr>
+            </w:pPr>
+            <w:r xmlns:w="http://schemas.openxmlformats.org/wordprocessingml/2006/main" xmlns:wp="http://schemas.openxmlformats.org/drawingml/2006/wordprocessingDrawing" xmlns:r="http://schemas.openxmlformats.org/officeDocument/2006/relationships" xmlns:w14="http://schemas.microsoft.com/office/word/2010/wordml">
+              <w:rPr>
+                <w:rFonts w:ascii="Times New Roman" w:hAnsi="Times New Roman" w:eastAsia="Times New Roman" w:cs="Times New Roman"/>
+                <w:i w:val="false"/>
+                <w:b w:val="true"/>
+                <w:u w:val="none"/>
+                <w:strike w:val="false"/>
+                <w:sz w:val="14"/>
+                <w:szCs w:val="14"/>
                 <w:color w:val="000000"/>
               </w:rPr>
               <w:t xml:space="preserve">07 - النقل</w:t>
@@ -6310,28 +6310,28 @@
                 <w:left w:val="none" w:sz="0" w:space="0" w:color="000000"/>
                 <w:right w:val="none" w:sz="0" w:space="0" w:color="000000"/>
               </w:pBdr>
-              <w:spacing w:after="36" w:before="36" w:line="240"/>
-              <w:ind w:left="100" w:right="100" w:firstLine="0" w:firstLineChars="0"/>
-              <w:rPr>
-                <w:rFonts w:ascii="Times New Roman" w:hAnsi="Times New Roman" w:eastAsia="Times New Roman" w:cs="Times New Roman"/>
-                <w:i w:val="false"/>
-                <w:b w:val="true"/>
-                <w:u w:val="none"/>
-                <w:strike w:val="false"/>
-                <w:sz w:val="16"/>
-                <w:szCs w:val="16"/>
-                <w:color w:val="000000"/>
-              </w:rPr>
-            </w:pPr>
-            <w:r xmlns:w="http://schemas.openxmlformats.org/wordprocessingml/2006/main" xmlns:wp="http://schemas.openxmlformats.org/drawingml/2006/wordprocessingDrawing" xmlns:r="http://schemas.openxmlformats.org/officeDocument/2006/relationships" xmlns:w14="http://schemas.microsoft.com/office/word/2010/wordml">
-              <w:rPr>
-                <w:rFonts w:ascii="Times New Roman" w:hAnsi="Times New Roman" w:eastAsia="Times New Roman" w:cs="Times New Roman"/>
-                <w:i w:val="false"/>
-                <w:b w:val="true"/>
-                <w:u w:val="none"/>
-                <w:strike w:val="false"/>
-                <w:sz w:val="16"/>
-                <w:szCs w:val="16"/>
+              <w:spacing w:after="0" w:before="0" w:line="240"/>
+              <w:ind w:left="100" w:right="100" w:firstLine="0" w:firstLineChars="0"/>
+              <w:rPr>
+                <w:rFonts w:ascii="Times New Roman" w:hAnsi="Times New Roman" w:eastAsia="Times New Roman" w:cs="Times New Roman"/>
+                <w:i w:val="false"/>
+                <w:b w:val="true"/>
+                <w:u w:val="none"/>
+                <w:strike w:val="false"/>
+                <w:sz w:val="14"/>
+                <w:szCs w:val="14"/>
+                <w:color w:val="000000"/>
+              </w:rPr>
+            </w:pPr>
+            <w:r xmlns:w="http://schemas.openxmlformats.org/wordprocessingml/2006/main" xmlns:wp="http://schemas.openxmlformats.org/drawingml/2006/wordprocessingDrawing" xmlns:r="http://schemas.openxmlformats.org/officeDocument/2006/relationships" xmlns:w14="http://schemas.microsoft.com/office/word/2010/wordml">
+              <w:rPr>
+                <w:rFonts w:ascii="Times New Roman" w:hAnsi="Times New Roman" w:eastAsia="Times New Roman" w:cs="Times New Roman"/>
+                <w:i w:val="false"/>
+                <w:b w:val="true"/>
+                <w:u w:val="none"/>
+                <w:strike w:val="false"/>
+                <w:sz w:val="14"/>
+                <w:szCs w:val="14"/>
                 <w:color w:val="000000"/>
               </w:rPr>
               <w:t xml:space="preserve">-1,0</w:t>
@@ -6364,28 +6364,28 @@
                 <w:left w:val="none" w:sz="0" w:space="0" w:color="000000"/>
                 <w:right w:val="none" w:sz="0" w:space="0" w:color="000000"/>
               </w:pBdr>
-              <w:spacing w:after="36" w:before="36" w:line="240"/>
-              <w:ind w:left="100" w:right="100" w:firstLine="0" w:firstLineChars="0"/>
-              <w:rPr>
-                <w:rFonts w:ascii="Times New Roman" w:hAnsi="Times New Roman" w:eastAsia="Times New Roman" w:cs="Times New Roman"/>
-                <w:i w:val="false"/>
-                <w:b w:val="true"/>
-                <w:u w:val="none"/>
-                <w:strike w:val="false"/>
-                <w:sz w:val="16"/>
-                <w:szCs w:val="16"/>
-                <w:color w:val="000000"/>
-              </w:rPr>
-            </w:pPr>
-            <w:r xmlns:w="http://schemas.openxmlformats.org/wordprocessingml/2006/main" xmlns:wp="http://schemas.openxmlformats.org/drawingml/2006/wordprocessingDrawing" xmlns:r="http://schemas.openxmlformats.org/officeDocument/2006/relationships" xmlns:w14="http://schemas.microsoft.com/office/word/2010/wordml">
-              <w:rPr>
-                <w:rFonts w:ascii="Times New Roman" w:hAnsi="Times New Roman" w:eastAsia="Times New Roman" w:cs="Times New Roman"/>
-                <w:i w:val="false"/>
-                <w:b w:val="true"/>
-                <w:u w:val="none"/>
-                <w:strike w:val="false"/>
-                <w:sz w:val="16"/>
-                <w:szCs w:val="16"/>
+              <w:spacing w:after="0" w:before="0" w:line="240"/>
+              <w:ind w:left="100" w:right="100" w:firstLine="0" w:firstLineChars="0"/>
+              <w:rPr>
+                <w:rFonts w:ascii="Times New Roman" w:hAnsi="Times New Roman" w:eastAsia="Times New Roman" w:cs="Times New Roman"/>
+                <w:i w:val="false"/>
+                <w:b w:val="true"/>
+                <w:u w:val="none"/>
+                <w:strike w:val="false"/>
+                <w:sz w:val="14"/>
+                <w:szCs w:val="14"/>
+                <w:color w:val="000000"/>
+              </w:rPr>
+            </w:pPr>
+            <w:r xmlns:w="http://schemas.openxmlformats.org/wordprocessingml/2006/main" xmlns:wp="http://schemas.openxmlformats.org/drawingml/2006/wordprocessingDrawing" xmlns:r="http://schemas.openxmlformats.org/officeDocument/2006/relationships" xmlns:w14="http://schemas.microsoft.com/office/word/2010/wordml">
+              <w:rPr>
+                <w:rFonts w:ascii="Times New Roman" w:hAnsi="Times New Roman" w:eastAsia="Times New Roman" w:cs="Times New Roman"/>
+                <w:i w:val="false"/>
+                <w:b w:val="true"/>
+                <w:u w:val="none"/>
+                <w:strike w:val="false"/>
+                <w:sz w:val="14"/>
+                <w:szCs w:val="14"/>
                 <w:color w:val="000000"/>
               </w:rPr>
               <w:t xml:space="preserve">-0,4</w:t>
@@ -6418,28 +6418,28 @@
                 <w:left w:val="none" w:sz="0" w:space="0" w:color="000000"/>
                 <w:right w:val="none" w:sz="0" w:space="0" w:color="000000"/>
               </w:pBdr>
-              <w:spacing w:after="36" w:before="36" w:line="240"/>
-              <w:ind w:left="100" w:right="100" w:firstLine="0" w:firstLineChars="0"/>
-              <w:rPr>
-                <w:rFonts w:ascii="Times New Roman" w:hAnsi="Times New Roman" w:eastAsia="Times New Roman" w:cs="Times New Roman"/>
-                <w:i w:val="false"/>
-                <w:b w:val="true"/>
-                <w:u w:val="none"/>
-                <w:strike w:val="false"/>
-                <w:sz w:val="16"/>
-                <w:szCs w:val="16"/>
-                <w:color w:val="000000"/>
-              </w:rPr>
-            </w:pPr>
-            <w:r xmlns:w="http://schemas.openxmlformats.org/wordprocessingml/2006/main" xmlns:wp="http://schemas.openxmlformats.org/drawingml/2006/wordprocessingDrawing" xmlns:r="http://schemas.openxmlformats.org/officeDocument/2006/relationships" xmlns:w14="http://schemas.microsoft.com/office/word/2010/wordml">
-              <w:rPr>
-                <w:rFonts w:ascii="Times New Roman" w:hAnsi="Times New Roman" w:eastAsia="Times New Roman" w:cs="Times New Roman"/>
-                <w:i w:val="false"/>
-                <w:b w:val="true"/>
-                <w:u w:val="none"/>
-                <w:strike w:val="false"/>
-                <w:sz w:val="16"/>
-                <w:szCs w:val="16"/>
+              <w:spacing w:after="0" w:before="0" w:line="240"/>
+              <w:ind w:left="100" w:right="100" w:firstLine="0" w:firstLineChars="0"/>
+              <w:rPr>
+                <w:rFonts w:ascii="Times New Roman" w:hAnsi="Times New Roman" w:eastAsia="Times New Roman" w:cs="Times New Roman"/>
+                <w:i w:val="false"/>
+                <w:b w:val="true"/>
+                <w:u w:val="none"/>
+                <w:strike w:val="false"/>
+                <w:sz w:val="14"/>
+                <w:szCs w:val="14"/>
+                <w:color w:val="000000"/>
+              </w:rPr>
+            </w:pPr>
+            <w:r xmlns:w="http://schemas.openxmlformats.org/wordprocessingml/2006/main" xmlns:wp="http://schemas.openxmlformats.org/drawingml/2006/wordprocessingDrawing" xmlns:r="http://schemas.openxmlformats.org/officeDocument/2006/relationships" xmlns:w14="http://schemas.microsoft.com/office/word/2010/wordml">
+              <w:rPr>
+                <w:rFonts w:ascii="Times New Roman" w:hAnsi="Times New Roman" w:eastAsia="Times New Roman" w:cs="Times New Roman"/>
+                <w:i w:val="false"/>
+                <w:b w:val="true"/>
+                <w:u w:val="none"/>
+                <w:strike w:val="false"/>
+                <w:sz w:val="14"/>
+                <w:szCs w:val="14"/>
                 <w:color w:val="000000"/>
               </w:rPr>
               <w:t xml:space="preserve">-0,3</w:t>
@@ -6472,28 +6472,28 @@
                 <w:left w:val="none" w:sz="0" w:space="0" w:color="000000"/>
                 <w:right w:val="none" w:sz="0" w:space="0" w:color="000000"/>
               </w:pBdr>
-              <w:spacing w:after="36" w:before="36" w:line="240"/>
-              <w:ind w:left="100" w:right="100" w:firstLine="0" w:firstLineChars="0"/>
-              <w:rPr>
-                <w:rFonts w:ascii="Times New Roman" w:hAnsi="Times New Roman" w:eastAsia="Times New Roman" w:cs="Times New Roman"/>
-                <w:i w:val="false"/>
-                <w:b w:val="true"/>
-                <w:u w:val="none"/>
-                <w:strike w:val="false"/>
-                <w:sz w:val="16"/>
-                <w:szCs w:val="16"/>
-                <w:color w:val="000000"/>
-              </w:rPr>
-            </w:pPr>
-            <w:r xmlns:w="http://schemas.openxmlformats.org/wordprocessingml/2006/main" xmlns:wp="http://schemas.openxmlformats.org/drawingml/2006/wordprocessingDrawing" xmlns:r="http://schemas.openxmlformats.org/officeDocument/2006/relationships" xmlns:w14="http://schemas.microsoft.com/office/word/2010/wordml">
-              <w:rPr>
-                <w:rFonts w:ascii="Times New Roman" w:hAnsi="Times New Roman" w:eastAsia="Times New Roman" w:cs="Times New Roman"/>
-                <w:i w:val="false"/>
-                <w:b w:val="true"/>
-                <w:u w:val="none"/>
-                <w:strike w:val="false"/>
-                <w:sz w:val="16"/>
-                <w:szCs w:val="16"/>
+              <w:spacing w:after="0" w:before="0" w:line="240"/>
+              <w:ind w:left="100" w:right="100" w:firstLine="0" w:firstLineChars="0"/>
+              <w:rPr>
+                <w:rFonts w:ascii="Times New Roman" w:hAnsi="Times New Roman" w:eastAsia="Times New Roman" w:cs="Times New Roman"/>
+                <w:i w:val="false"/>
+                <w:b w:val="true"/>
+                <w:u w:val="none"/>
+                <w:strike w:val="false"/>
+                <w:sz w:val="14"/>
+                <w:szCs w:val="14"/>
+                <w:color w:val="000000"/>
+              </w:rPr>
+            </w:pPr>
+            <w:r xmlns:w="http://schemas.openxmlformats.org/wordprocessingml/2006/main" xmlns:wp="http://schemas.openxmlformats.org/drawingml/2006/wordprocessingDrawing" xmlns:r="http://schemas.openxmlformats.org/officeDocument/2006/relationships" xmlns:w14="http://schemas.microsoft.com/office/word/2010/wordml">
+              <w:rPr>
+                <w:rFonts w:ascii="Times New Roman" w:hAnsi="Times New Roman" w:eastAsia="Times New Roman" w:cs="Times New Roman"/>
+                <w:i w:val="false"/>
+                <w:b w:val="true"/>
+                <w:u w:val="none"/>
+                <w:strike w:val="false"/>
+                <w:sz w:val="14"/>
+                <w:szCs w:val="14"/>
                 <w:color w:val="000000"/>
               </w:rPr>
               <w:t xml:space="preserve">96,8</w:t>
@@ -6526,28 +6526,28 @@
                 <w:left w:val="none" w:sz="0" w:space="0" w:color="000000"/>
                 <w:right w:val="none" w:sz="0" w:space="0" w:color="000000"/>
               </w:pBdr>
-              <w:spacing w:after="36" w:before="36" w:line="240"/>
-              <w:ind w:left="100" w:right="100" w:firstLine="0" w:firstLineChars="0"/>
-              <w:rPr>
-                <w:rFonts w:ascii="Times New Roman" w:hAnsi="Times New Roman" w:eastAsia="Times New Roman" w:cs="Times New Roman"/>
-                <w:i w:val="false"/>
-                <w:b w:val="true"/>
-                <w:u w:val="none"/>
-                <w:strike w:val="false"/>
-                <w:sz w:val="16"/>
-                <w:szCs w:val="16"/>
-                <w:color w:val="000000"/>
-              </w:rPr>
-            </w:pPr>
-            <w:r xmlns:w="http://schemas.openxmlformats.org/wordprocessingml/2006/main" xmlns:wp="http://schemas.openxmlformats.org/drawingml/2006/wordprocessingDrawing" xmlns:r="http://schemas.openxmlformats.org/officeDocument/2006/relationships" xmlns:w14="http://schemas.microsoft.com/office/word/2010/wordml">
-              <w:rPr>
-                <w:rFonts w:ascii="Times New Roman" w:hAnsi="Times New Roman" w:eastAsia="Times New Roman" w:cs="Times New Roman"/>
-                <w:i w:val="false"/>
-                <w:b w:val="true"/>
-                <w:u w:val="none"/>
-                <w:strike w:val="false"/>
-                <w:sz w:val="16"/>
-                <w:szCs w:val="16"/>
+              <w:spacing w:after="0" w:before="0" w:line="240"/>
+              <w:ind w:left="100" w:right="100" w:firstLine="0" w:firstLineChars="0"/>
+              <w:rPr>
+                <w:rFonts w:ascii="Times New Roman" w:hAnsi="Times New Roman" w:eastAsia="Times New Roman" w:cs="Times New Roman"/>
+                <w:i w:val="false"/>
+                <w:b w:val="true"/>
+                <w:u w:val="none"/>
+                <w:strike w:val="false"/>
+                <w:sz w:val="14"/>
+                <w:szCs w:val="14"/>
+                <w:color w:val="000000"/>
+              </w:rPr>
+            </w:pPr>
+            <w:r xmlns:w="http://schemas.openxmlformats.org/wordprocessingml/2006/main" xmlns:wp="http://schemas.openxmlformats.org/drawingml/2006/wordprocessingDrawing" xmlns:r="http://schemas.openxmlformats.org/officeDocument/2006/relationships" xmlns:w14="http://schemas.microsoft.com/office/word/2010/wordml">
+              <w:rPr>
+                <w:rFonts w:ascii="Times New Roman" w:hAnsi="Times New Roman" w:eastAsia="Times New Roman" w:cs="Times New Roman"/>
+                <w:i w:val="false"/>
+                <w:b w:val="true"/>
+                <w:u w:val="none"/>
+                <w:strike w:val="false"/>
+                <w:sz w:val="14"/>
+                <w:szCs w:val="14"/>
                 <w:color w:val="000000"/>
               </w:rPr>
               <w:t xml:space="preserve">97,1</w:t>
@@ -6580,28 +6580,28 @@
                 <w:left w:val="none" w:sz="0" w:space="0" w:color="000000"/>
                 <w:right w:val="none" w:sz="0" w:space="0" w:color="000000"/>
               </w:pBdr>
-              <w:spacing w:after="36" w:before="36" w:line="240"/>
-              <w:ind w:left="100" w:right="100" w:firstLine="0" w:firstLineChars="0"/>
-              <w:rPr>
-                <w:rFonts w:ascii="Times New Roman" w:hAnsi="Times New Roman" w:eastAsia="Times New Roman" w:cs="Times New Roman"/>
-                <w:i w:val="false"/>
-                <w:b w:val="true"/>
-                <w:u w:val="none"/>
-                <w:strike w:val="false"/>
-                <w:sz w:val="16"/>
-                <w:szCs w:val="16"/>
-                <w:color w:val="000000"/>
-              </w:rPr>
-            </w:pPr>
-            <w:r xmlns:w="http://schemas.openxmlformats.org/wordprocessingml/2006/main" xmlns:wp="http://schemas.openxmlformats.org/drawingml/2006/wordprocessingDrawing" xmlns:r="http://schemas.openxmlformats.org/officeDocument/2006/relationships" xmlns:w14="http://schemas.microsoft.com/office/word/2010/wordml">
-              <w:rPr>
-                <w:rFonts w:ascii="Times New Roman" w:hAnsi="Times New Roman" w:eastAsia="Times New Roman" w:cs="Times New Roman"/>
-                <w:i w:val="false"/>
-                <w:b w:val="true"/>
-                <w:u w:val="none"/>
-                <w:strike w:val="false"/>
-                <w:sz w:val="16"/>
-                <w:szCs w:val="16"/>
+              <w:spacing w:after="0" w:before="0" w:line="240"/>
+              <w:ind w:left="100" w:right="100" w:firstLine="0" w:firstLineChars="0"/>
+              <w:rPr>
+                <w:rFonts w:ascii="Times New Roman" w:hAnsi="Times New Roman" w:eastAsia="Times New Roman" w:cs="Times New Roman"/>
+                <w:i w:val="false"/>
+                <w:b w:val="true"/>
+                <w:u w:val="none"/>
+                <w:strike w:val="false"/>
+                <w:sz w:val="14"/>
+                <w:szCs w:val="14"/>
+                <w:color w:val="000000"/>
+              </w:rPr>
+            </w:pPr>
+            <w:r xmlns:w="http://schemas.openxmlformats.org/wordprocessingml/2006/main" xmlns:wp="http://schemas.openxmlformats.org/drawingml/2006/wordprocessingDrawing" xmlns:r="http://schemas.openxmlformats.org/officeDocument/2006/relationships" xmlns:w14="http://schemas.microsoft.com/office/word/2010/wordml">
+              <w:rPr>
+                <w:rFonts w:ascii="Times New Roman" w:hAnsi="Times New Roman" w:eastAsia="Times New Roman" w:cs="Times New Roman"/>
+                <w:i w:val="false"/>
+                <w:b w:val="true"/>
+                <w:u w:val="none"/>
+                <w:strike w:val="false"/>
+                <w:sz w:val="14"/>
+                <w:szCs w:val="14"/>
                 <w:color w:val="000000"/>
               </w:rPr>
               <w:t xml:space="preserve">97,1</w:t>
@@ -6634,28 +6634,28 @@
                 <w:left w:val="none" w:sz="0" w:space="0" w:color="000000"/>
                 <w:right w:val="none" w:sz="0" w:space="0" w:color="000000"/>
               </w:pBdr>
-              <w:spacing w:after="36" w:before="36" w:line="240"/>
-              <w:ind w:left="100" w:right="100" w:firstLine="0" w:firstLineChars="0"/>
-              <w:rPr>
-                <w:rFonts w:ascii="Times New Roman" w:hAnsi="Times New Roman" w:eastAsia="Times New Roman" w:cs="Times New Roman"/>
-                <w:i w:val="false"/>
-                <w:b w:val="true"/>
-                <w:u w:val="none"/>
-                <w:strike w:val="false"/>
-                <w:sz w:val="16"/>
-                <w:szCs w:val="16"/>
-                <w:color w:val="000000"/>
-              </w:rPr>
-            </w:pPr>
-            <w:r xmlns:w="http://schemas.openxmlformats.org/wordprocessingml/2006/main" xmlns:wp="http://schemas.openxmlformats.org/drawingml/2006/wordprocessingDrawing" xmlns:r="http://schemas.openxmlformats.org/officeDocument/2006/relationships" xmlns:w14="http://schemas.microsoft.com/office/word/2010/wordml">
-              <w:rPr>
-                <w:rFonts w:ascii="Times New Roman" w:hAnsi="Times New Roman" w:eastAsia="Times New Roman" w:cs="Times New Roman"/>
-                <w:i w:val="false"/>
-                <w:b w:val="true"/>
-                <w:u w:val="none"/>
-                <w:strike w:val="false"/>
-                <w:sz w:val="16"/>
-                <w:szCs w:val="16"/>
+              <w:spacing w:after="0" w:before="0" w:line="240"/>
+              <w:ind w:left="100" w:right="100" w:firstLine="0" w:firstLineChars="0"/>
+              <w:rPr>
+                <w:rFonts w:ascii="Times New Roman" w:hAnsi="Times New Roman" w:eastAsia="Times New Roman" w:cs="Times New Roman"/>
+                <w:i w:val="false"/>
+                <w:b w:val="true"/>
+                <w:u w:val="none"/>
+                <w:strike w:val="false"/>
+                <w:sz w:val="14"/>
+                <w:szCs w:val="14"/>
+                <w:color w:val="000000"/>
+              </w:rPr>
+            </w:pPr>
+            <w:r xmlns:w="http://schemas.openxmlformats.org/wordprocessingml/2006/main" xmlns:wp="http://schemas.openxmlformats.org/drawingml/2006/wordprocessingDrawing" xmlns:r="http://schemas.openxmlformats.org/officeDocument/2006/relationships" xmlns:w14="http://schemas.microsoft.com/office/word/2010/wordml">
+              <w:rPr>
+                <w:rFonts w:ascii="Times New Roman" w:hAnsi="Times New Roman" w:eastAsia="Times New Roman" w:cs="Times New Roman"/>
+                <w:i w:val="false"/>
+                <w:b w:val="true"/>
+                <w:u w:val="none"/>
+                <w:strike w:val="false"/>
+                <w:sz w:val="14"/>
+                <w:szCs w:val="14"/>
                 <w:color w:val="000000"/>
               </w:rPr>
               <w:t xml:space="preserve">97,2</w:t>
@@ -6688,28 +6688,28 @@
                 <w:left w:val="none" w:sz="0" w:space="0" w:color="000000"/>
                 <w:right w:val="none" w:sz="0" w:space="0" w:color="000000"/>
               </w:pBdr>
-              <w:spacing w:after="36" w:before="36" w:line="240"/>
-              <w:ind w:left="100" w:right="100" w:firstLine="0" w:firstLineChars="0"/>
-              <w:rPr>
-                <w:rFonts w:ascii="Times New Roman" w:hAnsi="Times New Roman" w:eastAsia="Times New Roman" w:cs="Times New Roman"/>
-                <w:i w:val="false"/>
-                <w:b w:val="true"/>
-                <w:u w:val="none"/>
-                <w:strike w:val="false"/>
-                <w:sz w:val="16"/>
-                <w:szCs w:val="16"/>
-                <w:color w:val="000000"/>
-              </w:rPr>
-            </w:pPr>
-            <w:r xmlns:w="http://schemas.openxmlformats.org/wordprocessingml/2006/main" xmlns:wp="http://schemas.openxmlformats.org/drawingml/2006/wordprocessingDrawing" xmlns:r="http://schemas.openxmlformats.org/officeDocument/2006/relationships" xmlns:w14="http://schemas.microsoft.com/office/word/2010/wordml">
-              <w:rPr>
-                <w:rFonts w:ascii="Times New Roman" w:hAnsi="Times New Roman" w:eastAsia="Times New Roman" w:cs="Times New Roman"/>
-                <w:i w:val="false"/>
-                <w:b w:val="true"/>
-                <w:u w:val="none"/>
-                <w:strike w:val="false"/>
-                <w:sz w:val="16"/>
-                <w:szCs w:val="16"/>
+              <w:spacing w:after="0" w:before="0" w:line="240"/>
+              <w:ind w:left="100" w:right="100" w:firstLine="0" w:firstLineChars="0"/>
+              <w:rPr>
+                <w:rFonts w:ascii="Times New Roman" w:hAnsi="Times New Roman" w:eastAsia="Times New Roman" w:cs="Times New Roman"/>
+                <w:i w:val="false"/>
+                <w:b w:val="true"/>
+                <w:u w:val="none"/>
+                <w:strike w:val="false"/>
+                <w:sz w:val="14"/>
+                <w:szCs w:val="14"/>
+                <w:color w:val="000000"/>
+              </w:rPr>
+            </w:pPr>
+            <w:r xmlns:w="http://schemas.openxmlformats.org/wordprocessingml/2006/main" xmlns:wp="http://schemas.openxmlformats.org/drawingml/2006/wordprocessingDrawing" xmlns:r="http://schemas.openxmlformats.org/officeDocument/2006/relationships" xmlns:w14="http://schemas.microsoft.com/office/word/2010/wordml">
+              <w:rPr>
+                <w:rFonts w:ascii="Times New Roman" w:hAnsi="Times New Roman" w:eastAsia="Times New Roman" w:cs="Times New Roman"/>
+                <w:i w:val="false"/>
+                <w:b w:val="true"/>
+                <w:u w:val="none"/>
+                <w:strike w:val="false"/>
+                <w:sz w:val="14"/>
+                <w:szCs w:val="14"/>
                 <w:color w:val="000000"/>
               </w:rPr>
               <w:t xml:space="preserve">97,8</w:t>
@@ -6742,28 +6742,28 @@
                 <w:left w:val="none" w:sz="0" w:space="0" w:color="000000"/>
                 <w:right w:val="none" w:sz="0" w:space="0" w:color="000000"/>
               </w:pBdr>
-              <w:spacing w:after="36" w:before="36" w:line="240"/>
-              <w:ind w:left="100" w:right="100" w:firstLine="0" w:firstLineChars="0"/>
-              <w:rPr>
-                <w:rFonts w:ascii="Times New Roman" w:hAnsi="Times New Roman" w:eastAsia="Times New Roman" w:cs="Times New Roman"/>
-                <w:i w:val="false"/>
-                <w:b w:val="true"/>
-                <w:u w:val="none"/>
-                <w:strike w:val="false"/>
-                <w:sz w:val="16"/>
-                <w:szCs w:val="16"/>
-                <w:color w:val="000000"/>
-              </w:rPr>
-            </w:pPr>
-            <w:r xmlns:w="http://schemas.openxmlformats.org/wordprocessingml/2006/main" xmlns:wp="http://schemas.openxmlformats.org/drawingml/2006/wordprocessingDrawing" xmlns:r="http://schemas.openxmlformats.org/officeDocument/2006/relationships" xmlns:w14="http://schemas.microsoft.com/office/word/2010/wordml">
-              <w:rPr>
-                <w:rFonts w:ascii="Times New Roman" w:hAnsi="Times New Roman" w:eastAsia="Times New Roman" w:cs="Times New Roman"/>
-                <w:i w:val="false"/>
-                <w:b w:val="true"/>
-                <w:u w:val="none"/>
-                <w:strike w:val="false"/>
-                <w:sz w:val="16"/>
-                <w:szCs w:val="16"/>
+              <w:spacing w:after="0" w:before="0" w:line="240"/>
+              <w:ind w:left="100" w:right="100" w:firstLine="0" w:firstLineChars="0"/>
+              <w:rPr>
+                <w:rFonts w:ascii="Times New Roman" w:hAnsi="Times New Roman" w:eastAsia="Times New Roman" w:cs="Times New Roman"/>
+                <w:i w:val="false"/>
+                <w:b w:val="true"/>
+                <w:u w:val="none"/>
+                <w:strike w:val="false"/>
+                <w:sz w:val="14"/>
+                <w:szCs w:val="14"/>
+                <w:color w:val="000000"/>
+              </w:rPr>
+            </w:pPr>
+            <w:r xmlns:w="http://schemas.openxmlformats.org/wordprocessingml/2006/main" xmlns:wp="http://schemas.openxmlformats.org/drawingml/2006/wordprocessingDrawing" xmlns:r="http://schemas.openxmlformats.org/officeDocument/2006/relationships" xmlns:w14="http://schemas.microsoft.com/office/word/2010/wordml">
+              <w:rPr>
+                <w:rFonts w:ascii="Times New Roman" w:hAnsi="Times New Roman" w:eastAsia="Times New Roman" w:cs="Times New Roman"/>
+                <w:i w:val="false"/>
+                <w:b w:val="true"/>
+                <w:u w:val="none"/>
+                <w:strike w:val="false"/>
+                <w:sz w:val="14"/>
+                <w:szCs w:val="14"/>
                 <w:color w:val="000000"/>
               </w:rPr>
               <w:t xml:space="preserve">2,560</w:t>
@@ -6796,28 +6796,28 @@
                 <w:left w:val="none" w:sz="0" w:space="0" w:color="000000"/>
                 <w:right w:val="none" w:sz="0" w:space="0" w:color="000000"/>
               </w:pBdr>
-              <w:spacing w:after="36" w:before="36" w:line="240"/>
-              <w:ind w:left="100" w:right="100" w:firstLine="0" w:firstLineChars="0"/>
-              <w:rPr>
-                <w:rFonts w:ascii="Times New Roman" w:hAnsi="Times New Roman" w:eastAsia="Times New Roman" w:cs="Times New Roman"/>
-                <w:i w:val="false"/>
-                <w:b w:val="true"/>
-                <w:u w:val="none"/>
-                <w:strike w:val="false"/>
-                <w:sz w:val="16"/>
-                <w:szCs w:val="16"/>
-                <w:color w:val="000000"/>
-              </w:rPr>
-            </w:pPr>
-            <w:r xmlns:w="http://schemas.openxmlformats.org/wordprocessingml/2006/main" xmlns:wp="http://schemas.openxmlformats.org/drawingml/2006/wordprocessingDrawing" xmlns:r="http://schemas.openxmlformats.org/officeDocument/2006/relationships" xmlns:w14="http://schemas.microsoft.com/office/word/2010/wordml">
-              <w:rPr>
-                <w:rFonts w:ascii="Times New Roman" w:hAnsi="Times New Roman" w:eastAsia="Times New Roman" w:cs="Times New Roman"/>
-                <w:i w:val="false"/>
-                <w:b w:val="true"/>
-                <w:u w:val="none"/>
-                <w:strike w:val="false"/>
-                <w:sz w:val="16"/>
-                <w:szCs w:val="16"/>
+              <w:spacing w:after="0" w:before="0" w:line="240"/>
+              <w:ind w:left="100" w:right="100" w:firstLine="0" w:firstLineChars="0"/>
+              <w:rPr>
+                <w:rFonts w:ascii="Times New Roman" w:hAnsi="Times New Roman" w:eastAsia="Times New Roman" w:cs="Times New Roman"/>
+                <w:i w:val="false"/>
+                <w:b w:val="true"/>
+                <w:u w:val="none"/>
+                <w:strike w:val="false"/>
+                <w:sz w:val="14"/>
+                <w:szCs w:val="14"/>
+                <w:color w:val="000000"/>
+              </w:rPr>
+            </w:pPr>
+            <w:r xmlns:w="http://schemas.openxmlformats.org/wordprocessingml/2006/main" xmlns:wp="http://schemas.openxmlformats.org/drawingml/2006/wordprocessingDrawing" xmlns:r="http://schemas.openxmlformats.org/officeDocument/2006/relationships" xmlns:w14="http://schemas.microsoft.com/office/word/2010/wordml">
+              <w:rPr>
+                <w:rFonts w:ascii="Times New Roman" w:hAnsi="Times New Roman" w:eastAsia="Times New Roman" w:cs="Times New Roman"/>
+                <w:i w:val="false"/>
+                <w:b w:val="true"/>
+                <w:u w:val="none"/>
+                <w:strike w:val="false"/>
+                <w:sz w:val="14"/>
+                <w:szCs w:val="14"/>
                 <w:color w:val="000000"/>
               </w:rPr>
               <w:t xml:space="preserve">08 - المواصلات</w:t>
@@ -6856,28 +6856,28 @@
                 <w:left w:val="none" w:sz="0" w:space="0" w:color="000000"/>
                 <w:right w:val="none" w:sz="0" w:space="0" w:color="000000"/>
               </w:pBdr>
-              <w:spacing w:after="36" w:before="36" w:line="240"/>
-              <w:ind w:left="100" w:right="100" w:firstLine="0" w:firstLineChars="0"/>
-              <w:rPr>
-                <w:rFonts w:ascii="Times New Roman" w:hAnsi="Times New Roman" w:eastAsia="Times New Roman" w:cs="Times New Roman"/>
-                <w:i w:val="false"/>
-                <w:b w:val="true"/>
-                <w:u w:val="none"/>
-                <w:strike w:val="false"/>
-                <w:sz w:val="16"/>
-                <w:szCs w:val="16"/>
-                <w:color w:val="000000"/>
-              </w:rPr>
-            </w:pPr>
-            <w:r xmlns:w="http://schemas.openxmlformats.org/wordprocessingml/2006/main" xmlns:wp="http://schemas.openxmlformats.org/drawingml/2006/wordprocessingDrawing" xmlns:r="http://schemas.openxmlformats.org/officeDocument/2006/relationships" xmlns:w14="http://schemas.microsoft.com/office/word/2010/wordml">
-              <w:rPr>
-                <w:rFonts w:ascii="Times New Roman" w:hAnsi="Times New Roman" w:eastAsia="Times New Roman" w:cs="Times New Roman"/>
-                <w:i w:val="false"/>
-                <w:b w:val="true"/>
-                <w:u w:val="none"/>
-                <w:strike w:val="false"/>
-                <w:sz w:val="16"/>
-                <w:szCs w:val="16"/>
+              <w:spacing w:after="0" w:before="0" w:line="240"/>
+              <w:ind w:left="100" w:right="100" w:firstLine="0" w:firstLineChars="0"/>
+              <w:rPr>
+                <w:rFonts w:ascii="Times New Roman" w:hAnsi="Times New Roman" w:eastAsia="Times New Roman" w:cs="Times New Roman"/>
+                <w:i w:val="false"/>
+                <w:b w:val="true"/>
+                <w:u w:val="none"/>
+                <w:strike w:val="false"/>
+                <w:sz w:val="14"/>
+                <w:szCs w:val="14"/>
+                <w:color w:val="000000"/>
+              </w:rPr>
+            </w:pPr>
+            <w:r xmlns:w="http://schemas.openxmlformats.org/wordprocessingml/2006/main" xmlns:wp="http://schemas.openxmlformats.org/drawingml/2006/wordprocessingDrawing" xmlns:r="http://schemas.openxmlformats.org/officeDocument/2006/relationships" xmlns:w14="http://schemas.microsoft.com/office/word/2010/wordml">
+              <w:rPr>
+                <w:rFonts w:ascii="Times New Roman" w:hAnsi="Times New Roman" w:eastAsia="Times New Roman" w:cs="Times New Roman"/>
+                <w:i w:val="false"/>
+                <w:b w:val="true"/>
+                <w:u w:val="none"/>
+                <w:strike w:val="false"/>
+                <w:sz w:val="14"/>
+                <w:szCs w:val="14"/>
                 <w:color w:val="000000"/>
               </w:rPr>
               <w:t xml:space="preserve">0,4</w:t>
@@ -6910,28 +6910,28 @@
                 <w:left w:val="none" w:sz="0" w:space="0" w:color="000000"/>
                 <w:right w:val="none" w:sz="0" w:space="0" w:color="000000"/>
               </w:pBdr>
-              <w:spacing w:after="36" w:before="36" w:line="240"/>
-              <w:ind w:left="100" w:right="100" w:firstLine="0" w:firstLineChars="0"/>
-              <w:rPr>
-                <w:rFonts w:ascii="Times New Roman" w:hAnsi="Times New Roman" w:eastAsia="Times New Roman" w:cs="Times New Roman"/>
-                <w:i w:val="false"/>
-                <w:b w:val="true"/>
-                <w:u w:val="none"/>
-                <w:strike w:val="false"/>
-                <w:sz w:val="16"/>
-                <w:szCs w:val="16"/>
-                <w:color w:val="000000"/>
-              </w:rPr>
-            </w:pPr>
-            <w:r xmlns:w="http://schemas.openxmlformats.org/wordprocessingml/2006/main" xmlns:wp="http://schemas.openxmlformats.org/drawingml/2006/wordprocessingDrawing" xmlns:r="http://schemas.openxmlformats.org/officeDocument/2006/relationships" xmlns:w14="http://schemas.microsoft.com/office/word/2010/wordml">
-              <w:rPr>
-                <w:rFonts w:ascii="Times New Roman" w:hAnsi="Times New Roman" w:eastAsia="Times New Roman" w:cs="Times New Roman"/>
-                <w:i w:val="false"/>
-                <w:b w:val="true"/>
-                <w:u w:val="none"/>
-                <w:strike w:val="false"/>
-                <w:sz w:val="16"/>
-                <w:szCs w:val="16"/>
+              <w:spacing w:after="0" w:before="0" w:line="240"/>
+              <w:ind w:left="100" w:right="100" w:firstLine="0" w:firstLineChars="0"/>
+              <w:rPr>
+                <w:rFonts w:ascii="Times New Roman" w:hAnsi="Times New Roman" w:eastAsia="Times New Roman" w:cs="Times New Roman"/>
+                <w:i w:val="false"/>
+                <w:b w:val="true"/>
+                <w:u w:val="none"/>
+                <w:strike w:val="false"/>
+                <w:sz w:val="14"/>
+                <w:szCs w:val="14"/>
+                <w:color w:val="000000"/>
+              </w:rPr>
+            </w:pPr>
+            <w:r xmlns:w="http://schemas.openxmlformats.org/wordprocessingml/2006/main" xmlns:wp="http://schemas.openxmlformats.org/drawingml/2006/wordprocessingDrawing" xmlns:r="http://schemas.openxmlformats.org/officeDocument/2006/relationships" xmlns:w14="http://schemas.microsoft.com/office/word/2010/wordml">
+              <w:rPr>
+                <w:rFonts w:ascii="Times New Roman" w:hAnsi="Times New Roman" w:eastAsia="Times New Roman" w:cs="Times New Roman"/>
+                <w:i w:val="false"/>
+                <w:b w:val="true"/>
+                <w:u w:val="none"/>
+                <w:strike w:val="false"/>
+                <w:sz w:val="14"/>
+                <w:szCs w:val="14"/>
                 <w:color w:val="000000"/>
               </w:rPr>
               <w:t xml:space="preserve">-0,1</w:t>
@@ -6964,28 +6964,28 @@
                 <w:left w:val="none" w:sz="0" w:space="0" w:color="000000"/>
                 <w:right w:val="none" w:sz="0" w:space="0" w:color="000000"/>
               </w:pBdr>
-              <w:spacing w:after="36" w:before="36" w:line="240"/>
-              <w:ind w:left="100" w:right="100" w:firstLine="0" w:firstLineChars="0"/>
-              <w:rPr>
-                <w:rFonts w:ascii="Times New Roman" w:hAnsi="Times New Roman" w:eastAsia="Times New Roman" w:cs="Times New Roman"/>
-                <w:i w:val="false"/>
-                <w:b w:val="true"/>
-                <w:u w:val="none"/>
-                <w:strike w:val="false"/>
-                <w:sz w:val="16"/>
-                <w:szCs w:val="16"/>
-                <w:color w:val="000000"/>
-              </w:rPr>
-            </w:pPr>
-            <w:r xmlns:w="http://schemas.openxmlformats.org/wordprocessingml/2006/main" xmlns:wp="http://schemas.openxmlformats.org/drawingml/2006/wordprocessingDrawing" xmlns:r="http://schemas.openxmlformats.org/officeDocument/2006/relationships" xmlns:w14="http://schemas.microsoft.com/office/word/2010/wordml">
-              <w:rPr>
-                <w:rFonts w:ascii="Times New Roman" w:hAnsi="Times New Roman" w:eastAsia="Times New Roman" w:cs="Times New Roman"/>
-                <w:i w:val="false"/>
-                <w:b w:val="true"/>
-                <w:u w:val="none"/>
-                <w:strike w:val="false"/>
-                <w:sz w:val="16"/>
-                <w:szCs w:val="16"/>
+              <w:spacing w:after="0" w:before="0" w:line="240"/>
+              <w:ind w:left="100" w:right="100" w:firstLine="0" w:firstLineChars="0"/>
+              <w:rPr>
+                <w:rFonts w:ascii="Times New Roman" w:hAnsi="Times New Roman" w:eastAsia="Times New Roman" w:cs="Times New Roman"/>
+                <w:i w:val="false"/>
+                <w:b w:val="true"/>
+                <w:u w:val="none"/>
+                <w:strike w:val="false"/>
+                <w:sz w:val="14"/>
+                <w:szCs w:val="14"/>
+                <w:color w:val="000000"/>
+              </w:rPr>
+            </w:pPr>
+            <w:r xmlns:w="http://schemas.openxmlformats.org/wordprocessingml/2006/main" xmlns:wp="http://schemas.openxmlformats.org/drawingml/2006/wordprocessingDrawing" xmlns:r="http://schemas.openxmlformats.org/officeDocument/2006/relationships" xmlns:w14="http://schemas.microsoft.com/office/word/2010/wordml">
+              <w:rPr>
+                <w:rFonts w:ascii="Times New Roman" w:hAnsi="Times New Roman" w:eastAsia="Times New Roman" w:cs="Times New Roman"/>
+                <w:i w:val="false"/>
+                <w:b w:val="true"/>
+                <w:u w:val="none"/>
+                <w:strike w:val="false"/>
+                <w:sz w:val="14"/>
+                <w:szCs w:val="14"/>
                 <w:color w:val="000000"/>
               </w:rPr>
               <w:t xml:space="preserve">0,0</w:t>
@@ -7018,28 +7018,28 @@
                 <w:left w:val="none" w:sz="0" w:space="0" w:color="000000"/>
                 <w:right w:val="none" w:sz="0" w:space="0" w:color="000000"/>
               </w:pBdr>
-              <w:spacing w:after="36" w:before="36" w:line="240"/>
-              <w:ind w:left="100" w:right="100" w:firstLine="0" w:firstLineChars="0"/>
-              <w:rPr>
-                <w:rFonts w:ascii="Times New Roman" w:hAnsi="Times New Roman" w:eastAsia="Times New Roman" w:cs="Times New Roman"/>
-                <w:i w:val="false"/>
-                <w:b w:val="true"/>
-                <w:u w:val="none"/>
-                <w:strike w:val="false"/>
-                <w:sz w:val="16"/>
-                <w:szCs w:val="16"/>
-                <w:color w:val="000000"/>
-              </w:rPr>
-            </w:pPr>
-            <w:r xmlns:w="http://schemas.openxmlformats.org/wordprocessingml/2006/main" xmlns:wp="http://schemas.openxmlformats.org/drawingml/2006/wordprocessingDrawing" xmlns:r="http://schemas.openxmlformats.org/officeDocument/2006/relationships" xmlns:w14="http://schemas.microsoft.com/office/word/2010/wordml">
-              <w:rPr>
-                <w:rFonts w:ascii="Times New Roman" w:hAnsi="Times New Roman" w:eastAsia="Times New Roman" w:cs="Times New Roman"/>
-                <w:i w:val="false"/>
-                <w:b w:val="true"/>
-                <w:u w:val="none"/>
-                <w:strike w:val="false"/>
-                <w:sz w:val="16"/>
-                <w:szCs w:val="16"/>
+              <w:spacing w:after="0" w:before="0" w:line="240"/>
+              <w:ind w:left="100" w:right="100" w:firstLine="0" w:firstLineChars="0"/>
+              <w:rPr>
+                <w:rFonts w:ascii="Times New Roman" w:hAnsi="Times New Roman" w:eastAsia="Times New Roman" w:cs="Times New Roman"/>
+                <w:i w:val="false"/>
+                <w:b w:val="true"/>
+                <w:u w:val="none"/>
+                <w:strike w:val="false"/>
+                <w:sz w:val="14"/>
+                <w:szCs w:val="14"/>
+                <w:color w:val="000000"/>
+              </w:rPr>
+            </w:pPr>
+            <w:r xmlns:w="http://schemas.openxmlformats.org/wordprocessingml/2006/main" xmlns:wp="http://schemas.openxmlformats.org/drawingml/2006/wordprocessingDrawing" xmlns:r="http://schemas.openxmlformats.org/officeDocument/2006/relationships" xmlns:w14="http://schemas.microsoft.com/office/word/2010/wordml">
+              <w:rPr>
+                <w:rFonts w:ascii="Times New Roman" w:hAnsi="Times New Roman" w:eastAsia="Times New Roman" w:cs="Times New Roman"/>
+                <w:i w:val="false"/>
+                <w:b w:val="true"/>
+                <w:u w:val="none"/>
+                <w:strike w:val="false"/>
+                <w:sz w:val="14"/>
+                <w:szCs w:val="14"/>
                 <w:color w:val="000000"/>
               </w:rPr>
               <w:t xml:space="preserve">106,4</w:t>
@@ -7072,28 +7072,28 @@
                 <w:left w:val="none" w:sz="0" w:space="0" w:color="000000"/>
                 <w:right w:val="none" w:sz="0" w:space="0" w:color="000000"/>
               </w:pBdr>
-              <w:spacing w:after="36" w:before="36" w:line="240"/>
-              <w:ind w:left="100" w:right="100" w:firstLine="0" w:firstLineChars="0"/>
-              <w:rPr>
-                <w:rFonts w:ascii="Times New Roman" w:hAnsi="Times New Roman" w:eastAsia="Times New Roman" w:cs="Times New Roman"/>
-                <w:i w:val="false"/>
-                <w:b w:val="true"/>
-                <w:u w:val="none"/>
-                <w:strike w:val="false"/>
-                <w:sz w:val="16"/>
-                <w:szCs w:val="16"/>
-                <w:color w:val="000000"/>
-              </w:rPr>
-            </w:pPr>
-            <w:r xmlns:w="http://schemas.openxmlformats.org/wordprocessingml/2006/main" xmlns:wp="http://schemas.openxmlformats.org/drawingml/2006/wordprocessingDrawing" xmlns:r="http://schemas.openxmlformats.org/officeDocument/2006/relationships" xmlns:w14="http://schemas.microsoft.com/office/word/2010/wordml">
-              <w:rPr>
-                <w:rFonts w:ascii="Times New Roman" w:hAnsi="Times New Roman" w:eastAsia="Times New Roman" w:cs="Times New Roman"/>
-                <w:i w:val="false"/>
-                <w:b w:val="true"/>
-                <w:u w:val="none"/>
-                <w:strike w:val="false"/>
-                <w:sz w:val="16"/>
-                <w:szCs w:val="16"/>
+              <w:spacing w:after="0" w:before="0" w:line="240"/>
+              <w:ind w:left="100" w:right="100" w:firstLine="0" w:firstLineChars="0"/>
+              <w:rPr>
+                <w:rFonts w:ascii="Times New Roman" w:hAnsi="Times New Roman" w:eastAsia="Times New Roman" w:cs="Times New Roman"/>
+                <w:i w:val="false"/>
+                <w:b w:val="true"/>
+                <w:u w:val="none"/>
+                <w:strike w:val="false"/>
+                <w:sz w:val="14"/>
+                <w:szCs w:val="14"/>
+                <w:color w:val="000000"/>
+              </w:rPr>
+            </w:pPr>
+            <w:r xmlns:w="http://schemas.openxmlformats.org/wordprocessingml/2006/main" xmlns:wp="http://schemas.openxmlformats.org/drawingml/2006/wordprocessingDrawing" xmlns:r="http://schemas.openxmlformats.org/officeDocument/2006/relationships" xmlns:w14="http://schemas.microsoft.com/office/word/2010/wordml">
+              <w:rPr>
+                <w:rFonts w:ascii="Times New Roman" w:hAnsi="Times New Roman" w:eastAsia="Times New Roman" w:cs="Times New Roman"/>
+                <w:i w:val="false"/>
+                <w:b w:val="true"/>
+                <w:u w:val="none"/>
+                <w:strike w:val="false"/>
+                <w:sz w:val="14"/>
+                <w:szCs w:val="14"/>
                 <w:color w:val="000000"/>
               </w:rPr>
               <w:t xml:space="preserve">106,4</w:t>
@@ -7126,28 +7126,28 @@
                 <w:left w:val="none" w:sz="0" w:space="0" w:color="000000"/>
                 <w:right w:val="none" w:sz="0" w:space="0" w:color="000000"/>
               </w:pBdr>
-              <w:spacing w:after="36" w:before="36" w:line="240"/>
-              <w:ind w:left="100" w:right="100" w:firstLine="0" w:firstLineChars="0"/>
-              <w:rPr>
-                <w:rFonts w:ascii="Times New Roman" w:hAnsi="Times New Roman" w:eastAsia="Times New Roman" w:cs="Times New Roman"/>
-                <w:i w:val="false"/>
-                <w:b w:val="true"/>
-                <w:u w:val="none"/>
-                <w:strike w:val="false"/>
-                <w:sz w:val="16"/>
-                <w:szCs w:val="16"/>
-                <w:color w:val="000000"/>
-              </w:rPr>
-            </w:pPr>
-            <w:r xmlns:w="http://schemas.openxmlformats.org/wordprocessingml/2006/main" xmlns:wp="http://schemas.openxmlformats.org/drawingml/2006/wordprocessingDrawing" xmlns:r="http://schemas.openxmlformats.org/officeDocument/2006/relationships" xmlns:w14="http://schemas.microsoft.com/office/word/2010/wordml">
-              <w:rPr>
-                <w:rFonts w:ascii="Times New Roman" w:hAnsi="Times New Roman" w:eastAsia="Times New Roman" w:cs="Times New Roman"/>
-                <w:i w:val="false"/>
-                <w:b w:val="true"/>
-                <w:u w:val="none"/>
-                <w:strike w:val="false"/>
-                <w:sz w:val="16"/>
-                <w:szCs w:val="16"/>
+              <w:spacing w:after="0" w:before="0" w:line="240"/>
+              <w:ind w:left="100" w:right="100" w:firstLine="0" w:firstLineChars="0"/>
+              <w:rPr>
+                <w:rFonts w:ascii="Times New Roman" w:hAnsi="Times New Roman" w:eastAsia="Times New Roman" w:cs="Times New Roman"/>
+                <w:i w:val="false"/>
+                <w:b w:val="true"/>
+                <w:u w:val="none"/>
+                <w:strike w:val="false"/>
+                <w:sz w:val="14"/>
+                <w:szCs w:val="14"/>
+                <w:color w:val="000000"/>
+              </w:rPr>
+            </w:pPr>
+            <w:r xmlns:w="http://schemas.openxmlformats.org/wordprocessingml/2006/main" xmlns:wp="http://schemas.openxmlformats.org/drawingml/2006/wordprocessingDrawing" xmlns:r="http://schemas.openxmlformats.org/officeDocument/2006/relationships" xmlns:w14="http://schemas.microsoft.com/office/word/2010/wordml">
+              <w:rPr>
+                <w:rFonts w:ascii="Times New Roman" w:hAnsi="Times New Roman" w:eastAsia="Times New Roman" w:cs="Times New Roman"/>
+                <w:i w:val="false"/>
+                <w:b w:val="true"/>
+                <w:u w:val="none"/>
+                <w:strike w:val="false"/>
+                <w:sz w:val="14"/>
+                <w:szCs w:val="14"/>
                 <w:color w:val="000000"/>
               </w:rPr>
               <w:t xml:space="preserve">106,4</w:t>
@@ -7180,28 +7180,28 @@
                 <w:left w:val="none" w:sz="0" w:space="0" w:color="000000"/>
                 <w:right w:val="none" w:sz="0" w:space="0" w:color="000000"/>
               </w:pBdr>
-              <w:spacing w:after="36" w:before="36" w:line="240"/>
-              <w:ind w:left="100" w:right="100" w:firstLine="0" w:firstLineChars="0"/>
-              <w:rPr>
-                <w:rFonts w:ascii="Times New Roman" w:hAnsi="Times New Roman" w:eastAsia="Times New Roman" w:cs="Times New Roman"/>
-                <w:i w:val="false"/>
-                <w:b w:val="true"/>
-                <w:u w:val="none"/>
-                <w:strike w:val="false"/>
-                <w:sz w:val="16"/>
-                <w:szCs w:val="16"/>
-                <w:color w:val="000000"/>
-              </w:rPr>
-            </w:pPr>
-            <w:r xmlns:w="http://schemas.openxmlformats.org/wordprocessingml/2006/main" xmlns:wp="http://schemas.openxmlformats.org/drawingml/2006/wordprocessingDrawing" xmlns:r="http://schemas.openxmlformats.org/officeDocument/2006/relationships" xmlns:w14="http://schemas.microsoft.com/office/word/2010/wordml">
-              <w:rPr>
-                <w:rFonts w:ascii="Times New Roman" w:hAnsi="Times New Roman" w:eastAsia="Times New Roman" w:cs="Times New Roman"/>
-                <w:i w:val="false"/>
-                <w:b w:val="true"/>
-                <w:u w:val="none"/>
-                <w:strike w:val="false"/>
-                <w:sz w:val="16"/>
-                <w:szCs w:val="16"/>
+              <w:spacing w:after="0" w:before="0" w:line="240"/>
+              <w:ind w:left="100" w:right="100" w:firstLine="0" w:firstLineChars="0"/>
+              <w:rPr>
+                <w:rFonts w:ascii="Times New Roman" w:hAnsi="Times New Roman" w:eastAsia="Times New Roman" w:cs="Times New Roman"/>
+                <w:i w:val="false"/>
+                <w:b w:val="true"/>
+                <w:u w:val="none"/>
+                <w:strike w:val="false"/>
+                <w:sz w:val="14"/>
+                <w:szCs w:val="14"/>
+                <w:color w:val="000000"/>
+              </w:rPr>
+            </w:pPr>
+            <w:r xmlns:w="http://schemas.openxmlformats.org/wordprocessingml/2006/main" xmlns:wp="http://schemas.openxmlformats.org/drawingml/2006/wordprocessingDrawing" xmlns:r="http://schemas.openxmlformats.org/officeDocument/2006/relationships" xmlns:w14="http://schemas.microsoft.com/office/word/2010/wordml">
+              <w:rPr>
+                <w:rFonts w:ascii="Times New Roman" w:hAnsi="Times New Roman" w:eastAsia="Times New Roman" w:cs="Times New Roman"/>
+                <w:i w:val="false"/>
+                <w:b w:val="true"/>
+                <w:u w:val="none"/>
+                <w:strike w:val="false"/>
+                <w:sz w:val="14"/>
+                <w:szCs w:val="14"/>
                 <w:color w:val="000000"/>
               </w:rPr>
               <w:t xml:space="preserve">106,5</w:t>
@@ -7234,28 +7234,28 @@
                 <w:left w:val="none" w:sz="0" w:space="0" w:color="000000"/>
                 <w:right w:val="none" w:sz="0" w:space="0" w:color="000000"/>
               </w:pBdr>
-              <w:spacing w:after="36" w:before="36" w:line="240"/>
-              <w:ind w:left="100" w:right="100" w:firstLine="0" w:firstLineChars="0"/>
-              <w:rPr>
-                <w:rFonts w:ascii="Times New Roman" w:hAnsi="Times New Roman" w:eastAsia="Times New Roman" w:cs="Times New Roman"/>
-                <w:i w:val="false"/>
-                <w:b w:val="true"/>
-                <w:u w:val="none"/>
-                <w:strike w:val="false"/>
-                <w:sz w:val="16"/>
-                <w:szCs w:val="16"/>
-                <w:color w:val="000000"/>
-              </w:rPr>
-            </w:pPr>
-            <w:r xmlns:w="http://schemas.openxmlformats.org/wordprocessingml/2006/main" xmlns:wp="http://schemas.openxmlformats.org/drawingml/2006/wordprocessingDrawing" xmlns:r="http://schemas.openxmlformats.org/officeDocument/2006/relationships" xmlns:w14="http://schemas.microsoft.com/office/word/2010/wordml">
-              <w:rPr>
-                <w:rFonts w:ascii="Times New Roman" w:hAnsi="Times New Roman" w:eastAsia="Times New Roman" w:cs="Times New Roman"/>
-                <w:i w:val="false"/>
-                <w:b w:val="true"/>
-                <w:u w:val="none"/>
-                <w:strike w:val="false"/>
-                <w:sz w:val="16"/>
-                <w:szCs w:val="16"/>
+              <w:spacing w:after="0" w:before="0" w:line="240"/>
+              <w:ind w:left="100" w:right="100" w:firstLine="0" w:firstLineChars="0"/>
+              <w:rPr>
+                <w:rFonts w:ascii="Times New Roman" w:hAnsi="Times New Roman" w:eastAsia="Times New Roman" w:cs="Times New Roman"/>
+                <w:i w:val="false"/>
+                <w:b w:val="true"/>
+                <w:u w:val="none"/>
+                <w:strike w:val="false"/>
+                <w:sz w:val="14"/>
+                <w:szCs w:val="14"/>
+                <w:color w:val="000000"/>
+              </w:rPr>
+            </w:pPr>
+            <w:r xmlns:w="http://schemas.openxmlformats.org/wordprocessingml/2006/main" xmlns:wp="http://schemas.openxmlformats.org/drawingml/2006/wordprocessingDrawing" xmlns:r="http://schemas.openxmlformats.org/officeDocument/2006/relationships" xmlns:w14="http://schemas.microsoft.com/office/word/2010/wordml">
+              <w:rPr>
+                <w:rFonts w:ascii="Times New Roman" w:hAnsi="Times New Roman" w:eastAsia="Times New Roman" w:cs="Times New Roman"/>
+                <w:i w:val="false"/>
+                <w:b w:val="true"/>
+                <w:u w:val="none"/>
+                <w:strike w:val="false"/>
+                <w:sz w:val="14"/>
+                <w:szCs w:val="14"/>
                 <w:color w:val="000000"/>
               </w:rPr>
               <w:t xml:space="preserve">106,0</w:t>
@@ -7288,28 +7288,28 @@
                 <w:left w:val="none" w:sz="0" w:space="0" w:color="000000"/>
                 <w:right w:val="none" w:sz="0" w:space="0" w:color="000000"/>
               </w:pBdr>
-              <w:spacing w:after="36" w:before="36" w:line="240"/>
-              <w:ind w:left="100" w:right="100" w:firstLine="0" w:firstLineChars="0"/>
-              <w:rPr>
-                <w:rFonts w:ascii="Times New Roman" w:hAnsi="Times New Roman" w:eastAsia="Times New Roman" w:cs="Times New Roman"/>
-                <w:i w:val="false"/>
-                <w:b w:val="true"/>
-                <w:u w:val="none"/>
-                <w:strike w:val="false"/>
-                <w:sz w:val="16"/>
-                <w:szCs w:val="16"/>
-                <w:color w:val="000000"/>
-              </w:rPr>
-            </w:pPr>
-            <w:r xmlns:w="http://schemas.openxmlformats.org/wordprocessingml/2006/main" xmlns:wp="http://schemas.openxmlformats.org/drawingml/2006/wordprocessingDrawing" xmlns:r="http://schemas.openxmlformats.org/officeDocument/2006/relationships" xmlns:w14="http://schemas.microsoft.com/office/word/2010/wordml">
-              <w:rPr>
-                <w:rFonts w:ascii="Times New Roman" w:hAnsi="Times New Roman" w:eastAsia="Times New Roman" w:cs="Times New Roman"/>
-                <w:i w:val="false"/>
-                <w:b w:val="true"/>
-                <w:u w:val="none"/>
-                <w:strike w:val="false"/>
-                <w:sz w:val="16"/>
-                <w:szCs w:val="16"/>
+              <w:spacing w:after="0" w:before="0" w:line="240"/>
+              <w:ind w:left="100" w:right="100" w:firstLine="0" w:firstLineChars="0"/>
+              <w:rPr>
+                <w:rFonts w:ascii="Times New Roman" w:hAnsi="Times New Roman" w:eastAsia="Times New Roman" w:cs="Times New Roman"/>
+                <w:i w:val="false"/>
+                <w:b w:val="true"/>
+                <w:u w:val="none"/>
+                <w:strike w:val="false"/>
+                <w:sz w:val="14"/>
+                <w:szCs w:val="14"/>
+                <w:color w:val="000000"/>
+              </w:rPr>
+            </w:pPr>
+            <w:r xmlns:w="http://schemas.openxmlformats.org/wordprocessingml/2006/main" xmlns:wp="http://schemas.openxmlformats.org/drawingml/2006/wordprocessingDrawing" xmlns:r="http://schemas.openxmlformats.org/officeDocument/2006/relationships" xmlns:w14="http://schemas.microsoft.com/office/word/2010/wordml">
+              <w:rPr>
+                <w:rFonts w:ascii="Times New Roman" w:hAnsi="Times New Roman" w:eastAsia="Times New Roman" w:cs="Times New Roman"/>
+                <w:i w:val="false"/>
+                <w:b w:val="true"/>
+                <w:u w:val="none"/>
+                <w:strike w:val="false"/>
+                <w:sz w:val="14"/>
+                <w:szCs w:val="14"/>
                 <w:color w:val="000000"/>
               </w:rPr>
               <w:t xml:space="preserve">2,432</w:t>
@@ -7342,28 +7342,28 @@
                 <w:left w:val="none" w:sz="0" w:space="0" w:color="000000"/>
                 <w:right w:val="none" w:sz="0" w:space="0" w:color="000000"/>
               </w:pBdr>
-              <w:spacing w:after="36" w:before="36" w:line="240"/>
-              <w:ind w:left="100" w:right="100" w:firstLine="0" w:firstLineChars="0"/>
-              <w:rPr>
-                <w:rFonts w:ascii="Times New Roman" w:hAnsi="Times New Roman" w:eastAsia="Times New Roman" w:cs="Times New Roman"/>
-                <w:i w:val="false"/>
-                <w:b w:val="true"/>
-                <w:u w:val="none"/>
-                <w:strike w:val="false"/>
-                <w:sz w:val="16"/>
-                <w:szCs w:val="16"/>
-                <w:color w:val="000000"/>
-              </w:rPr>
-            </w:pPr>
-            <w:r xmlns:w="http://schemas.openxmlformats.org/wordprocessingml/2006/main" xmlns:wp="http://schemas.openxmlformats.org/drawingml/2006/wordprocessingDrawing" xmlns:r="http://schemas.openxmlformats.org/officeDocument/2006/relationships" xmlns:w14="http://schemas.microsoft.com/office/word/2010/wordml">
-              <w:rPr>
-                <w:rFonts w:ascii="Times New Roman" w:hAnsi="Times New Roman" w:eastAsia="Times New Roman" w:cs="Times New Roman"/>
-                <w:i w:val="false"/>
-                <w:b w:val="true"/>
-                <w:u w:val="none"/>
-                <w:strike w:val="false"/>
-                <w:sz w:val="16"/>
-                <w:szCs w:val="16"/>
+              <w:spacing w:after="0" w:before="0" w:line="240"/>
+              <w:ind w:left="100" w:right="100" w:firstLine="0" w:firstLineChars="0"/>
+              <w:rPr>
+                <w:rFonts w:ascii="Times New Roman" w:hAnsi="Times New Roman" w:eastAsia="Times New Roman" w:cs="Times New Roman"/>
+                <w:i w:val="false"/>
+                <w:b w:val="true"/>
+                <w:u w:val="none"/>
+                <w:strike w:val="false"/>
+                <w:sz w:val="14"/>
+                <w:szCs w:val="14"/>
+                <w:color w:val="000000"/>
+              </w:rPr>
+            </w:pPr>
+            <w:r xmlns:w="http://schemas.openxmlformats.org/wordprocessingml/2006/main" xmlns:wp="http://schemas.openxmlformats.org/drawingml/2006/wordprocessingDrawing" xmlns:r="http://schemas.openxmlformats.org/officeDocument/2006/relationships" xmlns:w14="http://schemas.microsoft.com/office/word/2010/wordml">
+              <w:rPr>
+                <w:rFonts w:ascii="Times New Roman" w:hAnsi="Times New Roman" w:eastAsia="Times New Roman" w:cs="Times New Roman"/>
+                <w:i w:val="false"/>
+                <w:b w:val="true"/>
+                <w:u w:val="none"/>
+                <w:strike w:val="false"/>
+                <w:sz w:val="14"/>
+                <w:szCs w:val="14"/>
                 <w:color w:val="000000"/>
               </w:rPr>
               <w:t xml:space="preserve">09 - الترفيه والثقافة</w:t>
@@ -7402,28 +7402,28 @@
                 <w:left w:val="none" w:sz="0" w:space="0" w:color="000000"/>
                 <w:right w:val="none" w:sz="0" w:space="0" w:color="000000"/>
               </w:pBdr>
-              <w:spacing w:after="36" w:before="36" w:line="240"/>
-              <w:ind w:left="100" w:right="100" w:firstLine="0" w:firstLineChars="0"/>
-              <w:rPr>
-                <w:rFonts w:ascii="Times New Roman" w:hAnsi="Times New Roman" w:eastAsia="Times New Roman" w:cs="Times New Roman"/>
-                <w:i w:val="false"/>
-                <w:b w:val="true"/>
-                <w:u w:val="none"/>
-                <w:strike w:val="false"/>
-                <w:sz w:val="16"/>
-                <w:szCs w:val="16"/>
-                <w:color w:val="000000"/>
-              </w:rPr>
-            </w:pPr>
-            <w:r xmlns:w="http://schemas.openxmlformats.org/wordprocessingml/2006/main" xmlns:wp="http://schemas.openxmlformats.org/drawingml/2006/wordprocessingDrawing" xmlns:r="http://schemas.openxmlformats.org/officeDocument/2006/relationships" xmlns:w14="http://schemas.microsoft.com/office/word/2010/wordml">
-              <w:rPr>
-                <w:rFonts w:ascii="Times New Roman" w:hAnsi="Times New Roman" w:eastAsia="Times New Roman" w:cs="Times New Roman"/>
-                <w:i w:val="false"/>
-                <w:b w:val="true"/>
-                <w:u w:val="none"/>
-                <w:strike w:val="false"/>
-                <w:sz w:val="16"/>
-                <w:szCs w:val="16"/>
+              <w:spacing w:after="0" w:before="0" w:line="240"/>
+              <w:ind w:left="100" w:right="100" w:firstLine="0" w:firstLineChars="0"/>
+              <w:rPr>
+                <w:rFonts w:ascii="Times New Roman" w:hAnsi="Times New Roman" w:eastAsia="Times New Roman" w:cs="Times New Roman"/>
+                <w:i w:val="false"/>
+                <w:b w:val="true"/>
+                <w:u w:val="none"/>
+                <w:strike w:val="false"/>
+                <w:sz w:val="14"/>
+                <w:szCs w:val="14"/>
+                <w:color w:val="000000"/>
+              </w:rPr>
+            </w:pPr>
+            <w:r xmlns:w="http://schemas.openxmlformats.org/wordprocessingml/2006/main" xmlns:wp="http://schemas.openxmlformats.org/drawingml/2006/wordprocessingDrawing" xmlns:r="http://schemas.openxmlformats.org/officeDocument/2006/relationships" xmlns:w14="http://schemas.microsoft.com/office/word/2010/wordml">
+              <w:rPr>
+                <w:rFonts w:ascii="Times New Roman" w:hAnsi="Times New Roman" w:eastAsia="Times New Roman" w:cs="Times New Roman"/>
+                <w:i w:val="false"/>
+                <w:b w:val="true"/>
+                <w:u w:val="none"/>
+                <w:strike w:val="false"/>
+                <w:sz w:val="14"/>
+                <w:szCs w:val="14"/>
                 <w:color w:val="000000"/>
               </w:rPr>
               <w:t xml:space="preserve">10,9</w:t>
@@ -7456,28 +7456,28 @@
                 <w:left w:val="none" w:sz="0" w:space="0" w:color="000000"/>
                 <w:right w:val="none" w:sz="0" w:space="0" w:color="000000"/>
               </w:pBdr>
-              <w:spacing w:after="36" w:before="36" w:line="240"/>
-              <w:ind w:left="100" w:right="100" w:firstLine="0" w:firstLineChars="0"/>
-              <w:rPr>
-                <w:rFonts w:ascii="Times New Roman" w:hAnsi="Times New Roman" w:eastAsia="Times New Roman" w:cs="Times New Roman"/>
-                <w:i w:val="false"/>
-                <w:b w:val="true"/>
-                <w:u w:val="none"/>
-                <w:strike w:val="false"/>
-                <w:sz w:val="16"/>
-                <w:szCs w:val="16"/>
-                <w:color w:val="000000"/>
-              </w:rPr>
-            </w:pPr>
-            <w:r xmlns:w="http://schemas.openxmlformats.org/wordprocessingml/2006/main" xmlns:wp="http://schemas.openxmlformats.org/drawingml/2006/wordprocessingDrawing" xmlns:r="http://schemas.openxmlformats.org/officeDocument/2006/relationships" xmlns:w14="http://schemas.microsoft.com/office/word/2010/wordml">
-              <w:rPr>
-                <w:rFonts w:ascii="Times New Roman" w:hAnsi="Times New Roman" w:eastAsia="Times New Roman" w:cs="Times New Roman"/>
-                <w:i w:val="false"/>
-                <w:b w:val="true"/>
-                <w:u w:val="none"/>
-                <w:strike w:val="false"/>
-                <w:sz w:val="16"/>
-                <w:szCs w:val="16"/>
+              <w:spacing w:after="0" w:before="0" w:line="240"/>
+              <w:ind w:left="100" w:right="100" w:firstLine="0" w:firstLineChars="0"/>
+              <w:rPr>
+                <w:rFonts w:ascii="Times New Roman" w:hAnsi="Times New Roman" w:eastAsia="Times New Roman" w:cs="Times New Roman"/>
+                <w:i w:val="false"/>
+                <w:b w:val="true"/>
+                <w:u w:val="none"/>
+                <w:strike w:val="false"/>
+                <w:sz w:val="14"/>
+                <w:szCs w:val="14"/>
+                <w:color w:val="000000"/>
+              </w:rPr>
+            </w:pPr>
+            <w:r xmlns:w="http://schemas.openxmlformats.org/wordprocessingml/2006/main" xmlns:wp="http://schemas.openxmlformats.org/drawingml/2006/wordprocessingDrawing" xmlns:r="http://schemas.openxmlformats.org/officeDocument/2006/relationships" xmlns:w14="http://schemas.microsoft.com/office/word/2010/wordml">
+              <w:rPr>
+                <w:rFonts w:ascii="Times New Roman" w:hAnsi="Times New Roman" w:eastAsia="Times New Roman" w:cs="Times New Roman"/>
+                <w:i w:val="false"/>
+                <w:b w:val="true"/>
+                <w:u w:val="none"/>
+                <w:strike w:val="false"/>
+                <w:sz w:val="14"/>
+                <w:szCs w:val="14"/>
                 <w:color w:val="000000"/>
               </w:rPr>
               <w:t xml:space="preserve">0,0</w:t>
@@ -7510,28 +7510,28 @@
                 <w:left w:val="none" w:sz="0" w:space="0" w:color="000000"/>
                 <w:right w:val="none" w:sz="0" w:space="0" w:color="000000"/>
               </w:pBdr>
-              <w:spacing w:after="36" w:before="36" w:line="240"/>
-              <w:ind w:left="100" w:right="100" w:firstLine="0" w:firstLineChars="0"/>
-              <w:rPr>
-                <w:rFonts w:ascii="Times New Roman" w:hAnsi="Times New Roman" w:eastAsia="Times New Roman" w:cs="Times New Roman"/>
-                <w:i w:val="false"/>
-                <w:b w:val="true"/>
-                <w:u w:val="none"/>
-                <w:strike w:val="false"/>
-                <w:sz w:val="16"/>
-                <w:szCs w:val="16"/>
-                <w:color w:val="000000"/>
-              </w:rPr>
-            </w:pPr>
-            <w:r xmlns:w="http://schemas.openxmlformats.org/wordprocessingml/2006/main" xmlns:wp="http://schemas.openxmlformats.org/drawingml/2006/wordprocessingDrawing" xmlns:r="http://schemas.openxmlformats.org/officeDocument/2006/relationships" xmlns:w14="http://schemas.microsoft.com/office/word/2010/wordml">
-              <w:rPr>
-                <w:rFonts w:ascii="Times New Roman" w:hAnsi="Times New Roman" w:eastAsia="Times New Roman" w:cs="Times New Roman"/>
-                <w:i w:val="false"/>
-                <w:b w:val="true"/>
-                <w:u w:val="none"/>
-                <w:strike w:val="false"/>
-                <w:sz w:val="16"/>
-                <w:szCs w:val="16"/>
+              <w:spacing w:after="0" w:before="0" w:line="240"/>
+              <w:ind w:left="100" w:right="100" w:firstLine="0" w:firstLineChars="0"/>
+              <w:rPr>
+                <w:rFonts w:ascii="Times New Roman" w:hAnsi="Times New Roman" w:eastAsia="Times New Roman" w:cs="Times New Roman"/>
+                <w:i w:val="false"/>
+                <w:b w:val="true"/>
+                <w:u w:val="none"/>
+                <w:strike w:val="false"/>
+                <w:sz w:val="14"/>
+                <w:szCs w:val="14"/>
+                <w:color w:val="000000"/>
+              </w:rPr>
+            </w:pPr>
+            <w:r xmlns:w="http://schemas.openxmlformats.org/wordprocessingml/2006/main" xmlns:wp="http://schemas.openxmlformats.org/drawingml/2006/wordprocessingDrawing" xmlns:r="http://schemas.openxmlformats.org/officeDocument/2006/relationships" xmlns:w14="http://schemas.microsoft.com/office/word/2010/wordml">
+              <w:rPr>
+                <w:rFonts w:ascii="Times New Roman" w:hAnsi="Times New Roman" w:eastAsia="Times New Roman" w:cs="Times New Roman"/>
+                <w:i w:val="false"/>
+                <w:b w:val="true"/>
+                <w:u w:val="none"/>
+                <w:strike w:val="false"/>
+                <w:sz w:val="14"/>
+                <w:szCs w:val="14"/>
                 <w:color w:val="000000"/>
               </w:rPr>
               <w:t xml:space="preserve">0,0</w:t>
@@ -7564,28 +7564,28 @@
                 <w:left w:val="none" w:sz="0" w:space="0" w:color="000000"/>
                 <w:right w:val="none" w:sz="0" w:space="0" w:color="000000"/>
               </w:pBdr>
-              <w:spacing w:after="36" w:before="36" w:line="240"/>
-              <w:ind w:left="100" w:right="100" w:firstLine="0" w:firstLineChars="0"/>
-              <w:rPr>
-                <w:rFonts w:ascii="Times New Roman" w:hAnsi="Times New Roman" w:eastAsia="Times New Roman" w:cs="Times New Roman"/>
-                <w:i w:val="false"/>
-                <w:b w:val="true"/>
-                <w:u w:val="none"/>
-                <w:strike w:val="false"/>
-                <w:sz w:val="16"/>
-                <w:szCs w:val="16"/>
-                <w:color w:val="000000"/>
-              </w:rPr>
-            </w:pPr>
-            <w:r xmlns:w="http://schemas.openxmlformats.org/wordprocessingml/2006/main" xmlns:wp="http://schemas.openxmlformats.org/drawingml/2006/wordprocessingDrawing" xmlns:r="http://schemas.openxmlformats.org/officeDocument/2006/relationships" xmlns:w14="http://schemas.microsoft.com/office/word/2010/wordml">
-              <w:rPr>
-                <w:rFonts w:ascii="Times New Roman" w:hAnsi="Times New Roman" w:eastAsia="Times New Roman" w:cs="Times New Roman"/>
-                <w:i w:val="false"/>
-                <w:b w:val="true"/>
-                <w:u w:val="none"/>
-                <w:strike w:val="false"/>
-                <w:sz w:val="16"/>
-                <w:szCs w:val="16"/>
+              <w:spacing w:after="0" w:before="0" w:line="240"/>
+              <w:ind w:left="100" w:right="100" w:firstLine="0" w:firstLineChars="0"/>
+              <w:rPr>
+                <w:rFonts w:ascii="Times New Roman" w:hAnsi="Times New Roman" w:eastAsia="Times New Roman" w:cs="Times New Roman"/>
+                <w:i w:val="false"/>
+                <w:b w:val="true"/>
+                <w:u w:val="none"/>
+                <w:strike w:val="false"/>
+                <w:sz w:val="14"/>
+                <w:szCs w:val="14"/>
+                <w:color w:val="000000"/>
+              </w:rPr>
+            </w:pPr>
+            <w:r xmlns:w="http://schemas.openxmlformats.org/wordprocessingml/2006/main" xmlns:wp="http://schemas.openxmlformats.org/drawingml/2006/wordprocessingDrawing" xmlns:r="http://schemas.openxmlformats.org/officeDocument/2006/relationships" xmlns:w14="http://schemas.microsoft.com/office/word/2010/wordml">
+              <w:rPr>
+                <w:rFonts w:ascii="Times New Roman" w:hAnsi="Times New Roman" w:eastAsia="Times New Roman" w:cs="Times New Roman"/>
+                <w:i w:val="false"/>
+                <w:b w:val="true"/>
+                <w:u w:val="none"/>
+                <w:strike w:val="false"/>
+                <w:sz w:val="14"/>
+                <w:szCs w:val="14"/>
                 <w:color w:val="000000"/>
               </w:rPr>
               <w:t xml:space="preserve">129,5</w:t>
@@ -7618,28 +7618,28 @@
                 <w:left w:val="none" w:sz="0" w:space="0" w:color="000000"/>
                 <w:right w:val="none" w:sz="0" w:space="0" w:color="000000"/>
               </w:pBdr>
-              <w:spacing w:after="36" w:before="36" w:line="240"/>
-              <w:ind w:left="100" w:right="100" w:firstLine="0" w:firstLineChars="0"/>
-              <w:rPr>
-                <w:rFonts w:ascii="Times New Roman" w:hAnsi="Times New Roman" w:eastAsia="Times New Roman" w:cs="Times New Roman"/>
-                <w:i w:val="false"/>
-                <w:b w:val="true"/>
-                <w:u w:val="none"/>
-                <w:strike w:val="false"/>
-                <w:sz w:val="16"/>
-                <w:szCs w:val="16"/>
-                <w:color w:val="000000"/>
-              </w:rPr>
-            </w:pPr>
-            <w:r xmlns:w="http://schemas.openxmlformats.org/wordprocessingml/2006/main" xmlns:wp="http://schemas.openxmlformats.org/drawingml/2006/wordprocessingDrawing" xmlns:r="http://schemas.openxmlformats.org/officeDocument/2006/relationships" xmlns:w14="http://schemas.microsoft.com/office/word/2010/wordml">
-              <w:rPr>
-                <w:rFonts w:ascii="Times New Roman" w:hAnsi="Times New Roman" w:eastAsia="Times New Roman" w:cs="Times New Roman"/>
-                <w:i w:val="false"/>
-                <w:b w:val="true"/>
-                <w:u w:val="none"/>
-                <w:strike w:val="false"/>
-                <w:sz w:val="16"/>
-                <w:szCs w:val="16"/>
+              <w:spacing w:after="0" w:before="0" w:line="240"/>
+              <w:ind w:left="100" w:right="100" w:firstLine="0" w:firstLineChars="0"/>
+              <w:rPr>
+                <w:rFonts w:ascii="Times New Roman" w:hAnsi="Times New Roman" w:eastAsia="Times New Roman" w:cs="Times New Roman"/>
+                <w:i w:val="false"/>
+                <w:b w:val="true"/>
+                <w:u w:val="none"/>
+                <w:strike w:val="false"/>
+                <w:sz w:val="14"/>
+                <w:szCs w:val="14"/>
+                <w:color w:val="000000"/>
+              </w:rPr>
+            </w:pPr>
+            <w:r xmlns:w="http://schemas.openxmlformats.org/wordprocessingml/2006/main" xmlns:wp="http://schemas.openxmlformats.org/drawingml/2006/wordprocessingDrawing" xmlns:r="http://schemas.openxmlformats.org/officeDocument/2006/relationships" xmlns:w14="http://schemas.microsoft.com/office/word/2010/wordml">
+              <w:rPr>
+                <w:rFonts w:ascii="Times New Roman" w:hAnsi="Times New Roman" w:eastAsia="Times New Roman" w:cs="Times New Roman"/>
+                <w:i w:val="false"/>
+                <w:b w:val="true"/>
+                <w:u w:val="none"/>
+                <w:strike w:val="false"/>
+                <w:sz w:val="14"/>
+                <w:szCs w:val="14"/>
                 <w:color w:val="000000"/>
               </w:rPr>
               <w:t xml:space="preserve">129,5</w:t>
@@ -7672,28 +7672,28 @@
                 <w:left w:val="none" w:sz="0" w:space="0" w:color="000000"/>
                 <w:right w:val="none" w:sz="0" w:space="0" w:color="000000"/>
               </w:pBdr>
-              <w:spacing w:after="36" w:before="36" w:line="240"/>
-              <w:ind w:left="100" w:right="100" w:firstLine="0" w:firstLineChars="0"/>
-              <w:rPr>
-                <w:rFonts w:ascii="Times New Roman" w:hAnsi="Times New Roman" w:eastAsia="Times New Roman" w:cs="Times New Roman"/>
-                <w:i w:val="false"/>
-                <w:b w:val="true"/>
-                <w:u w:val="none"/>
-                <w:strike w:val="false"/>
-                <w:sz w:val="16"/>
-                <w:szCs w:val="16"/>
-                <w:color w:val="000000"/>
-              </w:rPr>
-            </w:pPr>
-            <w:r xmlns:w="http://schemas.openxmlformats.org/wordprocessingml/2006/main" xmlns:wp="http://schemas.openxmlformats.org/drawingml/2006/wordprocessingDrawing" xmlns:r="http://schemas.openxmlformats.org/officeDocument/2006/relationships" xmlns:w14="http://schemas.microsoft.com/office/word/2010/wordml">
-              <w:rPr>
-                <w:rFonts w:ascii="Times New Roman" w:hAnsi="Times New Roman" w:eastAsia="Times New Roman" w:cs="Times New Roman"/>
-                <w:i w:val="false"/>
-                <w:b w:val="true"/>
-                <w:u w:val="none"/>
-                <w:strike w:val="false"/>
-                <w:sz w:val="16"/>
-                <w:szCs w:val="16"/>
+              <w:spacing w:after="0" w:before="0" w:line="240"/>
+              <w:ind w:left="100" w:right="100" w:firstLine="0" w:firstLineChars="0"/>
+              <w:rPr>
+                <w:rFonts w:ascii="Times New Roman" w:hAnsi="Times New Roman" w:eastAsia="Times New Roman" w:cs="Times New Roman"/>
+                <w:i w:val="false"/>
+                <w:b w:val="true"/>
+                <w:u w:val="none"/>
+                <w:strike w:val="false"/>
+                <w:sz w:val="14"/>
+                <w:szCs w:val="14"/>
+                <w:color w:val="000000"/>
+              </w:rPr>
+            </w:pPr>
+            <w:r xmlns:w="http://schemas.openxmlformats.org/wordprocessingml/2006/main" xmlns:wp="http://schemas.openxmlformats.org/drawingml/2006/wordprocessingDrawing" xmlns:r="http://schemas.openxmlformats.org/officeDocument/2006/relationships" xmlns:w14="http://schemas.microsoft.com/office/word/2010/wordml">
+              <w:rPr>
+                <w:rFonts w:ascii="Times New Roman" w:hAnsi="Times New Roman" w:eastAsia="Times New Roman" w:cs="Times New Roman"/>
+                <w:i w:val="false"/>
+                <w:b w:val="true"/>
+                <w:u w:val="none"/>
+                <w:strike w:val="false"/>
+                <w:sz w:val="14"/>
+                <w:szCs w:val="14"/>
                 <w:color w:val="000000"/>
               </w:rPr>
               <w:t xml:space="preserve">129,5</w:t>
@@ -7726,28 +7726,28 @@
                 <w:left w:val="none" w:sz="0" w:space="0" w:color="000000"/>
                 <w:right w:val="none" w:sz="0" w:space="0" w:color="000000"/>
               </w:pBdr>
-              <w:spacing w:after="36" w:before="36" w:line="240"/>
-              <w:ind w:left="100" w:right="100" w:firstLine="0" w:firstLineChars="0"/>
-              <w:rPr>
-                <w:rFonts w:ascii="Times New Roman" w:hAnsi="Times New Roman" w:eastAsia="Times New Roman" w:cs="Times New Roman"/>
-                <w:i w:val="false"/>
-                <w:b w:val="true"/>
-                <w:u w:val="none"/>
-                <w:strike w:val="false"/>
-                <w:sz w:val="16"/>
-                <w:szCs w:val="16"/>
-                <w:color w:val="000000"/>
-              </w:rPr>
-            </w:pPr>
-            <w:r xmlns:w="http://schemas.openxmlformats.org/wordprocessingml/2006/main" xmlns:wp="http://schemas.openxmlformats.org/drawingml/2006/wordprocessingDrawing" xmlns:r="http://schemas.openxmlformats.org/officeDocument/2006/relationships" xmlns:w14="http://schemas.microsoft.com/office/word/2010/wordml">
-              <w:rPr>
-                <w:rFonts w:ascii="Times New Roman" w:hAnsi="Times New Roman" w:eastAsia="Times New Roman" w:cs="Times New Roman"/>
-                <w:i w:val="false"/>
-                <w:b w:val="true"/>
-                <w:u w:val="none"/>
-                <w:strike w:val="false"/>
-                <w:sz w:val="16"/>
-                <w:szCs w:val="16"/>
+              <w:spacing w:after="0" w:before="0" w:line="240"/>
+              <w:ind w:left="100" w:right="100" w:firstLine="0" w:firstLineChars="0"/>
+              <w:rPr>
+                <w:rFonts w:ascii="Times New Roman" w:hAnsi="Times New Roman" w:eastAsia="Times New Roman" w:cs="Times New Roman"/>
+                <w:i w:val="false"/>
+                <w:b w:val="true"/>
+                <w:u w:val="none"/>
+                <w:strike w:val="false"/>
+                <w:sz w:val="14"/>
+                <w:szCs w:val="14"/>
+                <w:color w:val="000000"/>
+              </w:rPr>
+            </w:pPr>
+            <w:r xmlns:w="http://schemas.openxmlformats.org/wordprocessingml/2006/main" xmlns:wp="http://schemas.openxmlformats.org/drawingml/2006/wordprocessingDrawing" xmlns:r="http://schemas.openxmlformats.org/officeDocument/2006/relationships" xmlns:w14="http://schemas.microsoft.com/office/word/2010/wordml">
+              <w:rPr>
+                <w:rFonts w:ascii="Times New Roman" w:hAnsi="Times New Roman" w:eastAsia="Times New Roman" w:cs="Times New Roman"/>
+                <w:i w:val="false"/>
+                <w:b w:val="true"/>
+                <w:u w:val="none"/>
+                <w:strike w:val="false"/>
+                <w:sz w:val="14"/>
+                <w:szCs w:val="14"/>
                 <w:color w:val="000000"/>
               </w:rPr>
               <w:t xml:space="preserve">129,5</w:t>
@@ -7780,28 +7780,28 @@
                 <w:left w:val="none" w:sz="0" w:space="0" w:color="000000"/>
                 <w:right w:val="none" w:sz="0" w:space="0" w:color="000000"/>
               </w:pBdr>
-              <w:spacing w:after="36" w:before="36" w:line="240"/>
-              <w:ind w:left="100" w:right="100" w:firstLine="0" w:firstLineChars="0"/>
-              <w:rPr>
-                <w:rFonts w:ascii="Times New Roman" w:hAnsi="Times New Roman" w:eastAsia="Times New Roman" w:cs="Times New Roman"/>
-                <w:i w:val="false"/>
-                <w:b w:val="true"/>
-                <w:u w:val="none"/>
-                <w:strike w:val="false"/>
-                <w:sz w:val="16"/>
-                <w:szCs w:val="16"/>
-                <w:color w:val="000000"/>
-              </w:rPr>
-            </w:pPr>
-            <w:r xmlns:w="http://schemas.openxmlformats.org/wordprocessingml/2006/main" xmlns:wp="http://schemas.openxmlformats.org/drawingml/2006/wordprocessingDrawing" xmlns:r="http://schemas.openxmlformats.org/officeDocument/2006/relationships" xmlns:w14="http://schemas.microsoft.com/office/word/2010/wordml">
-              <w:rPr>
-                <w:rFonts w:ascii="Times New Roman" w:hAnsi="Times New Roman" w:eastAsia="Times New Roman" w:cs="Times New Roman"/>
-                <w:i w:val="false"/>
-                <w:b w:val="true"/>
-                <w:u w:val="none"/>
-                <w:strike w:val="false"/>
-                <w:sz w:val="16"/>
-                <w:szCs w:val="16"/>
+              <w:spacing w:after="0" w:before="0" w:line="240"/>
+              <w:ind w:left="100" w:right="100" w:firstLine="0" w:firstLineChars="0"/>
+              <w:rPr>
+                <w:rFonts w:ascii="Times New Roman" w:hAnsi="Times New Roman" w:eastAsia="Times New Roman" w:cs="Times New Roman"/>
+                <w:i w:val="false"/>
+                <w:b w:val="true"/>
+                <w:u w:val="none"/>
+                <w:strike w:val="false"/>
+                <w:sz w:val="14"/>
+                <w:szCs w:val="14"/>
+                <w:color w:val="000000"/>
+              </w:rPr>
+            </w:pPr>
+            <w:r xmlns:w="http://schemas.openxmlformats.org/wordprocessingml/2006/main" xmlns:wp="http://schemas.openxmlformats.org/drawingml/2006/wordprocessingDrawing" xmlns:r="http://schemas.openxmlformats.org/officeDocument/2006/relationships" xmlns:w14="http://schemas.microsoft.com/office/word/2010/wordml">
+              <w:rPr>
+                <w:rFonts w:ascii="Times New Roman" w:hAnsi="Times New Roman" w:eastAsia="Times New Roman" w:cs="Times New Roman"/>
+                <w:i w:val="false"/>
+                <w:b w:val="true"/>
+                <w:u w:val="none"/>
+                <w:strike w:val="false"/>
+                <w:sz w:val="14"/>
+                <w:szCs w:val="14"/>
                 <w:color w:val="000000"/>
               </w:rPr>
               <w:t xml:space="preserve">116,8</w:t>
@@ -7834,28 +7834,28 @@
                 <w:left w:val="none" w:sz="0" w:space="0" w:color="000000"/>
                 <w:right w:val="none" w:sz="0" w:space="0" w:color="000000"/>
               </w:pBdr>
-              <w:spacing w:after="36" w:before="36" w:line="240"/>
-              <w:ind w:left="100" w:right="100" w:firstLine="0" w:firstLineChars="0"/>
-              <w:rPr>
-                <w:rFonts w:ascii="Times New Roman" w:hAnsi="Times New Roman" w:eastAsia="Times New Roman" w:cs="Times New Roman"/>
-                <w:i w:val="false"/>
-                <w:b w:val="true"/>
-                <w:u w:val="none"/>
-                <w:strike w:val="false"/>
-                <w:sz w:val="16"/>
-                <w:szCs w:val="16"/>
-                <w:color w:val="000000"/>
-              </w:rPr>
-            </w:pPr>
-            <w:r xmlns:w="http://schemas.openxmlformats.org/wordprocessingml/2006/main" xmlns:wp="http://schemas.openxmlformats.org/drawingml/2006/wordprocessingDrawing" xmlns:r="http://schemas.openxmlformats.org/officeDocument/2006/relationships" xmlns:w14="http://schemas.microsoft.com/office/word/2010/wordml">
-              <w:rPr>
-                <w:rFonts w:ascii="Times New Roman" w:hAnsi="Times New Roman" w:eastAsia="Times New Roman" w:cs="Times New Roman"/>
-                <w:i w:val="false"/>
-                <w:b w:val="true"/>
-                <w:u w:val="none"/>
-                <w:strike w:val="false"/>
-                <w:sz w:val="16"/>
-                <w:szCs w:val="16"/>
+              <w:spacing w:after="0" w:before="0" w:line="240"/>
+              <w:ind w:left="100" w:right="100" w:firstLine="0" w:firstLineChars="0"/>
+              <w:rPr>
+                <w:rFonts w:ascii="Times New Roman" w:hAnsi="Times New Roman" w:eastAsia="Times New Roman" w:cs="Times New Roman"/>
+                <w:i w:val="false"/>
+                <w:b w:val="true"/>
+                <w:u w:val="none"/>
+                <w:strike w:val="false"/>
+                <w:sz w:val="14"/>
+                <w:szCs w:val="14"/>
+                <w:color w:val="000000"/>
+              </w:rPr>
+            </w:pPr>
+            <w:r xmlns:w="http://schemas.openxmlformats.org/wordprocessingml/2006/main" xmlns:wp="http://schemas.openxmlformats.org/drawingml/2006/wordprocessingDrawing" xmlns:r="http://schemas.openxmlformats.org/officeDocument/2006/relationships" xmlns:w14="http://schemas.microsoft.com/office/word/2010/wordml">
+              <w:rPr>
+                <w:rFonts w:ascii="Times New Roman" w:hAnsi="Times New Roman" w:eastAsia="Times New Roman" w:cs="Times New Roman"/>
+                <w:i w:val="false"/>
+                <w:b w:val="true"/>
+                <w:u w:val="none"/>
+                <w:strike w:val="false"/>
+                <w:sz w:val="14"/>
+                <w:szCs w:val="14"/>
                 <w:color w:val="000000"/>
               </w:rPr>
               <w:t xml:space="preserve">5,358</w:t>
@@ -7888,28 +7888,28 @@
                 <w:left w:val="none" w:sz="0" w:space="0" w:color="000000"/>
                 <w:right w:val="none" w:sz="0" w:space="0" w:color="000000"/>
               </w:pBdr>
-              <w:spacing w:after="36" w:before="36" w:line="240"/>
-              <w:ind w:left="100" w:right="100" w:firstLine="0" w:firstLineChars="0"/>
-              <w:rPr>
-                <w:rFonts w:ascii="Times New Roman" w:hAnsi="Times New Roman" w:eastAsia="Times New Roman" w:cs="Times New Roman"/>
-                <w:i w:val="false"/>
-                <w:b w:val="true"/>
-                <w:u w:val="none"/>
-                <w:strike w:val="false"/>
-                <w:sz w:val="16"/>
-                <w:szCs w:val="16"/>
-                <w:color w:val="000000"/>
-              </w:rPr>
-            </w:pPr>
-            <w:r xmlns:w="http://schemas.openxmlformats.org/wordprocessingml/2006/main" xmlns:wp="http://schemas.openxmlformats.org/drawingml/2006/wordprocessingDrawing" xmlns:r="http://schemas.openxmlformats.org/officeDocument/2006/relationships" xmlns:w14="http://schemas.microsoft.com/office/word/2010/wordml">
-              <w:rPr>
-                <w:rFonts w:ascii="Times New Roman" w:hAnsi="Times New Roman" w:eastAsia="Times New Roman" w:cs="Times New Roman"/>
-                <w:i w:val="false"/>
-                <w:b w:val="true"/>
-                <w:u w:val="none"/>
-                <w:strike w:val="false"/>
-                <w:sz w:val="16"/>
-                <w:szCs w:val="16"/>
+              <w:spacing w:after="0" w:before="0" w:line="240"/>
+              <w:ind w:left="100" w:right="100" w:firstLine="0" w:firstLineChars="0"/>
+              <w:rPr>
+                <w:rFonts w:ascii="Times New Roman" w:hAnsi="Times New Roman" w:eastAsia="Times New Roman" w:cs="Times New Roman"/>
+                <w:i w:val="false"/>
+                <w:b w:val="true"/>
+                <w:u w:val="none"/>
+                <w:strike w:val="false"/>
+                <w:sz w:val="14"/>
+                <w:szCs w:val="14"/>
+                <w:color w:val="000000"/>
+              </w:rPr>
+            </w:pPr>
+            <w:r xmlns:w="http://schemas.openxmlformats.org/wordprocessingml/2006/main" xmlns:wp="http://schemas.openxmlformats.org/drawingml/2006/wordprocessingDrawing" xmlns:r="http://schemas.openxmlformats.org/officeDocument/2006/relationships" xmlns:w14="http://schemas.microsoft.com/office/word/2010/wordml">
+              <w:rPr>
+                <w:rFonts w:ascii="Times New Roman" w:hAnsi="Times New Roman" w:eastAsia="Times New Roman" w:cs="Times New Roman"/>
+                <w:i w:val="false"/>
+                <w:b w:val="true"/>
+                <w:u w:val="none"/>
+                <w:strike w:val="false"/>
+                <w:sz w:val="14"/>
+                <w:szCs w:val="14"/>
                 <w:color w:val="000000"/>
               </w:rPr>
               <w:t xml:space="preserve">10 - التعليم</w:t>
@@ -7948,28 +7948,28 @@
                 <w:left w:val="none" w:sz="0" w:space="0" w:color="000000"/>
                 <w:right w:val="none" w:sz="0" w:space="0" w:color="000000"/>
               </w:pBdr>
-              <w:spacing w:after="36" w:before="36" w:line="240"/>
-              <w:ind w:left="100" w:right="100" w:firstLine="0" w:firstLineChars="0"/>
-              <w:rPr>
-                <w:rFonts w:ascii="Times New Roman" w:hAnsi="Times New Roman" w:eastAsia="Times New Roman" w:cs="Times New Roman"/>
-                <w:i w:val="false"/>
-                <w:b w:val="true"/>
-                <w:u w:val="none"/>
-                <w:strike w:val="false"/>
-                <w:sz w:val="16"/>
-                <w:szCs w:val="16"/>
-                <w:color w:val="000000"/>
-              </w:rPr>
-            </w:pPr>
-            <w:r xmlns:w="http://schemas.openxmlformats.org/wordprocessingml/2006/main" xmlns:wp="http://schemas.openxmlformats.org/drawingml/2006/wordprocessingDrawing" xmlns:r="http://schemas.openxmlformats.org/officeDocument/2006/relationships" xmlns:w14="http://schemas.microsoft.com/office/word/2010/wordml">
-              <w:rPr>
-                <w:rFonts w:ascii="Times New Roman" w:hAnsi="Times New Roman" w:eastAsia="Times New Roman" w:cs="Times New Roman"/>
-                <w:i w:val="false"/>
-                <w:b w:val="true"/>
-                <w:u w:val="none"/>
-                <w:strike w:val="false"/>
-                <w:sz w:val="16"/>
-                <w:szCs w:val="16"/>
+              <w:spacing w:after="0" w:before="0" w:line="240"/>
+              <w:ind w:left="100" w:right="100" w:firstLine="0" w:firstLineChars="0"/>
+              <w:rPr>
+                <w:rFonts w:ascii="Times New Roman" w:hAnsi="Times New Roman" w:eastAsia="Times New Roman" w:cs="Times New Roman"/>
+                <w:i w:val="false"/>
+                <w:b w:val="true"/>
+                <w:u w:val="none"/>
+                <w:strike w:val="false"/>
+                <w:sz w:val="14"/>
+                <w:szCs w:val="14"/>
+                <w:color w:val="000000"/>
+              </w:rPr>
+            </w:pPr>
+            <w:r xmlns:w="http://schemas.openxmlformats.org/wordprocessingml/2006/main" xmlns:wp="http://schemas.openxmlformats.org/drawingml/2006/wordprocessingDrawing" xmlns:r="http://schemas.openxmlformats.org/officeDocument/2006/relationships" xmlns:w14="http://schemas.microsoft.com/office/word/2010/wordml">
+              <w:rPr>
+                <w:rFonts w:ascii="Times New Roman" w:hAnsi="Times New Roman" w:eastAsia="Times New Roman" w:cs="Times New Roman"/>
+                <w:i w:val="false"/>
+                <w:b w:val="true"/>
+                <w:u w:val="none"/>
+                <w:strike w:val="false"/>
+                <w:sz w:val="14"/>
+                <w:szCs w:val="14"/>
                 <w:color w:val="000000"/>
               </w:rPr>
               <w:t xml:space="preserve">1,3</w:t>
@@ -8002,28 +8002,28 @@
                 <w:left w:val="none" w:sz="0" w:space="0" w:color="000000"/>
                 <w:right w:val="none" w:sz="0" w:space="0" w:color="000000"/>
               </w:pBdr>
-              <w:spacing w:after="36" w:before="36" w:line="240"/>
-              <w:ind w:left="100" w:right="100" w:firstLine="0" w:firstLineChars="0"/>
-              <w:rPr>
-                <w:rFonts w:ascii="Times New Roman" w:hAnsi="Times New Roman" w:eastAsia="Times New Roman" w:cs="Times New Roman"/>
-                <w:i w:val="false"/>
-                <w:b w:val="true"/>
-                <w:u w:val="none"/>
-                <w:strike w:val="false"/>
-                <w:sz w:val="16"/>
-                <w:szCs w:val="16"/>
-                <w:color w:val="000000"/>
-              </w:rPr>
-            </w:pPr>
-            <w:r xmlns:w="http://schemas.openxmlformats.org/wordprocessingml/2006/main" xmlns:wp="http://schemas.openxmlformats.org/drawingml/2006/wordprocessingDrawing" xmlns:r="http://schemas.openxmlformats.org/officeDocument/2006/relationships" xmlns:w14="http://schemas.microsoft.com/office/word/2010/wordml">
-              <w:rPr>
-                <w:rFonts w:ascii="Times New Roman" w:hAnsi="Times New Roman" w:eastAsia="Times New Roman" w:cs="Times New Roman"/>
-                <w:i w:val="false"/>
-                <w:b w:val="true"/>
-                <w:u w:val="none"/>
-                <w:strike w:val="false"/>
-                <w:sz w:val="16"/>
-                <w:szCs w:val="16"/>
+              <w:spacing w:after="0" w:before="0" w:line="240"/>
+              <w:ind w:left="100" w:right="100" w:firstLine="0" w:firstLineChars="0"/>
+              <w:rPr>
+                <w:rFonts w:ascii="Times New Roman" w:hAnsi="Times New Roman" w:eastAsia="Times New Roman" w:cs="Times New Roman"/>
+                <w:i w:val="false"/>
+                <w:b w:val="true"/>
+                <w:u w:val="none"/>
+                <w:strike w:val="false"/>
+                <w:sz w:val="14"/>
+                <w:szCs w:val="14"/>
+                <w:color w:val="000000"/>
+              </w:rPr>
+            </w:pPr>
+            <w:r xmlns:w="http://schemas.openxmlformats.org/wordprocessingml/2006/main" xmlns:wp="http://schemas.openxmlformats.org/drawingml/2006/wordprocessingDrawing" xmlns:r="http://schemas.openxmlformats.org/officeDocument/2006/relationships" xmlns:w14="http://schemas.microsoft.com/office/word/2010/wordml">
+              <w:rPr>
+                <w:rFonts w:ascii="Times New Roman" w:hAnsi="Times New Roman" w:eastAsia="Times New Roman" w:cs="Times New Roman"/>
+                <w:i w:val="false"/>
+                <w:b w:val="true"/>
+                <w:u w:val="none"/>
+                <w:strike w:val="false"/>
+                <w:sz w:val="14"/>
+                <w:szCs w:val="14"/>
                 <w:color w:val="000000"/>
               </w:rPr>
               <w:t xml:space="preserve">0,5</w:t>
@@ -8056,28 +8056,28 @@
                 <w:left w:val="none" w:sz="0" w:space="0" w:color="000000"/>
                 <w:right w:val="none" w:sz="0" w:space="0" w:color="000000"/>
               </w:pBdr>
-              <w:spacing w:after="36" w:before="36" w:line="240"/>
-              <w:ind w:left="100" w:right="100" w:firstLine="0" w:firstLineChars="0"/>
-              <w:rPr>
-                <w:rFonts w:ascii="Times New Roman" w:hAnsi="Times New Roman" w:eastAsia="Times New Roman" w:cs="Times New Roman"/>
-                <w:i w:val="false"/>
-                <w:b w:val="true"/>
-                <w:u w:val="none"/>
-                <w:strike w:val="false"/>
-                <w:sz w:val="16"/>
-                <w:szCs w:val="16"/>
-                <w:color w:val="000000"/>
-              </w:rPr>
-            </w:pPr>
-            <w:r xmlns:w="http://schemas.openxmlformats.org/wordprocessingml/2006/main" xmlns:wp="http://schemas.openxmlformats.org/drawingml/2006/wordprocessingDrawing" xmlns:r="http://schemas.openxmlformats.org/officeDocument/2006/relationships" xmlns:w14="http://schemas.microsoft.com/office/word/2010/wordml">
-              <w:rPr>
-                <w:rFonts w:ascii="Times New Roman" w:hAnsi="Times New Roman" w:eastAsia="Times New Roman" w:cs="Times New Roman"/>
-                <w:i w:val="false"/>
-                <w:b w:val="true"/>
-                <w:u w:val="none"/>
-                <w:strike w:val="false"/>
-                <w:sz w:val="16"/>
-                <w:szCs w:val="16"/>
+              <w:spacing w:after="0" w:before="0" w:line="240"/>
+              <w:ind w:left="100" w:right="100" w:firstLine="0" w:firstLineChars="0"/>
+              <w:rPr>
+                <w:rFonts w:ascii="Times New Roman" w:hAnsi="Times New Roman" w:eastAsia="Times New Roman" w:cs="Times New Roman"/>
+                <w:i w:val="false"/>
+                <w:b w:val="true"/>
+                <w:u w:val="none"/>
+                <w:strike w:val="false"/>
+                <w:sz w:val="14"/>
+                <w:szCs w:val="14"/>
+                <w:color w:val="000000"/>
+              </w:rPr>
+            </w:pPr>
+            <w:r xmlns:w="http://schemas.openxmlformats.org/wordprocessingml/2006/main" xmlns:wp="http://schemas.openxmlformats.org/drawingml/2006/wordprocessingDrawing" xmlns:r="http://schemas.openxmlformats.org/officeDocument/2006/relationships" xmlns:w14="http://schemas.microsoft.com/office/word/2010/wordml">
+              <w:rPr>
+                <w:rFonts w:ascii="Times New Roman" w:hAnsi="Times New Roman" w:eastAsia="Times New Roman" w:cs="Times New Roman"/>
+                <w:i w:val="false"/>
+                <w:b w:val="true"/>
+                <w:u w:val="none"/>
+                <w:strike w:val="false"/>
+                <w:sz w:val="14"/>
+                <w:szCs w:val="14"/>
                 <w:color w:val="000000"/>
               </w:rPr>
               <w:t xml:space="preserve">0,0</w:t>
@@ -8110,28 +8110,28 @@
                 <w:left w:val="none" w:sz="0" w:space="0" w:color="000000"/>
                 <w:right w:val="none" w:sz="0" w:space="0" w:color="000000"/>
               </w:pBdr>
-              <w:spacing w:after="36" w:before="36" w:line="240"/>
-              <w:ind w:left="100" w:right="100" w:firstLine="0" w:firstLineChars="0"/>
-              <w:rPr>
-                <w:rFonts w:ascii="Times New Roman" w:hAnsi="Times New Roman" w:eastAsia="Times New Roman" w:cs="Times New Roman"/>
-                <w:i w:val="false"/>
-                <w:b w:val="true"/>
-                <w:u w:val="none"/>
-                <w:strike w:val="false"/>
-                <w:sz w:val="16"/>
-                <w:szCs w:val="16"/>
-                <w:color w:val="000000"/>
-              </w:rPr>
-            </w:pPr>
-            <w:r xmlns:w="http://schemas.openxmlformats.org/wordprocessingml/2006/main" xmlns:wp="http://schemas.openxmlformats.org/drawingml/2006/wordprocessingDrawing" xmlns:r="http://schemas.openxmlformats.org/officeDocument/2006/relationships" xmlns:w14="http://schemas.microsoft.com/office/word/2010/wordml">
-              <w:rPr>
-                <w:rFonts w:ascii="Times New Roman" w:hAnsi="Times New Roman" w:eastAsia="Times New Roman" w:cs="Times New Roman"/>
-                <w:i w:val="false"/>
-                <w:b w:val="true"/>
-                <w:u w:val="none"/>
-                <w:strike w:val="false"/>
-                <w:sz w:val="16"/>
-                <w:szCs w:val="16"/>
+              <w:spacing w:after="0" w:before="0" w:line="240"/>
+              <w:ind w:left="100" w:right="100" w:firstLine="0" w:firstLineChars="0"/>
+              <w:rPr>
+                <w:rFonts w:ascii="Times New Roman" w:hAnsi="Times New Roman" w:eastAsia="Times New Roman" w:cs="Times New Roman"/>
+                <w:i w:val="false"/>
+                <w:b w:val="true"/>
+                <w:u w:val="none"/>
+                <w:strike w:val="false"/>
+                <w:sz w:val="14"/>
+                <w:szCs w:val="14"/>
+                <w:color w:val="000000"/>
+              </w:rPr>
+            </w:pPr>
+            <w:r xmlns:w="http://schemas.openxmlformats.org/wordprocessingml/2006/main" xmlns:wp="http://schemas.openxmlformats.org/drawingml/2006/wordprocessingDrawing" xmlns:r="http://schemas.openxmlformats.org/officeDocument/2006/relationships" xmlns:w14="http://schemas.microsoft.com/office/word/2010/wordml">
+              <w:rPr>
+                <w:rFonts w:ascii="Times New Roman" w:hAnsi="Times New Roman" w:eastAsia="Times New Roman" w:cs="Times New Roman"/>
+                <w:i w:val="false"/>
+                <w:b w:val="true"/>
+                <w:u w:val="none"/>
+                <w:strike w:val="false"/>
+                <w:sz w:val="14"/>
+                <w:szCs w:val="14"/>
                 <w:color w:val="000000"/>
               </w:rPr>
               <w:t xml:space="preserve">116,6</w:t>
@@ -8164,28 +8164,28 @@
                 <w:left w:val="none" w:sz="0" w:space="0" w:color="000000"/>
                 <w:right w:val="none" w:sz="0" w:space="0" w:color="000000"/>
               </w:pBdr>
-              <w:spacing w:after="36" w:before="36" w:line="240"/>
-              <w:ind w:left="100" w:right="100" w:firstLine="0" w:firstLineChars="0"/>
-              <w:rPr>
-                <w:rFonts w:ascii="Times New Roman" w:hAnsi="Times New Roman" w:eastAsia="Times New Roman" w:cs="Times New Roman"/>
-                <w:i w:val="false"/>
-                <w:b w:val="true"/>
-                <w:u w:val="none"/>
-                <w:strike w:val="false"/>
-                <w:sz w:val="16"/>
-                <w:szCs w:val="16"/>
-                <w:color w:val="000000"/>
-              </w:rPr>
-            </w:pPr>
-            <w:r xmlns:w="http://schemas.openxmlformats.org/wordprocessingml/2006/main" xmlns:wp="http://schemas.openxmlformats.org/drawingml/2006/wordprocessingDrawing" xmlns:r="http://schemas.openxmlformats.org/officeDocument/2006/relationships" xmlns:w14="http://schemas.microsoft.com/office/word/2010/wordml">
-              <w:rPr>
-                <w:rFonts w:ascii="Times New Roman" w:hAnsi="Times New Roman" w:eastAsia="Times New Roman" w:cs="Times New Roman"/>
-                <w:i w:val="false"/>
-                <w:b w:val="true"/>
-                <w:u w:val="none"/>
-                <w:strike w:val="false"/>
-                <w:sz w:val="16"/>
-                <w:szCs w:val="16"/>
+              <w:spacing w:after="0" w:before="0" w:line="240"/>
+              <w:ind w:left="100" w:right="100" w:firstLine="0" w:firstLineChars="0"/>
+              <w:rPr>
+                <w:rFonts w:ascii="Times New Roman" w:hAnsi="Times New Roman" w:eastAsia="Times New Roman" w:cs="Times New Roman"/>
+                <w:i w:val="false"/>
+                <w:b w:val="true"/>
+                <w:u w:val="none"/>
+                <w:strike w:val="false"/>
+                <w:sz w:val="14"/>
+                <w:szCs w:val="14"/>
+                <w:color w:val="000000"/>
+              </w:rPr>
+            </w:pPr>
+            <w:r xmlns:w="http://schemas.openxmlformats.org/wordprocessingml/2006/main" xmlns:wp="http://schemas.openxmlformats.org/drawingml/2006/wordprocessingDrawing" xmlns:r="http://schemas.openxmlformats.org/officeDocument/2006/relationships" xmlns:w14="http://schemas.microsoft.com/office/word/2010/wordml">
+              <w:rPr>
+                <w:rFonts w:ascii="Times New Roman" w:hAnsi="Times New Roman" w:eastAsia="Times New Roman" w:cs="Times New Roman"/>
+                <w:i w:val="false"/>
+                <w:b w:val="true"/>
+                <w:u w:val="none"/>
+                <w:strike w:val="false"/>
+                <w:sz w:val="14"/>
+                <w:szCs w:val="14"/>
                 <w:color w:val="000000"/>
               </w:rPr>
               <w:t xml:space="preserve">116,6</w:t>
@@ -8218,28 +8218,28 @@
                 <w:left w:val="none" w:sz="0" w:space="0" w:color="000000"/>
                 <w:right w:val="none" w:sz="0" w:space="0" w:color="000000"/>
               </w:pBdr>
-              <w:spacing w:after="36" w:before="36" w:line="240"/>
-              <w:ind w:left="100" w:right="100" w:firstLine="0" w:firstLineChars="0"/>
-              <w:rPr>
-                <w:rFonts w:ascii="Times New Roman" w:hAnsi="Times New Roman" w:eastAsia="Times New Roman" w:cs="Times New Roman"/>
-                <w:i w:val="false"/>
-                <w:b w:val="true"/>
-                <w:u w:val="none"/>
-                <w:strike w:val="false"/>
-                <w:sz w:val="16"/>
-                <w:szCs w:val="16"/>
-                <w:color w:val="000000"/>
-              </w:rPr>
-            </w:pPr>
-            <w:r xmlns:w="http://schemas.openxmlformats.org/wordprocessingml/2006/main" xmlns:wp="http://schemas.openxmlformats.org/drawingml/2006/wordprocessingDrawing" xmlns:r="http://schemas.openxmlformats.org/officeDocument/2006/relationships" xmlns:w14="http://schemas.microsoft.com/office/word/2010/wordml">
-              <w:rPr>
-                <w:rFonts w:ascii="Times New Roman" w:hAnsi="Times New Roman" w:eastAsia="Times New Roman" w:cs="Times New Roman"/>
-                <w:i w:val="false"/>
-                <w:b w:val="true"/>
-                <w:u w:val="none"/>
-                <w:strike w:val="false"/>
-                <w:sz w:val="16"/>
-                <w:szCs w:val="16"/>
+              <w:spacing w:after="0" w:before="0" w:line="240"/>
+              <w:ind w:left="100" w:right="100" w:firstLine="0" w:firstLineChars="0"/>
+              <w:rPr>
+                <w:rFonts w:ascii="Times New Roman" w:hAnsi="Times New Roman" w:eastAsia="Times New Roman" w:cs="Times New Roman"/>
+                <w:i w:val="false"/>
+                <w:b w:val="true"/>
+                <w:u w:val="none"/>
+                <w:strike w:val="false"/>
+                <w:sz w:val="14"/>
+                <w:szCs w:val="14"/>
+                <w:color w:val="000000"/>
+              </w:rPr>
+            </w:pPr>
+            <w:r xmlns:w="http://schemas.openxmlformats.org/wordprocessingml/2006/main" xmlns:wp="http://schemas.openxmlformats.org/drawingml/2006/wordprocessingDrawing" xmlns:r="http://schemas.openxmlformats.org/officeDocument/2006/relationships" xmlns:w14="http://schemas.microsoft.com/office/word/2010/wordml">
+              <w:rPr>
+                <w:rFonts w:ascii="Times New Roman" w:hAnsi="Times New Roman" w:eastAsia="Times New Roman" w:cs="Times New Roman"/>
+                <w:i w:val="false"/>
+                <w:b w:val="true"/>
+                <w:u w:val="none"/>
+                <w:strike w:val="false"/>
+                <w:sz w:val="14"/>
+                <w:szCs w:val="14"/>
                 <w:color w:val="000000"/>
               </w:rPr>
               <w:t xml:space="preserve">115,8</w:t>
@@ -8272,28 +8272,28 @@
                 <w:left w:val="none" w:sz="0" w:space="0" w:color="000000"/>
                 <w:right w:val="none" w:sz="0" w:space="0" w:color="000000"/>
               </w:pBdr>
-              <w:spacing w:after="36" w:before="36" w:line="240"/>
-              <w:ind w:left="100" w:right="100" w:firstLine="0" w:firstLineChars="0"/>
-              <w:rPr>
-                <w:rFonts w:ascii="Times New Roman" w:hAnsi="Times New Roman" w:eastAsia="Times New Roman" w:cs="Times New Roman"/>
-                <w:i w:val="false"/>
-                <w:b w:val="true"/>
-                <w:u w:val="none"/>
-                <w:strike w:val="false"/>
-                <w:sz w:val="16"/>
-                <w:szCs w:val="16"/>
-                <w:color w:val="000000"/>
-              </w:rPr>
-            </w:pPr>
-            <w:r xmlns:w="http://schemas.openxmlformats.org/wordprocessingml/2006/main" xmlns:wp="http://schemas.openxmlformats.org/drawingml/2006/wordprocessingDrawing" xmlns:r="http://schemas.openxmlformats.org/officeDocument/2006/relationships" xmlns:w14="http://schemas.microsoft.com/office/word/2010/wordml">
-              <w:rPr>
-                <w:rFonts w:ascii="Times New Roman" w:hAnsi="Times New Roman" w:eastAsia="Times New Roman" w:cs="Times New Roman"/>
-                <w:i w:val="false"/>
-                <w:b w:val="true"/>
-                <w:u w:val="none"/>
-                <w:strike w:val="false"/>
-                <w:sz w:val="16"/>
-                <w:szCs w:val="16"/>
+              <w:spacing w:after="0" w:before="0" w:line="240"/>
+              <w:ind w:left="100" w:right="100" w:firstLine="0" w:firstLineChars="0"/>
+              <w:rPr>
+                <w:rFonts w:ascii="Times New Roman" w:hAnsi="Times New Roman" w:eastAsia="Times New Roman" w:cs="Times New Roman"/>
+                <w:i w:val="false"/>
+                <w:b w:val="true"/>
+                <w:u w:val="none"/>
+                <w:strike w:val="false"/>
+                <w:sz w:val="14"/>
+                <w:szCs w:val="14"/>
+                <w:color w:val="000000"/>
+              </w:rPr>
+            </w:pPr>
+            <w:r xmlns:w="http://schemas.openxmlformats.org/wordprocessingml/2006/main" xmlns:wp="http://schemas.openxmlformats.org/drawingml/2006/wordprocessingDrawing" xmlns:r="http://schemas.openxmlformats.org/officeDocument/2006/relationships" xmlns:w14="http://schemas.microsoft.com/office/word/2010/wordml">
+              <w:rPr>
+                <w:rFonts w:ascii="Times New Roman" w:hAnsi="Times New Roman" w:eastAsia="Times New Roman" w:cs="Times New Roman"/>
+                <w:i w:val="false"/>
+                <w:b w:val="true"/>
+                <w:u w:val="none"/>
+                <w:strike w:val="false"/>
+                <w:sz w:val="14"/>
+                <w:szCs w:val="14"/>
                 <w:color w:val="000000"/>
               </w:rPr>
               <w:t xml:space="preserve">116,0</w:t>
@@ -8326,28 +8326,28 @@
                 <w:left w:val="none" w:sz="0" w:space="0" w:color="000000"/>
                 <w:right w:val="none" w:sz="0" w:space="0" w:color="000000"/>
               </w:pBdr>
-              <w:spacing w:after="36" w:before="36" w:line="240"/>
-              <w:ind w:left="100" w:right="100" w:firstLine="0" w:firstLineChars="0"/>
-              <w:rPr>
-                <w:rFonts w:ascii="Times New Roman" w:hAnsi="Times New Roman" w:eastAsia="Times New Roman" w:cs="Times New Roman"/>
-                <w:i w:val="false"/>
-                <w:b w:val="true"/>
-                <w:u w:val="none"/>
-                <w:strike w:val="false"/>
-                <w:sz w:val="16"/>
-                <w:szCs w:val="16"/>
-                <w:color w:val="000000"/>
-              </w:rPr>
-            </w:pPr>
-            <w:r xmlns:w="http://schemas.openxmlformats.org/wordprocessingml/2006/main" xmlns:wp="http://schemas.openxmlformats.org/drawingml/2006/wordprocessingDrawing" xmlns:r="http://schemas.openxmlformats.org/officeDocument/2006/relationships" xmlns:w14="http://schemas.microsoft.com/office/word/2010/wordml">
-              <w:rPr>
-                <w:rFonts w:ascii="Times New Roman" w:hAnsi="Times New Roman" w:eastAsia="Times New Roman" w:cs="Times New Roman"/>
-                <w:i w:val="false"/>
-                <w:b w:val="true"/>
-                <w:u w:val="none"/>
-                <w:strike w:val="false"/>
-                <w:sz w:val="16"/>
-                <w:szCs w:val="16"/>
+              <w:spacing w:after="0" w:before="0" w:line="240"/>
+              <w:ind w:left="100" w:right="100" w:firstLine="0" w:firstLineChars="0"/>
+              <w:rPr>
+                <w:rFonts w:ascii="Times New Roman" w:hAnsi="Times New Roman" w:eastAsia="Times New Roman" w:cs="Times New Roman"/>
+                <w:i w:val="false"/>
+                <w:b w:val="true"/>
+                <w:u w:val="none"/>
+                <w:strike w:val="false"/>
+                <w:sz w:val="14"/>
+                <w:szCs w:val="14"/>
+                <w:color w:val="000000"/>
+              </w:rPr>
+            </w:pPr>
+            <w:r xmlns:w="http://schemas.openxmlformats.org/wordprocessingml/2006/main" xmlns:wp="http://schemas.openxmlformats.org/drawingml/2006/wordprocessingDrawing" xmlns:r="http://schemas.openxmlformats.org/officeDocument/2006/relationships" xmlns:w14="http://schemas.microsoft.com/office/word/2010/wordml">
+              <w:rPr>
+                <w:rFonts w:ascii="Times New Roman" w:hAnsi="Times New Roman" w:eastAsia="Times New Roman" w:cs="Times New Roman"/>
+                <w:i w:val="false"/>
+                <w:b w:val="true"/>
+                <w:u w:val="none"/>
+                <w:strike w:val="false"/>
+                <w:sz w:val="14"/>
+                <w:szCs w:val="14"/>
                 <w:color w:val="000000"/>
               </w:rPr>
               <w:t xml:space="preserve">115,1</w:t>
@@ -8380,28 +8380,28 @@
                 <w:left w:val="none" w:sz="0" w:space="0" w:color="000000"/>
                 <w:right w:val="none" w:sz="0" w:space="0" w:color="000000"/>
               </w:pBdr>
-              <w:spacing w:after="36" w:before="36" w:line="240"/>
-              <w:ind w:left="100" w:right="100" w:firstLine="0" w:firstLineChars="0"/>
-              <w:rPr>
-                <w:rFonts w:ascii="Times New Roman" w:hAnsi="Times New Roman" w:eastAsia="Times New Roman" w:cs="Times New Roman"/>
-                <w:i w:val="false"/>
-                <w:b w:val="true"/>
-                <w:u w:val="none"/>
-                <w:strike w:val="false"/>
-                <w:sz w:val="16"/>
-                <w:szCs w:val="16"/>
-                <w:color w:val="000000"/>
-              </w:rPr>
-            </w:pPr>
-            <w:r xmlns:w="http://schemas.openxmlformats.org/wordprocessingml/2006/main" xmlns:wp="http://schemas.openxmlformats.org/drawingml/2006/wordprocessingDrawing" xmlns:r="http://schemas.openxmlformats.org/officeDocument/2006/relationships" xmlns:w14="http://schemas.microsoft.com/office/word/2010/wordml">
-              <w:rPr>
-                <w:rFonts w:ascii="Times New Roman" w:hAnsi="Times New Roman" w:eastAsia="Times New Roman" w:cs="Times New Roman"/>
-                <w:i w:val="false"/>
-                <w:b w:val="true"/>
-                <w:u w:val="none"/>
-                <w:strike w:val="false"/>
-                <w:sz w:val="16"/>
-                <w:szCs w:val="16"/>
+              <w:spacing w:after="0" w:before="0" w:line="240"/>
+              <w:ind w:left="100" w:right="100" w:firstLine="0" w:firstLineChars="0"/>
+              <w:rPr>
+                <w:rFonts w:ascii="Times New Roman" w:hAnsi="Times New Roman" w:eastAsia="Times New Roman" w:cs="Times New Roman"/>
+                <w:i w:val="false"/>
+                <w:b w:val="true"/>
+                <w:u w:val="none"/>
+                <w:strike w:val="false"/>
+                <w:sz w:val="14"/>
+                <w:szCs w:val="14"/>
+                <w:color w:val="000000"/>
+              </w:rPr>
+            </w:pPr>
+            <w:r xmlns:w="http://schemas.openxmlformats.org/wordprocessingml/2006/main" xmlns:wp="http://schemas.openxmlformats.org/drawingml/2006/wordprocessingDrawing" xmlns:r="http://schemas.openxmlformats.org/officeDocument/2006/relationships" xmlns:w14="http://schemas.microsoft.com/office/word/2010/wordml">
+              <w:rPr>
+                <w:rFonts w:ascii="Times New Roman" w:hAnsi="Times New Roman" w:eastAsia="Times New Roman" w:cs="Times New Roman"/>
+                <w:i w:val="false"/>
+                <w:b w:val="true"/>
+                <w:u w:val="none"/>
+                <w:strike w:val="false"/>
+                <w:sz w:val="14"/>
+                <w:szCs w:val="14"/>
                 <w:color w:val="000000"/>
               </w:rPr>
               <w:t xml:space="preserve">2,468</w:t>
@@ -8434,28 +8434,28 @@
                 <w:left w:val="none" w:sz="0" w:space="0" w:color="000000"/>
                 <w:right w:val="none" w:sz="0" w:space="0" w:color="000000"/>
               </w:pBdr>
-              <w:spacing w:after="36" w:before="36" w:line="240"/>
-              <w:ind w:left="100" w:right="100" w:firstLine="0" w:firstLineChars="0"/>
-              <w:rPr>
-                <w:rFonts w:ascii="Times New Roman" w:hAnsi="Times New Roman" w:eastAsia="Times New Roman" w:cs="Times New Roman"/>
-                <w:i w:val="false"/>
-                <w:b w:val="true"/>
-                <w:u w:val="none"/>
-                <w:strike w:val="false"/>
-                <w:sz w:val="16"/>
-                <w:szCs w:val="16"/>
-                <w:color w:val="000000"/>
-              </w:rPr>
-            </w:pPr>
-            <w:r xmlns:w="http://schemas.openxmlformats.org/wordprocessingml/2006/main" xmlns:wp="http://schemas.openxmlformats.org/drawingml/2006/wordprocessingDrawing" xmlns:r="http://schemas.openxmlformats.org/officeDocument/2006/relationships" xmlns:w14="http://schemas.microsoft.com/office/word/2010/wordml">
-              <w:rPr>
-                <w:rFonts w:ascii="Times New Roman" w:hAnsi="Times New Roman" w:eastAsia="Times New Roman" w:cs="Times New Roman"/>
-                <w:i w:val="false"/>
-                <w:b w:val="true"/>
-                <w:u w:val="none"/>
-                <w:strike w:val="false"/>
-                <w:sz w:val="16"/>
-                <w:szCs w:val="16"/>
+              <w:spacing w:after="0" w:before="0" w:line="240"/>
+              <w:ind w:left="100" w:right="100" w:firstLine="0" w:firstLineChars="0"/>
+              <w:rPr>
+                <w:rFonts w:ascii="Times New Roman" w:hAnsi="Times New Roman" w:eastAsia="Times New Roman" w:cs="Times New Roman"/>
+                <w:i w:val="false"/>
+                <w:b w:val="true"/>
+                <w:u w:val="none"/>
+                <w:strike w:val="false"/>
+                <w:sz w:val="14"/>
+                <w:szCs w:val="14"/>
+                <w:color w:val="000000"/>
+              </w:rPr>
+            </w:pPr>
+            <w:r xmlns:w="http://schemas.openxmlformats.org/wordprocessingml/2006/main" xmlns:wp="http://schemas.openxmlformats.org/drawingml/2006/wordprocessingDrawing" xmlns:r="http://schemas.openxmlformats.org/officeDocument/2006/relationships" xmlns:w14="http://schemas.microsoft.com/office/word/2010/wordml">
+              <w:rPr>
+                <w:rFonts w:ascii="Times New Roman" w:hAnsi="Times New Roman" w:eastAsia="Times New Roman" w:cs="Times New Roman"/>
+                <w:i w:val="false"/>
+                <w:b w:val="true"/>
+                <w:u w:val="none"/>
+                <w:strike w:val="false"/>
+                <w:sz w:val="14"/>
+                <w:szCs w:val="14"/>
                 <w:color w:val="000000"/>
               </w:rPr>
               <w:t xml:space="preserve">11 - مطاعم وفنادق</w:t>
@@ -8494,28 +8494,28 @@
                 <w:left w:val="none" w:sz="0" w:space="0" w:color="000000"/>
                 <w:right w:val="none" w:sz="0" w:space="0" w:color="000000"/>
               </w:pBdr>
-              <w:spacing w:after="36" w:before="36" w:line="240"/>
-              <w:ind w:left="100" w:right="100" w:firstLine="0" w:firstLineChars="0"/>
-              <w:rPr>
-                <w:rFonts w:ascii="Times New Roman" w:hAnsi="Times New Roman" w:eastAsia="Times New Roman" w:cs="Times New Roman"/>
-                <w:i w:val="false"/>
-                <w:b w:val="true"/>
-                <w:u w:val="none"/>
-                <w:strike w:val="false"/>
-                <w:sz w:val="16"/>
-                <w:szCs w:val="16"/>
-                <w:color w:val="000000"/>
-              </w:rPr>
-            </w:pPr>
-            <w:r xmlns:w="http://schemas.openxmlformats.org/wordprocessingml/2006/main" xmlns:wp="http://schemas.openxmlformats.org/drawingml/2006/wordprocessingDrawing" xmlns:r="http://schemas.openxmlformats.org/officeDocument/2006/relationships" xmlns:w14="http://schemas.microsoft.com/office/word/2010/wordml">
-              <w:rPr>
-                <w:rFonts w:ascii="Times New Roman" w:hAnsi="Times New Roman" w:eastAsia="Times New Roman" w:cs="Times New Roman"/>
-                <w:i w:val="false"/>
-                <w:b w:val="true"/>
-                <w:u w:val="none"/>
-                <w:strike w:val="false"/>
-                <w:sz w:val="16"/>
-                <w:szCs w:val="16"/>
+              <w:spacing w:after="0" w:before="0" w:line="240"/>
+              <w:ind w:left="100" w:right="100" w:firstLine="0" w:firstLineChars="0"/>
+              <w:rPr>
+                <w:rFonts w:ascii="Times New Roman" w:hAnsi="Times New Roman" w:eastAsia="Times New Roman" w:cs="Times New Roman"/>
+                <w:i w:val="false"/>
+                <w:b w:val="true"/>
+                <w:u w:val="none"/>
+                <w:strike w:val="false"/>
+                <w:sz w:val="14"/>
+                <w:szCs w:val="14"/>
+                <w:color w:val="000000"/>
+              </w:rPr>
+            </w:pPr>
+            <w:r xmlns:w="http://schemas.openxmlformats.org/wordprocessingml/2006/main" xmlns:wp="http://schemas.openxmlformats.org/drawingml/2006/wordprocessingDrawing" xmlns:r="http://schemas.openxmlformats.org/officeDocument/2006/relationships" xmlns:w14="http://schemas.microsoft.com/office/word/2010/wordml">
+              <w:rPr>
+                <w:rFonts w:ascii="Times New Roman" w:hAnsi="Times New Roman" w:eastAsia="Times New Roman" w:cs="Times New Roman"/>
+                <w:i w:val="false"/>
+                <w:b w:val="true"/>
+                <w:u w:val="none"/>
+                <w:strike w:val="false"/>
+                <w:sz w:val="14"/>
+                <w:szCs w:val="14"/>
                 <w:color w:val="000000"/>
               </w:rPr>
               <w:t xml:space="preserve">2,0</w:t>
@@ -8548,28 +8548,28 @@
                 <w:left w:val="none" w:sz="0" w:space="0" w:color="000000"/>
                 <w:right w:val="none" w:sz="0" w:space="0" w:color="000000"/>
               </w:pBdr>
-              <w:spacing w:after="36" w:before="36" w:line="240"/>
-              <w:ind w:left="100" w:right="100" w:firstLine="0" w:firstLineChars="0"/>
-              <w:rPr>
-                <w:rFonts w:ascii="Times New Roman" w:hAnsi="Times New Roman" w:eastAsia="Times New Roman" w:cs="Times New Roman"/>
-                <w:i w:val="false"/>
-                <w:b w:val="true"/>
-                <w:u w:val="none"/>
-                <w:strike w:val="false"/>
-                <w:sz w:val="16"/>
-                <w:szCs w:val="16"/>
-                <w:color w:val="000000"/>
-              </w:rPr>
-            </w:pPr>
-            <w:r xmlns:w="http://schemas.openxmlformats.org/wordprocessingml/2006/main" xmlns:wp="http://schemas.openxmlformats.org/drawingml/2006/wordprocessingDrawing" xmlns:r="http://schemas.openxmlformats.org/officeDocument/2006/relationships" xmlns:w14="http://schemas.microsoft.com/office/word/2010/wordml">
-              <w:rPr>
-                <w:rFonts w:ascii="Times New Roman" w:hAnsi="Times New Roman" w:eastAsia="Times New Roman" w:cs="Times New Roman"/>
-                <w:i w:val="false"/>
-                <w:b w:val="true"/>
-                <w:u w:val="none"/>
-                <w:strike w:val="false"/>
-                <w:sz w:val="16"/>
-                <w:szCs w:val="16"/>
+              <w:spacing w:after="0" w:before="0" w:line="240"/>
+              <w:ind w:left="100" w:right="100" w:firstLine="0" w:firstLineChars="0"/>
+              <w:rPr>
+                <w:rFonts w:ascii="Times New Roman" w:hAnsi="Times New Roman" w:eastAsia="Times New Roman" w:cs="Times New Roman"/>
+                <w:i w:val="false"/>
+                <w:b w:val="true"/>
+                <w:u w:val="none"/>
+                <w:strike w:val="false"/>
+                <w:sz w:val="14"/>
+                <w:szCs w:val="14"/>
+                <w:color w:val="000000"/>
+              </w:rPr>
+            </w:pPr>
+            <w:r xmlns:w="http://schemas.openxmlformats.org/wordprocessingml/2006/main" xmlns:wp="http://schemas.openxmlformats.org/drawingml/2006/wordprocessingDrawing" xmlns:r="http://schemas.openxmlformats.org/officeDocument/2006/relationships" xmlns:w14="http://schemas.microsoft.com/office/word/2010/wordml">
+              <w:rPr>
+                <w:rFonts w:ascii="Times New Roman" w:hAnsi="Times New Roman" w:eastAsia="Times New Roman" w:cs="Times New Roman"/>
+                <w:i w:val="false"/>
+                <w:b w:val="true"/>
+                <w:u w:val="none"/>
+                <w:strike w:val="false"/>
+                <w:sz w:val="14"/>
+                <w:szCs w:val="14"/>
                 <w:color w:val="000000"/>
               </w:rPr>
               <w:t xml:space="preserve">1,6</w:t>
@@ -8602,28 +8602,28 @@
                 <w:left w:val="none" w:sz="0" w:space="0" w:color="000000"/>
                 <w:right w:val="none" w:sz="0" w:space="0" w:color="000000"/>
               </w:pBdr>
-              <w:spacing w:after="36" w:before="36" w:line="240"/>
-              <w:ind w:left="100" w:right="100" w:firstLine="0" w:firstLineChars="0"/>
-              <w:rPr>
-                <w:rFonts w:ascii="Times New Roman" w:hAnsi="Times New Roman" w:eastAsia="Times New Roman" w:cs="Times New Roman"/>
-                <w:i w:val="false"/>
-                <w:b w:val="true"/>
-                <w:u w:val="none"/>
-                <w:strike w:val="false"/>
-                <w:sz w:val="16"/>
-                <w:szCs w:val="16"/>
-                <w:color w:val="000000"/>
-              </w:rPr>
-            </w:pPr>
-            <w:r xmlns:w="http://schemas.openxmlformats.org/wordprocessingml/2006/main" xmlns:wp="http://schemas.openxmlformats.org/drawingml/2006/wordprocessingDrawing" xmlns:r="http://schemas.openxmlformats.org/officeDocument/2006/relationships" xmlns:w14="http://schemas.microsoft.com/office/word/2010/wordml">
-              <w:rPr>
-                <w:rFonts w:ascii="Times New Roman" w:hAnsi="Times New Roman" w:eastAsia="Times New Roman" w:cs="Times New Roman"/>
-                <w:i w:val="false"/>
-                <w:b w:val="true"/>
-                <w:u w:val="none"/>
-                <w:strike w:val="false"/>
-                <w:sz w:val="16"/>
-                <w:szCs w:val="16"/>
+              <w:spacing w:after="0" w:before="0" w:line="240"/>
+              <w:ind w:left="100" w:right="100" w:firstLine="0" w:firstLineChars="0"/>
+              <w:rPr>
+                <w:rFonts w:ascii="Times New Roman" w:hAnsi="Times New Roman" w:eastAsia="Times New Roman" w:cs="Times New Roman"/>
+                <w:i w:val="false"/>
+                <w:b w:val="true"/>
+                <w:u w:val="none"/>
+                <w:strike w:val="false"/>
+                <w:sz w:val="14"/>
+                <w:szCs w:val="14"/>
+                <w:color w:val="000000"/>
+              </w:rPr>
+            </w:pPr>
+            <w:r xmlns:w="http://schemas.openxmlformats.org/wordprocessingml/2006/main" xmlns:wp="http://schemas.openxmlformats.org/drawingml/2006/wordprocessingDrawing" xmlns:r="http://schemas.openxmlformats.org/officeDocument/2006/relationships" xmlns:w14="http://schemas.microsoft.com/office/word/2010/wordml">
+              <w:rPr>
+                <w:rFonts w:ascii="Times New Roman" w:hAnsi="Times New Roman" w:eastAsia="Times New Roman" w:cs="Times New Roman"/>
+                <w:i w:val="false"/>
+                <w:b w:val="true"/>
+                <w:u w:val="none"/>
+                <w:strike w:val="false"/>
+                <w:sz w:val="14"/>
+                <w:szCs w:val="14"/>
                 <w:color w:val="000000"/>
               </w:rPr>
               <w:t xml:space="preserve">0,7</w:t>
@@ -8656,28 +8656,28 @@
                 <w:left w:val="none" w:sz="0" w:space="0" w:color="000000"/>
                 <w:right w:val="none" w:sz="0" w:space="0" w:color="000000"/>
               </w:pBdr>
-              <w:spacing w:after="36" w:before="36" w:line="240"/>
-              <w:ind w:left="100" w:right="100" w:firstLine="0" w:firstLineChars="0"/>
-              <w:rPr>
-                <w:rFonts w:ascii="Times New Roman" w:hAnsi="Times New Roman" w:eastAsia="Times New Roman" w:cs="Times New Roman"/>
-                <w:i w:val="false"/>
-                <w:b w:val="true"/>
-                <w:u w:val="none"/>
-                <w:strike w:val="false"/>
-                <w:sz w:val="16"/>
-                <w:szCs w:val="16"/>
-                <w:color w:val="000000"/>
-              </w:rPr>
-            </w:pPr>
-            <w:r xmlns:w="http://schemas.openxmlformats.org/wordprocessingml/2006/main" xmlns:wp="http://schemas.openxmlformats.org/drawingml/2006/wordprocessingDrawing" xmlns:r="http://schemas.openxmlformats.org/officeDocument/2006/relationships" xmlns:w14="http://schemas.microsoft.com/office/word/2010/wordml">
-              <w:rPr>
-                <w:rFonts w:ascii="Times New Roman" w:hAnsi="Times New Roman" w:eastAsia="Times New Roman" w:cs="Times New Roman"/>
-                <w:i w:val="false"/>
-                <w:b w:val="true"/>
-                <w:u w:val="none"/>
-                <w:strike w:val="false"/>
-                <w:sz w:val="16"/>
-                <w:szCs w:val="16"/>
+              <w:spacing w:after="0" w:before="0" w:line="240"/>
+              <w:ind w:left="100" w:right="100" w:firstLine="0" w:firstLineChars="0"/>
+              <w:rPr>
+                <w:rFonts w:ascii="Times New Roman" w:hAnsi="Times New Roman" w:eastAsia="Times New Roman" w:cs="Times New Roman"/>
+                <w:i w:val="false"/>
+                <w:b w:val="true"/>
+                <w:u w:val="none"/>
+                <w:strike w:val="false"/>
+                <w:sz w:val="14"/>
+                <w:szCs w:val="14"/>
+                <w:color w:val="000000"/>
+              </w:rPr>
+            </w:pPr>
+            <w:r xmlns:w="http://schemas.openxmlformats.org/wordprocessingml/2006/main" xmlns:wp="http://schemas.openxmlformats.org/drawingml/2006/wordprocessingDrawing" xmlns:r="http://schemas.openxmlformats.org/officeDocument/2006/relationships" xmlns:w14="http://schemas.microsoft.com/office/word/2010/wordml">
+              <w:rPr>
+                <w:rFonts w:ascii="Times New Roman" w:hAnsi="Times New Roman" w:eastAsia="Times New Roman" w:cs="Times New Roman"/>
+                <w:i w:val="false"/>
+                <w:b w:val="true"/>
+                <w:u w:val="none"/>
+                <w:strike w:val="false"/>
+                <w:sz w:val="14"/>
+                <w:szCs w:val="14"/>
                 <w:color w:val="000000"/>
               </w:rPr>
               <w:t xml:space="preserve">121,6</w:t>
@@ -8710,28 +8710,28 @@
                 <w:left w:val="none" w:sz="0" w:space="0" w:color="000000"/>
                 <w:right w:val="none" w:sz="0" w:space="0" w:color="000000"/>
               </w:pBdr>
-              <w:spacing w:after="36" w:before="36" w:line="240"/>
-              <w:ind w:left="100" w:right="100" w:firstLine="0" w:firstLineChars="0"/>
-              <w:rPr>
-                <w:rFonts w:ascii="Times New Roman" w:hAnsi="Times New Roman" w:eastAsia="Times New Roman" w:cs="Times New Roman"/>
-                <w:i w:val="false"/>
-                <w:b w:val="true"/>
-                <w:u w:val="none"/>
-                <w:strike w:val="false"/>
-                <w:sz w:val="16"/>
-                <w:szCs w:val="16"/>
-                <w:color w:val="000000"/>
-              </w:rPr>
-            </w:pPr>
-            <w:r xmlns:w="http://schemas.openxmlformats.org/wordprocessingml/2006/main" xmlns:wp="http://schemas.openxmlformats.org/drawingml/2006/wordprocessingDrawing" xmlns:r="http://schemas.openxmlformats.org/officeDocument/2006/relationships" xmlns:w14="http://schemas.microsoft.com/office/word/2010/wordml">
-              <w:rPr>
-                <w:rFonts w:ascii="Times New Roman" w:hAnsi="Times New Roman" w:eastAsia="Times New Roman" w:cs="Times New Roman"/>
-                <w:i w:val="false"/>
-                <w:b w:val="true"/>
-                <w:u w:val="none"/>
-                <w:strike w:val="false"/>
-                <w:sz w:val="16"/>
-                <w:szCs w:val="16"/>
+              <w:spacing w:after="0" w:before="0" w:line="240"/>
+              <w:ind w:left="100" w:right="100" w:firstLine="0" w:firstLineChars="0"/>
+              <w:rPr>
+                <w:rFonts w:ascii="Times New Roman" w:hAnsi="Times New Roman" w:eastAsia="Times New Roman" w:cs="Times New Roman"/>
+                <w:i w:val="false"/>
+                <w:b w:val="true"/>
+                <w:u w:val="none"/>
+                <w:strike w:val="false"/>
+                <w:sz w:val="14"/>
+                <w:szCs w:val="14"/>
+                <w:color w:val="000000"/>
+              </w:rPr>
+            </w:pPr>
+            <w:r xmlns:w="http://schemas.openxmlformats.org/wordprocessingml/2006/main" xmlns:wp="http://schemas.openxmlformats.org/drawingml/2006/wordprocessingDrawing" xmlns:r="http://schemas.openxmlformats.org/officeDocument/2006/relationships" xmlns:w14="http://schemas.microsoft.com/office/word/2010/wordml">
+              <w:rPr>
+                <w:rFonts w:ascii="Times New Roman" w:hAnsi="Times New Roman" w:eastAsia="Times New Roman" w:cs="Times New Roman"/>
+                <w:i w:val="false"/>
+                <w:b w:val="true"/>
+                <w:u w:val="none"/>
+                <w:strike w:val="false"/>
+                <w:sz w:val="14"/>
+                <w:szCs w:val="14"/>
                 <w:color w:val="000000"/>
               </w:rPr>
               <w:t xml:space="preserve">120,8</w:t>
@@ -8764,28 +8764,28 @@
                 <w:left w:val="none" w:sz="0" w:space="0" w:color="000000"/>
                 <w:right w:val="none" w:sz="0" w:space="0" w:color="000000"/>
               </w:pBdr>
-              <w:spacing w:after="36" w:before="36" w:line="240"/>
-              <w:ind w:left="100" w:right="100" w:firstLine="0" w:firstLineChars="0"/>
-              <w:rPr>
-                <w:rFonts w:ascii="Times New Roman" w:hAnsi="Times New Roman" w:eastAsia="Times New Roman" w:cs="Times New Roman"/>
-                <w:i w:val="false"/>
-                <w:b w:val="true"/>
-                <w:u w:val="none"/>
-                <w:strike w:val="false"/>
-                <w:sz w:val="16"/>
-                <w:szCs w:val="16"/>
-                <w:color w:val="000000"/>
-              </w:rPr>
-            </w:pPr>
-            <w:r xmlns:w="http://schemas.openxmlformats.org/wordprocessingml/2006/main" xmlns:wp="http://schemas.openxmlformats.org/drawingml/2006/wordprocessingDrawing" xmlns:r="http://schemas.openxmlformats.org/officeDocument/2006/relationships" xmlns:w14="http://schemas.microsoft.com/office/word/2010/wordml">
-              <w:rPr>
-                <w:rFonts w:ascii="Times New Roman" w:hAnsi="Times New Roman" w:eastAsia="Times New Roman" w:cs="Times New Roman"/>
-                <w:i w:val="false"/>
-                <w:b w:val="true"/>
-                <w:u w:val="none"/>
-                <w:strike w:val="false"/>
-                <w:sz w:val="16"/>
-                <w:szCs w:val="16"/>
+              <w:spacing w:after="0" w:before="0" w:line="240"/>
+              <w:ind w:left="100" w:right="100" w:firstLine="0" w:firstLineChars="0"/>
+              <w:rPr>
+                <w:rFonts w:ascii="Times New Roman" w:hAnsi="Times New Roman" w:eastAsia="Times New Roman" w:cs="Times New Roman"/>
+                <w:i w:val="false"/>
+                <w:b w:val="true"/>
+                <w:u w:val="none"/>
+                <w:strike w:val="false"/>
+                <w:sz w:val="14"/>
+                <w:szCs w:val="14"/>
+                <w:color w:val="000000"/>
+              </w:rPr>
+            </w:pPr>
+            <w:r xmlns:w="http://schemas.openxmlformats.org/wordprocessingml/2006/main" xmlns:wp="http://schemas.openxmlformats.org/drawingml/2006/wordprocessingDrawing" xmlns:r="http://schemas.openxmlformats.org/officeDocument/2006/relationships" xmlns:w14="http://schemas.microsoft.com/office/word/2010/wordml">
+              <w:rPr>
+                <w:rFonts w:ascii="Times New Roman" w:hAnsi="Times New Roman" w:eastAsia="Times New Roman" w:cs="Times New Roman"/>
+                <w:i w:val="false"/>
+                <w:b w:val="true"/>
+                <w:u w:val="none"/>
+                <w:strike w:val="false"/>
+                <w:sz w:val="14"/>
+                <w:szCs w:val="14"/>
                 <w:color w:val="000000"/>
               </w:rPr>
               <w:t xml:space="preserve">119,8</w:t>
@@ -8818,28 +8818,28 @@
                 <w:left w:val="none" w:sz="0" w:space="0" w:color="000000"/>
                 <w:right w:val="none" w:sz="0" w:space="0" w:color="000000"/>
               </w:pBdr>
-              <w:spacing w:after="36" w:before="36" w:line="240"/>
-              <w:ind w:left="100" w:right="100" w:firstLine="0" w:firstLineChars="0"/>
-              <w:rPr>
-                <w:rFonts w:ascii="Times New Roman" w:hAnsi="Times New Roman" w:eastAsia="Times New Roman" w:cs="Times New Roman"/>
-                <w:i w:val="false"/>
-                <w:b w:val="true"/>
-                <w:u w:val="none"/>
-                <w:strike w:val="false"/>
-                <w:sz w:val="16"/>
-                <w:szCs w:val="16"/>
-                <w:color w:val="000000"/>
-              </w:rPr>
-            </w:pPr>
-            <w:r xmlns:w="http://schemas.openxmlformats.org/wordprocessingml/2006/main" xmlns:wp="http://schemas.openxmlformats.org/drawingml/2006/wordprocessingDrawing" xmlns:r="http://schemas.openxmlformats.org/officeDocument/2006/relationships" xmlns:w14="http://schemas.microsoft.com/office/word/2010/wordml">
-              <w:rPr>
-                <w:rFonts w:ascii="Times New Roman" w:hAnsi="Times New Roman" w:eastAsia="Times New Roman" w:cs="Times New Roman"/>
-                <w:i w:val="false"/>
-                <w:b w:val="true"/>
-                <w:u w:val="none"/>
-                <w:strike w:val="false"/>
-                <w:sz w:val="16"/>
-                <w:szCs w:val="16"/>
+              <w:spacing w:after="0" w:before="0" w:line="240"/>
+              <w:ind w:left="100" w:right="100" w:firstLine="0" w:firstLineChars="0"/>
+              <w:rPr>
+                <w:rFonts w:ascii="Times New Roman" w:hAnsi="Times New Roman" w:eastAsia="Times New Roman" w:cs="Times New Roman"/>
+                <w:i w:val="false"/>
+                <w:b w:val="true"/>
+                <w:u w:val="none"/>
+                <w:strike w:val="false"/>
+                <w:sz w:val="14"/>
+                <w:szCs w:val="14"/>
+                <w:color w:val="000000"/>
+              </w:rPr>
+            </w:pPr>
+            <w:r xmlns:w="http://schemas.openxmlformats.org/wordprocessingml/2006/main" xmlns:wp="http://schemas.openxmlformats.org/drawingml/2006/wordprocessingDrawing" xmlns:r="http://schemas.openxmlformats.org/officeDocument/2006/relationships" xmlns:w14="http://schemas.microsoft.com/office/word/2010/wordml">
+              <w:rPr>
+                <w:rFonts w:ascii="Times New Roman" w:hAnsi="Times New Roman" w:eastAsia="Times New Roman" w:cs="Times New Roman"/>
+                <w:i w:val="false"/>
+                <w:b w:val="true"/>
+                <w:u w:val="none"/>
+                <w:strike w:val="false"/>
+                <w:sz w:val="14"/>
+                <w:szCs w:val="14"/>
                 <w:color w:val="000000"/>
               </w:rPr>
               <w:t xml:space="preserve">119,7</w:t>
@@ -8872,28 +8872,28 @@
                 <w:left w:val="none" w:sz="0" w:space="0" w:color="000000"/>
                 <w:right w:val="none" w:sz="0" w:space="0" w:color="000000"/>
               </w:pBdr>
-              <w:spacing w:after="36" w:before="36" w:line="240"/>
-              <w:ind w:left="100" w:right="100" w:firstLine="0" w:firstLineChars="0"/>
-              <w:rPr>
-                <w:rFonts w:ascii="Times New Roman" w:hAnsi="Times New Roman" w:eastAsia="Times New Roman" w:cs="Times New Roman"/>
-                <w:i w:val="false"/>
-                <w:b w:val="true"/>
-                <w:u w:val="none"/>
-                <w:strike w:val="false"/>
-                <w:sz w:val="16"/>
-                <w:szCs w:val="16"/>
-                <w:color w:val="000000"/>
-              </w:rPr>
-            </w:pPr>
-            <w:r xmlns:w="http://schemas.openxmlformats.org/wordprocessingml/2006/main" xmlns:wp="http://schemas.openxmlformats.org/drawingml/2006/wordprocessingDrawing" xmlns:r="http://schemas.openxmlformats.org/officeDocument/2006/relationships" xmlns:w14="http://schemas.microsoft.com/office/word/2010/wordml">
-              <w:rPr>
-                <w:rFonts w:ascii="Times New Roman" w:hAnsi="Times New Roman" w:eastAsia="Times New Roman" w:cs="Times New Roman"/>
-                <w:i w:val="false"/>
-                <w:b w:val="true"/>
-                <w:u w:val="none"/>
-                <w:strike w:val="false"/>
-                <w:sz w:val="16"/>
-                <w:szCs w:val="16"/>
+              <w:spacing w:after="0" w:before="0" w:line="240"/>
+              <w:ind w:left="100" w:right="100" w:firstLine="0" w:firstLineChars="0"/>
+              <w:rPr>
+                <w:rFonts w:ascii="Times New Roman" w:hAnsi="Times New Roman" w:eastAsia="Times New Roman" w:cs="Times New Roman"/>
+                <w:i w:val="false"/>
+                <w:b w:val="true"/>
+                <w:u w:val="none"/>
+                <w:strike w:val="false"/>
+                <w:sz w:val="14"/>
+                <w:szCs w:val="14"/>
+                <w:color w:val="000000"/>
+              </w:rPr>
+            </w:pPr>
+            <w:r xmlns:w="http://schemas.openxmlformats.org/wordprocessingml/2006/main" xmlns:wp="http://schemas.openxmlformats.org/drawingml/2006/wordprocessingDrawing" xmlns:r="http://schemas.openxmlformats.org/officeDocument/2006/relationships" xmlns:w14="http://schemas.microsoft.com/office/word/2010/wordml">
+              <w:rPr>
+                <w:rFonts w:ascii="Times New Roman" w:hAnsi="Times New Roman" w:eastAsia="Times New Roman" w:cs="Times New Roman"/>
+                <w:i w:val="false"/>
+                <w:b w:val="true"/>
+                <w:u w:val="none"/>
+                <w:strike w:val="false"/>
+                <w:sz w:val="14"/>
+                <w:szCs w:val="14"/>
                 <w:color w:val="000000"/>
               </w:rPr>
               <w:t xml:space="preserve">119,2</w:t>
@@ -8926,28 +8926,28 @@
                 <w:left w:val="none" w:sz="0" w:space="0" w:color="000000"/>
                 <w:right w:val="none" w:sz="0" w:space="0" w:color="000000"/>
               </w:pBdr>
-              <w:spacing w:after="36" w:before="36" w:line="240"/>
-              <w:ind w:left="100" w:right="100" w:firstLine="0" w:firstLineChars="0"/>
-              <w:rPr>
-                <w:rFonts w:ascii="Times New Roman" w:hAnsi="Times New Roman" w:eastAsia="Times New Roman" w:cs="Times New Roman"/>
-                <w:i w:val="false"/>
-                <w:b w:val="true"/>
-                <w:u w:val="none"/>
-                <w:strike w:val="false"/>
-                <w:sz w:val="16"/>
-                <w:szCs w:val="16"/>
-                <w:color w:val="000000"/>
-              </w:rPr>
-            </w:pPr>
-            <w:r xmlns:w="http://schemas.openxmlformats.org/wordprocessingml/2006/main" xmlns:wp="http://schemas.openxmlformats.org/drawingml/2006/wordprocessingDrawing" xmlns:r="http://schemas.openxmlformats.org/officeDocument/2006/relationships" xmlns:w14="http://schemas.microsoft.com/office/word/2010/wordml">
-              <w:rPr>
-                <w:rFonts w:ascii="Times New Roman" w:hAnsi="Times New Roman" w:eastAsia="Times New Roman" w:cs="Times New Roman"/>
-                <w:i w:val="false"/>
-                <w:b w:val="true"/>
-                <w:u w:val="none"/>
-                <w:strike w:val="false"/>
-                <w:sz w:val="16"/>
-                <w:szCs w:val="16"/>
+              <w:spacing w:after="0" w:before="0" w:line="240"/>
+              <w:ind w:left="100" w:right="100" w:firstLine="0" w:firstLineChars="0"/>
+              <w:rPr>
+                <w:rFonts w:ascii="Times New Roman" w:hAnsi="Times New Roman" w:eastAsia="Times New Roman" w:cs="Times New Roman"/>
+                <w:i w:val="false"/>
+                <w:b w:val="true"/>
+                <w:u w:val="none"/>
+                <w:strike w:val="false"/>
+                <w:sz w:val="14"/>
+                <w:szCs w:val="14"/>
+                <w:color w:val="000000"/>
+              </w:rPr>
+            </w:pPr>
+            <w:r xmlns:w="http://schemas.openxmlformats.org/wordprocessingml/2006/main" xmlns:wp="http://schemas.openxmlformats.org/drawingml/2006/wordprocessingDrawing" xmlns:r="http://schemas.openxmlformats.org/officeDocument/2006/relationships" xmlns:w14="http://schemas.microsoft.com/office/word/2010/wordml">
+              <w:rPr>
+                <w:rFonts w:ascii="Times New Roman" w:hAnsi="Times New Roman" w:eastAsia="Times New Roman" w:cs="Times New Roman"/>
+                <w:i w:val="false"/>
+                <w:b w:val="true"/>
+                <w:u w:val="none"/>
+                <w:strike w:val="false"/>
+                <w:sz w:val="14"/>
+                <w:szCs w:val="14"/>
                 <w:color w:val="000000"/>
               </w:rPr>
               <w:t xml:space="preserve">6,808</w:t>
@@ -8980,28 +8980,28 @@
                 <w:left w:val="none" w:sz="0" w:space="0" w:color="000000"/>
                 <w:right w:val="none" w:sz="0" w:space="0" w:color="000000"/>
               </w:pBdr>
-              <w:spacing w:after="36" w:before="36" w:line="240"/>
-              <w:ind w:left="100" w:right="100" w:firstLine="0" w:firstLineChars="0"/>
-              <w:rPr>
-                <w:rFonts w:ascii="Times New Roman" w:hAnsi="Times New Roman" w:eastAsia="Times New Roman" w:cs="Times New Roman"/>
-                <w:i w:val="false"/>
-                <w:b w:val="true"/>
-                <w:u w:val="none"/>
-                <w:strike w:val="false"/>
-                <w:sz w:val="16"/>
-                <w:szCs w:val="16"/>
-                <w:color w:val="000000"/>
-              </w:rPr>
-            </w:pPr>
-            <w:r xmlns:w="http://schemas.openxmlformats.org/wordprocessingml/2006/main" xmlns:wp="http://schemas.openxmlformats.org/drawingml/2006/wordprocessingDrawing" xmlns:r="http://schemas.openxmlformats.org/officeDocument/2006/relationships" xmlns:w14="http://schemas.microsoft.com/office/word/2010/wordml">
-              <w:rPr>
-                <w:rFonts w:ascii="Times New Roman" w:hAnsi="Times New Roman" w:eastAsia="Times New Roman" w:cs="Times New Roman"/>
-                <w:i w:val="false"/>
-                <w:b w:val="true"/>
-                <w:u w:val="none"/>
-                <w:strike w:val="false"/>
-                <w:sz w:val="16"/>
-                <w:szCs w:val="16"/>
+              <w:spacing w:after="0" w:before="0" w:line="240"/>
+              <w:ind w:left="100" w:right="100" w:firstLine="0" w:firstLineChars="0"/>
+              <w:rPr>
+                <w:rFonts w:ascii="Times New Roman" w:hAnsi="Times New Roman" w:eastAsia="Times New Roman" w:cs="Times New Roman"/>
+                <w:i w:val="false"/>
+                <w:b w:val="true"/>
+                <w:u w:val="none"/>
+                <w:strike w:val="false"/>
+                <w:sz w:val="14"/>
+                <w:szCs w:val="14"/>
+                <w:color w:val="000000"/>
+              </w:rPr>
+            </w:pPr>
+            <w:r xmlns:w="http://schemas.openxmlformats.org/wordprocessingml/2006/main" xmlns:wp="http://schemas.openxmlformats.org/drawingml/2006/wordprocessingDrawing" xmlns:r="http://schemas.openxmlformats.org/officeDocument/2006/relationships" xmlns:w14="http://schemas.microsoft.com/office/word/2010/wordml">
+              <w:rPr>
+                <w:rFonts w:ascii="Times New Roman" w:hAnsi="Times New Roman" w:eastAsia="Times New Roman" w:cs="Times New Roman"/>
+                <w:i w:val="false"/>
+                <w:b w:val="true"/>
+                <w:u w:val="none"/>
+                <w:strike w:val="false"/>
+                <w:sz w:val="14"/>
+                <w:szCs w:val="14"/>
                 <w:color w:val="000000"/>
               </w:rPr>
               <w:t xml:space="preserve">12 - مواد وخدمات أخرى</w:t>
@@ -9040,28 +9040,28 @@
                 <w:left w:val="none" w:sz="0" w:space="0" w:color="000000"/>
                 <w:right w:val="none" w:sz="0" w:space="0" w:color="000000"/>
               </w:pBdr>
-              <w:spacing w:after="36" w:before="36" w:line="240"/>
-              <w:ind w:left="100" w:right="100" w:firstLine="0" w:firstLineChars="0"/>
-              <w:rPr>
-                <w:rFonts w:ascii="Times New Roman" w:hAnsi="Times New Roman" w:eastAsia="Times New Roman" w:cs="Times New Roman"/>
-                <w:i w:val="false"/>
-                <w:b w:val="true"/>
-                <w:u w:val="none"/>
-                <w:strike w:val="false"/>
-                <w:sz w:val="16"/>
-                <w:szCs w:val="16"/>
-                <w:color w:val="000000"/>
-              </w:rPr>
-            </w:pPr>
-            <w:r xmlns:w="http://schemas.openxmlformats.org/wordprocessingml/2006/main" xmlns:wp="http://schemas.openxmlformats.org/drawingml/2006/wordprocessingDrawing" xmlns:r="http://schemas.openxmlformats.org/officeDocument/2006/relationships" xmlns:w14="http://schemas.microsoft.com/office/word/2010/wordml">
-              <w:rPr>
-                <w:rFonts w:ascii="Times New Roman" w:hAnsi="Times New Roman" w:eastAsia="Times New Roman" w:cs="Times New Roman"/>
-                <w:i w:val="false"/>
-                <w:b w:val="true"/>
-                <w:u w:val="none"/>
-                <w:strike w:val="false"/>
-                <w:sz w:val="16"/>
-                <w:szCs w:val="16"/>
+              <w:spacing w:after="0" w:before="0" w:line="240"/>
+              <w:ind w:left="100" w:right="100" w:firstLine="0" w:firstLineChars="0"/>
+              <w:rPr>
+                <w:rFonts w:ascii="Times New Roman" w:hAnsi="Times New Roman" w:eastAsia="Times New Roman" w:cs="Times New Roman"/>
+                <w:i w:val="false"/>
+                <w:b w:val="true"/>
+                <w:u w:val="none"/>
+                <w:strike w:val="false"/>
+                <w:sz w:val="14"/>
+                <w:szCs w:val="14"/>
+                <w:color w:val="000000"/>
+              </w:rPr>
+            </w:pPr>
+            <w:r xmlns:w="http://schemas.openxmlformats.org/wordprocessingml/2006/main" xmlns:wp="http://schemas.openxmlformats.org/drawingml/2006/wordprocessingDrawing" xmlns:r="http://schemas.openxmlformats.org/officeDocument/2006/relationships" xmlns:w14="http://schemas.microsoft.com/office/word/2010/wordml">
+              <w:rPr>
+                <w:rFonts w:ascii="Times New Roman" w:hAnsi="Times New Roman" w:eastAsia="Times New Roman" w:cs="Times New Roman"/>
+                <w:i w:val="false"/>
+                <w:b w:val="true"/>
+                <w:u w:val="none"/>
+                <w:strike w:val="false"/>
+                <w:sz w:val="14"/>
+                <w:szCs w:val="14"/>
                 <w:color w:val="000000"/>
               </w:rPr>
               <w:t xml:space="preserve">0,7</w:t>
@@ -9094,28 +9094,28 @@
                 <w:left w:val="none" w:sz="0" w:space="0" w:color="000000"/>
                 <w:right w:val="none" w:sz="0" w:space="0" w:color="000000"/>
               </w:pBdr>
-              <w:spacing w:after="36" w:before="36" w:line="240"/>
-              <w:ind w:left="100" w:right="100" w:firstLine="0" w:firstLineChars="0"/>
-              <w:rPr>
-                <w:rFonts w:ascii="Times New Roman" w:hAnsi="Times New Roman" w:eastAsia="Times New Roman" w:cs="Times New Roman"/>
-                <w:i w:val="false"/>
-                <w:b w:val="true"/>
-                <w:u w:val="none"/>
-                <w:strike w:val="false"/>
-                <w:sz w:val="16"/>
-                <w:szCs w:val="16"/>
-                <w:color w:val="000000"/>
-              </w:rPr>
-            </w:pPr>
-            <w:r xmlns:w="http://schemas.openxmlformats.org/wordprocessingml/2006/main" xmlns:wp="http://schemas.openxmlformats.org/drawingml/2006/wordprocessingDrawing" xmlns:r="http://schemas.openxmlformats.org/officeDocument/2006/relationships" xmlns:w14="http://schemas.microsoft.com/office/word/2010/wordml">
-              <w:rPr>
-                <w:rFonts w:ascii="Times New Roman" w:hAnsi="Times New Roman" w:eastAsia="Times New Roman" w:cs="Times New Roman"/>
-                <w:i w:val="false"/>
-                <w:b w:val="true"/>
-                <w:u w:val="none"/>
-                <w:strike w:val="false"/>
-                <w:sz w:val="16"/>
-                <w:szCs w:val="16"/>
+              <w:spacing w:after="0" w:before="0" w:line="240"/>
+              <w:ind w:left="100" w:right="100" w:firstLine="0" w:firstLineChars="0"/>
+              <w:rPr>
+                <w:rFonts w:ascii="Times New Roman" w:hAnsi="Times New Roman" w:eastAsia="Times New Roman" w:cs="Times New Roman"/>
+                <w:i w:val="false"/>
+                <w:b w:val="true"/>
+                <w:u w:val="none"/>
+                <w:strike w:val="false"/>
+                <w:sz w:val="14"/>
+                <w:szCs w:val="14"/>
+                <w:color w:val="000000"/>
+              </w:rPr>
+            </w:pPr>
+            <w:r xmlns:w="http://schemas.openxmlformats.org/wordprocessingml/2006/main" xmlns:wp="http://schemas.openxmlformats.org/drawingml/2006/wordprocessingDrawing" xmlns:r="http://schemas.openxmlformats.org/officeDocument/2006/relationships" xmlns:w14="http://schemas.microsoft.com/office/word/2010/wordml">
+              <w:rPr>
+                <w:rFonts w:ascii="Times New Roman" w:hAnsi="Times New Roman" w:eastAsia="Times New Roman" w:cs="Times New Roman"/>
+                <w:i w:val="false"/>
+                <w:b w:val="true"/>
+                <w:u w:val="none"/>
+                <w:strike w:val="false"/>
+                <w:sz w:val="14"/>
+                <w:szCs w:val="14"/>
                 <w:color w:val="000000"/>
               </w:rPr>
               <w:t xml:space="preserve">1,3</w:t>
@@ -9148,28 +9148,28 @@
                 <w:left w:val="none" w:sz="0" w:space="0" w:color="000000"/>
                 <w:right w:val="none" w:sz="0" w:space="0" w:color="000000"/>
               </w:pBdr>
-              <w:spacing w:after="36" w:before="36" w:line="240"/>
-              <w:ind w:left="100" w:right="100" w:firstLine="0" w:firstLineChars="0"/>
-              <w:rPr>
-                <w:rFonts w:ascii="Times New Roman" w:hAnsi="Times New Roman" w:eastAsia="Times New Roman" w:cs="Times New Roman"/>
-                <w:i w:val="false"/>
-                <w:b w:val="true"/>
-                <w:u w:val="none"/>
-                <w:strike w:val="false"/>
-                <w:sz w:val="16"/>
-                <w:szCs w:val="16"/>
-                <w:color w:val="000000"/>
-              </w:rPr>
-            </w:pPr>
-            <w:r xmlns:w="http://schemas.openxmlformats.org/wordprocessingml/2006/main" xmlns:wp="http://schemas.openxmlformats.org/drawingml/2006/wordprocessingDrawing" xmlns:r="http://schemas.openxmlformats.org/officeDocument/2006/relationships" xmlns:w14="http://schemas.microsoft.com/office/word/2010/wordml">
-              <w:rPr>
-                <w:rFonts w:ascii="Times New Roman" w:hAnsi="Times New Roman" w:eastAsia="Times New Roman" w:cs="Times New Roman"/>
-                <w:i w:val="false"/>
-                <w:b w:val="true"/>
-                <w:u w:val="none"/>
-                <w:strike w:val="false"/>
-                <w:sz w:val="16"/>
-                <w:szCs w:val="16"/>
+              <w:spacing w:after="0" w:before="0" w:line="240"/>
+              <w:ind w:left="100" w:right="100" w:firstLine="0" w:firstLineChars="0"/>
+              <w:rPr>
+                <w:rFonts w:ascii="Times New Roman" w:hAnsi="Times New Roman" w:eastAsia="Times New Roman" w:cs="Times New Roman"/>
+                <w:i w:val="false"/>
+                <w:b w:val="true"/>
+                <w:u w:val="none"/>
+                <w:strike w:val="false"/>
+                <w:sz w:val="14"/>
+                <w:szCs w:val="14"/>
+                <w:color w:val="000000"/>
+              </w:rPr>
+            </w:pPr>
+            <w:r xmlns:w="http://schemas.openxmlformats.org/wordprocessingml/2006/main" xmlns:wp="http://schemas.openxmlformats.org/drawingml/2006/wordprocessingDrawing" xmlns:r="http://schemas.openxmlformats.org/officeDocument/2006/relationships" xmlns:w14="http://schemas.microsoft.com/office/word/2010/wordml">
+              <w:rPr>
+                <w:rFonts w:ascii="Times New Roman" w:hAnsi="Times New Roman" w:eastAsia="Times New Roman" w:cs="Times New Roman"/>
+                <w:i w:val="false"/>
+                <w:b w:val="true"/>
+                <w:u w:val="none"/>
+                <w:strike w:val="false"/>
+                <w:sz w:val="14"/>
+                <w:szCs w:val="14"/>
                 <w:color w:val="000000"/>
               </w:rPr>
               <w:t xml:space="preserve">1,2</w:t>
@@ -9202,28 +9202,28 @@
                 <w:left w:val="none" w:sz="0" w:space="0" w:color="000000"/>
                 <w:right w:val="none" w:sz="0" w:space="0" w:color="000000"/>
               </w:pBdr>
-              <w:spacing w:after="36" w:before="36" w:line="240"/>
-              <w:ind w:left="100" w:right="100" w:firstLine="0" w:firstLineChars="0"/>
-              <w:rPr>
-                <w:rFonts w:ascii="Times New Roman" w:hAnsi="Times New Roman" w:eastAsia="Times New Roman" w:cs="Times New Roman"/>
-                <w:i w:val="false"/>
-                <w:b w:val="true"/>
-                <w:u w:val="none"/>
-                <w:strike w:val="false"/>
-                <w:sz w:val="16"/>
-                <w:szCs w:val="16"/>
-                <w:color w:val="000000"/>
-              </w:rPr>
-            </w:pPr>
-            <w:r xmlns:w="http://schemas.openxmlformats.org/wordprocessingml/2006/main" xmlns:wp="http://schemas.openxmlformats.org/drawingml/2006/wordprocessingDrawing" xmlns:r="http://schemas.openxmlformats.org/officeDocument/2006/relationships" xmlns:w14="http://schemas.microsoft.com/office/word/2010/wordml">
-              <w:rPr>
-                <w:rFonts w:ascii="Times New Roman" w:hAnsi="Times New Roman" w:eastAsia="Times New Roman" w:cs="Times New Roman"/>
-                <w:i w:val="false"/>
-                <w:b w:val="true"/>
-                <w:u w:val="none"/>
-                <w:strike w:val="false"/>
-                <w:sz w:val="16"/>
-                <w:szCs w:val="16"/>
+              <w:spacing w:after="0" w:before="0" w:line="240"/>
+              <w:ind w:left="100" w:right="100" w:firstLine="0" w:firstLineChars="0"/>
+              <w:rPr>
+                <w:rFonts w:ascii="Times New Roman" w:hAnsi="Times New Roman" w:eastAsia="Times New Roman" w:cs="Times New Roman"/>
+                <w:i w:val="false"/>
+                <w:b w:val="true"/>
+                <w:u w:val="none"/>
+                <w:strike w:val="false"/>
+                <w:sz w:val="14"/>
+                <w:szCs w:val="14"/>
+                <w:color w:val="000000"/>
+              </w:rPr>
+            </w:pPr>
+            <w:r xmlns:w="http://schemas.openxmlformats.org/wordprocessingml/2006/main" xmlns:wp="http://schemas.openxmlformats.org/drawingml/2006/wordprocessingDrawing" xmlns:r="http://schemas.openxmlformats.org/officeDocument/2006/relationships" xmlns:w14="http://schemas.microsoft.com/office/word/2010/wordml">
+              <w:rPr>
+                <w:rFonts w:ascii="Times New Roman" w:hAnsi="Times New Roman" w:eastAsia="Times New Roman" w:cs="Times New Roman"/>
+                <w:i w:val="false"/>
+                <w:b w:val="true"/>
+                <w:u w:val="none"/>
+                <w:strike w:val="false"/>
+                <w:sz w:val="14"/>
+                <w:szCs w:val="14"/>
                 <w:color w:val="000000"/>
               </w:rPr>
               <w:t xml:space="preserve">121,4</w:t>
@@ -9256,28 +9256,28 @@
                 <w:left w:val="none" w:sz="0" w:space="0" w:color="000000"/>
                 <w:right w:val="none" w:sz="0" w:space="0" w:color="000000"/>
               </w:pBdr>
-              <w:spacing w:after="36" w:before="36" w:line="240"/>
-              <w:ind w:left="100" w:right="100" w:firstLine="0" w:firstLineChars="0"/>
-              <w:rPr>
-                <w:rFonts w:ascii="Times New Roman" w:hAnsi="Times New Roman" w:eastAsia="Times New Roman" w:cs="Times New Roman"/>
-                <w:i w:val="false"/>
-                <w:b w:val="true"/>
-                <w:u w:val="none"/>
-                <w:strike w:val="false"/>
-                <w:sz w:val="16"/>
-                <w:szCs w:val="16"/>
-                <w:color w:val="000000"/>
-              </w:rPr>
-            </w:pPr>
-            <w:r xmlns:w="http://schemas.openxmlformats.org/wordprocessingml/2006/main" xmlns:wp="http://schemas.openxmlformats.org/drawingml/2006/wordprocessingDrawing" xmlns:r="http://schemas.openxmlformats.org/officeDocument/2006/relationships" xmlns:w14="http://schemas.microsoft.com/office/word/2010/wordml">
-              <w:rPr>
-                <w:rFonts w:ascii="Times New Roman" w:hAnsi="Times New Roman" w:eastAsia="Times New Roman" w:cs="Times New Roman"/>
-                <w:i w:val="false"/>
-                <w:b w:val="true"/>
-                <w:u w:val="none"/>
-                <w:strike w:val="false"/>
-                <w:sz w:val="16"/>
-                <w:szCs w:val="16"/>
+              <w:spacing w:after="0" w:before="0" w:line="240"/>
+              <w:ind w:left="100" w:right="100" w:firstLine="0" w:firstLineChars="0"/>
+              <w:rPr>
+                <w:rFonts w:ascii="Times New Roman" w:hAnsi="Times New Roman" w:eastAsia="Times New Roman" w:cs="Times New Roman"/>
+                <w:i w:val="false"/>
+                <w:b w:val="true"/>
+                <w:u w:val="none"/>
+                <w:strike w:val="false"/>
+                <w:sz w:val="14"/>
+                <w:szCs w:val="14"/>
+                <w:color w:val="000000"/>
+              </w:rPr>
+            </w:pPr>
+            <w:r xmlns:w="http://schemas.openxmlformats.org/wordprocessingml/2006/main" xmlns:wp="http://schemas.openxmlformats.org/drawingml/2006/wordprocessingDrawing" xmlns:r="http://schemas.openxmlformats.org/officeDocument/2006/relationships" xmlns:w14="http://schemas.microsoft.com/office/word/2010/wordml">
+              <w:rPr>
+                <w:rFonts w:ascii="Times New Roman" w:hAnsi="Times New Roman" w:eastAsia="Times New Roman" w:cs="Times New Roman"/>
+                <w:i w:val="false"/>
+                <w:b w:val="true"/>
+                <w:u w:val="none"/>
+                <w:strike w:val="false"/>
+                <w:sz w:val="14"/>
+                <w:szCs w:val="14"/>
                 <w:color w:val="000000"/>
               </w:rPr>
               <w:t xml:space="preserve">120,0</w:t>
@@ -9310,28 +9310,28 @@
                 <w:left w:val="none" w:sz="0" w:space="0" w:color="000000"/>
                 <w:right w:val="none" w:sz="0" w:space="0" w:color="000000"/>
               </w:pBdr>
-              <w:spacing w:after="36" w:before="36" w:line="240"/>
-              <w:ind w:left="100" w:right="100" w:firstLine="0" w:firstLineChars="0"/>
-              <w:rPr>
-                <w:rFonts w:ascii="Times New Roman" w:hAnsi="Times New Roman" w:eastAsia="Times New Roman" w:cs="Times New Roman"/>
-                <w:i w:val="false"/>
-                <w:b w:val="true"/>
-                <w:u w:val="none"/>
-                <w:strike w:val="false"/>
-                <w:sz w:val="16"/>
-                <w:szCs w:val="16"/>
-                <w:color w:val="000000"/>
-              </w:rPr>
-            </w:pPr>
-            <w:r xmlns:w="http://schemas.openxmlformats.org/wordprocessingml/2006/main" xmlns:wp="http://schemas.openxmlformats.org/drawingml/2006/wordprocessingDrawing" xmlns:r="http://schemas.openxmlformats.org/officeDocument/2006/relationships" xmlns:w14="http://schemas.microsoft.com/office/word/2010/wordml">
-              <w:rPr>
-                <w:rFonts w:ascii="Times New Roman" w:hAnsi="Times New Roman" w:eastAsia="Times New Roman" w:cs="Times New Roman"/>
-                <w:i w:val="false"/>
-                <w:b w:val="true"/>
-                <w:u w:val="none"/>
-                <w:strike w:val="false"/>
-                <w:sz w:val="16"/>
-                <w:szCs w:val="16"/>
+              <w:spacing w:after="0" w:before="0" w:line="240"/>
+              <w:ind w:left="100" w:right="100" w:firstLine="0" w:firstLineChars="0"/>
+              <w:rPr>
+                <w:rFonts w:ascii="Times New Roman" w:hAnsi="Times New Roman" w:eastAsia="Times New Roman" w:cs="Times New Roman"/>
+                <w:i w:val="false"/>
+                <w:b w:val="true"/>
+                <w:u w:val="none"/>
+                <w:strike w:val="false"/>
+                <w:sz w:val="14"/>
+                <w:szCs w:val="14"/>
+                <w:color w:val="000000"/>
+              </w:rPr>
+            </w:pPr>
+            <w:r xmlns:w="http://schemas.openxmlformats.org/wordprocessingml/2006/main" xmlns:wp="http://schemas.openxmlformats.org/drawingml/2006/wordprocessingDrawing" xmlns:r="http://schemas.openxmlformats.org/officeDocument/2006/relationships" xmlns:w14="http://schemas.microsoft.com/office/word/2010/wordml">
+              <w:rPr>
+                <w:rFonts w:ascii="Times New Roman" w:hAnsi="Times New Roman" w:eastAsia="Times New Roman" w:cs="Times New Roman"/>
+                <w:i w:val="false"/>
+                <w:b w:val="true"/>
+                <w:u w:val="none"/>
+                <w:strike w:val="false"/>
+                <w:sz w:val="14"/>
+                <w:szCs w:val="14"/>
                 <w:color w:val="000000"/>
               </w:rPr>
               <w:t xml:space="preserve">119,6</w:t>
@@ -9364,28 +9364,28 @@
                 <w:left w:val="none" w:sz="0" w:space="0" w:color="000000"/>
                 <w:right w:val="none" w:sz="0" w:space="0" w:color="000000"/>
               </w:pBdr>
-              <w:spacing w:after="36" w:before="36" w:line="240"/>
-              <w:ind w:left="100" w:right="100" w:firstLine="0" w:firstLineChars="0"/>
-              <w:rPr>
-                <w:rFonts w:ascii="Times New Roman" w:hAnsi="Times New Roman" w:eastAsia="Times New Roman" w:cs="Times New Roman"/>
-                <w:i w:val="false"/>
-                <w:b w:val="true"/>
-                <w:u w:val="none"/>
-                <w:strike w:val="false"/>
-                <w:sz w:val="16"/>
-                <w:szCs w:val="16"/>
-                <w:color w:val="000000"/>
-              </w:rPr>
-            </w:pPr>
-            <w:r xmlns:w="http://schemas.openxmlformats.org/wordprocessingml/2006/main" xmlns:wp="http://schemas.openxmlformats.org/drawingml/2006/wordprocessingDrawing" xmlns:r="http://schemas.openxmlformats.org/officeDocument/2006/relationships" xmlns:w14="http://schemas.microsoft.com/office/word/2010/wordml">
-              <w:rPr>
-                <w:rFonts w:ascii="Times New Roman" w:hAnsi="Times New Roman" w:eastAsia="Times New Roman" w:cs="Times New Roman"/>
-                <w:i w:val="false"/>
-                <w:b w:val="true"/>
-                <w:u w:val="none"/>
-                <w:strike w:val="false"/>
-                <w:sz w:val="16"/>
-                <w:szCs w:val="16"/>
+              <w:spacing w:after="0" w:before="0" w:line="240"/>
+              <w:ind w:left="100" w:right="100" w:firstLine="0" w:firstLineChars="0"/>
+              <w:rPr>
+                <w:rFonts w:ascii="Times New Roman" w:hAnsi="Times New Roman" w:eastAsia="Times New Roman" w:cs="Times New Roman"/>
+                <w:i w:val="false"/>
+                <w:b w:val="true"/>
+                <w:u w:val="none"/>
+                <w:strike w:val="false"/>
+                <w:sz w:val="14"/>
+                <w:szCs w:val="14"/>
+                <w:color w:val="000000"/>
+              </w:rPr>
+            </w:pPr>
+            <w:r xmlns:w="http://schemas.openxmlformats.org/wordprocessingml/2006/main" xmlns:wp="http://schemas.openxmlformats.org/drawingml/2006/wordprocessingDrawing" xmlns:r="http://schemas.openxmlformats.org/officeDocument/2006/relationships" xmlns:w14="http://schemas.microsoft.com/office/word/2010/wordml">
+              <w:rPr>
+                <w:rFonts w:ascii="Times New Roman" w:hAnsi="Times New Roman" w:eastAsia="Times New Roman" w:cs="Times New Roman"/>
+                <w:i w:val="false"/>
+                <w:b w:val="true"/>
+                <w:u w:val="none"/>
+                <w:strike w:val="false"/>
+                <w:sz w:val="14"/>
+                <w:szCs w:val="14"/>
                 <w:color w:val="000000"/>
               </w:rPr>
               <w:t xml:space="preserve">119,8</w:t>
@@ -9418,28 +9418,28 @@
                 <w:left w:val="none" w:sz="0" w:space="0" w:color="000000"/>
                 <w:right w:val="none" w:sz="0" w:space="0" w:color="000000"/>
               </w:pBdr>
-              <w:spacing w:after="36" w:before="36" w:line="240"/>
-              <w:ind w:left="100" w:right="100" w:firstLine="0" w:firstLineChars="0"/>
-              <w:rPr>
-                <w:rFonts w:ascii="Times New Roman" w:hAnsi="Times New Roman" w:eastAsia="Times New Roman" w:cs="Times New Roman"/>
-                <w:i w:val="false"/>
-                <w:b w:val="true"/>
-                <w:u w:val="none"/>
-                <w:strike w:val="false"/>
-                <w:sz w:val="16"/>
-                <w:szCs w:val="16"/>
-                <w:color w:val="000000"/>
-              </w:rPr>
-            </w:pPr>
-            <w:r xmlns:w="http://schemas.openxmlformats.org/wordprocessingml/2006/main" xmlns:wp="http://schemas.openxmlformats.org/drawingml/2006/wordprocessingDrawing" xmlns:r="http://schemas.openxmlformats.org/officeDocument/2006/relationships" xmlns:w14="http://schemas.microsoft.com/office/word/2010/wordml">
-              <w:rPr>
-                <w:rFonts w:ascii="Times New Roman" w:hAnsi="Times New Roman" w:eastAsia="Times New Roman" w:cs="Times New Roman"/>
-                <w:i w:val="false"/>
-                <w:b w:val="true"/>
-                <w:u w:val="none"/>
-                <w:strike w:val="false"/>
-                <w:sz w:val="16"/>
-                <w:szCs w:val="16"/>
+              <w:spacing w:after="0" w:before="0" w:line="240"/>
+              <w:ind w:left="100" w:right="100" w:firstLine="0" w:firstLineChars="0"/>
+              <w:rPr>
+                <w:rFonts w:ascii="Times New Roman" w:hAnsi="Times New Roman" w:eastAsia="Times New Roman" w:cs="Times New Roman"/>
+                <w:i w:val="false"/>
+                <w:b w:val="true"/>
+                <w:u w:val="none"/>
+                <w:strike w:val="false"/>
+                <w:sz w:val="14"/>
+                <w:szCs w:val="14"/>
+                <w:color w:val="000000"/>
+              </w:rPr>
+            </w:pPr>
+            <w:r xmlns:w="http://schemas.openxmlformats.org/wordprocessingml/2006/main" xmlns:wp="http://schemas.openxmlformats.org/drawingml/2006/wordprocessingDrawing" xmlns:r="http://schemas.openxmlformats.org/officeDocument/2006/relationships" xmlns:w14="http://schemas.microsoft.com/office/word/2010/wordml">
+              <w:rPr>
+                <w:rFonts w:ascii="Times New Roman" w:hAnsi="Times New Roman" w:eastAsia="Times New Roman" w:cs="Times New Roman"/>
+                <w:i w:val="false"/>
+                <w:b w:val="true"/>
+                <w:u w:val="none"/>
+                <w:strike w:val="false"/>
+                <w:sz w:val="14"/>
+                <w:szCs w:val="14"/>
                 <w:color w:val="000000"/>
               </w:rPr>
               <w:t xml:space="preserve">120,5</w:t>
@@ -9472,28 +9472,28 @@
                 <w:left w:val="none" w:sz="0" w:space="0" w:color="000000"/>
                 <w:right w:val="none" w:sz="0" w:space="0" w:color="000000"/>
               </w:pBdr>
-              <w:spacing w:after="36" w:before="36" w:line="240"/>
-              <w:ind w:left="100" w:right="100" w:firstLine="0" w:firstLineChars="0"/>
-              <w:rPr>
-                <w:rFonts w:ascii="Times New Roman" w:hAnsi="Times New Roman" w:eastAsia="Times New Roman" w:cs="Times New Roman"/>
-                <w:i w:val="false"/>
-                <w:b w:val="true"/>
-                <w:u w:val="none"/>
-                <w:strike w:val="false"/>
-                <w:sz w:val="16"/>
-                <w:szCs w:val="16"/>
-                <w:color w:val="000000"/>
-              </w:rPr>
-            </w:pPr>
-            <w:r xmlns:w="http://schemas.openxmlformats.org/wordprocessingml/2006/main" xmlns:wp="http://schemas.openxmlformats.org/drawingml/2006/wordprocessingDrawing" xmlns:r="http://schemas.openxmlformats.org/officeDocument/2006/relationships" xmlns:w14="http://schemas.microsoft.com/office/word/2010/wordml">
-              <w:rPr>
-                <w:rFonts w:ascii="Times New Roman" w:hAnsi="Times New Roman" w:eastAsia="Times New Roman" w:cs="Times New Roman"/>
-                <w:i w:val="false"/>
-                <w:b w:val="true"/>
-                <w:u w:val="none"/>
-                <w:strike w:val="false"/>
-                <w:sz w:val="16"/>
-                <w:szCs w:val="16"/>
+              <w:spacing w:after="0" w:before="0" w:line="240"/>
+              <w:ind w:left="100" w:right="100" w:firstLine="0" w:firstLineChars="0"/>
+              <w:rPr>
+                <w:rFonts w:ascii="Times New Roman" w:hAnsi="Times New Roman" w:eastAsia="Times New Roman" w:cs="Times New Roman"/>
+                <w:i w:val="false"/>
+                <w:b w:val="true"/>
+                <w:u w:val="none"/>
+                <w:strike w:val="false"/>
+                <w:sz w:val="14"/>
+                <w:szCs w:val="14"/>
+                <w:color w:val="000000"/>
+              </w:rPr>
+            </w:pPr>
+            <w:r xmlns:w="http://schemas.openxmlformats.org/wordprocessingml/2006/main" xmlns:wp="http://schemas.openxmlformats.org/drawingml/2006/wordprocessingDrawing" xmlns:r="http://schemas.openxmlformats.org/officeDocument/2006/relationships" xmlns:w14="http://schemas.microsoft.com/office/word/2010/wordml">
+              <w:rPr>
+                <w:rFonts w:ascii="Times New Roman" w:hAnsi="Times New Roman" w:eastAsia="Times New Roman" w:cs="Times New Roman"/>
+                <w:i w:val="false"/>
+                <w:b w:val="true"/>
+                <w:u w:val="none"/>
+                <w:strike w:val="false"/>
+                <w:sz w:val="14"/>
+                <w:szCs w:val="14"/>
                 <w:color w:val="000000"/>
               </w:rPr>
               <w:t xml:space="preserve">100,000</w:t>
@@ -9526,28 +9526,28 @@
                 <w:left w:val="none" w:sz="0" w:space="0" w:color="000000"/>
                 <w:right w:val="none" w:sz="0" w:space="0" w:color="000000"/>
               </w:pBdr>
-              <w:spacing w:after="36" w:before="36" w:line="240"/>
-              <w:ind w:left="100" w:right="100" w:firstLine="0" w:firstLineChars="0"/>
-              <w:rPr>
-                <w:rFonts w:ascii="Times New Roman" w:hAnsi="Times New Roman" w:eastAsia="Times New Roman" w:cs="Times New Roman"/>
-                <w:i w:val="false"/>
-                <w:b w:val="true"/>
-                <w:u w:val="none"/>
-                <w:strike w:val="false"/>
-                <w:sz w:val="16"/>
-                <w:szCs w:val="16"/>
-                <w:color w:val="000000"/>
-              </w:rPr>
-            </w:pPr>
-            <w:r xmlns:w="http://schemas.openxmlformats.org/wordprocessingml/2006/main" xmlns:wp="http://schemas.openxmlformats.org/drawingml/2006/wordprocessingDrawing" xmlns:r="http://schemas.openxmlformats.org/officeDocument/2006/relationships" xmlns:w14="http://schemas.microsoft.com/office/word/2010/wordml">
-              <w:rPr>
-                <w:rFonts w:ascii="Times New Roman" w:hAnsi="Times New Roman" w:eastAsia="Times New Roman" w:cs="Times New Roman"/>
-                <w:i w:val="false"/>
-                <w:b w:val="true"/>
-                <w:u w:val="none"/>
-                <w:strike w:val="false"/>
-                <w:sz w:val="16"/>
-                <w:szCs w:val="16"/>
+              <w:spacing w:after="0" w:before="0" w:line="240"/>
+              <w:ind w:left="100" w:right="100" w:firstLine="0" w:firstLineChars="0"/>
+              <w:rPr>
+                <w:rFonts w:ascii="Times New Roman" w:hAnsi="Times New Roman" w:eastAsia="Times New Roman" w:cs="Times New Roman"/>
+                <w:i w:val="false"/>
+                <w:b w:val="true"/>
+                <w:u w:val="none"/>
+                <w:strike w:val="false"/>
+                <w:sz w:val="14"/>
+                <w:szCs w:val="14"/>
+                <w:color w:val="000000"/>
+              </w:rPr>
+            </w:pPr>
+            <w:r xmlns:w="http://schemas.openxmlformats.org/wordprocessingml/2006/main" xmlns:wp="http://schemas.openxmlformats.org/drawingml/2006/wordprocessingDrawing" xmlns:r="http://schemas.openxmlformats.org/officeDocument/2006/relationships" xmlns:w14="http://schemas.microsoft.com/office/word/2010/wordml">
+              <w:rPr>
+                <w:rFonts w:ascii="Times New Roman" w:hAnsi="Times New Roman" w:eastAsia="Times New Roman" w:cs="Times New Roman"/>
+                <w:i w:val="false"/>
+                <w:b w:val="true"/>
+                <w:u w:val="none"/>
+                <w:strike w:val="false"/>
+                <w:sz w:val="14"/>
+                <w:szCs w:val="14"/>
                 <w:color w:val="000000"/>
               </w:rPr>
               <w:t xml:space="preserve">الرقم الاستدلالي العام</w:t>
@@ -9561,7 +9561,7 @@
         <w:pStyle w:val="ipcpara0"/>
       </w:pPr>
       <w:r>
-        <w:t xml:space="preserve">المصدر: المندوبية السامية للتخطيط، مديرية الإحصاء -البحث الوطني حول الأثمان عند الاستهلاك</w:t>
+        <w:t xml:space="preserve">المندوبية السامية للتخطيط، مديرية الإحصاء -البحث الوطني حول الأثمان عند الاستهلاك</w:t>
       </w:r>
     </w:p>
     <w:sectPr>
